--- a/downloads/teacher/ai-4-week-16.docx
+++ b/downloads/teacher/ai-4-week-16.docx
@@ -3018,6 +3018,396 @@
         <w:t>For your Responsible Plant Classifier, save the input, procedure, observed result and limitation of this check. Label this worked example as practice; use a different, previously unreviewed case when checking independent understanding.</w:t>
       </w:r>
     </w:p>
+    <w:p>
+      <w:pPr>
+        <w:pStyle w:val="Heading1"/>
+      </w:pPr>
+      <w:r>
+        <w:t>07. Prepare, teach and assess</w:t>
+      </w:r>
+    </w:p>
+    <w:p>
+      <w:r>
+        <w:t>Teaching target: Explain why overall accuracy can hide failure on a less common class</w:t>
+      </w:r>
+    </w:p>
+    <w:p>
+      <w:r>
+        <w:t>Prepare the labelled worked-case picture, the matching workbook, fictional input cards and a place for individual responses. Check a local Python 3 environment before class; have a paper-trace version ready.</w:t>
+      </w:r>
+    </w:p>
+    <w:tbl>
+      <w:tblPr>
+        <w:tblStyle w:val="LightShading-Accent1"/>
+        <w:tblW w:type="auto" w:w="0"/>
+        <w:tblLook w:firstColumn="1" w:firstRow="1" w:lastColumn="0" w:lastRow="0" w:noHBand="0" w:noVBand="1" w:val="04A0"/>
+      </w:tblPr>
+      <w:tblGrid>
+        <w:gridCol w:w="3408"/>
+        <w:gridCol w:w="3408"/>
+        <w:gridCol w:w="3408"/>
+      </w:tblGrid>
+      <w:tr>
+        <w:trPr>
+          <w:tblHeader/>
+        </w:trPr>
+        <w:tc>
+          <w:tcPr>
+            <w:tcW w:type="dxa" w:w="3408"/>
+          </w:tcPr>
+          <w:p>
+            <w:r>
+              <w:t>Session</w:t>
+            </w:r>
+          </w:p>
+        </w:tc>
+        <w:tc>
+          <w:tcPr>
+            <w:tcW w:type="dxa" w:w="3408"/>
+          </w:tcPr>
+          <w:p>
+            <w:r>
+              <w:t>Plan</w:t>
+            </w:r>
+          </w:p>
+        </w:tc>
+        <w:tc>
+          <w:tcPr>
+            <w:tcW w:type="dxa" w:w="3408"/>
+          </w:tcPr>
+          <w:p>
+            <w:r>
+              <w:t>Resources</w:t>
+            </w:r>
+          </w:p>
+        </w:tc>
+      </w:tr>
+      <w:tr>
+        <w:tc>
+          <w:tcPr>
+            <w:tcW w:type="dxa" w:w="3408"/>
+          </w:tcPr>
+          <w:p>
+            <w:r>
+              <w:t>Session 1 · Understand · 45 min</w:t>
+            </w:r>
+          </w:p>
+        </w:tc>
+        <w:tc>
+          <w:tcPr>
+            <w:tcW w:type="dxa" w:w="3408"/>
+          </w:tcPr>
+          <w:p>
+            <w:r>
+              <w:t>0–7: recall and prerequisite; 7–15: inspect the concrete case and predict; 15–30: teacher models the worked trace; 30–40: learners explain a step using the text and visual; 40–45: check the core idea.</w:t>
+            </w:r>
+          </w:p>
+        </w:tc>
+        <w:tc>
+          <w:tcPr>
+            <w:tcW w:type="dxa" w:w="3408"/>
+          </w:tcPr>
+          <w:p>
+            <w:r>
+              <w:t>Sections 1–6; record the brief recall in the workbook.</w:t>
+            </w:r>
+          </w:p>
+        </w:tc>
+      </w:tr>
+      <w:tr>
+        <w:tc>
+          <w:tcPr>
+            <w:tcW w:type="dxa" w:w="3408"/>
+          </w:tcPr>
+          <w:p>
+            <w:r>
+              <w:t>Session 2 · Practise · 45 min</w:t>
+            </w:r>
+          </w:p>
+        </w:tc>
+        <w:tc>
+          <w:tcPr>
+            <w:tcW w:type="dxa" w:w="3408"/>
+          </w:tcPr>
+          <w:p>
+            <w:r>
+              <w:t>0–5: retrieve the procedure; 5–15: W2 completion practice; 15–23: explain and check with a partner; 23–30: each learner answers the misconception check; 30–40: targeted reteaching or a harder variation; 40–45: prepare the investigation.</w:t>
+            </w:r>
+          </w:p>
+        </w:tc>
+        <w:tc>
+          <w:tcPr>
+            <w:tcW w:type="dxa" w:w="3408"/>
+          </w:tcPr>
+          <w:p>
+            <w:r>
+              <w:t>Sections 7–10; use the matching workbook W2 and misconception check.</w:t>
+            </w:r>
+          </w:p>
+        </w:tc>
+      </w:tr>
+      <w:tr>
+        <w:tc>
+          <w:tcPr>
+            <w:tcW w:type="dxa" w:w="3408"/>
+          </w:tcPr>
+          <w:p>
+            <w:r>
+              <w:t>Session 3 · Investigate and transfer · 45 min</w:t>
+            </w:r>
+          </w:p>
+        </w:tc>
+        <w:tc>
+          <w:tcPr>
+            <w:tcW w:type="dxa" w:w="3408"/>
+          </w:tcPr>
+          <w:p>
+            <w:r>
+              <w:t>0–5: retrieve the decision rule; 5–20: investigate or trace; 20–30: start the independent case; 30–38: connect the project; 38–43: act on feedback; 43–45: plan the return check.</w:t>
+            </w:r>
+          </w:p>
+        </w:tc>
+        <w:tc>
+          <w:tcPr>
+            <w:tcW w:type="dxa" w:w="3408"/>
+          </w:tcPr>
+          <w:p>
+            <w:r>
+              <w:t>Sections 9 and 11–14. Give extra time to finish the full task set; use Section 15 when the week includes a coding lab.</w:t>
+            </w:r>
+          </w:p>
+        </w:tc>
+      </w:tr>
+    </w:tbl>
+    <w:p>
+      <w:r>
+        <w:t>Before class, solve the supported practice: For the worked candidate [[12,4],[0,4]], give ordinary accuracy, both class-specific correct fractions, balanced accuracy, false positives and false negatives. Compare with the baseline.</w:t>
+      </w:r>
+    </w:p>
+    <w:p>
+      <w:r>
+        <w:t>Reasoned practice answer: Accuracy 16/20=80 percent. Clear fraction 12/16=75 percent; blocked fraction 4/4=100 percent; balanced accuracy (75+100)/2=87.5 percent. FP=4,FN=0. Baseline accuracy is also 80 percent but balanced accuracy is 50 percent with FP=0,FN=4.</w:t>
+      </w:r>
+    </w:p>
+    <w:p>
+      <w:r>
+        <w:t>Check every learner before discussion: Use the worked case for Accuracy and class imbalance. Proposed explanation: “High accuracy means both classes work well”. Decide whether this explanation is supported. Point to the step or supplied fact that decides; explain your repair if needed.</w:t>
+      </w:r>
+    </w:p>
+    <w:p>
+      <w:r>
+        <w:t>Misconception repair: A common class can dominate the overall count. Inspect each reference-class denominator and its errors.</w:t>
+      </w:r>
+    </w:p>
+    <w:p>
+      <w:r>
+        <w:t>Support: read the exact case aloud, enlarge the labelled picture, supply input cards and model only the first deciding step. Accept a spoken explanation or drawing; retain the reasoning goal.</w:t>
+      </w:r>
+    </w:p>
+    <w:p>
+      <w:r>
+        <w:t>Extension: The candidate’s three false alarms are corrected without changing its detections. Require a prediction and a reason before comparing. Expected result: Candidate accuracy becomes20/20 with spotted recall still100% in this toy set. Reason: False alarms move from FP to TN; neither TP nor FN changes.</w:t>
+      </w:r>
+    </w:p>
+    <w:p>
+      <w:r>
+        <w:t>Independent assessment: withhold the reserved answer until the learner has attempted the new case. Record support separately from correctness.</w:t>
+      </w:r>
+    </w:p>
+    <w:tbl>
+      <w:tblPr>
+        <w:tblStyle w:val="LightShading-Accent1"/>
+        <w:tblW w:type="auto" w:w="0"/>
+        <w:tblLook w:firstColumn="1" w:firstRow="1" w:lastColumn="0" w:lastRow="0" w:noHBand="0" w:noVBand="1" w:val="04A0"/>
+      </w:tblPr>
+      <w:tblGrid>
+        <w:gridCol w:w="2556"/>
+        <w:gridCol w:w="2556"/>
+        <w:gridCol w:w="2556"/>
+        <w:gridCol w:w="2556"/>
+      </w:tblGrid>
+      <w:tr>
+        <w:trPr>
+          <w:tblHeader/>
+        </w:trPr>
+        <w:tc>
+          <w:tcPr>
+            <w:tcW w:type="dxa" w:w="2556"/>
+          </w:tcPr>
+          <w:p>
+            <w:r>
+              <w:t>Criterion</w:t>
+            </w:r>
+          </w:p>
+        </w:tc>
+        <w:tc>
+          <w:tcPr>
+            <w:tcW w:type="dxa" w:w="2556"/>
+          </w:tcPr>
+          <w:p>
+            <w:r>
+              <w:t>Not yet</w:t>
+            </w:r>
+          </w:p>
+        </w:tc>
+        <w:tc>
+          <w:tcPr>
+            <w:tcW w:type="dxa" w:w="2556"/>
+          </w:tcPr>
+          <w:p>
+            <w:r>
+              <w:t>With support</w:t>
+            </w:r>
+          </w:p>
+        </w:tc>
+        <w:tc>
+          <w:tcPr>
+            <w:tcW w:type="dxa" w:w="2556"/>
+          </w:tcPr>
+          <w:p>
+            <w:r>
+              <w:t>Independent</w:t>
+            </w:r>
+          </w:p>
+        </w:tc>
+      </w:tr>
+      <w:tr>
+        <w:tc>
+          <w:tcPr>
+            <w:tcW w:type="dxa" w:w="2556"/>
+          </w:tcPr>
+          <w:p>
+            <w:r>
+              <w:t>Explanation</w:t>
+            </w:r>
+          </w:p>
+        </w:tc>
+        <w:tc>
+          <w:tcPr>
+            <w:tcW w:type="dxa" w:w="2556"/>
+          </w:tcPr>
+          <w:p>
+            <w:r>
+              <w:t>Names an answer without a deciding fact</w:t>
+            </w:r>
+          </w:p>
+        </w:tc>
+        <w:tc>
+          <w:tcPr>
+            <w:tcW w:type="dxa" w:w="2556"/>
+          </w:tcPr>
+          <w:p>
+            <w:r>
+              <w:t>Uses a hint to link fact and decision</w:t>
+            </w:r>
+          </w:p>
+        </w:tc>
+        <w:tc>
+          <w:tcPr>
+            <w:tcW w:type="dxa" w:w="2556"/>
+          </w:tcPr>
+          <w:p>
+            <w:r>
+              <w:t>Explains the deciding fact in own words</w:t>
+            </w:r>
+          </w:p>
+        </w:tc>
+      </w:tr>
+      <w:tr>
+        <w:tc>
+          <w:tcPr>
+            <w:tcW w:type="dxa" w:w="2556"/>
+          </w:tcPr>
+          <w:p>
+            <w:r>
+              <w:t>Trace or test</w:t>
+            </w:r>
+          </w:p>
+        </w:tc>
+        <w:tc>
+          <w:tcPr>
+            <w:tcW w:type="dxa" w:w="2556"/>
+          </w:tcPr>
+          <w:p>
+            <w:r>
+              <w:t>Cannot connect input and result</w:t>
+            </w:r>
+          </w:p>
+        </w:tc>
+        <w:tc>
+          <w:tcPr>
+            <w:tcW w:type="dxa" w:w="2556"/>
+          </w:tcPr>
+          <w:p>
+            <w:r>
+              <w:t>Completes steps with prompts</w:t>
+            </w:r>
+          </w:p>
+        </w:tc>
+        <w:tc>
+          <w:tcPr>
+            <w:tcW w:type="dxa" w:w="2556"/>
+          </w:tcPr>
+          <w:p>
+            <w:r>
+              <w:t>Traces or tests a changed case accurately</w:t>
+            </w:r>
+          </w:p>
+        </w:tc>
+      </w:tr>
+      <w:tr>
+        <w:tc>
+          <w:tcPr>
+            <w:tcW w:type="dxa" w:w="2556"/>
+          </w:tcPr>
+          <w:p>
+            <w:r>
+              <w:t>Limits and revision</w:t>
+            </w:r>
+          </w:p>
+        </w:tc>
+        <w:tc>
+          <w:tcPr>
+            <w:tcW w:type="dxa" w:w="2556"/>
+          </w:tcPr>
+          <w:p>
+            <w:r>
+              <w:t>Claims more than evidence supports</w:t>
+            </w:r>
+          </w:p>
+        </w:tc>
+        <w:tc>
+          <w:tcPr>
+            <w:tcW w:type="dxa" w:w="2556"/>
+          </w:tcPr>
+          <w:p>
+            <w:r>
+              <w:t>Names a limit after a prompt</w:t>
+            </w:r>
+          </w:p>
+        </w:tc>
+        <w:tc>
+          <w:tcPr>
+            <w:tcW w:type="dxa" w:w="2556"/>
+          </w:tcPr>
+          <w:p>
+            <w:r>
+              <w:t>States a defensible limit and useful next test</w:t>
+            </w:r>
+          </w:p>
+        </w:tc>
+      </w:tr>
+    </w:tbl>
+    <w:p>
+      <w:r>
+        <w:t>Project checkpoint: Test changed cases. Keep normal, boundary and failure cases; compare expected and observed results.</w:t>
+      </w:r>
+    </w:p>
+    <w:p>
+      <w:r>
+        <w:t>Use the weekly teacher answer for topic-specific reasoning. A saved progress tick is an activity record; judge mastery from the learner’s explanation and evidence.</w:t>
+      </w:r>
+    </w:p>
     <w:sectPr>
       <w:pgSz w:w="12240" w:h="15840"/>
       <w:pgMar w:top="936" w:right="1008" w:bottom="936" w:left="1008" w:header="720" w:footer="720" w:gutter="0"/>

--- a/downloads/teacher/ai-4-week-16.docx
+++ b/downloads/teacher/ai-4-week-16.docx
@@ -3408,6 +3408,39 @@
         <w:t>Use the weekly teacher answer for topic-specific reasoning. A saved progress tick is an activity record; judge mastery from the learner’s explanation and evidence.</w:t>
       </w:r>
     </w:p>
+    <w:p>
+      <w:pPr>
+        <w:pStyle w:val="Heading1"/>
+      </w:pPr>
+      <w:r>
+        <w:t>08. Use feedback, labs and repair paths</w:t>
+      </w:r>
+    </w:p>
+    <w:p>
+      <w:r>
+        <w:t>Use the two formative questions as supported practice, not as independent mastery scores. Discuss the deciding evidence rather than accepting a guessed selection.</w:t>
+      </w:r>
+    </w:p>
+    <w:p>
+      <w:r>
+        <w:t>The feedback comes from the reviewed public worked case. Do not reveal the separately reserved independent teacher answer until the learner has attempted that case.</w:t>
+      </w:r>
+    </w:p>
+    <w:p>
+      <w:r>
+        <w:t>Ask students to predict before running code. Preserve errors and actual outputs; collect a changed test and an explanation. The branch-boundary and indexing lessons deliberately include failure cases.</w:t>
+      </w:r>
+    </w:p>
+    <w:p>
+      <w:r>
+        <w:t>Use the earlier worked-explanation links to address a specific missing building block, then return to the current question. Adapt this suggestion after observing the learner; it is not an automatic diagnosis.</w:t>
+      </w:r>
+    </w:p>
+    <w:p>
+      <w:r>
+        <w:t>Collect the completed-work portfolio as evidence. Record support separately from correctness, and assess explanation, trace/test and limitations. Progress ticks and quiz selections alone do not establish mastery.</w:t>
+      </w:r>
+    </w:p>
     <w:sectPr>
       <w:pgSz w:w="12240" w:h="15840"/>
       <w:pgMar w:top="936" w:right="1008" w:bottom="936" w:left="1008" w:header="720" w:footer="720" w:gutter="0"/>

--- a/downloads/teacher/ai-4-week-16.docx
+++ b/downloads/teacher/ai-4-week-16.docx
@@ -29,6 +29,11 @@
       </w:r>
     </w:p>
     <w:p>
+      <w:r>
+        <w:t>Prepare Accuracy and Imbalance: check the target, prerequisites, resources and adaptable teaching schedule.</w:t>
+      </w:r>
+    </w:p>
+    <w:p>
       <w:pPr>
         <w:pStyle w:val="Heading3"/>
       </w:pPr>
@@ -37,8 +42,26 @@
       </w:r>
     </w:p>
     <w:p>
-      <w:r>
-        <w:t>Primary target: Explain why overall accuracy can hide failure on a less common class</w:t>
+      <w:pPr>
+        <w:spacing w:line="336" w:lineRule="auto" w:after="180"/>
+      </w:pPr>
+      <w:r>
+        <w:rPr>
+          <w:b w:val="0"/>
+        </w:rPr>
+        <w:t xml:space="preserve">Primary target: Explain why overall </w:t>
+      </w:r>
+      <w:r>
+        <w:rPr>
+          <w:b/>
+        </w:rPr>
+        <w:t>accuracy</w:t>
+      </w:r>
+      <w:r>
+        <w:rPr>
+          <w:b w:val="0"/>
+        </w:rPr>
+        <w:t xml:space="preserve"> can hide failure on a less common class</w:t>
       </w:r>
     </w:p>
     <w:tbl>
@@ -185,13 +208,60 @@
       </w:tr>
     </w:tbl>
     <w:p>
-      <w:r>
-        <w:t>This is a starting allocation of 135 minutes, not a validated duration. Preserve all named topics. Schedule extra time for connected examples, the full investigation, independent cases and project building. Repeated copies of a case share one recorded attempt; they are not new evidence.</w:t>
-      </w:r>
-    </w:p>
-    <w:p>
-      <w:r>
-        <w:t>Case exposure check: this source example appears in ai-2/12, ai-4/16. Reuse a familiar case for recall or modelling; verify that the case used to assess transfer has not already received feedback.</w:t>
+      <w:pPr>
+        <w:spacing w:line="336" w:lineRule="auto" w:after="180"/>
+      </w:pPr>
+      <w:r>
+        <w:rPr>
+          <w:b w:val="0"/>
+        </w:rPr>
+        <w:t>This is a starting allocation of 135 minutes, not a validated duration. Preserve all named topics. Schedule extra time for connected examples, the full investigation, independent cases and project building.</w:t>
+      </w:r>
+    </w:p>
+    <w:p>
+      <w:pPr>
+        <w:spacing w:line="336" w:lineRule="auto" w:after="180"/>
+      </w:pPr>
+      <w:r>
+        <w:rPr>
+          <w:b w:val="0"/>
+        </w:rPr>
+        <w:t xml:space="preserve">Repeated copies of a case share one recorded attempt; they are not new </w:t>
+      </w:r>
+      <w:r>
+        <w:rPr>
+          <w:b/>
+        </w:rPr>
+        <w:t>evidence</w:t>
+      </w:r>
+      <w:r>
+        <w:rPr>
+          <w:b w:val="0"/>
+        </w:rPr>
+        <w:t>.</w:t>
+      </w:r>
+    </w:p>
+    <w:p>
+      <w:pPr>
+        <w:spacing w:line="336" w:lineRule="auto" w:after="180"/>
+      </w:pPr>
+      <w:r>
+        <w:rPr>
+          <w:b w:val="0"/>
+        </w:rPr>
+        <w:t xml:space="preserve">Case exposure check: this source example appears in ai-2/12, ai-4/16. Reuse a familiar case for </w:t>
+      </w:r>
+      <w:r>
+        <w:rPr>
+          <w:b/>
+        </w:rPr>
+        <w:t>recall</w:t>
+      </w:r>
+      <w:r>
+        <w:rPr>
+          <w:b w:val="0"/>
+        </w:rPr>
+        <w:t xml:space="preserve"> or modelling; verify that the case used to assess transfer has not already received feedback.</w:t>
       </w:r>
     </w:p>
     <w:p>
@@ -211,17 +281,47 @@
       </w:r>
     </w:p>
     <w:p>
-      <w:r>
+      <w:pPr>
+        <w:spacing w:line="336" w:lineRule="auto" w:after="180"/>
+      </w:pPr>
+      <w:r>
+        <w:rPr>
+          <w:b w:val="0"/>
+        </w:rPr>
         <w:t>Without opening the old lesson, explain one key idea from Confusion Matrix. Give an example and a mistake that the idea helps you avoid.</w:t>
       </w:r>
     </w:p>
     <w:p>
-      <w:r>
-        <w:t>Look for: Build a labelled confusion matrix from matched reference and prediction pairs</w:t>
-      </w:r>
-    </w:p>
-    <w:p>
-      <w:r>
+      <w:pPr>
+        <w:spacing w:line="336" w:lineRule="auto" w:after="180"/>
+      </w:pPr>
+      <w:r>
+        <w:rPr>
+          <w:b w:val="0"/>
+        </w:rPr>
+        <w:t xml:space="preserve">Look for: Build a labelled confusion matrix from matched reference and </w:t>
+      </w:r>
+      <w:r>
+        <w:rPr>
+          <w:b/>
+        </w:rPr>
+        <w:t>prediction</w:t>
+      </w:r>
+      <w:r>
+        <w:rPr>
+          <w:b w:val="0"/>
+        </w:rPr>
+        <w:t xml:space="preserve"> pairs</w:t>
+      </w:r>
+    </w:p>
+    <w:p>
+      <w:pPr>
+        <w:spacing w:line="336" w:lineRule="auto" w:after="180"/>
+      </w:pPr>
+      <w:r>
+        <w:rPr>
+          <w:b w:val="0"/>
+        </w:rPr>
         <w:t>Reference example, not the only acceptable wording: Reference clear/predicted clear contains V1,V2: 2. Clear/blocked contains V3: 1. Blocked/clear contains V4,V5: 2. Blocked/blocked contains V6,V7,V8: 3. Matrix [[2,1],[2,3]].</w:t>
       </w:r>
     </w:p>
@@ -234,18 +334,119 @@
       </w:r>
     </w:p>
     <w:p>
-      <w:r>
+      <w:pPr>
+        <w:spacing w:line="336" w:lineRule="auto" w:after="180"/>
+      </w:pPr>
+      <w:r>
+        <w:rPr>
+          <w:b w:val="0"/>
+        </w:rPr>
         <w:t>Without opening the old lesson, explain one key idea from Train a Classifier. Give an example and a mistake that the idea helps you avoid.</w:t>
       </w:r>
     </w:p>
     <w:p>
-      <w:r>
-        <w:t>Look for: Connect training-only scaling and neighbour prediction in one pipeline</w:t>
-      </w:r>
-    </w:p>
-    <w:p>
-      <w:r>
-        <w:t>Reference example, not the only acceptable wording: fit learns training minima and ranges and stores scaled training rows with IDs and labels. predict takes a raw feature pair and the fitted state. Evaluation compares a prediction with its reference label afterward. Validation references belong only in evaluation, not in fitting or the neighbour pool.</w:t>
+      <w:pPr>
+        <w:spacing w:line="336" w:lineRule="auto" w:after="180"/>
+      </w:pPr>
+      <w:r>
+        <w:rPr>
+          <w:b w:val="0"/>
+        </w:rPr>
+        <w:t xml:space="preserve">Look for: Connect </w:t>
+      </w:r>
+      <w:r>
+        <w:rPr>
+          <w:b/>
+        </w:rPr>
+        <w:t>training</w:t>
+      </w:r>
+      <w:r>
+        <w:rPr>
+          <w:b w:val="0"/>
+        </w:rPr>
+        <w:t xml:space="preserve">-only scaling and neighbour </w:t>
+      </w:r>
+      <w:r>
+        <w:rPr>
+          <w:b/>
+        </w:rPr>
+        <w:t>prediction</w:t>
+      </w:r>
+      <w:r>
+        <w:rPr>
+          <w:b w:val="0"/>
+        </w:rPr>
+        <w:t xml:space="preserve"> in one pipeline</w:t>
+      </w:r>
+    </w:p>
+    <w:p>
+      <w:pPr>
+        <w:spacing w:line="336" w:lineRule="auto" w:after="180"/>
+      </w:pPr>
+      <w:r>
+        <w:rPr>
+          <w:b w:val="0"/>
+        </w:rPr>
+        <w:t xml:space="preserve">Reference example, not the only acceptable wording: fit learns </w:t>
+      </w:r>
+      <w:r>
+        <w:rPr>
+          <w:b/>
+        </w:rPr>
+        <w:t>training</w:t>
+      </w:r>
+      <w:r>
+        <w:rPr>
+          <w:b w:val="0"/>
+        </w:rPr>
+        <w:t xml:space="preserve"> minima and ranges and stores scaled </w:t>
+      </w:r>
+      <w:r>
+        <w:rPr>
+          <w:b/>
+        </w:rPr>
+        <w:t>training</w:t>
+      </w:r>
+      <w:r>
+        <w:rPr>
+          <w:b w:val="0"/>
+        </w:rPr>
+        <w:t xml:space="preserve"> rows with IDs and labels. predict takes a raw feature pair and the fitted state.</w:t>
+      </w:r>
+    </w:p>
+    <w:p>
+      <w:pPr>
+        <w:spacing w:line="336" w:lineRule="auto" w:after="180"/>
+      </w:pPr>
+      <w:r>
+        <w:rPr>
+          <w:b w:val="0"/>
+        </w:rPr>
+        <w:t xml:space="preserve">Evaluation compares a </w:t>
+      </w:r>
+      <w:r>
+        <w:rPr>
+          <w:b/>
+        </w:rPr>
+        <w:t>prediction</w:t>
+      </w:r>
+      <w:r>
+        <w:rPr>
+          <w:b w:val="0"/>
+        </w:rPr>
+        <w:t xml:space="preserve"> with its reference label afterward. Validation references belong only in evaluation, not in </w:t>
+      </w:r>
+      <w:r>
+        <w:rPr>
+          <w:b/>
+        </w:rPr>
+        <w:t>fitting</w:t>
+      </w:r>
+      <w:r>
+        <w:rPr>
+          <w:b w:val="0"/>
+        </w:rPr>
+        <w:t xml:space="preserve"> or the neighbour pool.</w:t>
       </w:r>
     </w:p>
     <w:p>
@@ -257,22 +458,105 @@
       </w:r>
     </w:p>
     <w:p>
-      <w:r>
+      <w:pPr>
+        <w:spacing w:line="336" w:lineRule="auto" w:after="180"/>
+      </w:pPr>
+      <w:r>
+        <w:rPr>
+          <w:b w:val="0"/>
+        </w:rPr>
         <w:t>Without opening the old lesson, explain one key idea from Baselines First. Give an example and a mistake that the idea helps you avoid.</w:t>
       </w:r>
     </w:p>
     <w:p>
-      <w:r>
-        <w:t>Look for: Fit a majority label baseline using training labels only</w:t>
-      </w:r>
-    </w:p>
-    <w:p>
-      <w:r>
-        <w:t>Reference example, not the only acceptable wording: Training has four clear and two blocked, so the constant is clear. A tie chooses clear under the declared classroom rule. Validation labels score the stored prediction; using their majority to choose it would change the fitting procedure.</w:t>
-      </w:r>
-    </w:p>
-    <w:p>
-      <w:r>
+      <w:pPr>
+        <w:spacing w:line="336" w:lineRule="auto" w:after="180"/>
+      </w:pPr>
+      <w:r>
+        <w:rPr>
+          <w:b w:val="0"/>
+        </w:rPr>
+        <w:t xml:space="preserve">Look for: Fit a majority label baseline using </w:t>
+      </w:r>
+      <w:r>
+        <w:rPr>
+          <w:b/>
+        </w:rPr>
+        <w:t>training</w:t>
+      </w:r>
+      <w:r>
+        <w:rPr>
+          <w:b w:val="0"/>
+        </w:rPr>
+        <w:t xml:space="preserve"> labels only</w:t>
+      </w:r>
+    </w:p>
+    <w:p>
+      <w:pPr>
+        <w:spacing w:line="336" w:lineRule="auto" w:after="180"/>
+      </w:pPr>
+      <w:r>
+        <w:rPr>
+          <w:b w:val="0"/>
+        </w:rPr>
+        <w:t xml:space="preserve">Reference example, not the only acceptable wording: </w:t>
+      </w:r>
+      <w:r>
+        <w:rPr>
+          <w:b/>
+        </w:rPr>
+        <w:t>Training</w:t>
+      </w:r>
+      <w:r>
+        <w:rPr>
+          <w:b w:val="0"/>
+        </w:rPr>
+        <w:t xml:space="preserve"> has four clear and two blocked, so the constant is clear. A tie chooses clear under the declared classroom rule.</w:t>
+      </w:r>
+    </w:p>
+    <w:p>
+      <w:pPr>
+        <w:spacing w:line="336" w:lineRule="auto" w:after="180"/>
+      </w:pPr>
+      <w:r>
+        <w:rPr>
+          <w:b w:val="0"/>
+        </w:rPr>
+        <w:t xml:space="preserve">Validation labels score the stored </w:t>
+      </w:r>
+      <w:r>
+        <w:rPr>
+          <w:b/>
+        </w:rPr>
+        <w:t>prediction</w:t>
+      </w:r>
+      <w:r>
+        <w:rPr>
+          <w:b w:val="0"/>
+        </w:rPr>
+        <w:t xml:space="preserve">; using their majority to choose it would change the </w:t>
+      </w:r>
+      <w:r>
+        <w:rPr>
+          <w:b/>
+        </w:rPr>
+        <w:t>fitting</w:t>
+      </w:r>
+      <w:r>
+        <w:rPr>
+          <w:b w:val="0"/>
+        </w:rPr>
+        <w:t xml:space="preserve"> procedure.</w:t>
+      </w:r>
+    </w:p>
+    <w:p>
+      <w:pPr>
+        <w:spacing w:line="336" w:lineRule="auto" w:after="180"/>
+      </w:pPr>
+      <w:r>
+        <w:rPr>
+          <w:b w:val="0"/>
+        </w:rPr>
         <w:t>Use the student module and workbook section with this exact week title. The worked case, independent question and answers below form one aligned lesson sequence.</w:t>
       </w:r>
     </w:p>
@@ -285,8 +569,26 @@
       </w:r>
     </w:p>
     <w:p>
-      <w:r>
-        <w:t>Model A is always healthy on 96 healthy and 4 spotted leaves. Model B finds 3 spotted but falsely flags 5 healthy. Compare accuracy and spotted detection.</w:t>
+      <w:pPr>
+        <w:spacing w:line="336" w:lineRule="auto" w:after="180"/>
+      </w:pPr>
+      <w:r>
+        <w:rPr>
+          <w:b w:val="0"/>
+        </w:rPr>
+        <w:t xml:space="preserve">Model A is always healthy on 96 healthy and 4 spotted leaves. Model B finds 3 spotted but falsely flags 5 healthy. Compare </w:t>
+      </w:r>
+      <w:r>
+        <w:rPr>
+          <w:b/>
+        </w:rPr>
+        <w:t>accuracy</w:t>
+      </w:r>
+      <w:r>
+        <w:rPr>
+          <w:b w:val="0"/>
+        </w:rPr>
+        <w:t xml:space="preserve"> and spotted detection.</w:t>
       </w:r>
     </w:p>
     <w:p>
@@ -298,8 +600,20 @@
       </w:r>
     </w:p>
     <w:p>
-      <w:r>
-        <w:t>Accuracy can be dominated by a common class and hide failure on a rare but important class.</w:t>
+      <w:pPr>
+        <w:spacing w:line="336" w:lineRule="auto" w:after="180"/>
+      </w:pPr>
+      <w:r>
+        <w:rPr>
+          <w:b/>
+        </w:rPr>
+        <w:t>Accuracy</w:t>
+      </w:r>
+      <w:r>
+        <w:rPr>
+          <w:b w:val="0"/>
+        </w:rPr>
+        <w:t xml:space="preserve"> can be dominated by a common class and hide failure on a rare but important class.</w:t>
       </w:r>
     </w:p>
     <w:tbl>
@@ -435,26 +749,105 @@
       </w:r>
     </w:p>
     <w:p>
-      <w:r>
+      <w:pPr>
+        <w:spacing w:line="336" w:lineRule="auto" w:after="180"/>
+      </w:pPr>
+      <w:r>
+        <w:rPr>
+          <w:b w:val="0"/>
+        </w:rPr>
         <w:t>Use the supplied scenario, student illustrations and blank paper. For numeric work, offer counters or a calculator after learners show the setup. Fictional records are supplied; personal data and paid accounts are unnecessary.</w:t>
       </w:r>
     </w:p>
     <w:p>
-      <w:r>
-        <w:t>Allow 80 minutes: recall 8; explanation 12; worked demonstration 15; guided practice 20; independent assessment 15; project and reflection 10. Extend the lab into a second session when needed.</w:t>
-      </w:r>
-    </w:p>
-    <w:p>
       <w:pPr>
         <w:pStyle w:val="Heading3"/>
       </w:pPr>
       <w:r>
+        <w:t>Alternative compact allocation</w:t>
+      </w:r>
+    </w:p>
+    <w:p>
+      <w:r>
+        <w:t>This compact option is not the full-week schedule. Use the main teaching cycle and allow extra sessions for the investigation, independent work and project.</w:t>
+      </w:r>
+    </w:p>
+    <w:p>
+      <w:pPr>
+        <w:spacing w:line="336" w:lineRule="auto" w:after="180"/>
+        <w:shd w:fill="F1F6F8"/>
+      </w:pPr>
+      <w:r>
+        <w:rPr>
+          <w:b w:val="0"/>
+        </w:rPr>
+        <w:t xml:space="preserve">Allow 80 minutes: </w:t>
+      </w:r>
+      <w:r>
+        <w:rPr>
+          <w:b/>
+        </w:rPr>
+        <w:t>recall</w:t>
+      </w:r>
+      <w:r>
+        <w:rPr>
+          <w:b w:val="0"/>
+        </w:rPr>
+        <w:t xml:space="preserve"> 8; explanation 12; worked demonstration 15; guided practice 20; independent assessment 15; project and reflection 10. Extend the lab into a second session when needed.</w:t>
+      </w:r>
+    </w:p>
+    <w:p>
+      <w:pPr>
+        <w:pStyle w:val="Heading3"/>
+      </w:pPr>
+      <w:r>
         <w:t>Preparation for the connected explanation</w:t>
       </w:r>
     </w:p>
     <w:p>
-      <w:r>
-        <w:t>Teach two 45-minute sessions. Begin with a majority guess that looks successful under overall accuracy, then keep both class denominators visible. Introduce balanced accuracy as an equal average of two correct fractions, without treating it as a universal replacement for task-specific evaluation.</w:t>
+      <w:pPr>
+        <w:spacing w:line="336" w:lineRule="auto" w:after="180"/>
+      </w:pPr>
+      <w:r>
+        <w:rPr>
+          <w:b w:val="0"/>
+        </w:rPr>
+        <w:t xml:space="preserve">Teach two 45-minute sessions. Begin with a majority guess that looks successful under overall </w:t>
+      </w:r>
+      <w:r>
+        <w:rPr>
+          <w:b/>
+        </w:rPr>
+        <w:t>accuracy</w:t>
+      </w:r>
+      <w:r>
+        <w:rPr>
+          <w:b w:val="0"/>
+        </w:rPr>
+        <w:t>, then keep both class denominators visible.</w:t>
+      </w:r>
+    </w:p>
+    <w:p>
+      <w:pPr>
+        <w:spacing w:line="336" w:lineRule="auto" w:after="180"/>
+      </w:pPr>
+      <w:r>
+        <w:rPr>
+          <w:b w:val="0"/>
+        </w:rPr>
+        <w:t xml:space="preserve">Introduce </w:t>
+      </w:r>
+      <w:r>
+        <w:rPr>
+          <w:b/>
+        </w:rPr>
+        <w:t>balanced accuracy</w:t>
+      </w:r>
+      <w:r>
+        <w:rPr>
+          <w:b w:val="0"/>
+        </w:rPr>
+        <w:t xml:space="preserve"> as an equal average of two correct fractions, without treating it as a universal replacement for task-specific evaluation.</w:t>
       </w:r>
     </w:p>
     <w:p>
@@ -466,27 +859,69 @@
       </w:r>
     </w:p>
     <w:p>
-      <w:r>
-        <w:t>They are in the blocked-reference row and clear-prediction column: the lower-left cell. These are missed blocked cases.</w:t>
-      </w:r>
-    </w:p>
-    <w:p>
-      <w:r>
+      <w:pPr>
+        <w:spacing w:line="336" w:lineRule="auto" w:after="180"/>
+      </w:pPr>
+      <w:r>
+        <w:rPr>
+          <w:b w:val="0"/>
+        </w:rPr>
+        <w:t>They are in the blocked-reference row and clear-</w:t>
+      </w:r>
+      <w:r>
+        <w:rPr>
+          <w:b/>
+        </w:rPr>
+        <w:t>prediction</w:t>
+      </w:r>
+      <w:r>
+        <w:rPr>
+          <w:b w:val="0"/>
+        </w:rPr>
+        <w:t xml:space="preserve"> column: the lower-left cell. These are missed blocked cases.</w:t>
+      </w:r>
+    </w:p>
+    <w:p>
+      <w:pPr>
+        <w:spacing w:line="336" w:lineRule="auto" w:after="180"/>
+      </w:pPr>
+      <w:r>
+        <w:rPr>
+          <w:b w:val="0"/>
+        </w:rPr>
         <w:t>Printed lesson and workbook</w:t>
       </w:r>
     </w:p>
     <w:p>
-      <w:r>
+      <w:pPr>
+        <w:spacing w:line="336" w:lineRule="auto" w:after="180"/>
+      </w:pPr>
+      <w:r>
+        <w:rPr>
+          <w:b w:val="0"/>
+        </w:rPr>
         <w:t>Twenty counters with sixteen labelled clear and four blocked</w:t>
       </w:r>
     </w:p>
     <w:p>
-      <w:r>
+      <w:pPr>
+        <w:spacing w:line="336" w:lineRule="auto" w:after="180"/>
+      </w:pPr>
+      <w:r>
+        <w:rPr>
+          <w:b w:val="0"/>
+        </w:rPr>
         <w:t>Blank confusion matrices and fraction strips</w:t>
       </w:r>
     </w:p>
     <w:p>
-      <w:r>
+      <w:pPr>
+        <w:spacing w:line="336" w:lineRule="auto" w:after="180"/>
+      </w:pPr>
+      <w:r>
+        <w:rPr>
+          <w:b w:val="0"/>
+        </w:rPr>
         <w:t>Optional Python 3 editor with no packages required</w:t>
       </w:r>
     </w:p>
@@ -499,12 +934,36 @@
       </w:r>
     </w:p>
     <w:p>
-      <w:r>
-        <w:t>By the end, I can explain accuracy and imbalance using a traced example and a stated limitation.</w:t>
-      </w:r>
-    </w:p>
-    <w:p>
-      <w:r>
+      <w:pPr>
+        <w:spacing w:line="336" w:lineRule="auto" w:after="180"/>
+      </w:pPr>
+      <w:r>
+        <w:rPr>
+          <w:b w:val="0"/>
+        </w:rPr>
+        <w:t xml:space="preserve">By the end, I can explain </w:t>
+      </w:r>
+      <w:r>
+        <w:rPr>
+          <w:b/>
+        </w:rPr>
+        <w:t>accuracy</w:t>
+      </w:r>
+      <w:r>
+        <w:rPr>
+          <w:b w:val="0"/>
+        </w:rPr>
+        <w:t xml:space="preserve"> and imbalance using a traced example and a stated limitation.</w:t>
+      </w:r>
+    </w:p>
+    <w:p>
+      <w:pPr>
+        <w:spacing w:line="336" w:lineRule="auto" w:after="180"/>
+      </w:pPr>
+      <w:r>
+        <w:rPr>
+          <w:b w:val="0"/>
+        </w:rPr>
         <w:t>This added worked case illustrates the week’s main idea. Retain all original and connected topics; schedule its practice within the teaching cycle.</w:t>
       </w:r>
     </w:p>
@@ -517,76 +976,325 @@
       </w:r>
     </w:p>
     <w:p>
+      <w:r>
+        <w:t>Model Accuracy and Imbalance using the supplied case, labelled mechanism and reasoning. Make the scope of each conclusion explicit.</w:t>
+      </w:r>
+    </w:p>
+    <w:p>
+      <w:pPr>
+        <w:spacing w:line="336" w:lineRule="auto" w:after="180"/>
+      </w:pPr>
+      <w:r>
+        <w:rPr>
+          <w:b w:val="0"/>
+        </w:rPr>
+        <w:t>Trace the information, fitted behavior, and evaluation proof separately.</w:t>
+      </w:r>
+    </w:p>
+    <w:p>
       <w:pPr>
         <w:pStyle w:val="Heading3"/>
       </w:pPr>
       <w:r>
-        <w:t>Explain the mechanism</w:t>
-      </w:r>
-    </w:p>
-    <w:p>
-      <w:r>
-        <w:t>Trace the information, fitted behavior, and evaluation proof separately.</w:t>
-      </w:r>
-    </w:p>
-    <w:p>
-      <w:r>
-        <w:t>QUESTION Compare trivial accuracy with minority-class recall.</w:t>
-      </w:r>
-    </w:p>
-    <w:p>
-      <w:r>
-        <w:t>MODEL IDEA Accuracy can be dominated by a common class and hide failure on a rare but important class.</w:t>
-      </w:r>
-    </w:p>
-    <w:p>
-      <w:r>
+        <w:t>Question to explain</w:t>
+      </w:r>
+    </w:p>
+    <w:p>
+      <w:pPr>
+        <w:spacing w:line="336" w:lineRule="auto" w:after="180"/>
+        <w:shd w:fill="F5F1FB"/>
+      </w:pPr>
+      <w:r>
+        <w:rPr>
+          <w:b w:val="0"/>
+        </w:rPr>
+        <w:t xml:space="preserve">QUESTION Compare trivial </w:t>
+      </w:r>
+      <w:r>
+        <w:rPr>
+          <w:b/>
+        </w:rPr>
+        <w:t>accuracy</w:t>
+      </w:r>
+      <w:r>
+        <w:rPr>
+          <w:b w:val="0"/>
+        </w:rPr>
+        <w:t xml:space="preserve"> with minority-class </w:t>
+      </w:r>
+      <w:r>
+        <w:rPr>
+          <w:b/>
+        </w:rPr>
+        <w:t>recall</w:t>
+      </w:r>
+      <w:r>
+        <w:rPr>
+          <w:b w:val="0"/>
+        </w:rPr>
+        <w:t>.</w:t>
+      </w:r>
+    </w:p>
+    <w:p>
+      <w:pPr>
+        <w:spacing w:line="336" w:lineRule="auto" w:after="180"/>
+      </w:pPr>
+      <w:r>
+        <w:rPr>
+          <w:b w:val="0"/>
+        </w:rPr>
+        <w:t xml:space="preserve">MODEL IDEA </w:t>
+      </w:r>
+      <w:r>
+        <w:rPr>
+          <w:b/>
+        </w:rPr>
+        <w:t>Accuracy</w:t>
+      </w:r>
+      <w:r>
+        <w:rPr>
+          <w:b w:val="0"/>
+        </w:rPr>
+        <w:t xml:space="preserve"> can be dominated by a common class and hide failure on a rare but important class.</w:t>
+      </w:r>
+    </w:p>
+    <w:p>
+      <w:pPr>
+        <w:spacing w:line="336" w:lineRule="auto" w:after="180"/>
+      </w:pPr>
+      <w:r>
+        <w:rPr>
+          <w:b w:val="0"/>
+        </w:rPr>
         <w:t>PROOF NEEDED Use an unseen case, visible calculation, error analysis, and a stated limitation.</w:t>
       </w:r>
     </w:p>
     <w:p>
-      <w:r>
-        <w:t>UNDER THE HOOD Test set has 95 healthy and 5 diseased leaves. Always predicting healthy gives 95 ÷ 100 = 95% accuracy.</w:t>
-      </w:r>
-    </w:p>
-    <w:p>
-      <w:r>
-        <w:t>Draw a fresh data → model → prediction → evaluation trace:</w:t>
-      </w:r>
-    </w:p>
-    <w:p>
-      <w:r>
-        <w:t>Predict first. Then check each step. A correct answer without visible evidence cannot be audited.</w:t>
-      </w:r>
-    </w:p>
-    <w:p>
-      <w:r>
+      <w:pPr>
+        <w:pStyle w:val="Heading3"/>
+      </w:pPr>
+      <w:r>
+        <w:t>How the mechanism works</w:t>
+      </w:r>
+    </w:p>
+    <w:p>
+      <w:pPr>
+        <w:spacing w:line="336" w:lineRule="auto" w:after="180"/>
+        <w:shd w:fill="F1F6F8"/>
+      </w:pPr>
+      <w:r>
+        <w:rPr>
+          <w:b w:val="0"/>
+        </w:rPr>
+        <w:t xml:space="preserve">UNDER THE HOOD Test set has 95 healthy and 5 diseased leaves. Always predicting healthy gives 95 ÷ 100 = 95% </w:t>
+      </w:r>
+      <w:r>
+        <w:rPr>
+          <w:b/>
+        </w:rPr>
+        <w:t>accuracy</w:t>
+      </w:r>
+      <w:r>
+        <w:rPr>
+          <w:b w:val="0"/>
+        </w:rPr>
+        <w:t>.</w:t>
+      </w:r>
+    </w:p>
+    <w:p>
+      <w:pPr>
+        <w:spacing w:line="336" w:lineRule="auto" w:after="180"/>
+      </w:pPr>
+      <w:r>
+        <w:rPr>
+          <w:b w:val="0"/>
+        </w:rPr>
+        <w:t xml:space="preserve">Draw a fresh data → model → </w:t>
+      </w:r>
+      <w:r>
+        <w:rPr>
+          <w:b/>
+        </w:rPr>
+        <w:t>prediction</w:t>
+      </w:r>
+      <w:r>
+        <w:rPr>
+          <w:b w:val="0"/>
+        </w:rPr>
+        <w:t xml:space="preserve"> → evaluation trace:</w:t>
+      </w:r>
+    </w:p>
+    <w:p>
+      <w:pPr>
+        <w:spacing w:line="336" w:lineRule="auto" w:after="180"/>
+      </w:pPr>
+      <w:r>
+        <w:rPr>
+          <w:b w:val="0"/>
+        </w:rPr>
+        <w:t xml:space="preserve">Predict first. Then check each step. A correct answer without visible </w:t>
+      </w:r>
+      <w:r>
+        <w:rPr>
+          <w:b/>
+        </w:rPr>
+        <w:t>evidence</w:t>
+      </w:r>
+      <w:r>
+        <w:rPr>
+          <w:b w:val="0"/>
+        </w:rPr>
+        <w:t xml:space="preserve"> cannot be audited.</w:t>
+      </w:r>
+    </w:p>
+    <w:p>
+      <w:pPr>
+        <w:pStyle w:val="Heading3"/>
+      </w:pPr>
+      <w:r>
+        <w:t>Step 1</w:t>
+      </w:r>
+    </w:p>
+    <w:p>
+      <w:pPr>
+        <w:spacing w:line="336" w:lineRule="auto" w:after="180"/>
+        <w:shd w:fill="F4F9FC"/>
+      </w:pPr>
+      <w:r>
+        <w:rPr>
+          <w:b w:val="0"/>
+        </w:rPr>
         <w:t>STEP 1 Test set has 95 healthy and 5 diseased leaves.</w:t>
       </w:r>
     </w:p>
     <w:p>
-      <w:r>
-        <w:t>STEP 2 Always predicting healthy gives 95 ÷ 100 = 95% accuracy.</w:t>
-      </w:r>
-    </w:p>
-    <w:p>
-      <w:r>
-        <w:t>STEP 3 It finds 0 of 5 diseased leaves, so diseased recall = 0%.</w:t>
-      </w:r>
-    </w:p>
-    <w:p>
-      <w:r>
-        <w:t>STEP 4 Report class counts and recall; redesign data or use only where misses are acceptable.</w:t>
-      </w:r>
-    </w:p>
-    <w:p>
-      <w:r>
+      <w:pPr>
+        <w:pStyle w:val="Heading3"/>
+      </w:pPr>
+      <w:r>
+        <w:t>Step 2</w:t>
+      </w:r>
+    </w:p>
+    <w:p>
+      <w:pPr>
+        <w:spacing w:line="336" w:lineRule="auto" w:after="180"/>
+        <w:shd w:fill="F4F9FC"/>
+      </w:pPr>
+      <w:r>
+        <w:rPr>
+          <w:b w:val="0"/>
+        </w:rPr>
+        <w:t xml:space="preserve">STEP 2 Always predicting healthy gives 95 ÷ 100 = 95% </w:t>
+      </w:r>
+      <w:r>
+        <w:rPr>
+          <w:b/>
+        </w:rPr>
+        <w:t>accuracy</w:t>
+      </w:r>
+      <w:r>
+        <w:rPr>
+          <w:b w:val="0"/>
+        </w:rPr>
+        <w:t>.</w:t>
+      </w:r>
+    </w:p>
+    <w:p>
+      <w:pPr>
+        <w:pStyle w:val="Heading3"/>
+      </w:pPr>
+      <w:r>
+        <w:t>Step 3</w:t>
+      </w:r>
+    </w:p>
+    <w:p>
+      <w:pPr>
+        <w:spacing w:line="336" w:lineRule="auto" w:after="180"/>
+        <w:shd w:fill="F4F9FC"/>
+      </w:pPr>
+      <w:r>
+        <w:rPr>
+          <w:b w:val="0"/>
+        </w:rPr>
+        <w:t xml:space="preserve">STEP 3 It finds 0 of 5 diseased leaves, so diseased </w:t>
+      </w:r>
+      <w:r>
+        <w:rPr>
+          <w:b/>
+        </w:rPr>
+        <w:t>recall</w:t>
+      </w:r>
+      <w:r>
+        <w:rPr>
+          <w:b w:val="0"/>
+        </w:rPr>
+        <w:t xml:space="preserve"> = 0%.</w:t>
+      </w:r>
+    </w:p>
+    <w:p>
+      <w:pPr>
+        <w:pStyle w:val="Heading3"/>
+      </w:pPr>
+      <w:r>
+        <w:t>Step 4</w:t>
+      </w:r>
+    </w:p>
+    <w:p>
+      <w:pPr>
+        <w:spacing w:line="336" w:lineRule="auto" w:after="180"/>
+        <w:shd w:fill="F4F9FC"/>
+      </w:pPr>
+      <w:r>
+        <w:rPr>
+          <w:b w:val="0"/>
+        </w:rPr>
+        <w:t xml:space="preserve">STEP 4 Report class counts and </w:t>
+      </w:r>
+      <w:r>
+        <w:rPr>
+          <w:b/>
+        </w:rPr>
+        <w:t>recall</w:t>
+      </w:r>
+      <w:r>
+        <w:rPr>
+          <w:b w:val="0"/>
+        </w:rPr>
+        <w:t>; redesign data or use only where misses are acceptable.</w:t>
+      </w:r>
+    </w:p>
+    <w:p>
+      <w:pPr>
+        <w:spacing w:line="336" w:lineRule="auto" w:after="180"/>
+      </w:pPr>
+      <w:r>
+        <w:rPr>
+          <w:b w:val="0"/>
+        </w:rPr>
         <w:t>CHECK Verify the denominator, unit, split, class definition, and data version before interpreting a score.</w:t>
       </w:r>
     </w:p>
     <w:p>
-      <w:r>
-        <w:t>Recalculate, retrace, or restate the evidence independently:</w:t>
+      <w:pPr>
+        <w:spacing w:line="336" w:lineRule="auto" w:after="180"/>
+      </w:pPr>
+      <w:r>
+        <w:rPr>
+          <w:b w:val="0"/>
+        </w:rPr>
+        <w:t xml:space="preserve">Recalculate, retrace, or restate the </w:t>
+      </w:r>
+      <w:r>
+        <w:rPr>
+          <w:b/>
+        </w:rPr>
+        <w:t>evidence</w:t>
+      </w:r>
+      <w:r>
+        <w:rPr>
+          <w:b w:val="0"/>
+        </w:rPr>
+        <w:t xml:space="preserve"> independently:</w:t>
       </w:r>
     </w:p>
     <w:p>
@@ -598,59 +1306,379 @@
       </w:r>
     </w:p>
     <w:p>
-      <w:r>
+      <w:pPr>
+        <w:pStyle w:val="Heading3"/>
+      </w:pPr>
+      <w:r>
+        <w:t>The teaching case</w:t>
+      </w:r>
+    </w:p>
+    <w:p>
+      <w:pPr>
+        <w:spacing w:line="336" w:lineRule="auto" w:after="180"/>
+        <w:shd w:fill="F1F6FC"/>
+      </w:pPr>
+      <w:r>
+        <w:rPr>
+          <w:b w:val="0"/>
+        </w:rPr>
         <w:t>A dataset has 95 healthy and 5 spotted. Model predicts healthy for all.</w:t>
       </w:r>
     </w:p>
     <w:p>
-      <w:r>
-        <w:t>Calculate and critique accuracy.</w:t>
-      </w:r>
-    </w:p>
-    <w:p>
       <w:pPr>
         <w:pStyle w:val="Heading3"/>
       </w:pPr>
       <w:r>
+        <w:t>The teaching case</w:t>
+      </w:r>
+    </w:p>
+    <w:p>
+      <w:pPr>
+        <w:spacing w:line="336" w:lineRule="auto" w:after="180"/>
+        <w:shd w:fill="F1F6FC"/>
+      </w:pPr>
+      <w:r>
+        <w:rPr>
+          <w:b w:val="0"/>
+        </w:rPr>
+        <w:t xml:space="preserve">Calculate and critique </w:t>
+      </w:r>
+      <w:r>
+        <w:rPr>
+          <w:b/>
+        </w:rPr>
+        <w:t>accuracy</w:t>
+      </w:r>
+      <w:r>
+        <w:rPr>
+          <w:b w:val="0"/>
+        </w:rPr>
+        <w:t>.</w:t>
+      </w:r>
+    </w:p>
+    <w:p>
+      <w:pPr>
+        <w:pStyle w:val="Heading3"/>
+      </w:pPr>
+      <w:r>
         <w:t>Exact explanation to model</w:t>
       </w:r>
     </w:p>
     <w:p>
-      <w:r>
-        <w:t>95/100=95%, but spotted recall=0/5=0%. Majority performance hides the detection failure.</w:t>
-      </w:r>
-    </w:p>
-    <w:p>
       <w:pPr>
         <w:pStyle w:val="Heading3"/>
       </w:pPr>
       <w:r>
+        <w:t>Why the result follows</w:t>
+      </w:r>
+    </w:p>
+    <w:p>
+      <w:pPr>
+        <w:spacing w:line="336" w:lineRule="auto" w:after="180"/>
+        <w:shd w:fill="F1F6FC"/>
+      </w:pPr>
+      <w:r>
+        <w:rPr>
+          <w:b w:val="0"/>
+        </w:rPr>
+        <w:t xml:space="preserve">95/100=95%, but spotted </w:t>
+      </w:r>
+      <w:r>
+        <w:rPr>
+          <w:b/>
+        </w:rPr>
+        <w:t>recall</w:t>
+      </w:r>
+      <w:r>
+        <w:rPr>
+          <w:b w:val="0"/>
+        </w:rPr>
+        <w:t>=0/5=0%. Majority performance hides the detection failure.</w:t>
+      </w:r>
+    </w:p>
+    <w:p>
+      <w:pPr>
+        <w:pStyle w:val="Heading3"/>
+      </w:pPr>
+      <w:r>
         <w:t>Explain the added worked example</w:t>
       </w:r>
     </w:p>
     <w:p>
-      <w:r>
-        <w:t>Accuracy counts all correct predictions and divides by all evaluated examples. Each example has equal weight, so a common class contributes more to the score. A high result can hide failure on a rare class. This week keeps the confusion matrix visible and checks both classes separately.</w:t>
-      </w:r>
-    </w:p>
-    <w:p>
-      <w:r>
-        <w:t>New fictional training data has 16 clear and 4 blocked labels. Its majority baseline predicts clear for every query; choose that rule from training, not evaluation labels. A separate evaluation set also contains 16 clear and 4 blocked cases. A frozen candidate and the baseline are evaluated on the same 20 records.</w:t>
-      </w:r>
-    </w:p>
-    <w:p>
-      <w:r>
-        <w:t>Rows are references and columns are predictions, ordered clear then blocked. Blocked is positive. Both methods get 16/20=80 percent accuracy. The baseline misses all four blocked cases. The candidate finds all four but falsely flags four clear cases. The same score conceals a different tradeoff.</w:t>
-      </w:r>
-    </w:p>
-    <w:p>
-      <w:r>
-        <w:t>The output is baseline 80.0 50.0, then candidate 80.0 87.5. In each output line the first percentage is ordinary accuracy and the second is balanced accuracy. For the candidate, the clear-class correct fraction is 12/16=75 percent and the blocked-class fraction is 4/4=100 percent. Their equal average is 87.5 percent.</w:t>
-      </w:r>
-    </w:p>
-    <w:p>
-      <w:r>
-        <w:t>For the baseline, those fractions are 16/16=100 percent and 0/4=0 percent, averaging 50 percent. The code assumes a two-by-two table of nonnegative integer counts in the stated order. It stops when either reference class is absent. Then report the observed counts and the unavailable class result; do not invent a denominator or silently substitute zero.</w:t>
+      <w:pPr>
+        <w:pStyle w:val="Heading3"/>
+      </w:pPr>
+      <w:r>
+        <w:t>Explain the added worked example · 1</w:t>
+      </w:r>
+    </w:p>
+    <w:p>
+      <w:pPr>
+        <w:spacing w:line="336" w:lineRule="auto" w:after="180"/>
+      </w:pPr>
+      <w:r>
+        <w:rPr>
+          <w:b/>
+        </w:rPr>
+        <w:t>Accuracy</w:t>
+      </w:r>
+      <w:r>
+        <w:rPr>
+          <w:b w:val="0"/>
+        </w:rPr>
+        <w:t xml:space="preserve"> counts all correct </w:t>
+      </w:r>
+      <w:r>
+        <w:rPr>
+          <w:b/>
+        </w:rPr>
+        <w:t>prediction</w:t>
+      </w:r>
+      <w:r>
+        <w:rPr>
+          <w:b w:val="0"/>
+        </w:rPr>
+        <w:t>s and divides by all evaluated examples. Each example has equal weight, so a common class contributes more to the score. A high result can hide failure on a rare class.</w:t>
+      </w:r>
+    </w:p>
+    <w:p>
+      <w:pPr>
+        <w:spacing w:line="336" w:lineRule="auto" w:after="180"/>
+      </w:pPr>
+      <w:r>
+        <w:rPr>
+          <w:b w:val="0"/>
+        </w:rPr>
+        <w:t>This week keeps the confusion matrix visible and checks both classes separately.</w:t>
+      </w:r>
+    </w:p>
+    <w:p>
+      <w:pPr>
+        <w:pStyle w:val="Heading3"/>
+      </w:pPr>
+      <w:r>
+        <w:t>Explain the added worked example · 2</w:t>
+      </w:r>
+    </w:p>
+    <w:p>
+      <w:pPr>
+        <w:spacing w:line="336" w:lineRule="auto" w:after="180"/>
+      </w:pPr>
+      <w:r>
+        <w:rPr>
+          <w:b w:val="0"/>
+        </w:rPr>
+        <w:t xml:space="preserve">New fictional </w:t>
+      </w:r>
+      <w:r>
+        <w:rPr>
+          <w:b/>
+        </w:rPr>
+        <w:t>training</w:t>
+      </w:r>
+      <w:r>
+        <w:rPr>
+          <w:b w:val="0"/>
+        </w:rPr>
+        <w:t xml:space="preserve"> data has 16 clear and 4 blocked labels. Its </w:t>
+      </w:r>
+      <w:r>
+        <w:rPr>
+          <w:b/>
+        </w:rPr>
+        <w:t>majority baseline</w:t>
+      </w:r>
+      <w:r>
+        <w:rPr>
+          <w:b w:val="0"/>
+        </w:rPr>
+        <w:t xml:space="preserve"> predicts clear for every query; choose that rule from </w:t>
+      </w:r>
+      <w:r>
+        <w:rPr>
+          <w:b/>
+        </w:rPr>
+        <w:t>training</w:t>
+      </w:r>
+      <w:r>
+        <w:rPr>
+          <w:b w:val="0"/>
+        </w:rPr>
+        <w:t>, not evaluation labels.</w:t>
+      </w:r>
+    </w:p>
+    <w:p>
+      <w:pPr>
+        <w:spacing w:line="336" w:lineRule="auto" w:after="180"/>
+      </w:pPr>
+      <w:r>
+        <w:rPr>
+          <w:b w:val="0"/>
+        </w:rPr>
+        <w:t>A separate evaluation set also contains 16 clear and 4 blocked cases. A frozen candidate and the baseline are evaluated on the same 20 records.</w:t>
+      </w:r>
+    </w:p>
+    <w:p>
+      <w:pPr>
+        <w:pStyle w:val="Heading3"/>
+      </w:pPr>
+      <w:r>
+        <w:t>Explain the added worked example · 3</w:t>
+      </w:r>
+    </w:p>
+    <w:p>
+      <w:pPr>
+        <w:spacing w:line="336" w:lineRule="auto" w:after="180"/>
+      </w:pPr>
+      <w:r>
+        <w:rPr>
+          <w:b w:val="0"/>
+        </w:rPr>
+        <w:t xml:space="preserve">Rows are references and columns are </w:t>
+      </w:r>
+      <w:r>
+        <w:rPr>
+          <w:b/>
+        </w:rPr>
+        <w:t>prediction</w:t>
+      </w:r>
+      <w:r>
+        <w:rPr>
+          <w:b w:val="0"/>
+        </w:rPr>
+        <w:t xml:space="preserve">s, ordered clear then blocked. Blocked is positive. Both methods get 16/20=80 percent </w:t>
+      </w:r>
+      <w:r>
+        <w:rPr>
+          <w:b/>
+        </w:rPr>
+        <w:t>accuracy</w:t>
+      </w:r>
+      <w:r>
+        <w:rPr>
+          <w:b w:val="0"/>
+        </w:rPr>
+        <w:t>. The baseline misses all four blocked cases.</w:t>
+      </w:r>
+    </w:p>
+    <w:p>
+      <w:pPr>
+        <w:spacing w:line="336" w:lineRule="auto" w:after="180"/>
+      </w:pPr>
+      <w:r>
+        <w:rPr>
+          <w:b w:val="0"/>
+        </w:rPr>
+        <w:t>The candidate finds all four but falsely flags four clear cases. The same score conceals a different tradeoff.</w:t>
+      </w:r>
+    </w:p>
+    <w:p>
+      <w:pPr>
+        <w:pStyle w:val="Heading3"/>
+      </w:pPr>
+      <w:r>
+        <w:t>Explain the added worked example · 4</w:t>
+      </w:r>
+    </w:p>
+    <w:p>
+      <w:pPr>
+        <w:spacing w:line="336" w:lineRule="auto" w:after="180"/>
+      </w:pPr>
+      <w:r>
+        <w:rPr>
+          <w:b w:val="0"/>
+        </w:rPr>
+        <w:t xml:space="preserve">The </w:t>
+      </w:r>
+      <w:r>
+        <w:rPr>
+          <w:b/>
+        </w:rPr>
+        <w:t>output</w:t>
+      </w:r>
+      <w:r>
+        <w:rPr>
+          <w:b w:val="0"/>
+        </w:rPr>
+        <w:t xml:space="preserve"> is baseline 80.0 50.0, then candidate 80.0 87.5. In each </w:t>
+      </w:r>
+      <w:r>
+        <w:rPr>
+          <w:b/>
+        </w:rPr>
+        <w:t>output</w:t>
+      </w:r>
+      <w:r>
+        <w:rPr>
+          <w:b w:val="0"/>
+        </w:rPr>
+        <w:t xml:space="preserve"> line the first percentage is ordinary </w:t>
+      </w:r>
+      <w:r>
+        <w:rPr>
+          <w:b/>
+        </w:rPr>
+        <w:t>accuracy</w:t>
+      </w:r>
+      <w:r>
+        <w:rPr>
+          <w:b w:val="0"/>
+        </w:rPr>
+        <w:t xml:space="preserve"> and the second is </w:t>
+      </w:r>
+      <w:r>
+        <w:rPr>
+          <w:b/>
+        </w:rPr>
+        <w:t>balanced accuracy</w:t>
+      </w:r>
+      <w:r>
+        <w:rPr>
+          <w:b w:val="0"/>
+        </w:rPr>
+        <w:t>.</w:t>
+      </w:r>
+    </w:p>
+    <w:p>
+      <w:pPr>
+        <w:spacing w:line="336" w:lineRule="auto" w:after="180"/>
+      </w:pPr>
+      <w:r>
+        <w:rPr>
+          <w:b w:val="0"/>
+        </w:rPr>
+        <w:t>For the candidate, the clear-class correct fraction is 12/16=75 percent and the blocked-class fraction is 4/4=100 percent. Their equal average is 87.5 percent.</w:t>
+      </w:r>
+    </w:p>
+    <w:p>
+      <w:pPr>
+        <w:pStyle w:val="Heading3"/>
+      </w:pPr>
+      <w:r>
+        <w:t>Explain the added worked example · 5</w:t>
+      </w:r>
+    </w:p>
+    <w:p>
+      <w:pPr>
+        <w:spacing w:line="336" w:lineRule="auto" w:after="180"/>
+      </w:pPr>
+      <w:r>
+        <w:rPr>
+          <w:b w:val="0"/>
+        </w:rPr>
+        <w:t>For the baseline, those fractions are 16/16=100 percent and 0/4=0 percent, averaging 50 percent. The code assumes a two-by-two table of nonnegative integer counts in the stated order.</w:t>
+      </w:r>
+    </w:p>
+    <w:p>
+      <w:pPr>
+        <w:spacing w:line="336" w:lineRule="auto" w:after="180"/>
+      </w:pPr>
+      <w:r>
+        <w:rPr>
+          <w:b w:val="0"/>
+        </w:rPr>
+        <w:t>It stops when either reference class is absent. Then report the observed counts and the unavailable class result; do not invent a denominator or silently substitute zero.</w:t>
       </w:r>
     </w:p>
     <w:p>
@@ -794,8 +1822,37 @@
       </w:r>
     </w:p>
     <w:p>
-      <w:r>
-        <w:t>Use the complete worked example below before asking learners to complete W2. Reveal a small part, invite a prediction, then explain the deciding step. These teacher notes contain solutions; do not reveal the independent case answer during modelling.</w:t>
+      <w:pPr>
+        <w:spacing w:line="336" w:lineRule="auto" w:after="180"/>
+      </w:pPr>
+      <w:r>
+        <w:rPr>
+          <w:b w:val="0"/>
+        </w:rPr>
+        <w:t xml:space="preserve">Use the complete worked example below before asking learners to complete W2. Reveal a small part, invite a </w:t>
+      </w:r>
+      <w:r>
+        <w:rPr>
+          <w:b/>
+        </w:rPr>
+        <w:t>prediction</w:t>
+      </w:r>
+      <w:r>
+        <w:rPr>
+          <w:b w:val="0"/>
+        </w:rPr>
+        <w:t>, then explain the deciding step.</w:t>
+      </w:r>
+    </w:p>
+    <w:p>
+      <w:pPr>
+        <w:spacing w:line="336" w:lineRule="auto" w:after="180"/>
+      </w:pPr>
+      <w:r>
+        <w:rPr>
+          <w:b w:val="0"/>
+        </w:rPr>
+        <w:t>These teacher notes contain solutions; do not reveal the independent case answer during modelling.</w:t>
       </w:r>
     </w:p>
     <w:p>
@@ -983,8 +2040,39 @@
       </w:r>
     </w:p>
     <w:p>
-      <w:r>
-        <w:t>Balanced accuracy is a metric choice, not a repair to the classifier or a guarantee of safety. It gives classes equal influence in this summary; it does not encode the actual consequences of false alarms and missed cases. Four blocked evaluation examples are also too few for a strong general claim.</w:t>
+      <w:pPr>
+        <w:pStyle w:val="Heading3"/>
+      </w:pPr>
+      <w:r>
+        <w:t>Model the reasoning aloud · 6</w:t>
+      </w:r>
+    </w:p>
+    <w:p>
+      <w:pPr>
+        <w:spacing w:line="336" w:lineRule="auto" w:after="180"/>
+      </w:pPr>
+      <w:r>
+        <w:rPr>
+          <w:b/>
+        </w:rPr>
+        <w:t>Balanced accuracy</w:t>
+      </w:r>
+      <w:r>
+        <w:rPr>
+          <w:b w:val="0"/>
+        </w:rPr>
+        <w:t xml:space="preserve"> is a metric choice, not a repair to the classifier or a guarantee of safety. It gives classes equal influence in this summary; it does not encode the actual consequences of false alarms and missed cases.</w:t>
+      </w:r>
+    </w:p>
+    <w:p>
+      <w:pPr>
+        <w:spacing w:line="336" w:lineRule="auto" w:after="180"/>
+      </w:pPr>
+      <w:r>
+        <w:rPr>
+          <w:b w:val="0"/>
+        </w:rPr>
+        <w:t>Four blocked evaluation examples are also too few for a strong general claim.</w:t>
       </w:r>
     </w:p>
     <w:tbl>
@@ -1090,7 +2178,13 @@
       </w:tr>
     </w:tbl>
     <w:p>
-      <w:r>
+      <w:pPr>
+        <w:spacing w:line="336" w:lineRule="auto" w:after="180"/>
+      </w:pPr>
+      <w:r>
+        <w:rPr>
+          <w:b w:val="0"/>
+        </w:rPr>
         <w:t>Use the diagram and verbal explanation together. Ask learners to match a sentence to a specific visual step; do not assign learners fixed visual or auditory learning styles.</w:t>
       </w:r>
     </w:p>
@@ -1103,7 +2197,13 @@
       </w:r>
     </w:p>
     <w:p>
-      <w:r>
+      <w:pPr>
+        <w:spacing w:line="336" w:lineRule="auto" w:after="180"/>
+      </w:pPr>
+      <w:r>
+        <w:rPr>
+          <w:b w:val="0"/>
+        </w:rPr>
         <w:t>Show how a common healthy class can hide complete failure to detect spotted leaves.</w:t>
       </w:r>
     </w:p>
@@ -1116,13 +2216,55 @@
       </w:r>
     </w:p>
     <w:p>
-      <w:r>
+      <w:pPr>
+        <w:pStyle w:val="Heading3"/>
+      </w:pPr>
+      <w:r>
+        <w:t>Supplied facts</w:t>
+      </w:r>
+    </w:p>
+    <w:p>
+      <w:pPr>
+        <w:spacing w:line="336" w:lineRule="auto" w:after="180"/>
+        <w:shd w:fill="F1F6FC"/>
+      </w:pPr>
+      <w:r>
+        <w:rPr>
+          <w:b w:val="0"/>
+        </w:rPr>
         <w:t>Toy evaluation has 18 healthy and 2 spotted leaves. Always-healthy predicts all healthy. A candidate hasTP2, FN 0, FP 3, TN 15.</w:t>
       </w:r>
     </w:p>
     <w:p>
-      <w:r>
-        <w:t>All inputs and outcomes in this worked example are invented classroom data; no real model run is claimed.</w:t>
+      <w:pPr>
+        <w:pStyle w:val="Heading3"/>
+      </w:pPr>
+      <w:r>
+        <w:t>Supplied facts</w:t>
+      </w:r>
+    </w:p>
+    <w:p>
+      <w:pPr>
+        <w:spacing w:line="336" w:lineRule="auto" w:after="180"/>
+        <w:shd w:fill="F1F6FC"/>
+      </w:pPr>
+      <w:r>
+        <w:rPr>
+          <w:b w:val="0"/>
+        </w:rPr>
+        <w:t xml:space="preserve">All </w:t>
+      </w:r>
+      <w:r>
+        <w:rPr>
+          <w:b/>
+        </w:rPr>
+        <w:t>input</w:t>
+      </w:r>
+      <w:r>
+        <w:rPr>
+          <w:b w:val="0"/>
+        </w:rPr>
+        <w:t>s and outcomes in this worked example are invented classroom data; no real model run is claimed.</w:t>
       </w:r>
     </w:p>
     <w:p>
@@ -1321,20 +2463,74 @@
       </w:r>
     </w:p>
     <w:p>
-      <w:r>
-        <w:t>Read the picture in order. Candidate catches both spotted leaves while producing three false alarms; choose with stated costs and review needs. The arrows show which recorded input or intermediate result each decision uses. Explain the deciding step aloud before checking the changed case; pointing to the final answer alone does not show how it follows.</w:t>
-      </w:r>
-    </w:p>
-    <w:p>
       <w:pPr>
         <w:pStyle w:val="Heading3"/>
       </w:pPr>
       <w:r>
+        <w:t>Why the result follows</w:t>
+      </w:r>
+    </w:p>
+    <w:p>
+      <w:pPr>
+        <w:spacing w:line="336" w:lineRule="auto" w:after="180"/>
+        <w:shd w:fill="F1F6FC"/>
+      </w:pPr>
+      <w:r>
+        <w:rPr>
+          <w:b w:val="0"/>
+        </w:rPr>
+        <w:t xml:space="preserve">Read the picture in order. Candidate catches both spotted leaves while producing three false alarms; choose with stated costs and review needs. The arrows show which recorded </w:t>
+      </w:r>
+      <w:r>
+        <w:rPr>
+          <w:b/>
+        </w:rPr>
+        <w:t>input</w:t>
+      </w:r>
+      <w:r>
+        <w:rPr>
+          <w:b w:val="0"/>
+        </w:rPr>
+        <w:t xml:space="preserve"> or intermediate result each decision uses.</w:t>
+      </w:r>
+    </w:p>
+    <w:p>
+      <w:pPr>
+        <w:spacing w:line="336" w:lineRule="auto" w:after="180"/>
+        <w:shd w:fill="F1F6FC"/>
+      </w:pPr>
+      <w:r>
+        <w:rPr>
+          <w:b w:val="0"/>
+        </w:rPr>
+        <w:t>Explain the deciding step aloud before checking the changed case; pointing to the final answer alone does not show how it follows.</w:t>
+      </w:r>
+    </w:p>
+    <w:p>
+      <w:pPr>
+        <w:pStyle w:val="Heading3"/>
+      </w:pPr>
+      <w:r>
         <w:t>What this example does not establish</w:t>
       </w:r>
     </w:p>
     <w:p>
-      <w:r>
+      <w:pPr>
+        <w:pStyle w:val="Heading3"/>
+      </w:pPr>
+      <w:r>
+        <w:t>Keep the stated limit</w:t>
+      </w:r>
+    </w:p>
+    <w:p>
+      <w:pPr>
+        <w:spacing w:line="336" w:lineRule="auto" w:after="180"/>
+        <w:shd w:fill="FFF5E6"/>
+      </w:pPr>
+      <w:r>
+        <w:rPr>
+          <w:b w:val="0"/>
+        </w:rPr>
         <w:t>Perfect performance on twenty supplied cases does not demonstrate dependable detection in other plants or settings.</w:t>
       </w:r>
     </w:p>
@@ -1347,17 +2543,92 @@
       </w:r>
     </w:p>
     <w:p>
-      <w:r>
+      <w:pPr>
+        <w:pStyle w:val="Heading3"/>
+      </w:pPr>
+      <w:r>
+        <w:t>Change one thing</w:t>
+      </w:r>
+    </w:p>
+    <w:p>
+      <w:pPr>
+        <w:spacing w:line="336" w:lineRule="auto" w:after="180"/>
+        <w:shd w:fill="F5F1FB"/>
+      </w:pPr>
+      <w:r>
+        <w:rPr>
+          <w:b w:val="0"/>
+        </w:rPr>
         <w:t>Change: The candidate’s three false alarms are corrected without changing its detections.</w:t>
       </w:r>
     </w:p>
     <w:p>
-      <w:r>
-        <w:t>Prediction: Candidate accuracy becomes20/20 with spotted recall still100% in this toy set.</w:t>
-      </w:r>
-    </w:p>
-    <w:p>
-      <w:r>
+      <w:pPr>
+        <w:pStyle w:val="Heading3"/>
+      </w:pPr>
+      <w:r>
+        <w:t>Predicted result</w:t>
+      </w:r>
+    </w:p>
+    <w:p>
+      <w:pPr>
+        <w:spacing w:line="336" w:lineRule="auto" w:after="180"/>
+        <w:shd w:fill="F1F6FC"/>
+      </w:pPr>
+      <w:r>
+        <w:rPr>
+          <w:b/>
+        </w:rPr>
+        <w:t>Prediction</w:t>
+      </w:r>
+      <w:r>
+        <w:rPr>
+          <w:b w:val="0"/>
+        </w:rPr>
+        <w:t xml:space="preserve">: Candidate </w:t>
+      </w:r>
+      <w:r>
+        <w:rPr>
+          <w:b/>
+        </w:rPr>
+        <w:t>accuracy</w:t>
+      </w:r>
+      <w:r>
+        <w:rPr>
+          <w:b w:val="0"/>
+        </w:rPr>
+        <w:t xml:space="preserve"> becomes20/20 with spotted </w:t>
+      </w:r>
+      <w:r>
+        <w:rPr>
+          <w:b/>
+        </w:rPr>
+        <w:t>recall</w:t>
+      </w:r>
+      <w:r>
+        <w:rPr>
+          <w:b w:val="0"/>
+        </w:rPr>
+        <w:t xml:space="preserve"> still100% in this toy set.</w:t>
+      </w:r>
+    </w:p>
+    <w:p>
+      <w:pPr>
+        <w:pStyle w:val="Heading3"/>
+      </w:pPr>
+      <w:r>
+        <w:t>Why the result follows</w:t>
+      </w:r>
+    </w:p>
+    <w:p>
+      <w:pPr>
+        <w:spacing w:line="336" w:lineRule="auto" w:after="180"/>
+        <w:shd w:fill="F1F6FC"/>
+      </w:pPr>
+      <w:r>
+        <w:rPr>
+          <w:b w:val="0"/>
+        </w:rPr>
         <w:t>Reason: False alarms move from FP to TN; neither TP nor FN changes.</w:t>
       </w:r>
     </w:p>
@@ -1370,8 +2641,57 @@
       </w:r>
     </w:p>
     <w:p>
-      <w:r>
-        <w:t>Cover the result. Ask learners to name the inputs and predict the next step. Uncover one step, connect the icon to the actual procedure, and explain its evidence. Then change the supplied condition and compare. The picture is a representation; it does not document execution of a real AI model.</w:t>
+      <w:pPr>
+        <w:pStyle w:val="Heading3"/>
+      </w:pPr>
+      <w:r>
+        <w:t>Ask while showing the picture · 7</w:t>
+      </w:r>
+    </w:p>
+    <w:p>
+      <w:pPr>
+        <w:spacing w:line="336" w:lineRule="auto" w:after="180"/>
+      </w:pPr>
+      <w:r>
+        <w:rPr>
+          <w:b w:val="0"/>
+        </w:rPr>
+        <w:t xml:space="preserve">Cover the result. Ask learners to name the </w:t>
+      </w:r>
+      <w:r>
+        <w:rPr>
+          <w:b/>
+        </w:rPr>
+        <w:t>input</w:t>
+      </w:r>
+      <w:r>
+        <w:rPr>
+          <w:b w:val="0"/>
+        </w:rPr>
+        <w:t xml:space="preserve">s and predict the next step. Uncover one step, connect the icon to the actual procedure, and explain its </w:t>
+      </w:r>
+      <w:r>
+        <w:rPr>
+          <w:b/>
+        </w:rPr>
+        <w:t>evidence</w:t>
+      </w:r>
+      <w:r>
+        <w:rPr>
+          <w:b w:val="0"/>
+        </w:rPr>
+        <w:t>. Then change the supplied condition and compare.</w:t>
+      </w:r>
+    </w:p>
+    <w:p>
+      <w:pPr>
+        <w:spacing w:line="336" w:lineRule="auto" w:after="180"/>
+      </w:pPr>
+      <w:r>
+        <w:rPr>
+          <w:b w:val="0"/>
+        </w:rPr>
+        <w:t>The picture is a representation; it does not document execution of a real AI model.</w:t>
       </w:r>
     </w:p>
     <w:p>
@@ -1383,11 +2703,16 @@
       </w:r>
     </w:p>
     <w:p>
+      <w:r>
+        <w:t>Demonstrate Accuracy and Imbalance, reduce support deliberately and check individual reasoning before discussing answers.</w:t>
+      </w:r>
+    </w:p>
+    <w:p>
       <w:pPr>
         <w:pStyle w:val="Heading3"/>
       </w:pPr>
       <w:r>
-        <w:t>Demonstrate and guide practice</w:t>
+        <w:t>Board sequence</w:t>
       </w:r>
     </w:p>
     <w:p>
@@ -1395,55 +2720,221 @@
         <w:pStyle w:val="Heading3"/>
       </w:pPr>
       <w:r>
-        <w:t>Board sequence</w:t>
-      </w:r>
-    </w:p>
-    <w:p>
-      <w:r>
+        <w:t>1. Put the facts on the board</w:t>
+      </w:r>
+    </w:p>
+    <w:p>
+      <w:pPr>
+        <w:spacing w:line="336" w:lineRule="auto" w:after="180"/>
+        <w:shd w:fill="F4F9FC"/>
+      </w:pPr>
+      <w:r>
+        <w:rPr>
+          <w:b w:val="0"/>
+        </w:rPr>
         <w:t>Write the given facts: A dataset has 95 healthy and 5 spotted. Model predicts healthy for all.</w:t>
       </w:r>
     </w:p>
     <w:p>
-      <w:r>
-        <w:t>Write the question to explain: Calculate and critique accuracy.</w:t>
-      </w:r>
-    </w:p>
-    <w:p>
-      <w:r>
-        <w:t>Reveal after predictions: 95/100=95%, but spotted recall=0/5=0%. Majority performance hides the detection failure.</w:t>
-      </w:r>
-    </w:p>
-    <w:p>
-      <w:r>
-        <w:t>Keep for an independent attempt: A classifier predicts healthy for all 100 plants; 95 are healthy and 5 diseased. Compute accuracy and diseased recall.</w:t>
-      </w:r>
-    </w:p>
-    <w:p>
       <w:pPr>
         <w:pStyle w:val="Heading3"/>
       </w:pPr>
       <w:r>
+        <w:t>2. State the decision to explain</w:t>
+      </w:r>
+    </w:p>
+    <w:p>
+      <w:pPr>
+        <w:spacing w:line="336" w:lineRule="auto" w:after="180"/>
+        <w:shd w:fill="F4F9FC"/>
+      </w:pPr>
+      <w:r>
+        <w:rPr>
+          <w:b w:val="0"/>
+        </w:rPr>
+        <w:t xml:space="preserve">Write the question to explain: Calculate and critique </w:t>
+      </w:r>
+      <w:r>
+        <w:rPr>
+          <w:b/>
+        </w:rPr>
+        <w:t>accuracy</w:t>
+      </w:r>
+      <w:r>
+        <w:rPr>
+          <w:b w:val="0"/>
+        </w:rPr>
+        <w:t>.</w:t>
+      </w:r>
+    </w:p>
+    <w:p>
+      <w:pPr>
+        <w:pStyle w:val="Heading3"/>
+      </w:pPr>
+      <w:r>
+        <w:t>3. Reveal the worked reasoning</w:t>
+      </w:r>
+    </w:p>
+    <w:p>
+      <w:pPr>
+        <w:spacing w:line="336" w:lineRule="auto" w:after="180"/>
+        <w:shd w:fill="F1F6FC"/>
+      </w:pPr>
+      <w:r>
+        <w:rPr>
+          <w:b w:val="0"/>
+        </w:rPr>
+        <w:t xml:space="preserve">Reveal after </w:t>
+      </w:r>
+      <w:r>
+        <w:rPr>
+          <w:b/>
+        </w:rPr>
+        <w:t>prediction</w:t>
+      </w:r>
+      <w:r>
+        <w:rPr>
+          <w:b w:val="0"/>
+        </w:rPr>
+        <w:t xml:space="preserve">s: 95/100=95%, but spotted </w:t>
+      </w:r>
+      <w:r>
+        <w:rPr>
+          <w:b/>
+        </w:rPr>
+        <w:t>recall</w:t>
+      </w:r>
+      <w:r>
+        <w:rPr>
+          <w:b w:val="0"/>
+        </w:rPr>
+        <w:t>=0/5=0%. Majority performance hides the detection failure.</w:t>
+      </w:r>
+    </w:p>
+    <w:p>
+      <w:pPr>
+        <w:pStyle w:val="Heading3"/>
+      </w:pPr>
+      <w:r>
+        <w:t>Hold back the independent task</w:t>
+      </w:r>
+    </w:p>
+    <w:p>
+      <w:pPr>
+        <w:spacing w:line="336" w:lineRule="auto" w:after="180"/>
+        <w:shd w:fill="FFF5E6"/>
+      </w:pPr>
+      <w:r>
+        <w:rPr>
+          <w:b w:val="0"/>
+        </w:rPr>
+        <w:t xml:space="preserve">Keep for an independent attempt: A classifier predicts healthy for all 100 plants; 95 are healthy and 5 diseased. Compute </w:t>
+      </w:r>
+      <w:r>
+        <w:rPr>
+          <w:b/>
+        </w:rPr>
+        <w:t>accuracy</w:t>
+      </w:r>
+      <w:r>
+        <w:rPr>
+          <w:b w:val="0"/>
+        </w:rPr>
+        <w:t xml:space="preserve"> and diseased </w:t>
+      </w:r>
+      <w:r>
+        <w:rPr>
+          <w:b/>
+        </w:rPr>
+        <w:t>recall</w:t>
+      </w:r>
+      <w:r>
+        <w:rPr>
+          <w:b w:val="0"/>
+        </w:rPr>
+        <w:t>.</w:t>
+      </w:r>
+    </w:p>
+    <w:p>
+      <w:pPr>
+        <w:pStyle w:val="Heading3"/>
+      </w:pPr>
+      <w:r>
         <w:t>Classroom dialogue</w:t>
       </w:r>
     </w:p>
     <w:p>
-      <w:r>
+      <w:pPr>
+        <w:pStyle w:val="Heading3"/>
+      </w:pPr>
+      <w:r>
+        <w:t>Ask the class</w:t>
+      </w:r>
+    </w:p>
+    <w:p>
+      <w:pPr>
+        <w:spacing w:line="336" w:lineRule="auto" w:after="180"/>
+        <w:shd w:fill="F5F1FB"/>
+      </w:pPr>
+      <w:r>
+        <w:rPr>
+          <w:b w:val="0"/>
+        </w:rPr>
         <w:t>Ask: Which facts are given, and which would we have to assume? Learners mark relevant details before discussing answers.</w:t>
       </w:r>
     </w:p>
     <w:p>
-      <w:r>
+      <w:pPr>
+        <w:pStyle w:val="Heading3"/>
+      </w:pPr>
+      <w:r>
+        <w:t>Language to model</w:t>
+      </w:r>
+    </w:p>
+    <w:p>
+      <w:pPr>
+        <w:spacing w:line="336" w:lineRule="auto" w:after="180"/>
+        <w:shd w:fill="F1F6F8"/>
+      </w:pPr>
+      <w:r>
+        <w:rPr>
+          <w:b w:val="0"/>
+        </w:rPr>
         <w:t>Say: Predict first. Show the rule, information path or calculation that would produce the result. A correct guess is not yet an explanation.</w:t>
       </w:r>
     </w:p>
     <w:p>
-      <w:r>
+      <w:pPr>
+        <w:spacing w:line="336" w:lineRule="auto" w:after="180"/>
+      </w:pPr>
+      <w:r>
+        <w:rPr>
+          <w:b w:val="0"/>
+        </w:rPr>
         <w:t>Reveal reasoning one step at a time. Explain why a tempting alternative fails. Write units and denominators for arithmetic, trace conditions for decisions, and identify supporting sources for claims.</w:t>
       </w:r>
     </w:p>
     <w:p>
-      <w:r>
-        <w:t>In pairs, one learner solves while the other checks evidence; exchange roles. Remove the worked answer before independent assessment.</w:t>
+      <w:pPr>
+        <w:spacing w:line="336" w:lineRule="auto" w:after="180"/>
+      </w:pPr>
+      <w:r>
+        <w:rPr>
+          <w:b w:val="0"/>
+        </w:rPr>
+        <w:t xml:space="preserve">In pairs, one learner solves while the other checks </w:t>
+      </w:r>
+      <w:r>
+        <w:rPr>
+          <w:b/>
+        </w:rPr>
+        <w:t>evidence</w:t>
+      </w:r>
+      <w:r>
+        <w:rPr>
+          <w:b w:val="0"/>
+        </w:rPr>
+        <w:t>; exchange roles. Remove the worked answer before independent assessment.</w:t>
       </w:r>
     </w:p>
     <w:p>
@@ -1455,8 +2946,60 @@
       </w:r>
     </w:p>
     <w:p>
-      <w:r>
-        <w:t>Guided: baseline has FP=0,FN=4, finding none of four blocked cases. Candidate has FP=4,FN=0, finding all four but adding four false alarms. Both have sixteen correct predictions. Equal averaging gives baseline (100+0)/2=50 percent and candidate (75+100)/2=87.5 percent. Exit: request the full labelled matrix, class counts, sampling method, training-derived baseline and task consequences. The worked always-clear rule misses all four blocked cases.</w:t>
+      <w:pPr>
+        <w:spacing w:line="336" w:lineRule="auto" w:after="180"/>
+      </w:pPr>
+      <w:r>
+        <w:rPr>
+          <w:b w:val="0"/>
+        </w:rPr>
+        <w:t xml:space="preserve">Guided: baseline has FP=0,FN=4, finding none of four blocked cases. Candidate has FP=4,FN=0, finding all four but adding four false alarms. Both have sixteen correct </w:t>
+      </w:r>
+      <w:r>
+        <w:rPr>
+          <w:b/>
+        </w:rPr>
+        <w:t>prediction</w:t>
+      </w:r>
+      <w:r>
+        <w:rPr>
+          <w:b w:val="0"/>
+        </w:rPr>
+        <w:t>s.</w:t>
+      </w:r>
+    </w:p>
+    <w:p>
+      <w:pPr>
+        <w:spacing w:line="336" w:lineRule="auto" w:after="180"/>
+      </w:pPr>
+      <w:r>
+        <w:rPr>
+          <w:b w:val="0"/>
+        </w:rPr>
+        <w:t xml:space="preserve">Equal averaging gives baseline (100+0)/2=50 percent and candidate (75+100)/2=87.5 percent. Exit: request the full labelled matrix, class counts, sampling method, </w:t>
+      </w:r>
+      <w:r>
+        <w:rPr>
+          <w:b/>
+        </w:rPr>
+        <w:t>training</w:t>
+      </w:r>
+      <w:r>
+        <w:rPr>
+          <w:b w:val="0"/>
+        </w:rPr>
+        <w:t>-derived baseline and task consequences.</w:t>
+      </w:r>
+    </w:p>
+    <w:p>
+      <w:pPr>
+        <w:spacing w:line="336" w:lineRule="auto" w:after="180"/>
+      </w:pPr>
+      <w:r>
+        <w:rPr>
+          <w:b w:val="0"/>
+        </w:rPr>
+        <w:t>The worked always-clear rule misses all four blocked cases.</w:t>
       </w:r>
     </w:p>
     <w:p>
@@ -1688,41 +3231,281 @@
       </w:r>
     </w:p>
     <w:p>
-      <w:r>
-        <w:t>Completion task: For the worked candidate [[12,4],[0,4]], give ordinary accuracy, both class-specific correct fractions, balanced accuracy, false positives and false negatives. Compare with the baseline.</w:t>
-      </w:r>
-    </w:p>
-    <w:p>
-      <w:r>
-        <w:t>Teacher check: Accuracy 16/20=80 percent. Clear fraction 12/16=75 percent; blocked fraction 4/4=100 percent; balanced accuracy (75+100)/2=87.5 percent. FP=4,FN=0. Baseline accuracy is also 80 percent but balanced accuracy is 50 percent with FP=0,FN=4.</w:t>
-      </w:r>
-    </w:p>
-    <w:p>
-      <w:r>
-        <w:t>Start by identifying the given inputs together. Leave the intermediate steps blank. If needed, model one step, then withdraw that help on the next step. Move to a full trace only when the partial trace is understood. For partners, alternate explainer and checker; collect a response from every learner before discussion.</w:t>
-      </w:r>
-    </w:p>
-    <w:p>
       <w:pPr>
         <w:pStyle w:val="Heading3"/>
       </w:pPr>
       <w:r>
+        <w:t>Completion practice</w:t>
+      </w:r>
+    </w:p>
+    <w:p>
+      <w:pPr>
+        <w:spacing w:line="336" w:lineRule="auto" w:after="180"/>
+        <w:shd w:fill="F5F1FB"/>
+      </w:pPr>
+      <w:r>
+        <w:rPr>
+          <w:b w:val="0"/>
+        </w:rPr>
+        <w:t xml:space="preserve">Completion task: For the worked candidate [[12,4],[0,4]], give ordinary </w:t>
+      </w:r>
+      <w:r>
+        <w:rPr>
+          <w:b/>
+        </w:rPr>
+        <w:t>accuracy</w:t>
+      </w:r>
+      <w:r>
+        <w:rPr>
+          <w:b w:val="0"/>
+        </w:rPr>
+        <w:t xml:space="preserve">, both </w:t>
+      </w:r>
+      <w:r>
+        <w:rPr>
+          <w:b/>
+        </w:rPr>
+        <w:t>class-specific correct fraction</w:t>
+      </w:r>
+      <w:r>
+        <w:rPr>
+          <w:b w:val="0"/>
+        </w:rPr>
+        <w:t xml:space="preserve">s, </w:t>
+      </w:r>
+      <w:r>
+        <w:rPr>
+          <w:b/>
+        </w:rPr>
+        <w:t>balanced accuracy</w:t>
+      </w:r>
+      <w:r>
+        <w:rPr>
+          <w:b w:val="0"/>
+        </w:rPr>
+        <w:t>, false positives and false negatives. Compare with the baseline.</w:t>
+      </w:r>
+    </w:p>
+    <w:p>
+      <w:pPr>
+        <w:pStyle w:val="Heading3"/>
+      </w:pPr>
+      <w:r>
+        <w:t>Reasoning to listen for</w:t>
+      </w:r>
+    </w:p>
+    <w:p>
+      <w:pPr>
+        <w:spacing w:line="336" w:lineRule="auto" w:after="180"/>
+        <w:shd w:fill="F1F6FC"/>
+      </w:pPr>
+      <w:r>
+        <w:rPr>
+          <w:b w:val="0"/>
+        </w:rPr>
+        <w:t xml:space="preserve">Teacher check: </w:t>
+      </w:r>
+      <w:r>
+        <w:rPr>
+          <w:b/>
+        </w:rPr>
+        <w:t>Accuracy</w:t>
+      </w:r>
+      <w:r>
+        <w:rPr>
+          <w:b w:val="0"/>
+        </w:rPr>
+        <w:t xml:space="preserve"> 16/20=80 percent. Clear fraction 12/16=75 percent; blocked fraction 4/4=100 percent; </w:t>
+      </w:r>
+      <w:r>
+        <w:rPr>
+          <w:b/>
+        </w:rPr>
+        <w:t>balanced accuracy</w:t>
+      </w:r>
+      <w:r>
+        <w:rPr>
+          <w:b w:val="0"/>
+        </w:rPr>
+        <w:t xml:space="preserve"> (75+100)/2=87.5 percent. FP=4,FN=0.</w:t>
+      </w:r>
+    </w:p>
+    <w:p>
+      <w:pPr>
+        <w:spacing w:line="336" w:lineRule="auto" w:after="180"/>
+        <w:shd w:fill="F1F6FC"/>
+      </w:pPr>
+      <w:r>
+        <w:rPr>
+          <w:b w:val="0"/>
+        </w:rPr>
+        <w:t xml:space="preserve">Baseline </w:t>
+      </w:r>
+      <w:r>
+        <w:rPr>
+          <w:b/>
+        </w:rPr>
+        <w:t>accuracy</w:t>
+      </w:r>
+      <w:r>
+        <w:rPr>
+          <w:b w:val="0"/>
+        </w:rPr>
+        <w:t xml:space="preserve"> is also 80 percent but </w:t>
+      </w:r>
+      <w:r>
+        <w:rPr>
+          <w:b/>
+        </w:rPr>
+        <w:t>balanced accuracy</w:t>
+      </w:r>
+      <w:r>
+        <w:rPr>
+          <w:b w:val="0"/>
+        </w:rPr>
+        <w:t xml:space="preserve"> is 50 percent with FP=0,FN=4.</w:t>
+      </w:r>
+    </w:p>
+    <w:p>
+      <w:pPr>
+        <w:spacing w:line="336" w:lineRule="auto" w:after="180"/>
+      </w:pPr>
+      <w:r>
+        <w:rPr>
+          <w:b w:val="0"/>
+        </w:rPr>
+        <w:t xml:space="preserve">Start by identifying the given </w:t>
+      </w:r>
+      <w:r>
+        <w:rPr>
+          <w:b/>
+        </w:rPr>
+        <w:t>input</w:t>
+      </w:r>
+      <w:r>
+        <w:rPr>
+          <w:b w:val="0"/>
+        </w:rPr>
+        <w:t>s together. Leave the intermediate steps blank. If needed, model one step, then withdraw that help on the next step. Move to a full trace only when the partial trace is understood.</w:t>
+      </w:r>
+    </w:p>
+    <w:p>
+      <w:pPr>
+        <w:spacing w:line="336" w:lineRule="auto" w:after="180"/>
+      </w:pPr>
+      <w:r>
+        <w:rPr>
+          <w:b w:val="0"/>
+        </w:rPr>
+        <w:t>For partners, alternate explainer and checker; collect a response from every learner before discussion.</w:t>
+      </w:r>
+    </w:p>
+    <w:p>
+      <w:pPr>
+        <w:pStyle w:val="Heading3"/>
+      </w:pPr>
+      <w:r>
         <w:t>Individual reasoning check</w:t>
       </w:r>
     </w:p>
     <w:p>
-      <w:r>
-        <w:t>Use the worked case for Accuracy and class imbalance. Proposed explanation: “High accuracy means both classes work well”. Decide whether this explanation is supported. Point to the step or supplied fact that decides; explain your repair if needed.</w:t>
-      </w:r>
-    </w:p>
-    <w:p>
-      <w:r>
+      <w:pPr>
+        <w:spacing w:line="336" w:lineRule="auto" w:after="180"/>
+      </w:pPr>
+      <w:r>
+        <w:rPr>
+          <w:b w:val="0"/>
+        </w:rPr>
+        <w:t xml:space="preserve">Use the worked case for </w:t>
+      </w:r>
+      <w:r>
+        <w:rPr>
+          <w:b/>
+        </w:rPr>
+        <w:t>Accuracy</w:t>
+      </w:r>
+      <w:r>
+        <w:rPr>
+          <w:b w:val="0"/>
+        </w:rPr>
+        <w:t xml:space="preserve"> and </w:t>
+      </w:r>
+      <w:r>
+        <w:rPr>
+          <w:b/>
+        </w:rPr>
+        <w:t>class imbalance</w:t>
+      </w:r>
+      <w:r>
+        <w:rPr>
+          <w:b w:val="0"/>
+        </w:rPr>
+        <w:t xml:space="preserve">. Proposed explanation: “High </w:t>
+      </w:r>
+      <w:r>
+        <w:rPr>
+          <w:b/>
+        </w:rPr>
+        <w:t>accuracy</w:t>
+      </w:r>
+      <w:r>
+        <w:rPr>
+          <w:b w:val="0"/>
+        </w:rPr>
+        <w:t xml:space="preserve"> means both classes work well”. Decide whether this explanation is supported.</w:t>
+      </w:r>
+    </w:p>
+    <w:p>
+      <w:pPr>
+        <w:spacing w:line="336" w:lineRule="auto" w:after="180"/>
+      </w:pPr>
+      <w:r>
+        <w:rPr>
+          <w:b w:val="0"/>
+        </w:rPr>
+        <w:t>Point to the step or supplied fact that decides; explain your repair if needed.</w:t>
+      </w:r>
+    </w:p>
+    <w:p>
+      <w:pPr>
+        <w:pStyle w:val="Heading3"/>
+      </w:pPr>
+      <w:r>
+        <w:t>Expected repair</w:t>
+      </w:r>
+    </w:p>
+    <w:p>
+      <w:pPr>
+        <w:spacing w:line="336" w:lineRule="auto" w:after="180"/>
+        <w:shd w:fill="F1F6FC"/>
+      </w:pPr>
+      <w:r>
+        <w:rPr>
+          <w:b w:val="0"/>
+        </w:rPr>
         <w:t>Expected correction: A common class can dominate the overall count. Inspect each reference-class denominator and its errors.</w:t>
       </w:r>
     </w:p>
     <w:p>
-      <w:r>
-        <w:t>Collect explanations, not only yes/no votes. If a misunderstanding is common, re-model the relevant step for the class. If it affects a few learners, give a short targeted group explanation while others solve a more demanding variation.</w:t>
+      <w:pPr>
+        <w:spacing w:line="336" w:lineRule="auto" w:after="180"/>
+      </w:pPr>
+      <w:r>
+        <w:rPr>
+          <w:b w:val="0"/>
+        </w:rPr>
+        <w:t>Collect explanations, not only yes/no votes. If a misunderstanding is common, re-model the relevant step for the class.</w:t>
+      </w:r>
+    </w:p>
+    <w:p>
+      <w:pPr>
+        <w:spacing w:line="336" w:lineRule="auto" w:after="180"/>
+      </w:pPr>
+      <w:r>
+        <w:rPr>
+          <w:b w:val="0"/>
+        </w:rPr>
+        <w:t>If it affects a few learners, give a short targeted group explanation while others solve a more demanding variation.</w:t>
       </w:r>
     </w:p>
     <w:p>
@@ -1734,8 +3517,26 @@
       </w:r>
     </w:p>
     <w:p>
-      <w:r>
-        <w:t>Why can the 90% baseline still be unsuitable for a detection task? Point to the relevant step in the picture, then write the changed result and the rule or evidence that supports it.</w:t>
+      <w:pPr>
+        <w:spacing w:line="336" w:lineRule="auto" w:after="180"/>
+      </w:pPr>
+      <w:r>
+        <w:rPr>
+          <w:b w:val="0"/>
+        </w:rPr>
+        <w:t xml:space="preserve">Why can the 90% baseline still be unsuitable for a detection task? Point to the relevant step in the picture, then write the changed result and the rule or </w:t>
+      </w:r>
+      <w:r>
+        <w:rPr>
+          <w:b/>
+        </w:rPr>
+        <w:t>evidence</w:t>
+      </w:r>
+      <w:r>
+        <w:rPr>
+          <w:b w:val="0"/>
+        </w:rPr>
+        <w:t xml:space="preserve"> that supports it.</w:t>
       </w:r>
     </w:p>
     <w:p>
@@ -1747,18 +3548,131 @@
       </w:r>
     </w:p>
     <w:p>
-      <w:r>
-        <w:t>It misses every spotted leaf. Accuracy is dominated by18 healthy cases; report class-specific errors and the intended-use consequences. Changed-case check: Candidate accuracy becomes20/20 with spotted recall still100% in this toy set. False alarms move from FP to TN; neither TP nor FN changes.</w:t>
-      </w:r>
-    </w:p>
-    <w:p>
-      <w:r>
-        <w:t>Changed-case reasoning: Candidate accuracy becomes20/20 with spotted recall still100% in this toy set. False alarms move from FP to TN; neither TP nor FN changes.</w:t>
-      </w:r>
-    </w:p>
-    <w:p>
-      <w:r>
-        <w:t>Collect each learner’s explanation before discussion. Use the first missing connection between input, deciding step and result to choose support. This question is worked-case practice, not fresh mastery evidence.</w:t>
+      <w:pPr>
+        <w:spacing w:line="336" w:lineRule="auto" w:after="180"/>
+      </w:pPr>
+      <w:r>
+        <w:rPr>
+          <w:b w:val="0"/>
+        </w:rPr>
+        <w:t xml:space="preserve">It misses every spotted leaf. </w:t>
+      </w:r>
+      <w:r>
+        <w:rPr>
+          <w:b/>
+        </w:rPr>
+        <w:t>Accuracy</w:t>
+      </w:r>
+      <w:r>
+        <w:rPr>
+          <w:b w:val="0"/>
+        </w:rPr>
+        <w:t xml:space="preserve"> is dominated by18 healthy cases; report class-specific errors and the intended-use consequences.</w:t>
+      </w:r>
+    </w:p>
+    <w:p>
+      <w:pPr>
+        <w:spacing w:line="336" w:lineRule="auto" w:after="180"/>
+      </w:pPr>
+      <w:r>
+        <w:rPr>
+          <w:b w:val="0"/>
+        </w:rPr>
+        <w:t xml:space="preserve">Changed-case check: Candidate </w:t>
+      </w:r>
+      <w:r>
+        <w:rPr>
+          <w:b/>
+        </w:rPr>
+        <w:t>accuracy</w:t>
+      </w:r>
+      <w:r>
+        <w:rPr>
+          <w:b w:val="0"/>
+        </w:rPr>
+        <w:t xml:space="preserve"> becomes20/20 with spotted </w:t>
+      </w:r>
+      <w:r>
+        <w:rPr>
+          <w:b/>
+        </w:rPr>
+        <w:t>recall</w:t>
+      </w:r>
+      <w:r>
+        <w:rPr>
+          <w:b w:val="0"/>
+        </w:rPr>
+        <w:t xml:space="preserve"> still100% in this toy set. False alarms move from FP to TN; neither TP nor FN changes.</w:t>
+      </w:r>
+    </w:p>
+    <w:p>
+      <w:pPr>
+        <w:spacing w:line="336" w:lineRule="auto" w:after="180"/>
+      </w:pPr>
+      <w:r>
+        <w:rPr>
+          <w:b w:val="0"/>
+        </w:rPr>
+        <w:t xml:space="preserve">Changed-case reasoning: Candidate </w:t>
+      </w:r>
+      <w:r>
+        <w:rPr>
+          <w:b/>
+        </w:rPr>
+        <w:t>accuracy</w:t>
+      </w:r>
+      <w:r>
+        <w:rPr>
+          <w:b w:val="0"/>
+        </w:rPr>
+        <w:t xml:space="preserve"> becomes20/20 with spotted </w:t>
+      </w:r>
+      <w:r>
+        <w:rPr>
+          <w:b/>
+        </w:rPr>
+        <w:t>recall</w:t>
+      </w:r>
+      <w:r>
+        <w:rPr>
+          <w:b w:val="0"/>
+        </w:rPr>
+        <w:t xml:space="preserve"> still100% in this toy set. False alarms move from FP to TN; neither TP nor FN changes.</w:t>
+      </w:r>
+    </w:p>
+    <w:p>
+      <w:pPr>
+        <w:spacing w:line="336" w:lineRule="auto" w:after="180"/>
+      </w:pPr>
+      <w:r>
+        <w:rPr>
+          <w:b w:val="0"/>
+        </w:rPr>
+        <w:t xml:space="preserve">Collect each learner’s explanation before discussion. Use the first missing connection between </w:t>
+      </w:r>
+      <w:r>
+        <w:rPr>
+          <w:b/>
+        </w:rPr>
+        <w:t>input</w:t>
+      </w:r>
+      <w:r>
+        <w:rPr>
+          <w:b w:val="0"/>
+        </w:rPr>
+        <w:t xml:space="preserve">, deciding step and result to choose support. This question is worked-case practice, not fresh mastery </w:t>
+      </w:r>
+      <w:r>
+        <w:rPr>
+          <w:b/>
+        </w:rPr>
+        <w:t>evidence</w:t>
+      </w:r>
+      <w:r>
+        <w:rPr>
+          <w:b w:val="0"/>
+        </w:rPr>
+        <w:t>.</w:t>
       </w:r>
     </w:p>
     <w:p>
@@ -1770,54 +3684,157 @@
       </w:r>
     </w:p>
     <w:p>
+      <w:r>
+        <w:t>Run the Accuracy and Imbalance investigation and use the first unsupported step to choose a teaching response.</w:t>
+      </w:r>
+    </w:p>
+    <w:p>
+      <w:pPr>
+        <w:spacing w:line="336" w:lineRule="auto" w:after="180"/>
+      </w:pPr>
+      <w:r>
+        <w:rPr>
+          <w:b w:val="0"/>
+        </w:rPr>
+        <w:t>Keep the test conditions fixed, record every result, and change only one planned factor.</w:t>
+      </w:r>
+    </w:p>
+    <w:p>
+      <w:pPr>
+        <w:spacing w:line="336" w:lineRule="auto" w:after="180"/>
+        <w:shd w:fill="F4F9FC"/>
+      </w:pPr>
+      <w:r>
+        <w:rPr>
+          <w:b w:val="0"/>
+        </w:rPr>
+        <w:t xml:space="preserve">1. Write the hypothesis and expected </w:t>
+      </w:r>
+      <w:r>
+        <w:rPr>
+          <w:b/>
+        </w:rPr>
+        <w:t>evidence</w:t>
+      </w:r>
+      <w:r>
+        <w:rPr>
+          <w:b w:val="0"/>
+        </w:rPr>
+        <w:t xml:space="preserve"> before running.</w:t>
+      </w:r>
+    </w:p>
+    <w:p>
+      <w:pPr>
+        <w:spacing w:line="336" w:lineRule="auto" w:after="180"/>
+        <w:shd w:fill="F4F9FC"/>
+      </w:pPr>
+      <w:r>
+        <w:rPr>
+          <w:b w:val="0"/>
+        </w:rPr>
+        <w:t xml:space="preserve">2. Imbalance Simulation: compare majority </w:t>
+      </w:r>
+      <w:r>
+        <w:rPr>
+          <w:b/>
+        </w:rPr>
+        <w:t>prediction</w:t>
+      </w:r>
+      <w:r>
+        <w:rPr>
+          <w:b w:val="0"/>
+        </w:rPr>
+        <w:t xml:space="preserve"> with a model using </w:t>
+      </w:r>
+      <w:r>
+        <w:rPr>
+          <w:b/>
+        </w:rPr>
+        <w:t>accuracy</w:t>
+      </w:r>
+      <w:r>
+        <w:rPr>
+          <w:b w:val="0"/>
+        </w:rPr>
+        <w:t xml:space="preserve">, </w:t>
+      </w:r>
+      <w:r>
+        <w:rPr>
+          <w:b/>
+        </w:rPr>
+        <w:t>recall</w:t>
+      </w:r>
+      <w:r>
+        <w:rPr>
+          <w:b w:val="0"/>
+        </w:rPr>
+        <w:t>, and the actual error costs.</w:t>
+      </w:r>
+    </w:p>
+    <w:p>
+      <w:pPr>
+        <w:spacing w:line="336" w:lineRule="auto" w:after="180"/>
+        <w:shd w:fill="F4F9FC"/>
+      </w:pPr>
+      <w:r>
+        <w:rPr>
+          <w:b w:val="0"/>
+        </w:rPr>
+        <w:t>3. Run one normal, one boundary, one missing, and one shifted case.</w:t>
+      </w:r>
+    </w:p>
+    <w:p>
+      <w:pPr>
+        <w:spacing w:line="336" w:lineRule="auto" w:after="180"/>
+        <w:shd w:fill="F4F9FC"/>
+      </w:pPr>
+      <w:r>
+        <w:rPr>
+          <w:b w:val="0"/>
+        </w:rPr>
+        <w:t>4. Calculate the metric from raw counts or row-level errors.</w:t>
+      </w:r>
+    </w:p>
+    <w:p>
+      <w:pPr>
+        <w:spacing w:line="336" w:lineRule="auto" w:after="180"/>
+        <w:shd w:fill="F4F9FC"/>
+      </w:pPr>
+      <w:r>
+        <w:rPr>
+          <w:b w:val="0"/>
+        </w:rPr>
+        <w:t>5. Interpret what changed, what did not, and what remains unsafe or unknown.</w:t>
+      </w:r>
+    </w:p>
+    <w:p>
       <w:pPr>
         <w:pStyle w:val="Heading3"/>
       </w:pPr>
       <w:r>
-        <w:t>Run the weekly evidence lab</w:t>
-      </w:r>
-    </w:p>
-    <w:p>
-      <w:r>
-        <w:t>Keep the test conditions fixed, record every result, and change only one planned factor.</w:t>
-      </w:r>
-    </w:p>
-    <w:p>
-      <w:r>
-        <w:t>1. Write the hypothesis and expected evidence before running.</w:t>
-      </w:r>
-    </w:p>
-    <w:p>
-      <w:r>
-        <w:t>2. Imbalance Simulation: compare majority prediction with a model using accuracy, recall, and the actual error costs.</w:t>
-      </w:r>
-    </w:p>
-    <w:p>
-      <w:r>
-        <w:t>3. Run one normal, one boundary, one missing, and one shifted case.</w:t>
-      </w:r>
-    </w:p>
-    <w:p>
-      <w:r>
-        <w:t>4. Calculate the metric from raw counts or row-level errors.</w:t>
-      </w:r>
-    </w:p>
-    <w:p>
-      <w:r>
-        <w:t>5. Interpret what changed, what did not, and what remains unsafe or unknown.</w:t>
-      </w:r>
-    </w:p>
-    <w:p>
-      <w:pPr>
-        <w:pStyle w:val="Heading3"/>
-      </w:pPr>
-      <w:r>
         <w:t>Make the lab runnable</w:t>
       </w:r>
     </w:p>
     <w:p>
-      <w:r>
-        <w:t>Use the concrete case as the shared normal case and the independent question as a second case. Each pair creates a boundary or missing-information case and predicts its result before testing. Keep the expected result separate from an observed mistake.</w:t>
+      <w:pPr>
+        <w:spacing w:line="336" w:lineRule="auto" w:after="180"/>
+      </w:pPr>
+      <w:r>
+        <w:rPr>
+          <w:b w:val="0"/>
+        </w:rPr>
+        <w:t>Use the concrete case as the shared normal case and the independent question as a second case. Each pair creates a boundary or missing-information case and predicts its result before testing.</w:t>
+      </w:r>
+    </w:p>
+    <w:p>
+      <w:pPr>
+        <w:spacing w:line="336" w:lineRule="auto" w:after="180"/>
+      </w:pPr>
+      <w:r>
+        <w:rPr>
+          <w:b w:val="0"/>
+        </w:rPr>
+        <w:t>Keep the expected result separate from an observed mistake.</w:t>
       </w:r>
     </w:p>
     <w:tbl>
@@ -1975,13 +3992,48 @@
       </w:r>
     </w:p>
     <w:p>
-      <w:r>
-        <w:t>MISCONCEPTION TO REPAIR A classifier with 95% accuracy is excellent in every practical situation.</w:t>
-      </w:r>
-    </w:p>
-    <w:p>
-      <w:r>
-        <w:t>For guessing, return to given facts and request a trace. For vocabulary without application, use one example and one non-example. For arithmetic errors, check the setup before the calculation. Finish with a different uncoached case before recording mastery.</w:t>
+      <w:pPr>
+        <w:spacing w:line="336" w:lineRule="auto" w:after="180"/>
+      </w:pPr>
+      <w:r>
+        <w:rPr>
+          <w:b w:val="0"/>
+        </w:rPr>
+        <w:t xml:space="preserve">MISCONCEPTION TO REPAIR A classifier with 95% </w:t>
+      </w:r>
+      <w:r>
+        <w:rPr>
+          <w:b/>
+        </w:rPr>
+        <w:t>accuracy</w:t>
+      </w:r>
+      <w:r>
+        <w:rPr>
+          <w:b w:val="0"/>
+        </w:rPr>
+        <w:t xml:space="preserve"> is excellent in every practical situation.</w:t>
+      </w:r>
+    </w:p>
+    <w:p>
+      <w:pPr>
+        <w:spacing w:line="336" w:lineRule="auto" w:after="180"/>
+      </w:pPr>
+      <w:r>
+        <w:rPr>
+          <w:b w:val="0"/>
+        </w:rPr>
+        <w:t>For guessing, return to given facts and request a trace. For vocabulary without application, use one example and one non-example. For arithmetic errors, check the setup before the calculation.</w:t>
+      </w:r>
+    </w:p>
+    <w:p>
+      <w:pPr>
+        <w:spacing w:line="336" w:lineRule="auto" w:after="180"/>
+      </w:pPr>
+      <w:r>
+        <w:rPr>
+          <w:b w:val="0"/>
+        </w:rPr>
+        <w:t>Finish with a different uncoached case before recording mastery.</w:t>
       </w:r>
     </w:p>
     <w:p>
@@ -1993,17 +4045,65 @@
       </w:r>
     </w:p>
     <w:p>
-      <w:r>
-        <w:t>High accuracy means both classes work well: A common class can dominate the overall count. Inspect each reference-class denominator and its errors.</w:t>
-      </w:r>
-    </w:p>
-    <w:p>
-      <w:r>
-        <w:t>Balanced accuracy fixes the model: It changes the summary weighting, not any prediction or underlying error.</w:t>
-      </w:r>
-    </w:p>
-    <w:p>
-      <w:r>
+      <w:pPr>
+        <w:spacing w:line="336" w:lineRule="auto" w:after="180"/>
+      </w:pPr>
+      <w:r>
+        <w:rPr>
+          <w:b w:val="0"/>
+        </w:rPr>
+        <w:t xml:space="preserve">High </w:t>
+      </w:r>
+      <w:r>
+        <w:rPr>
+          <w:b/>
+        </w:rPr>
+        <w:t>accuracy</w:t>
+      </w:r>
+      <w:r>
+        <w:rPr>
+          <w:b w:val="0"/>
+        </w:rPr>
+        <w:t xml:space="preserve"> means both classes work well: A common class can dominate the overall count. Inspect each reference-class denominator and its errors.</w:t>
+      </w:r>
+    </w:p>
+    <w:p>
+      <w:pPr>
+        <w:spacing w:line="336" w:lineRule="auto" w:after="180"/>
+      </w:pPr>
+      <w:r>
+        <w:rPr>
+          <w:b/>
+        </w:rPr>
+        <w:t>Balanced accuracy</w:t>
+      </w:r>
+      <w:r>
+        <w:rPr>
+          <w:b w:val="0"/>
+        </w:rPr>
+        <w:t xml:space="preserve"> fixes the model: It changes the summary weighting, not any </w:t>
+      </w:r>
+      <w:r>
+        <w:rPr>
+          <w:b/>
+        </w:rPr>
+        <w:t>prediction</w:t>
+      </w:r>
+      <w:r>
+        <w:rPr>
+          <w:b w:val="0"/>
+        </w:rPr>
+        <w:t xml:space="preserve"> or underlying error.</w:t>
+      </w:r>
+    </w:p>
+    <w:p>
+      <w:pPr>
+        <w:spacing w:line="336" w:lineRule="auto" w:after="180"/>
+      </w:pPr>
+      <w:r>
+        <w:rPr>
+          <w:b w:val="0"/>
+        </w:rPr>
         <w:t>An absent class has zero measured performance: Its fraction has a zero denominator and is unavailable. Report missing coverage rather than inventing a value.</w:t>
       </w:r>
     </w:p>
@@ -2162,8 +4262,25 @@
       </w:tr>
     </w:tbl>
     <w:p>
-      <w:r>
-        <w:t>Offer an oral explanation, drawing, enlarged visual or fewer examples when that removes a reading/writing barrier. Keep the same reasoning goal. Stretch secure learners by changing a boundary or assumption and asking them to defend the effect, not simply by assigning more of the same questions.</w:t>
+      <w:pPr>
+        <w:spacing w:line="336" w:lineRule="auto" w:after="180"/>
+      </w:pPr>
+      <w:r>
+        <w:rPr>
+          <w:b w:val="0"/>
+        </w:rPr>
+        <w:t>Offer an oral explanation, drawing, enlarged visual or fewer examples when that removes a reading/writing barrier. Keep the same reasoning goal.</w:t>
+      </w:r>
+    </w:p>
+    <w:p>
+      <w:pPr>
+        <w:spacing w:line="336" w:lineRule="auto" w:after="180"/>
+      </w:pPr>
+      <w:r>
+        <w:rPr>
+          <w:b w:val="0"/>
+        </w:rPr>
+        <w:t>Stretch secure learners by changing a boundary or assumption and asking them to defend the effect, not simply by assigning more of the same questions.</w:t>
       </w:r>
     </w:p>
     <w:p>
@@ -2175,11 +4292,16 @@
       </w:r>
     </w:p>
     <w:p>
+      <w:r>
+        <w:t>Use the Accuracy and Imbalance questions, teacher keys and criteria after the relevant attempts. Previously discussed cases are practice; protect the separately selected independent task.</w:t>
+      </w:r>
+    </w:p>
+    <w:p>
       <w:pPr>
         <w:pStyle w:val="Heading3"/>
       </w:pPr>
       <w:r>
-        <w:t>Assess and explain the answers</w:t>
+        <w:t>Worked case answer</w:t>
       </w:r>
     </w:p>
     <w:p>
@@ -2187,12 +4309,31 @@
         <w:pStyle w:val="Heading3"/>
       </w:pPr>
       <w:r>
-        <w:t>Worked case answer</w:t>
-      </w:r>
-    </w:p>
-    <w:p>
-      <w:r>
-        <w:t>95/100=95%, but spotted recall=0/5=0%. Majority performance hides the detection failure.</w:t>
+        <w:t>Teacher key · Worked case answer</w:t>
+      </w:r>
+    </w:p>
+    <w:p>
+      <w:pPr>
+        <w:spacing w:line="336" w:lineRule="auto" w:after="180"/>
+        <w:shd w:fill="F1F6FC"/>
+      </w:pPr>
+      <w:r>
+        <w:rPr>
+          <w:b w:val="0"/>
+        </w:rPr>
+        <w:t xml:space="preserve">95/100=95%, but spotted </w:t>
+      </w:r>
+      <w:r>
+        <w:rPr>
+          <w:b/>
+        </w:rPr>
+        <w:t>recall</w:t>
+      </w:r>
+      <w:r>
+        <w:rPr>
+          <w:b w:val="0"/>
+        </w:rPr>
+        <w:t>=0/5=0%. Majority performance hides the detection failure.</w:t>
       </w:r>
     </w:p>
     <w:p>
@@ -2204,21 +4345,93 @@
       </w:r>
     </w:p>
     <w:p>
-      <w:r>
-        <w:t>A classifier predicts healthy for all 100 plants; 95 are healthy and 5 diseased. Compute accuracy and diseased recall.</w:t>
-      </w:r>
-    </w:p>
-    <w:p>
       <w:pPr>
         <w:pStyle w:val="Heading3"/>
       </w:pPr>
       <w:r>
+        <w:t>Independent question · withhold the key</w:t>
+      </w:r>
+    </w:p>
+    <w:p>
+      <w:pPr>
+        <w:spacing w:line="336" w:lineRule="auto" w:after="180"/>
+        <w:shd w:fill="F5F1FB"/>
+      </w:pPr>
+      <w:r>
+        <w:rPr>
+          <w:b w:val="0"/>
+        </w:rPr>
+        <w:t xml:space="preserve">A classifier predicts healthy for all 100 plants; 95 are healthy and 5 diseased. Compute </w:t>
+      </w:r>
+      <w:r>
+        <w:rPr>
+          <w:b/>
+        </w:rPr>
+        <w:t>accuracy</w:t>
+      </w:r>
+      <w:r>
+        <w:rPr>
+          <w:b w:val="0"/>
+        </w:rPr>
+        <w:t xml:space="preserve"> and diseased </w:t>
+      </w:r>
+      <w:r>
+        <w:rPr>
+          <w:b/>
+        </w:rPr>
+        <w:t>recall</w:t>
+      </w:r>
+      <w:r>
+        <w:rPr>
+          <w:b w:val="0"/>
+        </w:rPr>
+        <w:t>.</w:t>
+      </w:r>
+    </w:p>
+    <w:p>
+      <w:pPr>
+        <w:pStyle w:val="Heading3"/>
+      </w:pPr>
+      <w:r>
         <w:t>Expected independent answer</w:t>
       </w:r>
     </w:p>
     <w:p>
-      <w:r>
-        <w:t>Accuracy is 95/100 = 95%. Diseased recall is 0/5 = 0%; the model misses every diseased plant.</w:t>
+      <w:pPr>
+        <w:pStyle w:val="Heading3"/>
+      </w:pPr>
+      <w:r>
+        <w:t>Teacher key · Expected independent answer</w:t>
+      </w:r>
+    </w:p>
+    <w:p>
+      <w:pPr>
+        <w:spacing w:line="336" w:lineRule="auto" w:after="180"/>
+        <w:shd w:fill="F1F6FC"/>
+      </w:pPr>
+      <w:r>
+        <w:rPr>
+          <w:b/>
+        </w:rPr>
+        <w:t>Accuracy</w:t>
+      </w:r>
+      <w:r>
+        <w:rPr>
+          <w:b w:val="0"/>
+        </w:rPr>
+        <w:t xml:space="preserve"> is 95/100 = 95%. Diseased </w:t>
+      </w:r>
+      <w:r>
+        <w:rPr>
+          <w:b/>
+        </w:rPr>
+        <w:t>recall</w:t>
+      </w:r>
+      <w:r>
+        <w:rPr>
+          <w:b w:val="0"/>
+        </w:rPr>
+        <w:t xml:space="preserve"> is 0/5 = 0%; the model misses every diseased plant.</w:t>
       </w:r>
     </w:p>
     <w:p>
@@ -2456,8 +4669,25 @@
       </w:tr>
     </w:tbl>
     <w:p>
-      <w:r>
-        <w:t>Use 6/8 as a classroom checkpoint, with 2 required for both Result and Reasoning. This is a proposed teaching rule, not a validated certification threshold. Do not count a coached answer as independent mastery; correct unsafe or unsupported claims regardless of total.</w:t>
+      <w:pPr>
+        <w:spacing w:line="336" w:lineRule="auto" w:after="180"/>
+      </w:pPr>
+      <w:r>
+        <w:rPr>
+          <w:b w:val="0"/>
+        </w:rPr>
+        <w:t>Use 6/8 as a classroom checkpoint, with 2 required for both Result and Reasoning. This is a proposed teaching rule, not a validated certification threshold.</w:t>
+      </w:r>
+    </w:p>
+    <w:p>
+      <w:pPr>
+        <w:spacing w:line="336" w:lineRule="auto" w:after="180"/>
+      </w:pPr>
+      <w:r>
+        <w:rPr>
+          <w:b w:val="0"/>
+        </w:rPr>
+        <w:t>Do not count a coached answer as independent mastery; correct unsafe or unsupported claims regardless of total.</w:t>
       </w:r>
     </w:p>
     <w:p>
@@ -2469,8 +4699,38 @@
       </w:r>
     </w:p>
     <w:p>
-      <w:r>
-        <w:t>Ask the learner to find the evidence that challenges this claim: “High overall accuracy rules out a serious minority-class failure.” Keep the first attempt and an uncoached retry separate.</w:t>
+      <w:pPr>
+        <w:spacing w:line="336" w:lineRule="auto" w:after="180"/>
+      </w:pPr>
+      <w:r>
+        <w:rPr>
+          <w:b w:val="0"/>
+        </w:rPr>
+        <w:t xml:space="preserve">Ask the learner to find the </w:t>
+      </w:r>
+      <w:r>
+        <w:rPr>
+          <w:b/>
+        </w:rPr>
+        <w:t>evidence</w:t>
+      </w:r>
+      <w:r>
+        <w:rPr>
+          <w:b w:val="0"/>
+        </w:rPr>
+        <w:t xml:space="preserve"> that challenges this claim: “High overall </w:t>
+      </w:r>
+      <w:r>
+        <w:rPr>
+          <w:b/>
+        </w:rPr>
+        <w:t>accuracy</w:t>
+      </w:r>
+      <w:r>
+        <w:rPr>
+          <w:b w:val="0"/>
+        </w:rPr>
+        <w:t xml:space="preserve"> rules out a serious minority-class failure.” Keep the first attempt and an uncoached retry separate.</w:t>
       </w:r>
     </w:p>
     <w:p>
@@ -2482,15 +4742,90 @@
       </w:r>
     </w:p>
     <w:p>
-      <w:r>
-        <w:t>A accuracy=96%, recall=0%. B has TP=3,FN=1,FP=5,TN=91; accuracy=94%, recall=75%. Higher accuracy alone favours A despite missing all positives. The preferred tradeoff depends on task consequences and review capacity.</w:t>
-      </w:r>
-    </w:p>
-    <w:p>
       <w:pPr>
         <w:pStyle w:val="Heading3"/>
       </w:pPr>
       <w:r>
+        <w:t>Teacher key · Original transfer answer</w:t>
+      </w:r>
+    </w:p>
+    <w:p>
+      <w:pPr>
+        <w:spacing w:line="336" w:lineRule="auto" w:after="180"/>
+        <w:shd w:fill="F1F6FC"/>
+      </w:pPr>
+      <w:r>
+        <w:rPr>
+          <w:b w:val="0"/>
+        </w:rPr>
+        <w:t xml:space="preserve">A </w:t>
+      </w:r>
+      <w:r>
+        <w:rPr>
+          <w:b/>
+        </w:rPr>
+        <w:t>accuracy</w:t>
+      </w:r>
+      <w:r>
+        <w:rPr>
+          <w:b w:val="0"/>
+        </w:rPr>
+        <w:t xml:space="preserve">=96%, </w:t>
+      </w:r>
+      <w:r>
+        <w:rPr>
+          <w:b/>
+        </w:rPr>
+        <w:t>recall</w:t>
+      </w:r>
+      <w:r>
+        <w:rPr>
+          <w:b w:val="0"/>
+        </w:rPr>
+        <w:t xml:space="preserve">=0%. B has TP=3,FN=1,FP=5,TN=91; </w:t>
+      </w:r>
+      <w:r>
+        <w:rPr>
+          <w:b/>
+        </w:rPr>
+        <w:t>accuracy</w:t>
+      </w:r>
+      <w:r>
+        <w:rPr>
+          <w:b w:val="0"/>
+        </w:rPr>
+        <w:t xml:space="preserve">=94%, </w:t>
+      </w:r>
+      <w:r>
+        <w:rPr>
+          <w:b/>
+        </w:rPr>
+        <w:t>recall</w:t>
+      </w:r>
+      <w:r>
+        <w:rPr>
+          <w:b w:val="0"/>
+        </w:rPr>
+        <w:t xml:space="preserve">=75%. Higher </w:t>
+      </w:r>
+      <w:r>
+        <w:rPr>
+          <w:b/>
+        </w:rPr>
+        <w:t>accuracy</w:t>
+      </w:r>
+      <w:r>
+        <w:rPr>
+          <w:b w:val="0"/>
+        </w:rPr>
+        <w:t xml:space="preserve"> alone favours A despite missing all positives. The preferred tradeoff depends on task consequences and review capacity.</w:t>
+      </w:r>
+    </w:p>
+    <w:p>
+      <w:pPr>
+        <w:pStyle w:val="Heading3"/>
+      </w:pPr>
+      <w:r>
         <w:t>Explanations for the additional workbook examples</w:t>
       </w:r>
     </w:p>
@@ -2503,111 +4838,723 @@
       </w:r>
     </w:p>
     <w:p>
-      <w:r>
-        <w:t>Training has 16 clear and 4 blocked labels. State the majority rule. On the worked evaluation, give its matrix, accuracy, false positives and false negatives with blocked positive. Explain why 80 percent is incomplete.</w:t>
-      </w:r>
-    </w:p>
-    <w:p>
-      <w:r>
-        <w:t>The training-majority rule always predicts clear. Matrix [[16,0],[4,0]] gives 16/20=80 percent, FP=0,FN=4. It misses all four blocked cases, so the overall score hides complete failure on that evaluated class.</w:t>
-      </w:r>
-    </w:p>
-    <w:p>
       <w:pPr>
         <w:pStyle w:val="Heading3"/>
       </w:pPr>
       <w:r>
+        <w:t>Workbook question · W1</w:t>
+      </w:r>
+    </w:p>
+    <w:p>
+      <w:pPr>
+        <w:spacing w:line="336" w:lineRule="auto" w:after="180"/>
+        <w:shd w:fill="F5F1FB"/>
+      </w:pPr>
+      <w:r>
+        <w:rPr>
+          <w:b/>
+        </w:rPr>
+        <w:t>Training</w:t>
+      </w:r>
+      <w:r>
+        <w:rPr>
+          <w:b w:val="0"/>
+        </w:rPr>
+        <w:t xml:space="preserve"> has 16 clear and 4 blocked labels. State the majority rule. On the worked evaluation, give its matrix, </w:t>
+      </w:r>
+      <w:r>
+        <w:rPr>
+          <w:b/>
+        </w:rPr>
+        <w:t>accuracy</w:t>
+      </w:r>
+      <w:r>
+        <w:rPr>
+          <w:b w:val="0"/>
+        </w:rPr>
+        <w:t>, false positives and false negatives with blocked positive. Explain why 80 percent is incomplete.</w:t>
+      </w:r>
+    </w:p>
+    <w:p>
+      <w:pPr>
+        <w:pStyle w:val="Heading3"/>
+      </w:pPr>
+      <w:r>
+        <w:t>Teacher reasoning · W1</w:t>
+      </w:r>
+    </w:p>
+    <w:p>
+      <w:pPr>
+        <w:spacing w:line="336" w:lineRule="auto" w:after="180"/>
+        <w:shd w:fill="F1F6FC"/>
+      </w:pPr>
+      <w:r>
+        <w:rPr>
+          <w:b w:val="0"/>
+        </w:rPr>
+        <w:t xml:space="preserve">The </w:t>
+      </w:r>
+      <w:r>
+        <w:rPr>
+          <w:b/>
+        </w:rPr>
+        <w:t>training</w:t>
+      </w:r>
+      <w:r>
+        <w:rPr>
+          <w:b w:val="0"/>
+        </w:rPr>
+        <w:t>-majority rule always predicts clear. Matrix [[16,0],[4,0]] gives 16/20=80 percent, FP=0,FN=4. It misses all four blocked cases, so the overall score hides complete failure on that evaluated class.</w:t>
+      </w:r>
+    </w:p>
+    <w:p>
+      <w:pPr>
+        <w:pStyle w:val="Heading3"/>
+      </w:pPr>
+      <w:r>
         <w:t>W2 Compare both class fractions</w:t>
       </w:r>
     </w:p>
     <w:p>
-      <w:r>
-        <w:t>For the worked candidate [[12,4],[0,4]], give ordinary accuracy, both class-specific correct fractions, balanced accuracy, false positives and false negatives. Compare with the baseline.</w:t>
-      </w:r>
-    </w:p>
-    <w:p>
-      <w:r>
-        <w:t>Accuracy 16/20=80 percent. Clear fraction 12/16=75 percent; blocked fraction 4/4=100 percent; balanced accuracy (75+100)/2=87.5 percent. FP=4,FN=0. Baseline accuracy is also 80 percent but balanced accuracy is 50 percent with FP=0,FN=4.</w:t>
-      </w:r>
-    </w:p>
-    <w:p>
       <w:pPr>
         <w:pStyle w:val="Heading3"/>
       </w:pPr>
       <w:r>
+        <w:t>Workbook question · W2</w:t>
+      </w:r>
+    </w:p>
+    <w:p>
+      <w:pPr>
+        <w:spacing w:line="336" w:lineRule="auto" w:after="180"/>
+        <w:shd w:fill="F5F1FB"/>
+      </w:pPr>
+      <w:r>
+        <w:rPr>
+          <w:b w:val="0"/>
+        </w:rPr>
+        <w:t xml:space="preserve">For the worked candidate [[12,4],[0,4]], give ordinary </w:t>
+      </w:r>
+      <w:r>
+        <w:rPr>
+          <w:b/>
+        </w:rPr>
+        <w:t>accuracy</w:t>
+      </w:r>
+      <w:r>
+        <w:rPr>
+          <w:b w:val="0"/>
+        </w:rPr>
+        <w:t xml:space="preserve">, both </w:t>
+      </w:r>
+      <w:r>
+        <w:rPr>
+          <w:b/>
+        </w:rPr>
+        <w:t>class-specific correct fraction</w:t>
+      </w:r>
+      <w:r>
+        <w:rPr>
+          <w:b w:val="0"/>
+        </w:rPr>
+        <w:t xml:space="preserve">s, </w:t>
+      </w:r>
+      <w:r>
+        <w:rPr>
+          <w:b/>
+        </w:rPr>
+        <w:t>balanced accuracy</w:t>
+      </w:r>
+      <w:r>
+        <w:rPr>
+          <w:b w:val="0"/>
+        </w:rPr>
+        <w:t>, false positives and false negatives. Compare with the baseline.</w:t>
+      </w:r>
+    </w:p>
+    <w:p>
+      <w:pPr>
+        <w:pStyle w:val="Heading3"/>
+      </w:pPr>
+      <w:r>
+        <w:t>Teacher reasoning · W2</w:t>
+      </w:r>
+    </w:p>
+    <w:p>
+      <w:pPr>
+        <w:spacing w:line="336" w:lineRule="auto" w:after="180"/>
+        <w:shd w:fill="F1F6FC"/>
+      </w:pPr>
+      <w:r>
+        <w:rPr>
+          <w:b/>
+        </w:rPr>
+        <w:t>Accuracy</w:t>
+      </w:r>
+      <w:r>
+        <w:rPr>
+          <w:b w:val="0"/>
+        </w:rPr>
+        <w:t xml:space="preserve"> 16/20=80 percent. Clear fraction 12/16=75 percent; blocked fraction 4/4=100 percent; </w:t>
+      </w:r>
+      <w:r>
+        <w:rPr>
+          <w:b/>
+        </w:rPr>
+        <w:t>balanced accuracy</w:t>
+      </w:r>
+      <w:r>
+        <w:rPr>
+          <w:b w:val="0"/>
+        </w:rPr>
+        <w:t xml:space="preserve"> (75+100)/2=87.5 percent. FP=4,FN=0.</w:t>
+      </w:r>
+    </w:p>
+    <w:p>
+      <w:pPr>
+        <w:spacing w:line="336" w:lineRule="auto" w:after="180"/>
+        <w:shd w:fill="F1F6FC"/>
+      </w:pPr>
+      <w:r>
+        <w:rPr>
+          <w:b w:val="0"/>
+        </w:rPr>
+        <w:t xml:space="preserve">Baseline </w:t>
+      </w:r>
+      <w:r>
+        <w:rPr>
+          <w:b/>
+        </w:rPr>
+        <w:t>accuracy</w:t>
+      </w:r>
+      <w:r>
+        <w:rPr>
+          <w:b w:val="0"/>
+        </w:rPr>
+        <w:t xml:space="preserve"> is also 80 percent but </w:t>
+      </w:r>
+      <w:r>
+        <w:rPr>
+          <w:b/>
+        </w:rPr>
+        <w:t>balanced accuracy</w:t>
+      </w:r>
+      <w:r>
+        <w:rPr>
+          <w:b w:val="0"/>
+        </w:rPr>
+        <w:t xml:space="preserve"> is 50 percent with FP=0,FN=4.</w:t>
+      </w:r>
+    </w:p>
+    <w:p>
+      <w:pPr>
+        <w:pStyle w:val="Heading3"/>
+      </w:pPr>
+      <w:r>
         <w:t>W3 Explain a changed class mix</w:t>
       </w:r>
     </w:p>
     <w:p>
-      <w:r>
-        <w:t>For the illustrative 8-clear 8-blocked set, use baseline [[8,0],[8,0]] and candidate [[6,2],[0,8]]. Calculate ordinary and balanced accuracy for each. Explain what stayed fixed and what this example does not prove.</w:t>
-      </w:r>
-    </w:p>
-    <w:p>
-      <w:r>
-        <w:t>Baseline ordinary 8/16=50 percent and balanced (100+0)/2=50 percent. Candidate ordinary 14/16=87.5 percent and balanced (75+100)/2=87.5 percent. Within-class fractions stayed fixed while class counts changed. This arithmetic assumption does not prove unchanged real-world behavior on a new population.</w:t>
-      </w:r>
-    </w:p>
-    <w:p>
       <w:pPr>
         <w:pStyle w:val="Heading3"/>
       </w:pPr>
       <w:r>
+        <w:t>Workbook question · W3</w:t>
+      </w:r>
+    </w:p>
+    <w:p>
+      <w:pPr>
+        <w:spacing w:line="336" w:lineRule="auto" w:after="180"/>
+        <w:shd w:fill="F5F1FB"/>
+      </w:pPr>
+      <w:r>
+        <w:rPr>
+          <w:b w:val="0"/>
+        </w:rPr>
+        <w:t xml:space="preserve">For the illustrative 8-clear 8-blocked set, use baseline [[8,0],[8,0]] and candidate [[6,2],[0,8]]. Calculate ordinary and </w:t>
+      </w:r>
+      <w:r>
+        <w:rPr>
+          <w:b/>
+        </w:rPr>
+        <w:t>balanced accuracy</w:t>
+      </w:r>
+      <w:r>
+        <w:rPr>
+          <w:b w:val="0"/>
+        </w:rPr>
+        <w:t xml:space="preserve"> for each. Explain what stayed fixed and what this example does not prove.</w:t>
+      </w:r>
+    </w:p>
+    <w:p>
+      <w:pPr>
+        <w:pStyle w:val="Heading3"/>
+      </w:pPr>
+      <w:r>
+        <w:t>Teacher reasoning · W3</w:t>
+      </w:r>
+    </w:p>
+    <w:p>
+      <w:pPr>
+        <w:spacing w:line="336" w:lineRule="auto" w:after="180"/>
+        <w:shd w:fill="F1F6FC"/>
+      </w:pPr>
+      <w:r>
+        <w:rPr>
+          <w:b w:val="0"/>
+        </w:rPr>
+        <w:t>Baseline ordinary 8/16=50 percent and balanced (100+0)/2=50 percent. Candidate ordinary 14/16=87.5 percent and balanced (75+100)/2=87.5 percent. Within-class fractions stayed fixed while class counts changed.</w:t>
+      </w:r>
+    </w:p>
+    <w:p>
+      <w:pPr>
+        <w:spacing w:line="336" w:lineRule="auto" w:after="180"/>
+        <w:shd w:fill="F1F6FC"/>
+      </w:pPr>
+      <w:r>
+        <w:rPr>
+          <w:b w:val="0"/>
+        </w:rPr>
+        <w:t>This arithmetic assumption does not prove unchanged real-world behavior on a new population.</w:t>
+      </w:r>
+    </w:p>
+    <w:p>
+      <w:pPr>
+        <w:pStyle w:val="Heading3"/>
+      </w:pPr>
+      <w:r>
         <w:t>W4 Assess a new comparison independently</w:t>
       </w:r>
     </w:p>
     <w:p>
-      <w:r>
-        <w:t>New training labels have a clear majority. A separate evaluation has 18 clear and 2 blocked records. The always-clear baseline is [[18,0],[2,0]] and candidate is [[15,3],[1,1]], with reference rows and clear then blocked on both axes. Calculate ordinary accuracy, both class fractions and balanced accuracy for each. Give candidate FP and FN, then explain why the metrics do not choose an automatic winner.</w:t>
-      </w:r>
-    </w:p>
-    <w:p>
-      <w:r>
-        <w:t>Baseline accuracy 18/20=90 percent; class fractions 100 percent and 0 percent; balanced accuracy 50 percent. Candidate accuracy 16/20=80 percent; clear fraction 15/18=5/6 about 83.3 percent, blocked fraction 1/2=50 percent; balanced accuracy (5/6+1/2)/2=2/3 about 66.7 percent. Candidate FP=3,FN=1. It finds one blocked case but adds three false alarms; task consequences and the small sample matter.</w:t>
-      </w:r>
-    </w:p>
-    <w:p>
       <w:pPr>
         <w:pStyle w:val="Heading3"/>
       </w:pPr>
       <w:r>
+        <w:t>Workbook question · W4</w:t>
+      </w:r>
+    </w:p>
+    <w:p>
+      <w:pPr>
+        <w:spacing w:line="336" w:lineRule="auto" w:after="180"/>
+        <w:shd w:fill="F5F1FB"/>
+      </w:pPr>
+      <w:r>
+        <w:rPr>
+          <w:b w:val="0"/>
+        </w:rPr>
+        <w:t xml:space="preserve">New </w:t>
+      </w:r>
+      <w:r>
+        <w:rPr>
+          <w:b/>
+        </w:rPr>
+        <w:t>training</w:t>
+      </w:r>
+      <w:r>
+        <w:rPr>
+          <w:b w:val="0"/>
+        </w:rPr>
+        <w:t xml:space="preserve"> labels have a clear majority. A separate evaluation has 18 clear and 2 blocked records.</w:t>
+      </w:r>
+    </w:p>
+    <w:p>
+      <w:pPr>
+        <w:spacing w:line="336" w:lineRule="auto" w:after="180"/>
+        <w:shd w:fill="F5F1FB"/>
+      </w:pPr>
+      <w:r>
+        <w:rPr>
+          <w:b w:val="0"/>
+        </w:rPr>
+        <w:t xml:space="preserve">The always-clear baseline is [[18,0],[2,0]] and candidate is [[15,3],[1,1]], with reference rows and clear then blocked on both axes. Calculate ordinary </w:t>
+      </w:r>
+      <w:r>
+        <w:rPr>
+          <w:b/>
+        </w:rPr>
+        <w:t>accuracy</w:t>
+      </w:r>
+      <w:r>
+        <w:rPr>
+          <w:b w:val="0"/>
+        </w:rPr>
+        <w:t xml:space="preserve">, both class fractions and </w:t>
+      </w:r>
+      <w:r>
+        <w:rPr>
+          <w:b/>
+        </w:rPr>
+        <w:t>balanced accuracy</w:t>
+      </w:r>
+      <w:r>
+        <w:rPr>
+          <w:b w:val="0"/>
+        </w:rPr>
+        <w:t xml:space="preserve"> for each.</w:t>
+      </w:r>
+    </w:p>
+    <w:p>
+      <w:pPr>
+        <w:spacing w:line="336" w:lineRule="auto" w:after="180"/>
+        <w:shd w:fill="F5F1FB"/>
+      </w:pPr>
+      <w:r>
+        <w:rPr>
+          <w:b w:val="0"/>
+        </w:rPr>
+        <w:t>Give candidate FP and FN, then explain why the metrics do not choose an automatic winner.</w:t>
+      </w:r>
+    </w:p>
+    <w:p>
+      <w:pPr>
+        <w:pStyle w:val="Heading3"/>
+      </w:pPr>
+      <w:r>
+        <w:t>Teacher reasoning · W4</w:t>
+      </w:r>
+    </w:p>
+    <w:p>
+      <w:pPr>
+        <w:spacing w:line="336" w:lineRule="auto" w:after="180"/>
+        <w:shd w:fill="F1F6FC"/>
+      </w:pPr>
+      <w:r>
+        <w:rPr>
+          <w:b w:val="0"/>
+        </w:rPr>
+        <w:t xml:space="preserve">Baseline </w:t>
+      </w:r>
+      <w:r>
+        <w:rPr>
+          <w:b/>
+        </w:rPr>
+        <w:t>accuracy</w:t>
+      </w:r>
+      <w:r>
+        <w:rPr>
+          <w:b w:val="0"/>
+        </w:rPr>
+        <w:t xml:space="preserve"> 18/20=90 percent; class fractions 100 percent and 0 percent; </w:t>
+      </w:r>
+      <w:r>
+        <w:rPr>
+          <w:b/>
+        </w:rPr>
+        <w:t>balanced accuracy</w:t>
+      </w:r>
+      <w:r>
+        <w:rPr>
+          <w:b w:val="0"/>
+        </w:rPr>
+        <w:t xml:space="preserve"> 50 percent.</w:t>
+      </w:r>
+    </w:p>
+    <w:p>
+      <w:pPr>
+        <w:spacing w:line="336" w:lineRule="auto" w:after="180"/>
+        <w:shd w:fill="F1F6FC"/>
+      </w:pPr>
+      <w:r>
+        <w:rPr>
+          <w:b w:val="0"/>
+        </w:rPr>
+        <w:t xml:space="preserve">Candidate </w:t>
+      </w:r>
+      <w:r>
+        <w:rPr>
+          <w:b/>
+        </w:rPr>
+        <w:t>accuracy</w:t>
+      </w:r>
+      <w:r>
+        <w:rPr>
+          <w:b w:val="0"/>
+        </w:rPr>
+        <w:t xml:space="preserve"> 16/20=80 percent; clear fraction 15/18=5/6 about 83.3 percent, blocked fraction 1/2=50 percent; </w:t>
+      </w:r>
+      <w:r>
+        <w:rPr>
+          <w:b/>
+        </w:rPr>
+        <w:t>balanced accuracy</w:t>
+      </w:r>
+      <w:r>
+        <w:rPr>
+          <w:b w:val="0"/>
+        </w:rPr>
+        <w:t xml:space="preserve"> (5/6+1/2)/2=2/3 about 66.7 percent. Candidate FP=3,FN=1.</w:t>
+      </w:r>
+    </w:p>
+    <w:p>
+      <w:pPr>
+        <w:spacing w:line="336" w:lineRule="auto" w:after="180"/>
+        <w:shd w:fill="F1F6FC"/>
+      </w:pPr>
+      <w:r>
+        <w:rPr>
+          <w:b w:val="0"/>
+        </w:rPr>
+        <w:t>It finds one blocked case but adds three false alarms; task consequences and the small sample matter.</w:t>
+      </w:r>
+    </w:p>
+    <w:p>
+      <w:pPr>
+        <w:pStyle w:val="Heading3"/>
+      </w:pPr>
+      <w:r>
         <w:t>W5 Limit claims from missing classes</w:t>
       </w:r>
     </w:p>
     <w:p>
-      <w:r>
-        <w:t>An evaluation contains ten clear cases and no blocked cases. All predictions are clear. State ordinary accuracy, explain why blocked performance is unavailable, and describe how our code handles the missing class.</w:t>
-      </w:r>
-    </w:p>
-    <w:p>
-      <w:r>
-        <w:t>Ordinary accuracy is 10/10=100 percent on the observed clear cases. The blocked-class fraction has denominator zero, so it cannot be measured. Our two-class summary function stops with ValueError; report the missing coverage instead of claiming perfect performance on both classes.</w:t>
-      </w:r>
-    </w:p>
-    <w:p>
       <w:pPr>
         <w:pStyle w:val="Heading3"/>
       </w:pPr>
       <w:r>
+        <w:t>Workbook question · W5</w:t>
+      </w:r>
+    </w:p>
+    <w:p>
+      <w:pPr>
+        <w:spacing w:line="336" w:lineRule="auto" w:after="180"/>
+        <w:shd w:fill="F5F1FB"/>
+      </w:pPr>
+      <w:r>
+        <w:rPr>
+          <w:b w:val="0"/>
+        </w:rPr>
+        <w:t xml:space="preserve">An evaluation contains ten clear cases and no blocked cases. All </w:t>
+      </w:r>
+      <w:r>
+        <w:rPr>
+          <w:b/>
+        </w:rPr>
+        <w:t>prediction</w:t>
+      </w:r>
+      <w:r>
+        <w:rPr>
+          <w:b w:val="0"/>
+        </w:rPr>
+        <w:t xml:space="preserve">s are clear. State ordinary </w:t>
+      </w:r>
+      <w:r>
+        <w:rPr>
+          <w:b/>
+        </w:rPr>
+        <w:t>accuracy</w:t>
+      </w:r>
+      <w:r>
+        <w:rPr>
+          <w:b w:val="0"/>
+        </w:rPr>
+        <w:t>, explain why blocked performance is unavailable, and describe how our code handles the missing class.</w:t>
+      </w:r>
+    </w:p>
+    <w:p>
+      <w:pPr>
+        <w:pStyle w:val="Heading3"/>
+      </w:pPr>
+      <w:r>
+        <w:t>Teacher reasoning · W5</w:t>
+      </w:r>
+    </w:p>
+    <w:p>
+      <w:pPr>
+        <w:spacing w:line="336" w:lineRule="auto" w:after="180"/>
+        <w:shd w:fill="F1F6FC"/>
+      </w:pPr>
+      <w:r>
+        <w:rPr>
+          <w:b w:val="0"/>
+        </w:rPr>
+        <w:t xml:space="preserve">Ordinary </w:t>
+      </w:r>
+      <w:r>
+        <w:rPr>
+          <w:b/>
+        </w:rPr>
+        <w:t>accuracy</w:t>
+      </w:r>
+      <w:r>
+        <w:rPr>
+          <w:b w:val="0"/>
+        </w:rPr>
+        <w:t xml:space="preserve"> is 10/10=100 percent on the observed clear cases. The blocked-class fraction has denominator zero, so it cannot be measured.</w:t>
+      </w:r>
+    </w:p>
+    <w:p>
+      <w:pPr>
+        <w:spacing w:line="336" w:lineRule="auto" w:after="180"/>
+        <w:shd w:fill="F1F6FC"/>
+      </w:pPr>
+      <w:r>
+        <w:rPr>
+          <w:b w:val="0"/>
+        </w:rPr>
+        <w:t>Our two-class summary function stops with ValueError; report the missing coverage instead of claiming perfect performance on both classes.</w:t>
+      </w:r>
+    </w:p>
+    <w:p>
+      <w:pPr>
+        <w:pStyle w:val="Heading3"/>
+      </w:pPr>
+      <w:r>
         <w:t>Assess independent transfer</w:t>
       </w:r>
     </w:p>
     <w:p>
-      <w:r>
-        <w:t>Selected case: Validation has90 healthy and10 spotted cases. Always-healthy predicts all healthy. Another model has TP7,FN3,FP8,TN82. Compare accuracy and spotted recall.</w:t>
-      </w:r>
-    </w:p>
-    <w:p>
       <w:pPr>
         <w:pStyle w:val="Heading3"/>
       </w:pPr>
       <w:r>
+        <w:t>Independent question · withhold the key</w:t>
+      </w:r>
+    </w:p>
+    <w:p>
+      <w:pPr>
+        <w:spacing w:line="336" w:lineRule="auto" w:after="180"/>
+        <w:shd w:fill="F5F1FB"/>
+      </w:pPr>
+      <w:r>
+        <w:rPr>
+          <w:b w:val="0"/>
+        </w:rPr>
+        <w:t xml:space="preserve">Selected case: Validation has90 healthy and10 spotted cases. Always-healthy predicts all healthy. Another model has TP7,FN3,FP8,TN82. Compare </w:t>
+      </w:r>
+      <w:r>
+        <w:rPr>
+          <w:b/>
+        </w:rPr>
+        <w:t>accuracy</w:t>
+      </w:r>
+      <w:r>
+        <w:rPr>
+          <w:b w:val="0"/>
+        </w:rPr>
+        <w:t xml:space="preserve"> and spotted </w:t>
+      </w:r>
+      <w:r>
+        <w:rPr>
+          <w:b/>
+        </w:rPr>
+        <w:t>recall</w:t>
+      </w:r>
+      <w:r>
+        <w:rPr>
+          <w:b w:val="0"/>
+        </w:rPr>
+        <w:t>.</w:t>
+      </w:r>
+    </w:p>
+    <w:p>
+      <w:pPr>
+        <w:pStyle w:val="Heading3"/>
+      </w:pPr>
+      <w:r>
         <w:t>Selected case answer</w:t>
       </w:r>
     </w:p>
     <w:p>
-      <w:r>
-        <w:t>Always-healthy accuracy90% but spotted recall0%. The other model has89% accuracy and70% spotted recall. Its false positives are8. Decide using declared consequences and relevant metrics; accuracy alone hides missed spotted cases.</w:t>
+      <w:pPr>
+        <w:pStyle w:val="Heading3"/>
+      </w:pPr>
+      <w:r>
+        <w:t>Teacher key · Selected case answer</w:t>
+      </w:r>
+    </w:p>
+    <w:p>
+      <w:pPr>
+        <w:spacing w:line="336" w:lineRule="auto" w:after="180"/>
+        <w:shd w:fill="F1F6FC"/>
+      </w:pPr>
+      <w:r>
+        <w:rPr>
+          <w:b w:val="0"/>
+        </w:rPr>
+        <w:t xml:space="preserve">Always-healthy </w:t>
+      </w:r>
+      <w:r>
+        <w:rPr>
+          <w:b/>
+        </w:rPr>
+        <w:t>accuracy</w:t>
+      </w:r>
+      <w:r>
+        <w:rPr>
+          <w:b w:val="0"/>
+        </w:rPr>
+        <w:t xml:space="preserve">90% but spotted </w:t>
+      </w:r>
+      <w:r>
+        <w:rPr>
+          <w:b/>
+        </w:rPr>
+        <w:t>recall</w:t>
+      </w:r>
+      <w:r>
+        <w:rPr>
+          <w:b w:val="0"/>
+        </w:rPr>
+        <w:t xml:space="preserve">0%. The other model has89% </w:t>
+      </w:r>
+      <w:r>
+        <w:rPr>
+          <w:b/>
+        </w:rPr>
+        <w:t>accuracy</w:t>
+      </w:r>
+      <w:r>
+        <w:rPr>
+          <w:b w:val="0"/>
+        </w:rPr>
+        <w:t xml:space="preserve"> and</w:t>
+      </w:r>
+      <w:r>
+        <w:rPr>
+          <w:b/>
+        </w:rPr>
+        <w:t>70%</w:t>
+      </w:r>
+      <w:r>
+        <w:rPr>
+          <w:b w:val="0"/>
+        </w:rPr>
+        <w:t xml:space="preserve"> spotted </w:t>
+      </w:r>
+      <w:r>
+        <w:rPr>
+          <w:b/>
+        </w:rPr>
+        <w:t>recall</w:t>
+      </w:r>
+      <w:r>
+        <w:rPr>
+          <w:b w:val="0"/>
+        </w:rPr>
+        <w:t>. Its false positives are8.</w:t>
+      </w:r>
+    </w:p>
+    <w:p>
+      <w:pPr>
+        <w:spacing w:line="336" w:lineRule="auto" w:after="180"/>
+        <w:shd w:fill="F1F6FC"/>
+      </w:pPr>
+      <w:r>
+        <w:rPr>
+          <w:b w:val="0"/>
+        </w:rPr>
+        <w:t xml:space="preserve">Decide using declared consequences and relevant metrics; </w:t>
+      </w:r>
+      <w:r>
+        <w:rPr>
+          <w:b/>
+        </w:rPr>
+        <w:t>accuracy</w:t>
+      </w:r>
+      <w:r>
+        <w:rPr>
+          <w:b w:val="0"/>
+        </w:rPr>
+        <w:t xml:space="preserve"> alone hides missed spotted cases.</w:t>
       </w:r>
     </w:p>
     <w:tbl>
@@ -2713,21 +5660,77 @@
       </w:tr>
     </w:tbl>
     <w:p>
-      <w:r>
-        <w:t>Record each dimension as not yet, with support, or independent. Accept a valid alternative procedure with a defensible trace. Do not penalise an honestly recorded model failure if the learner correctly explains its evidence and limits.</w:t>
-      </w:r>
-    </w:p>
-    <w:p>
       <w:pPr>
         <w:pStyle w:val="Heading3"/>
       </w:pPr>
       <w:r>
+        <w:t>Teacher key · Selected case answer</w:t>
+      </w:r>
+    </w:p>
+    <w:p>
+      <w:pPr>
+        <w:spacing w:line="336" w:lineRule="auto" w:after="180"/>
+        <w:shd w:fill="F1F6FC"/>
+      </w:pPr>
+      <w:r>
+        <w:rPr>
+          <w:b w:val="0"/>
+        </w:rPr>
+        <w:t>Record each dimension as not yet, with support, or independent. Accept a valid alternative procedure with a defensible trace.</w:t>
+      </w:r>
+    </w:p>
+    <w:p>
+      <w:pPr>
+        <w:spacing w:line="336" w:lineRule="auto" w:after="180"/>
+        <w:shd w:fill="F1F6FC"/>
+      </w:pPr>
+      <w:r>
+        <w:rPr>
+          <w:b w:val="0"/>
+        </w:rPr>
+        <w:t xml:space="preserve">Do not penalise an honestly recorded model failure if the learner correctly explains its </w:t>
+      </w:r>
+      <w:r>
+        <w:rPr>
+          <w:b/>
+        </w:rPr>
+        <w:t>evidence</w:t>
+      </w:r>
+      <w:r>
+        <w:rPr>
+          <w:b w:val="0"/>
+        </w:rPr>
+        <w:t xml:space="preserve"> and limits.</w:t>
+      </w:r>
+    </w:p>
+    <w:p>
+      <w:pPr>
+        <w:pStyle w:val="Heading3"/>
+      </w:pPr>
+      <w:r>
         <w:t>Feedback that the learner uses</w:t>
       </w:r>
     </w:p>
     <w:p>
-      <w:r>
-        <w:t>Name the earliest unsupported step and give one action to repair it. Have the learner make that repair now and explain why. Then assess the relevant skill on a fresh, fully specified case. Confirm it was not previously practised with feedback; solve and check the new case before assigning it. A follow-up design prompt is a starting brief, not automatically an equivalent test.</w:t>
+      <w:pPr>
+        <w:spacing w:line="336" w:lineRule="auto" w:after="180"/>
+      </w:pPr>
+      <w:r>
+        <w:rPr>
+          <w:b w:val="0"/>
+        </w:rPr>
+        <w:t>Name the earliest unsupported step and give one action to repair it. Have the learner make that repair now and explain why. Then assess the relevant skill on a fresh, fully specified case.</w:t>
+      </w:r>
+    </w:p>
+    <w:p>
+      <w:pPr>
+        <w:spacing w:line="336" w:lineRule="auto" w:after="180"/>
+      </w:pPr>
+      <w:r>
+        <w:rPr>
+          <w:b w:val="0"/>
+        </w:rPr>
+        <w:t>Confirm it was not previously practised with feedback; solve and check the new case before assigning it. A follow-up design prompt is a starting brief, not automatically an equivalent test.</w:t>
       </w:r>
     </w:p>
     <w:p>
@@ -2739,11 +5742,62 @@
       </w:r>
     </w:p>
     <w:p>
+      <w:r>
+        <w:t>Connect Accuracy and Imbalance to Responsible Plant Classifier, adapt support and plan a later changed-case check.</w:t>
+      </w:r>
+    </w:p>
+    <w:p>
       <w:pPr>
         <w:pStyle w:val="Heading3"/>
       </w:pPr>
       <w:r>
-        <w:t>Connect and extend learning</w:t>
+        <w:t>Responsible Plant Classifier</w:t>
+      </w:r>
+    </w:p>
+    <w:p>
+      <w:pPr>
+        <w:spacing w:line="336" w:lineRule="auto" w:after="180"/>
+      </w:pPr>
+      <w:r>
+        <w:rPr>
+          <w:b w:val="0"/>
+        </w:rPr>
+        <w:t>Check Plant Classifier class balance and select metrics that keep the spotted-leaf class visible.</w:t>
+      </w:r>
+    </w:p>
+    <w:p>
+      <w:pPr>
+        <w:spacing w:line="336" w:lineRule="auto" w:after="180"/>
+      </w:pPr>
+      <w:r>
+        <w:rPr>
+          <w:b w:val="0"/>
+        </w:rPr>
+        <w:t xml:space="preserve">Keep the decision, </w:t>
+      </w:r>
+      <w:r>
+        <w:rPr>
+          <w:b/>
+        </w:rPr>
+        <w:t>input</w:t>
+      </w:r>
+      <w:r>
+        <w:rPr>
+          <w:b w:val="0"/>
+        </w:rPr>
+        <w:t xml:space="preserve">, result, explanation and remaining limitation in the project </w:t>
+      </w:r>
+      <w:r>
+        <w:rPr>
+          <w:b/>
+        </w:rPr>
+        <w:t>evidence</w:t>
+      </w:r>
+      <w:r>
+        <w:rPr>
+          <w:b w:val="0"/>
+        </w:rPr>
+        <w:t xml:space="preserve"> record. Retrieve this record next week rather than restarting the project.</w:t>
       </w:r>
     </w:p>
     <w:p>
@@ -2751,17 +5805,18 @@
         <w:pStyle w:val="Heading3"/>
       </w:pPr>
       <w:r>
-        <w:t>Responsible Plant Classifier</w:t>
-      </w:r>
-    </w:p>
-    <w:p>
-      <w:r>
-        <w:t>Check Plant Classifier class balance and select metrics that keep the spotted-leaf class visible.</w:t>
-      </w:r>
-    </w:p>
-    <w:p>
-      <w:r>
-        <w:t>Keep the decision, input, result, explanation and remaining limitation in the project evidence record. Retrieve this record next week rather than restarting the project.</w:t>
+        <w:t>Support and stretch</w:t>
+      </w:r>
+    </w:p>
+    <w:p>
+      <w:pPr>
+        <w:spacing w:line="336" w:lineRule="auto" w:after="180"/>
+      </w:pPr>
+      <w:r>
+        <w:rPr>
+          <w:b w:val="0"/>
+        </w:rPr>
+        <w:t>Use a tiny labelled dataset, explicit units and a named positive class. Stretch: require a baseline, held-out evaluation and subgroup or shifted-condition analysis with denominators.</w:t>
       </w:r>
     </w:p>
     <w:p>
@@ -2769,12 +5824,30 @@
         <w:pStyle w:val="Heading3"/>
       </w:pPr>
       <w:r>
-        <w:t>Support and stretch</w:t>
-      </w:r>
-    </w:p>
-    <w:p>
-      <w:r>
-        <w:t>Use a tiny labelled dataset, explicit units and a named positive class. Stretch: require a baseline, held-out evaluation and subgroup or shifted-condition analysis with denominators.</w:t>
+        <w:t>Exit reflection</w:t>
+      </w:r>
+    </w:p>
+    <w:p>
+      <w:pPr>
+        <w:spacing w:line="336" w:lineRule="auto" w:after="180"/>
+      </w:pPr>
+      <w:r>
+        <w:rPr>
+          <w:b w:val="0"/>
+        </w:rPr>
+        <w:t xml:space="preserve">Ask for one decision the learner can now justify and one situation requiring more </w:t>
+      </w:r>
+      <w:r>
+        <w:rPr>
+          <w:b/>
+        </w:rPr>
+        <w:t>evidence</w:t>
+      </w:r>
+      <w:r>
+        <w:rPr>
+          <w:b w:val="0"/>
+        </w:rPr>
+        <w:t xml:space="preserve"> or human review. Confidence ratings are separate from correct independent performance.</w:t>
       </w:r>
     </w:p>
     <w:p>
@@ -2782,12 +5855,42 @@
         <w:pStyle w:val="Heading3"/>
       </w:pPr>
       <w:r>
-        <w:t>Exit reflection</w:t>
-      </w:r>
-    </w:p>
-    <w:p>
-      <w:r>
-        <w:t>Ask for one decision the learner can now justify and one situation requiring more evidence or human review. Confidence ratings are separate from correct independent performance.</w:t>
+        <w:t>Bridge to the next week</w:t>
+      </w:r>
+    </w:p>
+    <w:p>
+      <w:pPr>
+        <w:spacing w:line="336" w:lineRule="auto" w:after="180"/>
+      </w:pPr>
+      <w:r>
+        <w:rPr>
+          <w:b w:val="0"/>
+        </w:rPr>
+        <w:t xml:space="preserve">Next: Week 17: Precision and </w:t>
+      </w:r>
+      <w:r>
+        <w:rPr>
+          <w:b/>
+        </w:rPr>
+        <w:t>Recall</w:t>
+      </w:r>
+      <w:r>
+        <w:rPr>
+          <w:b w:val="0"/>
+        </w:rPr>
+        <w:t xml:space="preserve">. Retrieve today’s </w:t>
+      </w:r>
+      <w:r>
+        <w:rPr>
+          <w:b/>
+        </w:rPr>
+        <w:t>evidence</w:t>
+      </w:r>
+      <w:r>
+        <w:rPr>
+          <w:b w:val="0"/>
+        </w:rPr>
+        <w:t xml:space="preserve"> and identify what carries forward and what is new.</w:t>
       </w:r>
     </w:p>
     <w:p>
@@ -2795,12 +5898,144 @@
         <w:pStyle w:val="Heading3"/>
       </w:pPr>
       <w:r>
-        <w:t>Bridge to the next week</w:t>
-      </w:r>
-    </w:p>
-    <w:p>
-      <w:r>
-        <w:t>Next: Week 17: Precision and Recall. Retrieve today’s evidence and identify what carries forward and what is new.</w:t>
+        <w:t>Support and fresh reassessment</w:t>
+      </w:r>
+    </w:p>
+    <w:p>
+      <w:pPr>
+        <w:spacing w:line="336" w:lineRule="auto" w:after="180"/>
+      </w:pPr>
+      <w:r>
+        <w:rPr>
+          <w:b w:val="0"/>
+        </w:rPr>
+        <w:t>Use counters and write each fraction with its reference-class total before converting to a percentage. Supply blank denominator boxes rather than answers.</w:t>
+      </w:r>
+    </w:p>
+    <w:p>
+      <w:pPr>
+        <w:spacing w:line="336" w:lineRule="auto" w:after="180"/>
+      </w:pPr>
+      <w:r>
+        <w:rPr>
+          <w:b w:val="0"/>
+        </w:rPr>
+        <w:t xml:space="preserve">Extension: express ordinary </w:t>
+      </w:r>
+      <w:r>
+        <w:rPr>
+          <w:b/>
+        </w:rPr>
+        <w:t>accuracy</w:t>
+      </w:r>
+      <w:r>
+        <w:rPr>
+          <w:b w:val="0"/>
+        </w:rPr>
+        <w:t xml:space="preserve"> as the class-size-weighted average of the two correct fractions; for the candidate use (16/20)(12/16)+(4/20)(4/4)=16/20.</w:t>
+      </w:r>
+    </w:p>
+    <w:p>
+      <w:pPr>
+        <w:spacing w:line="336" w:lineRule="auto" w:after="180"/>
+      </w:pPr>
+      <w:r>
+        <w:rPr>
+          <w:b w:val="0"/>
+        </w:rPr>
+        <w:t>Require W4 baseline ordinary 90 percent and balanced 50 percent; candidate ordinary 80 percent and balanced 2/3 about 66.7 percent, with FP=3,FN=1.</w:t>
+      </w:r>
+    </w:p>
+    <w:p>
+      <w:pPr>
+        <w:spacing w:line="336" w:lineRule="auto" w:after="180"/>
+      </w:pPr>
+      <w:r>
+        <w:rPr>
+          <w:b w:val="0"/>
+        </w:rPr>
+        <w:t xml:space="preserve">Fresh retry: evaluation 12 clear and 4 blocked, baseline [[12,0],[4,0]], candidate [[9,3],[1,3]], </w:t>
+      </w:r>
+      <w:r>
+        <w:rPr>
+          <w:b/>
+        </w:rPr>
+        <w:t>training</w:t>
+      </w:r>
+      <w:r>
+        <w:rPr>
+          <w:b w:val="0"/>
+        </w:rPr>
+        <w:t xml:space="preserve"> majority clear. Baseline ordinary 75 percent, class fractions 100 and 0 percent, balanced 50 percent.</w:t>
+      </w:r>
+    </w:p>
+    <w:p>
+      <w:pPr>
+        <w:spacing w:line="336" w:lineRule="auto" w:after="180"/>
+      </w:pPr>
+      <w:r>
+        <w:rPr>
+          <w:b w:val="0"/>
+        </w:rPr>
+        <w:t>Candidate ordinary 12/16=75 percent, both class fractions 75 percent, balanced 75 percent, FP=3,FN=1. Require both denominators and no automatic-winner claim.</w:t>
+      </w:r>
+    </w:p>
+    <w:p>
+      <w:pPr>
+        <w:spacing w:line="336" w:lineRule="auto" w:after="180"/>
+      </w:pPr>
+      <w:r>
+        <w:rPr>
+          <w:b w:val="0"/>
+        </w:rPr>
+        <w:t xml:space="preserve">Week 15 covers precision </w:t>
+      </w:r>
+      <w:r>
+        <w:rPr>
+          <w:b/>
+        </w:rPr>
+        <w:t>recall</w:t>
+      </w:r>
+      <w:r>
+        <w:rPr>
+          <w:b w:val="0"/>
+        </w:rPr>
+        <w:t xml:space="preserve"> and denominators. Carry forward the matrix and the question answered by each fraction.</w:t>
+      </w:r>
+    </w:p>
+    <w:p>
+      <w:pPr>
+        <w:spacing w:line="336" w:lineRule="auto" w:after="180"/>
+      </w:pPr>
+      <w:r>
+        <w:rPr>
+          <w:b w:val="0"/>
+        </w:rPr>
+        <w:t>Teacher reference: https://scikit-learn.org/stable/modules/generated/sklearn.metrics.balanced_</w:t>
+      </w:r>
+      <w:r>
+        <w:rPr>
+          <w:b/>
+        </w:rPr>
+        <w:t>accuracy</w:t>
+      </w:r>
+      <w:r>
+        <w:rPr>
+          <w:b w:val="0"/>
+        </w:rPr>
+        <w:t xml:space="preserve">_score.html (equal average of class </w:t>
+      </w:r>
+      <w:r>
+        <w:rPr>
+          <w:b/>
+        </w:rPr>
+        <w:t>recall</w:t>
+      </w:r>
+      <w:r>
+        <w:rPr>
+          <w:b w:val="0"/>
+        </w:rPr>
+        <w:t>s; reviewed 2026-09-28).</w:t>
       </w:r>
     </w:p>
     <w:p>
@@ -2808,40 +6043,40 @@
         <w:pStyle w:val="Heading3"/>
       </w:pPr>
       <w:r>
-        <w:t>Support and fresh reassessment</w:t>
-      </w:r>
-    </w:p>
-    <w:p>
-      <w:r>
-        <w:t>Use counters and write each fraction with its reference-class total before converting to a percentage. Supply blank denominator boxes rather than answers. Extension: express ordinary accuracy as the class-size-weighted average of the two correct fractions; for the candidate use (16/20)(12/16)+(4/20)(4/4)=16/20.</w:t>
-      </w:r>
-    </w:p>
-    <w:p>
-      <w:r>
-        <w:t>Require W4 baseline ordinary 90 percent and balanced 50 percent; candidate ordinary 80 percent and balanced 2/3 about 66.7 percent, with FP=3,FN=1. Fresh retry: evaluation 12 clear and 4 blocked, baseline [[12,0],[4,0]], candidate [[9,3],[1,3]], training majority clear. Baseline ordinary 75 percent, class fractions 100 and 0 percent, balanced 50 percent. Candidate ordinary 12/16=75 percent, both class fractions 75 percent, balanced 75 percent, FP=3,FN=1. Require both denominators and no automatic-winner claim.</w:t>
-      </w:r>
-    </w:p>
-    <w:p>
-      <w:r>
-        <w:t>Week 15 covers precision recall and denominators. Carry forward the matrix and the question answered by each fraction. Teacher reference: https://scikit-learn.org/stable/modules/generated/sklearn.metrics.balanced_accuracy_score.html (equal average of class recalls; reviewed 2026-09-28).</w:t>
-      </w:r>
-    </w:p>
-    <w:p>
-      <w:pPr>
-        <w:pStyle w:val="Heading3"/>
-      </w:pPr>
-      <w:r>
         <w:t>Plan the delayed return</w:t>
       </w:r>
     </w:p>
     <w:p>
-      <w:r>
+      <w:pPr>
+        <w:spacing w:line="336" w:lineRule="auto" w:after="180"/>
+      </w:pPr>
+      <w:r>
+        <w:rPr>
+          <w:b w:val="0"/>
+        </w:rPr>
         <w:t>Suggested return points in this level: ai-4/17, ai-4/19, ai-4/22. Use actual classroom dates, adjusting for holidays and gaps. One, three and six teaching weeks are scheduling choices, not a claimed optimal spacing.</w:t>
       </w:r>
     </w:p>
     <w:p>
-      <w:r>
-        <w:t>At a delayed check, ask for the idea from memory and a changed application. Compare with the earlier independent response and record support used. For a new level, revisit the previous capstone before checking the new prerequisites.</w:t>
+      <w:pPr>
+        <w:spacing w:line="336" w:lineRule="auto" w:after="180"/>
+      </w:pPr>
+      <w:r>
+        <w:rPr>
+          <w:b w:val="0"/>
+        </w:rPr>
+        <w:t>At a delayed check, ask for the idea from memory and a changed application. Compare with the earlier independent response and record support used.</w:t>
+      </w:r>
+    </w:p>
+    <w:p>
+      <w:pPr>
+        <w:spacing w:line="336" w:lineRule="auto" w:after="180"/>
+      </w:pPr>
+      <w:r>
+        <w:rPr>
+          <w:b w:val="0"/>
+        </w:rPr>
+        <w:t>For a new level, revisit the previous capstone before checking the new prerequisites.</w:t>
       </w:r>
     </w:p>
     <w:tbl>
@@ -3001,8 +6236,26 @@
       </w:tr>
     </w:tbl>
     <w:p>
-      <w:r>
-        <w:t>Use the evidence to choose reteaching or the next step. A completed page, confidence rating or attractive project does not by itself demonstrate understanding.</w:t>
+      <w:pPr>
+        <w:spacing w:line="336" w:lineRule="auto" w:after="180"/>
+      </w:pPr>
+      <w:r>
+        <w:rPr>
+          <w:b w:val="0"/>
+        </w:rPr>
+        <w:t xml:space="preserve">Use the </w:t>
+      </w:r>
+      <w:r>
+        <w:rPr>
+          <w:b/>
+        </w:rPr>
+        <w:t>evidence</w:t>
+      </w:r>
+      <w:r>
+        <w:rPr>
+          <w:b w:val="0"/>
+        </w:rPr>
+        <w:t xml:space="preserve"> to choose reteaching or the next step. A completed page, confidence rating or attractive project does not by itself demonstrate understanding.</w:t>
       </w:r>
     </w:p>
     <w:p>
@@ -3014,8 +6267,37 @@
       </w:r>
     </w:p>
     <w:p>
-      <w:r>
-        <w:t>For your Responsible Plant Classifier, save the input, procedure, observed result and limitation of this check. Label this worked example as practice; use a different, previously unreviewed case when checking independent understanding.</w:t>
+      <w:pPr>
+        <w:spacing w:line="336" w:lineRule="auto" w:after="180"/>
+      </w:pPr>
+      <w:r>
+        <w:rPr>
+          <w:b w:val="0"/>
+        </w:rPr>
+        <w:t xml:space="preserve">For your Responsible Plant Classifier, save the </w:t>
+      </w:r>
+      <w:r>
+        <w:rPr>
+          <w:b/>
+        </w:rPr>
+        <w:t>input</w:t>
+      </w:r>
+      <w:r>
+        <w:rPr>
+          <w:b w:val="0"/>
+        </w:rPr>
+        <w:t>, procedure, observed result and limitation of this check.</w:t>
+      </w:r>
+    </w:p>
+    <w:p>
+      <w:pPr>
+        <w:spacing w:line="336" w:lineRule="auto" w:after="180"/>
+      </w:pPr>
+      <w:r>
+        <w:rPr>
+          <w:b w:val="0"/>
+        </w:rPr>
+        <w:t>Label this worked example as practice; use a different, previously unreviewed case when checking independent understanding.</w:t>
       </w:r>
     </w:p>
     <w:p>
@@ -3028,12 +6310,62 @@
     </w:p>
     <w:p>
       <w:r>
-        <w:t>Teaching target: Explain why overall accuracy can hide failure on a less common class</w:t>
-      </w:r>
-    </w:p>
-    <w:p>
-      <w:r>
-        <w:t>Prepare the labelled worked-case picture, the matching workbook, fictional input cards and a place for individual responses. Check a local Python 3 environment before class; have a paper-trace version ready.</w:t>
+        <w:t>Use this preparation summary alongside the detailed Accuracy and Imbalance lesson; it is a checklist rather than a replacement for the full sequence.</w:t>
+      </w:r>
+    </w:p>
+    <w:p>
+      <w:pPr>
+        <w:pStyle w:val="Heading3"/>
+      </w:pPr>
+      <w:r>
+        <w:t>Teaching target</w:t>
+      </w:r>
+    </w:p>
+    <w:p>
+      <w:pPr>
+        <w:spacing w:line="336" w:lineRule="auto" w:after="180"/>
+        <w:shd w:fill="EDF7F3"/>
+      </w:pPr>
+      <w:r>
+        <w:rPr>
+          <w:b w:val="0"/>
+        </w:rPr>
+        <w:t xml:space="preserve">Teaching target: Explain why overall </w:t>
+      </w:r>
+      <w:r>
+        <w:rPr>
+          <w:b/>
+        </w:rPr>
+        <w:t>accuracy</w:t>
+      </w:r>
+      <w:r>
+        <w:rPr>
+          <w:b w:val="0"/>
+        </w:rPr>
+        <w:t xml:space="preserve"> can hide failure on a less common class</w:t>
+      </w:r>
+    </w:p>
+    <w:p>
+      <w:pPr>
+        <w:spacing w:line="336" w:lineRule="auto" w:after="180"/>
+      </w:pPr>
+      <w:r>
+        <w:rPr>
+          <w:b w:val="0"/>
+        </w:rPr>
+        <w:t xml:space="preserve">Prepare the labelled worked-case picture, the matching workbook, fictional </w:t>
+      </w:r>
+      <w:r>
+        <w:rPr>
+          <w:b/>
+        </w:rPr>
+        <w:t>input</w:t>
+      </w:r>
+      <w:r>
+        <w:rPr>
+          <w:b w:val="0"/>
+        </w:rPr>
+        <w:t xml:space="preserve"> cards and a place for individual responses. Check a local Python 3 environment before class; have a paper-trace version ready.</w:t>
       </w:r>
     </w:p>
     <w:tbl>
@@ -3180,37 +6512,338 @@
       </w:tr>
     </w:tbl>
     <w:p>
-      <w:r>
-        <w:t>Before class, solve the supported practice: For the worked candidate [[12,4],[0,4]], give ordinary accuracy, both class-specific correct fractions, balanced accuracy, false positives and false negatives. Compare with the baseline.</w:t>
-      </w:r>
-    </w:p>
-    <w:p>
-      <w:r>
-        <w:t>Reasoned practice answer: Accuracy 16/20=80 percent. Clear fraction 12/16=75 percent; blocked fraction 4/4=100 percent; balanced accuracy (75+100)/2=87.5 percent. FP=4,FN=0. Baseline accuracy is also 80 percent but balanced accuracy is 50 percent with FP=0,FN=4.</w:t>
-      </w:r>
-    </w:p>
-    <w:p>
-      <w:r>
-        <w:t>Check every learner before discussion: Use the worked case for Accuracy and class imbalance. Proposed explanation: “High accuracy means both classes work well”. Decide whether this explanation is supported. Point to the step or supplied fact that decides; explain your repair if needed.</w:t>
-      </w:r>
-    </w:p>
-    <w:p>
-      <w:r>
+      <w:pPr>
+        <w:spacing w:line="336" w:lineRule="auto" w:after="180"/>
+      </w:pPr>
+      <w:r>
+        <w:rPr>
+          <w:b w:val="0"/>
+        </w:rPr>
+        <w:t xml:space="preserve">Before class, solve the supported practice: For the worked candidate [[12,4],[0,4]], give ordinary </w:t>
+      </w:r>
+      <w:r>
+        <w:rPr>
+          <w:b/>
+        </w:rPr>
+        <w:t>accuracy</w:t>
+      </w:r>
+      <w:r>
+        <w:rPr>
+          <w:b w:val="0"/>
+        </w:rPr>
+        <w:t xml:space="preserve">, both </w:t>
+      </w:r>
+      <w:r>
+        <w:rPr>
+          <w:b/>
+        </w:rPr>
+        <w:t>class-specific correct fraction</w:t>
+      </w:r>
+      <w:r>
+        <w:rPr>
+          <w:b w:val="0"/>
+        </w:rPr>
+        <w:t xml:space="preserve">s, </w:t>
+      </w:r>
+      <w:r>
+        <w:rPr>
+          <w:b/>
+        </w:rPr>
+        <w:t>balanced accuracy</w:t>
+      </w:r>
+      <w:r>
+        <w:rPr>
+          <w:b w:val="0"/>
+        </w:rPr>
+        <w:t>, false positives and false negatives.</w:t>
+      </w:r>
+    </w:p>
+    <w:p>
+      <w:pPr>
+        <w:spacing w:line="336" w:lineRule="auto" w:after="180"/>
+      </w:pPr>
+      <w:r>
+        <w:rPr>
+          <w:b w:val="0"/>
+        </w:rPr>
+        <w:t>Compare with the baseline.</w:t>
+      </w:r>
+    </w:p>
+    <w:p>
+      <w:pPr>
+        <w:pStyle w:val="Heading3"/>
+      </w:pPr>
+      <w:r>
+        <w:t>Supported practice answer</w:t>
+      </w:r>
+    </w:p>
+    <w:p>
+      <w:pPr>
+        <w:spacing w:line="336" w:lineRule="auto" w:after="180"/>
+        <w:shd w:fill="F1F6FC"/>
+      </w:pPr>
+      <w:r>
+        <w:rPr>
+          <w:b w:val="0"/>
+        </w:rPr>
+        <w:t xml:space="preserve">Reasoned practice answer: </w:t>
+      </w:r>
+      <w:r>
+        <w:rPr>
+          <w:b/>
+        </w:rPr>
+        <w:t>Accuracy</w:t>
+      </w:r>
+      <w:r>
+        <w:rPr>
+          <w:b w:val="0"/>
+        </w:rPr>
+        <w:t xml:space="preserve"> 16/20=80 percent. Clear fraction 12/16=75 percent; blocked fraction 4/4=100 percent; </w:t>
+      </w:r>
+      <w:r>
+        <w:rPr>
+          <w:b/>
+        </w:rPr>
+        <w:t>balanced accuracy</w:t>
+      </w:r>
+      <w:r>
+        <w:rPr>
+          <w:b w:val="0"/>
+        </w:rPr>
+        <w:t xml:space="preserve"> (75+100)/2=87.5 percent. FP=4,FN=0.</w:t>
+      </w:r>
+    </w:p>
+    <w:p>
+      <w:pPr>
+        <w:spacing w:line="336" w:lineRule="auto" w:after="180"/>
+        <w:shd w:fill="F1F6FC"/>
+      </w:pPr>
+      <w:r>
+        <w:rPr>
+          <w:b w:val="0"/>
+        </w:rPr>
+        <w:t xml:space="preserve">Baseline </w:t>
+      </w:r>
+      <w:r>
+        <w:rPr>
+          <w:b/>
+        </w:rPr>
+        <w:t>accuracy</w:t>
+      </w:r>
+      <w:r>
+        <w:rPr>
+          <w:b w:val="0"/>
+        </w:rPr>
+        <w:t xml:space="preserve"> is also 80 percent but </w:t>
+      </w:r>
+      <w:r>
+        <w:rPr>
+          <w:b/>
+        </w:rPr>
+        <w:t>balanced accuracy</w:t>
+      </w:r>
+      <w:r>
+        <w:rPr>
+          <w:b w:val="0"/>
+        </w:rPr>
+        <w:t xml:space="preserve"> is 50 percent with FP=0,FN=4.</w:t>
+      </w:r>
+    </w:p>
+    <w:p>
+      <w:pPr>
+        <w:spacing w:line="336" w:lineRule="auto" w:after="180"/>
+      </w:pPr>
+      <w:r>
+        <w:rPr>
+          <w:b w:val="0"/>
+        </w:rPr>
+        <w:t xml:space="preserve">Check every learner before discussion: Use the worked case for </w:t>
+      </w:r>
+      <w:r>
+        <w:rPr>
+          <w:b/>
+        </w:rPr>
+        <w:t>Accuracy</w:t>
+      </w:r>
+      <w:r>
+        <w:rPr>
+          <w:b w:val="0"/>
+        </w:rPr>
+        <w:t xml:space="preserve"> and </w:t>
+      </w:r>
+      <w:r>
+        <w:rPr>
+          <w:b/>
+        </w:rPr>
+        <w:t>class imbalance</w:t>
+      </w:r>
+      <w:r>
+        <w:rPr>
+          <w:b w:val="0"/>
+        </w:rPr>
+        <w:t xml:space="preserve">. Proposed explanation: “High </w:t>
+      </w:r>
+      <w:r>
+        <w:rPr>
+          <w:b/>
+        </w:rPr>
+        <w:t>accuracy</w:t>
+      </w:r>
+      <w:r>
+        <w:rPr>
+          <w:b w:val="0"/>
+        </w:rPr>
+        <w:t xml:space="preserve"> means both classes work well”. Decide whether this explanation is supported.</w:t>
+      </w:r>
+    </w:p>
+    <w:p>
+      <w:pPr>
+        <w:spacing w:line="336" w:lineRule="auto" w:after="180"/>
+      </w:pPr>
+      <w:r>
+        <w:rPr>
+          <w:b w:val="0"/>
+        </w:rPr>
+        <w:t>Point to the step or supplied fact that decides; explain your repair if needed.</w:t>
+      </w:r>
+    </w:p>
+    <w:p>
+      <w:pPr>
+        <w:pStyle w:val="Heading3"/>
+      </w:pPr>
+      <w:r>
+        <w:t>Repair the misconception</w:t>
+      </w:r>
+    </w:p>
+    <w:p>
+      <w:pPr>
+        <w:spacing w:line="336" w:lineRule="auto" w:after="180"/>
+        <w:shd w:fill="FFF5E6"/>
+      </w:pPr>
+      <w:r>
+        <w:rPr>
+          <w:b w:val="0"/>
+        </w:rPr>
         <w:t>Misconception repair: A common class can dominate the overall count. Inspect each reference-class denominator and its errors.</w:t>
       </w:r>
     </w:p>
     <w:p>
-      <w:r>
-        <w:t>Support: read the exact case aloud, enlarge the labelled picture, supply input cards and model only the first deciding step. Accept a spoken explanation or drawing; retain the reasoning goal.</w:t>
-      </w:r>
-    </w:p>
-    <w:p>
-      <w:r>
-        <w:t>Extension: The candidate’s three false alarms are corrected without changing its detections. Require a prediction and a reason before comparing. Expected result: Candidate accuracy becomes20/20 with spotted recall still100% in this toy set. Reason: False alarms move from FP to TN; neither TP nor FN changes.</w:t>
-      </w:r>
-    </w:p>
-    <w:p>
-      <w:r>
+      <w:pPr>
+        <w:pStyle w:val="Heading3"/>
+      </w:pPr>
+      <w:r>
+        <w:t>Support without giving away the answer</w:t>
+      </w:r>
+    </w:p>
+    <w:p>
+      <w:pPr>
+        <w:spacing w:line="336" w:lineRule="auto" w:after="180"/>
+        <w:shd w:fill="F1F6F8"/>
+      </w:pPr>
+      <w:r>
+        <w:rPr>
+          <w:b w:val="0"/>
+        </w:rPr>
+        <w:t xml:space="preserve">Support: read the exact case aloud, enlarge the labelled picture, supply </w:t>
+      </w:r>
+      <w:r>
+        <w:rPr>
+          <w:b/>
+        </w:rPr>
+        <w:t>input</w:t>
+      </w:r>
+      <w:r>
+        <w:rPr>
+          <w:b w:val="0"/>
+        </w:rPr>
+        <w:t xml:space="preserve"> cards and model only the first deciding step. Accept a spoken explanation or drawing; retain the reasoning goal.</w:t>
+      </w:r>
+    </w:p>
+    <w:p>
+      <w:pPr>
+        <w:pStyle w:val="Heading3"/>
+      </w:pPr>
+      <w:r>
+        <w:t>Extend the reasoning</w:t>
+      </w:r>
+    </w:p>
+    <w:p>
+      <w:pPr>
+        <w:spacing w:line="336" w:lineRule="auto" w:after="180"/>
+        <w:shd w:fill="F5F1FB"/>
+      </w:pPr>
+      <w:r>
+        <w:rPr>
+          <w:b w:val="0"/>
+        </w:rPr>
+        <w:t xml:space="preserve">Extension: The candidate’s three false alarms are corrected without changing its detections. Require a </w:t>
+      </w:r>
+      <w:r>
+        <w:rPr>
+          <w:b/>
+        </w:rPr>
+        <w:t>prediction</w:t>
+      </w:r>
+      <w:r>
+        <w:rPr>
+          <w:b w:val="0"/>
+        </w:rPr>
+        <w:t xml:space="preserve"> and a reason before comparing.</w:t>
+      </w:r>
+    </w:p>
+    <w:p>
+      <w:pPr>
+        <w:spacing w:line="336" w:lineRule="auto" w:after="180"/>
+        <w:shd w:fill="F5F1FB"/>
+      </w:pPr>
+      <w:r>
+        <w:rPr>
+          <w:b w:val="0"/>
+        </w:rPr>
+        <w:t xml:space="preserve">Expected result: Candidate </w:t>
+      </w:r>
+      <w:r>
+        <w:rPr>
+          <w:b/>
+        </w:rPr>
+        <w:t>accuracy</w:t>
+      </w:r>
+      <w:r>
+        <w:rPr>
+          <w:b w:val="0"/>
+        </w:rPr>
+        <w:t xml:space="preserve"> becomes20/20 with spotted </w:t>
+      </w:r>
+      <w:r>
+        <w:rPr>
+          <w:b/>
+        </w:rPr>
+        <w:t>recall</w:t>
+      </w:r>
+      <w:r>
+        <w:rPr>
+          <w:b w:val="0"/>
+        </w:rPr>
+        <w:t xml:space="preserve"> still100% in this toy set. Reason: False alarms move from FP to TN; neither TP nor FN changes.</w:t>
+      </w:r>
+    </w:p>
+    <w:p>
+      <w:pPr>
+        <w:pStyle w:val="Heading3"/>
+      </w:pPr>
+      <w:r>
+        <w:t>Protect the independent attempt</w:t>
+      </w:r>
+    </w:p>
+    <w:p>
+      <w:pPr>
+        <w:spacing w:line="336" w:lineRule="auto" w:after="180"/>
+        <w:shd w:fill="FFF5E6"/>
+      </w:pPr>
+      <w:r>
+        <w:rPr>
+          <w:b w:val="0"/>
+        </w:rPr>
         <w:t>Independent assessment: withhold the reserved answer until the learner has attempted the new case. Record support separately from correctness.</w:t>
       </w:r>
     </w:p>
@@ -3399,13 +7032,46 @@
       </w:tr>
     </w:tbl>
     <w:p>
-      <w:r>
+      <w:pPr>
+        <w:pStyle w:val="Heading3"/>
+      </w:pPr>
+      <w:r>
+        <w:t>Project checkpoint</w:t>
+      </w:r>
+    </w:p>
+    <w:p>
+      <w:pPr>
+        <w:spacing w:line="336" w:lineRule="auto" w:after="180"/>
+        <w:shd w:fill="EDF7F3"/>
+      </w:pPr>
+      <w:r>
+        <w:rPr>
+          <w:b w:val="0"/>
+        </w:rPr>
         <w:t>Project checkpoint: Test changed cases. Keep normal, boundary and failure cases; compare expected and observed results.</w:t>
       </w:r>
     </w:p>
     <w:p>
-      <w:r>
-        <w:t>Use the weekly teacher answer for topic-specific reasoning. A saved progress tick is an activity record; judge mastery from the learner’s explanation and evidence.</w:t>
+      <w:pPr>
+        <w:spacing w:line="336" w:lineRule="auto" w:after="180"/>
+      </w:pPr>
+      <w:r>
+        <w:rPr>
+          <w:b w:val="0"/>
+        </w:rPr>
+        <w:t xml:space="preserve">Use the weekly teacher answer for topic-specific reasoning. A saved progress tick is an activity record; judge mastery from the learner’s explanation and </w:t>
+      </w:r>
+      <w:r>
+        <w:rPr>
+          <w:b/>
+        </w:rPr>
+        <w:t>evidence</w:t>
+      </w:r>
+      <w:r>
+        <w:rPr>
+          <w:b w:val="0"/>
+        </w:rPr>
+        <w:t>.</w:t>
       </w:r>
     </w:p>
     <w:p>
@@ -3418,27 +7084,985 @@
     </w:p>
     <w:p>
       <w:r>
-        <w:t>Use the two formative questions as supported practice, not as independent mastery scores. Discuss the deciding evidence rather than accepting a guessed selection.</w:t>
-      </w:r>
-    </w:p>
-    <w:p>
-      <w:r>
+        <w:t>Use feedback, earlier review and portfolios purposefully. Apply the coding routine only when this lesson has an executable lab.</w:t>
+      </w:r>
+    </w:p>
+    <w:p>
+      <w:pPr>
+        <w:spacing w:line="336" w:lineRule="auto" w:after="180"/>
+      </w:pPr>
+      <w:r>
+        <w:rPr>
+          <w:b w:val="0"/>
+        </w:rPr>
+        <w:t xml:space="preserve">Use the two formative questions as supported practice, not as independent mastery scores. Discuss the deciding </w:t>
+      </w:r>
+      <w:r>
+        <w:rPr>
+          <w:b/>
+        </w:rPr>
+        <w:t>evidence</w:t>
+      </w:r>
+      <w:r>
+        <w:rPr>
+          <w:b w:val="0"/>
+        </w:rPr>
+        <w:t xml:space="preserve"> rather than accepting a guessed selection.</w:t>
+      </w:r>
+    </w:p>
+    <w:p>
+      <w:pPr>
+        <w:spacing w:line="336" w:lineRule="auto" w:after="180"/>
+      </w:pPr>
+      <w:r>
+        <w:rPr>
+          <w:b w:val="0"/>
+        </w:rPr>
         <w:t>The feedback comes from the reviewed public worked case. Do not reveal the separately reserved independent teacher answer until the learner has attempted that case.</w:t>
       </w:r>
     </w:p>
     <w:p>
-      <w:r>
-        <w:t>Ask students to predict before running code. Preserve errors and actual outputs; collect a changed test and an explanation. The branch-boundary and indexing lessons deliberately include failure cases.</w:t>
-      </w:r>
-    </w:p>
-    <w:p>
-      <w:r>
+      <w:pPr>
+        <w:spacing w:line="336" w:lineRule="auto" w:after="180"/>
+      </w:pPr>
+      <w:r>
+        <w:rPr>
+          <w:b w:val="0"/>
+        </w:rPr>
+        <w:t xml:space="preserve">Ask students to predict before running code. Preserve errors and actual </w:t>
+      </w:r>
+      <w:r>
+        <w:rPr>
+          <w:b/>
+        </w:rPr>
+        <w:t>output</w:t>
+      </w:r>
+      <w:r>
+        <w:rPr>
+          <w:b w:val="0"/>
+        </w:rPr>
+        <w:t>s; collect a changed test and an explanation. The branch-boundary and indexing lessons deliberately include failure cases.</w:t>
+      </w:r>
+    </w:p>
+    <w:p>
+      <w:pPr>
+        <w:spacing w:line="336" w:lineRule="auto" w:after="180"/>
+      </w:pPr>
+      <w:r>
+        <w:rPr>
+          <w:b w:val="0"/>
+        </w:rPr>
         <w:t>Use the earlier worked-explanation links to address a specific missing building block, then return to the current question. Adapt this suggestion after observing the learner; it is not an automatic diagnosis.</w:t>
       </w:r>
     </w:p>
     <w:p>
-      <w:r>
-        <w:t>Collect the completed-work portfolio as evidence. Record support separately from correctness, and assess explanation, trace/test and limitations. Progress ticks and quiz selections alone do not establish mastery.</w:t>
+      <w:pPr>
+        <w:spacing w:line="336" w:lineRule="auto" w:after="180"/>
+      </w:pPr>
+      <w:r>
+        <w:rPr>
+          <w:b w:val="0"/>
+        </w:rPr>
+        <w:t xml:space="preserve">Collect the completed-work portfolio as </w:t>
+      </w:r>
+      <w:r>
+        <w:rPr>
+          <w:b/>
+        </w:rPr>
+        <w:t>evidence</w:t>
+      </w:r>
+      <w:r>
+        <w:rPr>
+          <w:b w:val="0"/>
+        </w:rPr>
+        <w:t>. Record support separately from correctness, and assess explanation, trace/test and limitations. Progress ticks and quiz selections alone do not establish mastery.</w:t>
+      </w:r>
+    </w:p>
+    <w:p>
+      <w:pPr>
+        <w:pStyle w:val="Heading1"/>
+      </w:pPr>
+      <w:r>
+        <w:t>09. Visual concept journey</w:t>
+      </w:r>
+    </w:p>
+    <w:p>
+      <w:r>
+        <w:t>Show one Accuracy and Imbalance graphic at a time, request a prediction and discuss its trace before the independent assessment.</w:t>
+      </w:r>
+    </w:p>
+    <w:p>
+      <w:pPr>
+        <w:spacing w:line="336" w:lineRule="auto" w:after="180"/>
+      </w:pPr>
+      <w:r>
+        <w:rPr>
+          <w:b w:val="0"/>
+        </w:rPr>
+        <w:t xml:space="preserve">Use one picture at a time. Hide a worked result before asking for a </w:t>
+      </w:r>
+      <w:r>
+        <w:rPr>
+          <w:b/>
+        </w:rPr>
+        <w:t>prediction</w:t>
+      </w:r>
+      <w:r>
+        <w:rPr>
+          <w:b w:val="0"/>
+        </w:rPr>
+        <w:t>, then reveal it for feedback. These are supported teaching cases; retain the separate independent assessment for a fresh first attempt.</w:t>
+      </w:r>
+    </w:p>
+    <w:p>
+      <w:pPr>
+        <w:pStyle w:val="Heading3"/>
+      </w:pPr>
+      <w:r>
+        <w:t>01. Accuracy and Imbalance: the case</w:t>
+      </w:r>
+    </w:p>
+    <w:p>
+      <w:r>
+        <w:drawing>
+          <wp:inline xmlns:a="http://schemas.openxmlformats.org/drawingml/2006/main" xmlns:pic="http://schemas.openxmlformats.org/drawingml/2006/picture">
+            <wp:extent cx="5486400" cy="2990088"/>
+            <wp:docPr id="3" name="Picture 3" descr="Show how a common healthy class can hide complete failure to detect spotted leaves. Supplied facts: Toy evaluation has 18 healthy and 2 spotted leaves. Always-healthy predicts all healthy. A candidate hasTP2, FN 0, FP 3, TN 15. All inputs and outcomes in this worked example are invented classroom data; no real model run is claimed."/>
+            <wp:cNvGraphicFramePr>
+              <a:graphicFrameLocks noChangeAspect="1"/>
+            </wp:cNvGraphicFramePr>
+            <a:graphic>
+              <a:graphicData uri="http://schemas.openxmlformats.org/drawingml/2006/picture">
+                <pic:pic>
+                  <pic:nvPicPr>
+                    <pic:cNvPr id="0" name="academy-story-ai-4-16-01.png"/>
+                    <pic:cNvPicPr/>
+                  </pic:nvPicPr>
+                  <pic:blipFill>
+                    <a:blip r:embed="rId11"/>
+                    <a:stretch>
+                      <a:fillRect/>
+                    </a:stretch>
+                  </pic:blipFill>
+                  <pic:spPr>
+                    <a:xfrm>
+                      <a:off x="0" y="0"/>
+                      <a:ext cx="5486400" cy="2990088"/>
+                    </a:xfrm>
+                    <a:prstGeom prst="rect"/>
+                  </pic:spPr>
+                </pic:pic>
+              </a:graphicData>
+            </a:graphic>
+          </wp:inline>
+        </w:drawing>
+      </w:r>
+    </w:p>
+    <w:p>
+      <w:pPr>
+        <w:spacing w:line="336" w:lineRule="auto" w:after="180"/>
+      </w:pPr>
+      <w:r>
+        <w:rPr>
+          <w:b w:val="0"/>
+        </w:rPr>
+        <w:t>Show how a common healthy class can hide complete failure to detect spotted leaves. Supplied facts: Toy evaluation has 18 healthy and 2 spotted leaves. Always-healthy predicts all healthy.</w:t>
+      </w:r>
+    </w:p>
+    <w:p>
+      <w:pPr>
+        <w:spacing w:line="336" w:lineRule="auto" w:after="180"/>
+      </w:pPr>
+      <w:r>
+        <w:rPr>
+          <w:b w:val="0"/>
+        </w:rPr>
+        <w:t xml:space="preserve">A candidate hasTP2, FN 0, FP 3, TN 15. All </w:t>
+      </w:r>
+      <w:r>
+        <w:rPr>
+          <w:b/>
+        </w:rPr>
+        <w:t>input</w:t>
+      </w:r>
+      <w:r>
+        <w:rPr>
+          <w:b w:val="0"/>
+        </w:rPr>
+        <w:t>s and outcomes in this worked example are invented classroom data; no real model run is claimed.</w:t>
+      </w:r>
+    </w:p>
+    <w:p>
+      <w:pPr>
+        <w:spacing w:line="336" w:lineRule="auto" w:after="180"/>
+        <w:shd w:fill="F5F1FB"/>
+      </w:pPr>
+      <w:r>
+        <w:rPr>
+          <w:b w:val="0"/>
+        </w:rPr>
+        <w:t>Point to the given fact that matters most. Explain why it matters.</w:t>
+      </w:r>
+    </w:p>
+    <w:p>
+      <w:pPr>
+        <w:pStyle w:val="Heading3"/>
+      </w:pPr>
+      <w:r>
+        <w:t>Discuss while showing the picture</w:t>
+      </w:r>
+    </w:p>
+    <w:p>
+      <w:pPr>
+        <w:spacing w:line="336" w:lineRule="auto" w:after="180"/>
+        <w:shd w:fill="F1F6F8"/>
+      </w:pPr>
+      <w:r>
+        <w:rPr>
+          <w:b w:val="0"/>
+        </w:rPr>
+        <w:t>Teacher prompt: Point to the given fact that matters most. Explain why it matters. Ask learners to describe one label or arrow in ordinary words. Use the adjacent transcript if the image is difficult to see.</w:t>
+      </w:r>
+    </w:p>
+    <w:p>
+      <w:pPr>
+        <w:pStyle w:val="Heading3"/>
+      </w:pPr>
+      <w:r>
+        <w:t>02. Follow the deciding steps</w:t>
+      </w:r>
+    </w:p>
+    <w:p>
+      <w:r>
+        <w:drawing>
+          <wp:inline xmlns:a="http://schemas.openxmlformats.org/drawingml/2006/main" xmlns:pic="http://schemas.openxmlformats.org/drawingml/2006/picture">
+            <wp:extent cx="5486400" cy="3337560"/>
+            <wp:docPr id="4" name="Picture 4" descr="Score trivial baseline: Always healthy is 18/20=90% accurate but detects0/2 spotted leaves. → Score candidate: Candidate accuracy is 17/20=85%; spotted recall is 2/2=100%. → Compare consequences: Candidate catches both spotted leaves while producing three false alarms; choose with stated costs and review needs."/>
+            <wp:cNvGraphicFramePr>
+              <a:graphicFrameLocks noChangeAspect="1"/>
+            </wp:cNvGraphicFramePr>
+            <a:graphic>
+              <a:graphicData uri="http://schemas.openxmlformats.org/drawingml/2006/picture">
+                <pic:pic>
+                  <pic:nvPicPr>
+                    <pic:cNvPr id="0" name="academy-story-ai-4-16-02.png"/>
+                    <pic:cNvPicPr/>
+                  </pic:nvPicPr>
+                  <pic:blipFill>
+                    <a:blip r:embed="rId12"/>
+                    <a:stretch>
+                      <a:fillRect/>
+                    </a:stretch>
+                  </pic:blipFill>
+                  <pic:spPr>
+                    <a:xfrm>
+                      <a:off x="0" y="0"/>
+                      <a:ext cx="5486400" cy="3337560"/>
+                    </a:xfrm>
+                    <a:prstGeom prst="rect"/>
+                  </pic:spPr>
+                </pic:pic>
+              </a:graphicData>
+            </a:graphic>
+          </wp:inline>
+        </w:drawing>
+      </w:r>
+    </w:p>
+    <w:p>
+      <w:pPr>
+        <w:spacing w:line="336" w:lineRule="auto" w:after="180"/>
+      </w:pPr>
+      <w:r>
+        <w:rPr>
+          <w:b w:val="0"/>
+        </w:rPr>
+        <w:t xml:space="preserve">Score trivial baseline: Always healthy is 18/20=90% accurate but detects0/2 spotted leaves. → Score candidate: Candidate </w:t>
+      </w:r>
+      <w:r>
+        <w:rPr>
+          <w:b/>
+        </w:rPr>
+        <w:t>accuracy</w:t>
+      </w:r>
+      <w:r>
+        <w:rPr>
+          <w:b w:val="0"/>
+        </w:rPr>
+        <w:t xml:space="preserve"> is 17/20=85%; spotted </w:t>
+      </w:r>
+      <w:r>
+        <w:rPr>
+          <w:b/>
+        </w:rPr>
+        <w:t>recall</w:t>
+      </w:r>
+      <w:r>
+        <w:rPr>
+          <w:b w:val="0"/>
+        </w:rPr>
+        <w:t xml:space="preserve"> is 2/2=100%. → Compare consequences: Candidate catches both spotted leaves while producing three false alarms; choose with stated costs and review needs.</w:t>
+      </w:r>
+    </w:p>
+    <w:p>
+      <w:pPr>
+        <w:spacing w:line="336" w:lineRule="auto" w:after="180"/>
+        <w:shd w:fill="F5F1FB"/>
+      </w:pPr>
+      <w:r>
+        <w:rPr>
+          <w:b w:val="0"/>
+        </w:rPr>
+        <w:t xml:space="preserve">Point to each numbered stage and explain which recorded </w:t>
+      </w:r>
+      <w:r>
+        <w:rPr>
+          <w:b/>
+        </w:rPr>
+        <w:t>input</w:t>
+      </w:r>
+      <w:r>
+        <w:rPr>
+          <w:b w:val="0"/>
+        </w:rPr>
+        <w:t xml:space="preserve"> it uses.</w:t>
+      </w:r>
+    </w:p>
+    <w:p>
+      <w:pPr>
+        <w:pStyle w:val="Heading3"/>
+      </w:pPr>
+      <w:r>
+        <w:t>Discuss while showing the picture</w:t>
+      </w:r>
+    </w:p>
+    <w:p>
+      <w:pPr>
+        <w:spacing w:line="336" w:lineRule="auto" w:after="180"/>
+        <w:shd w:fill="F1F6F8"/>
+      </w:pPr>
+      <w:r>
+        <w:rPr>
+          <w:b w:val="0"/>
+        </w:rPr>
+        <w:t xml:space="preserve">Teacher prompt: Point to each numbered stage and explain which recorded </w:t>
+      </w:r>
+      <w:r>
+        <w:rPr>
+          <w:b/>
+        </w:rPr>
+        <w:t>input</w:t>
+      </w:r>
+      <w:r>
+        <w:rPr>
+          <w:b w:val="0"/>
+        </w:rPr>
+        <w:t xml:space="preserve"> it uses. Ask learners to describe one label or arrow in ordinary words. Use the adjacent transcript if the image is difficult to see.</w:t>
+      </w:r>
+    </w:p>
+    <w:p>
+      <w:pPr>
+        <w:pStyle w:val="Heading3"/>
+      </w:pPr>
+      <w:r>
+        <w:t>03. Candidate decisions</w:t>
+      </w:r>
+    </w:p>
+    <w:p>
+      <w:r>
+        <w:drawing>
+          <wp:inline xmlns:a="http://schemas.openxmlformats.org/drawingml/2006/main" xmlns:pic="http://schemas.openxmlformats.org/drawingml/2006/picture">
+            <wp:extent cx="5486400" cy="3096768"/>
+            <wp:docPr id="5" name="Picture 5" descr="Candidate decisions. actual spotted: predicted spotted = 2, predicted healthy = 0. actual healthy: predicted spotted = 3, predicted healthy = 15."/>
+            <wp:cNvGraphicFramePr>
+              <a:graphicFrameLocks noChangeAspect="1"/>
+            </wp:cNvGraphicFramePr>
+            <a:graphic>
+              <a:graphicData uri="http://schemas.openxmlformats.org/drawingml/2006/picture">
+                <pic:pic>
+                  <pic:nvPicPr>
+                    <pic:cNvPr id="0" name="academy-story-ai-4-16-03.png"/>
+                    <pic:cNvPicPr/>
+                  </pic:nvPicPr>
+                  <pic:blipFill>
+                    <a:blip r:embed="rId13"/>
+                    <a:stretch>
+                      <a:fillRect/>
+                    </a:stretch>
+                  </pic:blipFill>
+                  <pic:spPr>
+                    <a:xfrm>
+                      <a:off x="0" y="0"/>
+                      <a:ext cx="5486400" cy="3096768"/>
+                    </a:xfrm>
+                    <a:prstGeom prst="rect"/>
+                  </pic:spPr>
+                </pic:pic>
+              </a:graphicData>
+            </a:graphic>
+          </wp:inline>
+        </w:drawing>
+      </w:r>
+    </w:p>
+    <w:p>
+      <w:pPr>
+        <w:spacing w:line="336" w:lineRule="auto" w:after="180"/>
+      </w:pPr>
+      <w:r>
+        <w:rPr>
+          <w:b w:val="0"/>
+        </w:rPr>
+        <w:t>Candidate decisions. actual spotted: predicted spotted = 2, predicted healthy = 0. actual healthy: predicted spotted = 3, predicted healthy = 15.</w:t>
+      </w:r>
+    </w:p>
+    <w:p>
+      <w:pPr>
+        <w:spacing w:line="336" w:lineRule="auto" w:after="180"/>
+        <w:shd w:fill="F5F1FB"/>
+      </w:pPr>
+      <w:r>
+        <w:rPr>
+          <w:b w:val="0"/>
+        </w:rPr>
+        <w:t>Read the labels and values. Explain the relationship the model shows.</w:t>
+      </w:r>
+    </w:p>
+    <w:p>
+      <w:pPr>
+        <w:pStyle w:val="Heading3"/>
+      </w:pPr>
+      <w:r>
+        <w:t>Discuss while showing the picture</w:t>
+      </w:r>
+    </w:p>
+    <w:p>
+      <w:pPr>
+        <w:spacing w:line="336" w:lineRule="auto" w:after="180"/>
+        <w:shd w:fill="F1F6F8"/>
+      </w:pPr>
+      <w:r>
+        <w:rPr>
+          <w:b w:val="0"/>
+        </w:rPr>
+        <w:t>Teacher prompt: Read the labels and values. Explain the relationship the model shows. Ask learners to describe one label or arrow in ordinary words. Use the adjacent transcript if the image is difficult to see.</w:t>
+      </w:r>
+    </w:p>
+    <w:p>
+      <w:pPr>
+        <w:spacing w:line="336" w:lineRule="auto" w:after="180"/>
+        <w:shd w:fill="F1F6F8"/>
+      </w:pPr>
+      <w:r>
+        <w:rPr>
+          <w:b w:val="0"/>
+        </w:rPr>
+        <w:t>Check row/column meanings, units and denominators before discussing a difference. Supplied toy values are not real class or model results.</w:t>
+      </w:r>
+    </w:p>
+    <w:p>
+      <w:pPr>
+        <w:pStyle w:val="Heading3"/>
+      </w:pPr>
+      <w:r>
+        <w:t>04. Change one thing. Trace what follows.</w:t>
+      </w:r>
+    </w:p>
+    <w:p>
+      <w:r>
+        <w:drawing>
+          <wp:inline xmlns:a="http://schemas.openxmlformats.org/drawingml/2006/main" xmlns:pic="http://schemas.openxmlformats.org/drawingml/2006/picture">
+            <wp:extent cx="5486400" cy="3041904"/>
+            <wp:docPr id="6" name="Picture 6" descr="Original case: Candidate catches both spotted leaves while producing three false alarms; choose with stated costs and review needs. Changed condition: The candidate’s three false alarms are corrected without changing its detections. Expected result: Candidate accuracy becomes20/20 with spotted recall still100% in this toy set. Reason: False alarms move from FP to TN; neither TP nor FN changes."/>
+            <wp:cNvGraphicFramePr>
+              <a:graphicFrameLocks noChangeAspect="1"/>
+            </wp:cNvGraphicFramePr>
+            <a:graphic>
+              <a:graphicData uri="http://schemas.openxmlformats.org/drawingml/2006/picture">
+                <pic:pic>
+                  <pic:nvPicPr>
+                    <pic:cNvPr id="0" name="academy-story-ai-4-16-04.png"/>
+                    <pic:cNvPicPr/>
+                  </pic:nvPicPr>
+                  <pic:blipFill>
+                    <a:blip r:embed="rId14"/>
+                    <a:stretch>
+                      <a:fillRect/>
+                    </a:stretch>
+                  </pic:blipFill>
+                  <pic:spPr>
+                    <a:xfrm>
+                      <a:off x="0" y="0"/>
+                      <a:ext cx="5486400" cy="3041904"/>
+                    </a:xfrm>
+                    <a:prstGeom prst="rect"/>
+                  </pic:spPr>
+                </pic:pic>
+              </a:graphicData>
+            </a:graphic>
+          </wp:inline>
+        </w:drawing>
+      </w:r>
+    </w:p>
+    <w:p>
+      <w:pPr>
+        <w:spacing w:line="336" w:lineRule="auto" w:after="180"/>
+      </w:pPr>
+      <w:r>
+        <w:rPr>
+          <w:b w:val="0"/>
+        </w:rPr>
+        <w:t>Original case: Candidate catches both spotted leaves while producing three false alarms; choose with stated costs and review needs.</w:t>
+      </w:r>
+    </w:p>
+    <w:p>
+      <w:pPr>
+        <w:spacing w:line="336" w:lineRule="auto" w:after="180"/>
+      </w:pPr>
+      <w:r>
+        <w:rPr>
+          <w:b w:val="0"/>
+        </w:rPr>
+        <w:t xml:space="preserve">Changed condition: The candidate’s three false alarms are corrected without changing its detections. Expected result: Candidate </w:t>
+      </w:r>
+      <w:r>
+        <w:rPr>
+          <w:b/>
+        </w:rPr>
+        <w:t>accuracy</w:t>
+      </w:r>
+      <w:r>
+        <w:rPr>
+          <w:b w:val="0"/>
+        </w:rPr>
+        <w:t xml:space="preserve"> becomes20/20 with spotted </w:t>
+      </w:r>
+      <w:r>
+        <w:rPr>
+          <w:b/>
+        </w:rPr>
+        <w:t>recall</w:t>
+      </w:r>
+      <w:r>
+        <w:rPr>
+          <w:b w:val="0"/>
+        </w:rPr>
+        <w:t xml:space="preserve"> still100% in this toy set.</w:t>
+      </w:r>
+    </w:p>
+    <w:p>
+      <w:pPr>
+        <w:spacing w:line="336" w:lineRule="auto" w:after="180"/>
+      </w:pPr>
+      <w:r>
+        <w:rPr>
+          <w:b w:val="0"/>
+        </w:rPr>
+        <w:t>Reason: False alarms move from FP to TN; neither TP nor FN changes.</w:t>
+      </w:r>
+    </w:p>
+    <w:p>
+      <w:pPr>
+        <w:spacing w:line="336" w:lineRule="auto" w:after="180"/>
+        <w:shd w:fill="F5F1FB"/>
+      </w:pPr>
+      <w:r>
+        <w:rPr>
+          <w:b w:val="0"/>
+        </w:rPr>
+        <w:t>Predict before checking the worked changed-case result. Name what changed and what the supplied facts allow you to conclude.</w:t>
+      </w:r>
+    </w:p>
+    <w:p>
+      <w:pPr>
+        <w:pStyle w:val="Heading3"/>
+      </w:pPr>
+      <w:r>
+        <w:t>Discuss while showing the picture</w:t>
+      </w:r>
+    </w:p>
+    <w:p>
+      <w:pPr>
+        <w:spacing w:line="336" w:lineRule="auto" w:after="180"/>
+        <w:shd w:fill="F1F6F8"/>
+      </w:pPr>
+      <w:r>
+        <w:rPr>
+          <w:b w:val="0"/>
+        </w:rPr>
+        <w:t>Teacher prompt: Predict before checking the worked changed-case result. Name what changed and what the supplied facts allow you to conclude. Ask learners to describe one label or arrow in ordinary words.</w:t>
+      </w:r>
+    </w:p>
+    <w:p>
+      <w:pPr>
+        <w:spacing w:line="336" w:lineRule="auto" w:after="180"/>
+        <w:shd w:fill="F1F6F8"/>
+      </w:pPr>
+      <w:r>
+        <w:rPr>
+          <w:b w:val="0"/>
+        </w:rPr>
+        <w:t>Use the adjacent transcript if the image is difficult to see. Changed-case reasoning: False alarms move from FP to TN; neither TP nor FN changes.</w:t>
+      </w:r>
+    </w:p>
+    <w:p>
+      <w:pPr>
+        <w:pStyle w:val="Heading3"/>
+      </w:pPr>
+      <w:r>
+        <w:t>05. Connect the explanation to its limit</w:t>
+      </w:r>
+    </w:p>
+    <w:p>
+      <w:r>
+        <w:drawing>
+          <wp:inline xmlns:a="http://schemas.openxmlformats.org/drawingml/2006/main" xmlns:pic="http://schemas.openxmlformats.org/drawingml/2006/picture">
+            <wp:extent cx="5486400" cy="2834640"/>
+            <wp:docPr id="7" name="Picture 7" descr="Read the picture in order. Candidate catches both spotted leaves while producing three false alarms; choose with stated costs and review needs. The arrows show which recorded input or intermediate result each decision uses. Explain the deciding step aloud before checking the changed case; pointing to the final answer alone does not show how it follows. Limit: Perfect performance on twenty supplied cases does not demonstrate dependable detection in other plants or settings."/>
+            <wp:cNvGraphicFramePr>
+              <a:graphicFrameLocks noChangeAspect="1"/>
+            </wp:cNvGraphicFramePr>
+            <a:graphic>
+              <a:graphicData uri="http://schemas.openxmlformats.org/drawingml/2006/picture">
+                <pic:pic>
+                  <pic:nvPicPr>
+                    <pic:cNvPr id="0" name="academy-story-ai-4-16-05.png"/>
+                    <pic:cNvPicPr/>
+                  </pic:nvPicPr>
+                  <pic:blipFill>
+                    <a:blip r:embed="rId15"/>
+                    <a:stretch>
+                      <a:fillRect/>
+                    </a:stretch>
+                  </pic:blipFill>
+                  <pic:spPr>
+                    <a:xfrm>
+                      <a:off x="0" y="0"/>
+                      <a:ext cx="5486400" cy="2834640"/>
+                    </a:xfrm>
+                    <a:prstGeom prst="rect"/>
+                  </pic:spPr>
+                </pic:pic>
+              </a:graphicData>
+            </a:graphic>
+          </wp:inline>
+        </w:drawing>
+      </w:r>
+    </w:p>
+    <w:p>
+      <w:pPr>
+        <w:spacing w:line="336" w:lineRule="auto" w:after="180"/>
+      </w:pPr>
+      <w:r>
+        <w:rPr>
+          <w:b w:val="0"/>
+        </w:rPr>
+        <w:t xml:space="preserve">Read the picture in order. Candidate catches both spotted leaves while producing three false alarms; choose with stated costs and review needs. The arrows show which recorded </w:t>
+      </w:r>
+      <w:r>
+        <w:rPr>
+          <w:b/>
+        </w:rPr>
+        <w:t>input</w:t>
+      </w:r>
+      <w:r>
+        <w:rPr>
+          <w:b w:val="0"/>
+        </w:rPr>
+        <w:t xml:space="preserve"> or intermediate result each decision uses.</w:t>
+      </w:r>
+    </w:p>
+    <w:p>
+      <w:pPr>
+        <w:spacing w:line="336" w:lineRule="auto" w:after="180"/>
+      </w:pPr>
+      <w:r>
+        <w:rPr>
+          <w:b w:val="0"/>
+        </w:rPr>
+        <w:t>Explain the deciding step aloud before checking the changed case; pointing to the final answer alone does not show how it follows.</w:t>
+      </w:r>
+    </w:p>
+    <w:p>
+      <w:pPr>
+        <w:spacing w:line="336" w:lineRule="auto" w:after="180"/>
+      </w:pPr>
+      <w:r>
+        <w:rPr>
+          <w:b w:val="0"/>
+        </w:rPr>
+        <w:t>Limit: Perfect performance on twenty supplied cases does not demonstrate dependable detection in other plants or settings.</w:t>
+      </w:r>
+    </w:p>
+    <w:p>
+      <w:pPr>
+        <w:spacing w:line="336" w:lineRule="auto" w:after="180"/>
+        <w:shd w:fill="F5F1FB"/>
+      </w:pPr>
+      <w:r>
+        <w:rPr>
+          <w:b w:val="0"/>
+        </w:rPr>
+        <w:t>Explain the case, then point to a limit on the claim.</w:t>
+      </w:r>
+    </w:p>
+    <w:p>
+      <w:pPr>
+        <w:pStyle w:val="Heading3"/>
+      </w:pPr>
+      <w:r>
+        <w:t>Discuss while showing the picture</w:t>
+      </w:r>
+    </w:p>
+    <w:p>
+      <w:pPr>
+        <w:spacing w:line="336" w:lineRule="auto" w:after="180"/>
+        <w:shd w:fill="F1F6F8"/>
+      </w:pPr>
+      <w:r>
+        <w:rPr>
+          <w:b w:val="0"/>
+        </w:rPr>
+        <w:t>Teacher prompt: Explain the case, then point to a limit on the claim. Ask learners to describe one label or arrow in ordinary words. Use the adjacent transcript if the image is difficult to see.</w:t>
+      </w:r>
+    </w:p>
+    <w:p>
+      <w:pPr>
+        <w:spacing w:line="336" w:lineRule="auto" w:after="180"/>
+        <w:shd w:fill="F1F6F8"/>
+      </w:pPr>
+      <w:r>
+        <w:rPr>
+          <w:b w:val="0"/>
+        </w:rPr>
+        <w:t>Keep the stated scope: Perfect performance on twenty supplied cases does not demonstrate dependable detection in other plants or settings.</w:t>
+      </w:r>
+    </w:p>
+    <w:p>
+      <w:pPr>
+        <w:pStyle w:val="Heading3"/>
+      </w:pPr>
+      <w:r>
+        <w:t>06. Make the idea visible in your project</w:t>
+      </w:r>
+    </w:p>
+    <w:p>
+      <w:r>
+        <w:drawing>
+          <wp:inline xmlns:a="http://schemas.openxmlformats.org/drawingml/2006/main" xmlns:pic="http://schemas.openxmlformats.org/drawingml/2006/picture">
+            <wp:extent cx="5486400" cy="3681984"/>
+            <wp:docPr id="8" name="Picture 8" descr="For your Responsible Plant Classifier, save the input, procedure, observed result and limitation of this check. Label this worked example as practice; use a different, previously unreviewed case when checking independent understanding. Draw your input, deciding step, result and limit. Supported question: Why can the 90% baseline still be unsuitable for a detection task? Point to the relevant step in the picture, then write the changed result and the rule or evidence that supports it."/>
+            <wp:cNvGraphicFramePr>
+              <a:graphicFrameLocks noChangeAspect="1"/>
+            </wp:cNvGraphicFramePr>
+            <a:graphic>
+              <a:graphicData uri="http://schemas.openxmlformats.org/drawingml/2006/picture">
+                <pic:pic>
+                  <pic:nvPicPr>
+                    <pic:cNvPr id="0" name="academy-story-ai-4-16-06.png"/>
+                    <pic:cNvPicPr/>
+                  </pic:nvPicPr>
+                  <pic:blipFill>
+                    <a:blip r:embed="rId16"/>
+                    <a:stretch>
+                      <a:fillRect/>
+                    </a:stretch>
+                  </pic:blipFill>
+                  <pic:spPr>
+                    <a:xfrm>
+                      <a:off x="0" y="0"/>
+                      <a:ext cx="5486400" cy="3681984"/>
+                    </a:xfrm>
+                    <a:prstGeom prst="rect"/>
+                  </pic:spPr>
+                </pic:pic>
+              </a:graphicData>
+            </a:graphic>
+          </wp:inline>
+        </w:drawing>
+      </w:r>
+    </w:p>
+    <w:p>
+      <w:pPr>
+        <w:spacing w:line="336" w:lineRule="auto" w:after="180"/>
+      </w:pPr>
+      <w:r>
+        <w:rPr>
+          <w:b w:val="0"/>
+        </w:rPr>
+        <w:t xml:space="preserve">For your Responsible Plant Classifier, save the </w:t>
+      </w:r>
+      <w:r>
+        <w:rPr>
+          <w:b/>
+        </w:rPr>
+        <w:t>input</w:t>
+      </w:r>
+      <w:r>
+        <w:rPr>
+          <w:b w:val="0"/>
+        </w:rPr>
+        <w:t>, procedure, observed result and limitation of this check.</w:t>
+      </w:r>
+    </w:p>
+    <w:p>
+      <w:pPr>
+        <w:spacing w:line="336" w:lineRule="auto" w:after="180"/>
+      </w:pPr>
+      <w:r>
+        <w:rPr>
+          <w:b w:val="0"/>
+        </w:rPr>
+        <w:t xml:space="preserve">Label this worked example as practice; use a different, previously unreviewed case when checking independent understanding. Draw your </w:t>
+      </w:r>
+      <w:r>
+        <w:rPr>
+          <w:b/>
+        </w:rPr>
+        <w:t>input</w:t>
+      </w:r>
+      <w:r>
+        <w:rPr>
+          <w:b w:val="0"/>
+        </w:rPr>
+        <w:t>, deciding step, result and limit.</w:t>
+      </w:r>
+    </w:p>
+    <w:p>
+      <w:pPr>
+        <w:spacing w:line="336" w:lineRule="auto" w:after="180"/>
+      </w:pPr>
+      <w:r>
+        <w:rPr>
+          <w:b w:val="0"/>
+        </w:rPr>
+        <w:t xml:space="preserve">Supported question: Why can the 90% baseline still be unsuitable for a detection task? Point to the relevant step in the picture, then write the changed result and the rule or </w:t>
+      </w:r>
+      <w:r>
+        <w:rPr>
+          <w:b/>
+        </w:rPr>
+        <w:t>evidence</w:t>
+      </w:r>
+      <w:r>
+        <w:rPr>
+          <w:b w:val="0"/>
+        </w:rPr>
+        <w:t xml:space="preserve"> that supports it.</w:t>
+      </w:r>
+    </w:p>
+    <w:p>
+      <w:pPr>
+        <w:spacing w:line="336" w:lineRule="auto" w:after="180"/>
+        <w:shd w:fill="F5F1FB"/>
+      </w:pPr>
+      <w:r>
+        <w:rPr>
+          <w:b w:val="0"/>
+        </w:rPr>
+        <w:t xml:space="preserve">Draw your project trace and justify the deciding step using </w:t>
+      </w:r>
+      <w:r>
+        <w:rPr>
+          <w:b/>
+        </w:rPr>
+        <w:t>evidence</w:t>
+      </w:r>
+      <w:r>
+        <w:rPr>
+          <w:b w:val="0"/>
+        </w:rPr>
+        <w:t>.</w:t>
+      </w:r>
+    </w:p>
+    <w:p>
+      <w:pPr>
+        <w:pStyle w:val="Heading3"/>
+      </w:pPr>
+      <w:r>
+        <w:t>Discuss while showing the picture</w:t>
+      </w:r>
+    </w:p>
+    <w:p>
+      <w:pPr>
+        <w:spacing w:line="336" w:lineRule="auto" w:after="180"/>
+        <w:shd w:fill="F1F6F8"/>
+      </w:pPr>
+      <w:r>
+        <w:rPr>
+          <w:b w:val="0"/>
+        </w:rPr>
+        <w:t xml:space="preserve">Teacher prompt: Draw your project trace and justify the deciding step using </w:t>
+      </w:r>
+      <w:r>
+        <w:rPr>
+          <w:b/>
+        </w:rPr>
+        <w:t>evidence</w:t>
+      </w:r>
+      <w:r>
+        <w:rPr>
+          <w:b w:val="0"/>
+        </w:rPr>
+        <w:t>. Ask learners to describe one label or arrow in ordinary words. Use the adjacent transcript if the image is difficult to see.</w:t>
+      </w:r>
+    </w:p>
+    <w:p>
+      <w:pPr>
+        <w:spacing w:line="336" w:lineRule="auto" w:after="180"/>
+        <w:shd w:fill="F1F6F8"/>
+      </w:pPr>
+      <w:r>
+        <w:rPr>
+          <w:b w:val="0"/>
+        </w:rPr>
+        <w:t xml:space="preserve">Supported practice key: It misses every spotted leaf. </w:t>
+      </w:r>
+      <w:r>
+        <w:rPr>
+          <w:b/>
+        </w:rPr>
+        <w:t>Accuracy</w:t>
+      </w:r>
+      <w:r>
+        <w:rPr>
+          <w:b w:val="0"/>
+        </w:rPr>
+        <w:t xml:space="preserve"> is dominated by18 healthy cases; report class-specific errors and the intended-use consequences.</w:t>
+      </w:r>
+    </w:p>
+    <w:p>
+      <w:pPr>
+        <w:spacing w:line="336" w:lineRule="auto" w:after="180"/>
+        <w:shd w:fill="F1F6F8"/>
+      </w:pPr>
+      <w:r>
+        <w:rPr>
+          <w:b w:val="0"/>
+        </w:rPr>
+        <w:t xml:space="preserve">Changed-case check: Candidate </w:t>
+      </w:r>
+      <w:r>
+        <w:rPr>
+          <w:b/>
+        </w:rPr>
+        <w:t>accuracy</w:t>
+      </w:r>
+      <w:r>
+        <w:rPr>
+          <w:b w:val="0"/>
+        </w:rPr>
+        <w:t xml:space="preserve"> becomes20/20 with spotted </w:t>
+      </w:r>
+      <w:r>
+        <w:rPr>
+          <w:b/>
+        </w:rPr>
+        <w:t>recall</w:t>
+      </w:r>
+      <w:r>
+        <w:rPr>
+          <w:b w:val="0"/>
+        </w:rPr>
+        <w:t xml:space="preserve"> still100% in this toy set. False alarms move from FP to TN; neither TP nor FN changes.</w:t>
       </w:r>
     </w:p>
     <w:sectPr>

--- a/downloads/teacher/ai-4-week-16.docx
+++ b/downloads/teacher/ai-4-week-16.docx
@@ -201,7 +201,7 @@
           </w:tcPr>
           <w:p>
             <w:r>
-              <w:t>Sections 9 and 11–14. Give extra time to finish the full task set; use Section 15 when the week includes a coding lab.</w:t>
+              <w:t>Use “Run the investigation”, “Connect your project”, “Show what you know”, “Study a complete case” and “Try a new case independently”. Give extra time for the full task set. If this week has a coding lab, use its named section; section numbers can change when extra explanations are included.</w:t>
             </w:r>
           </w:p>
         </w:tc>
@@ -2705,6 +2705,26 @@
     <w:p>
       <w:r>
         <w:t>Demonstrate Accuracy and Imbalance, reduce support deliberately and check individual reasoning before discussing answers.</w:t>
+      </w:r>
+    </w:p>
+    <w:p>
+      <w:pPr>
+        <w:pStyle w:val="Heading3"/>
+      </w:pPr>
+      <w:r>
+        <w:t>Choose the pacing route</w:t>
+      </w:r>
+    </w:p>
+    <w:p>
+      <w:pPr>
+        <w:spacing w:line="336" w:lineRule="auto" w:after="180"/>
+        <w:shd w:fill="F1F6F8"/>
+      </w:pPr>
+      <w:r>
+        <w:rPr>
+          <w:b w:val="0"/>
+        </w:rPr>
+        <w:t>Compact alternative: this two-session sequence covers selected core tasks. Use the three-session weekly plan for the full lesson, independent transfer, feedback and project work; allow extra time for extensions.</w:t>
       </w:r>
     </w:p>
     <w:p>
@@ -6505,7 +6525,7 @@
           </w:tcPr>
           <w:p>
             <w:r>
-              <w:t>Sections 9 and 11–14. Give extra time to finish the full task set; use Section 15 when the week includes a coding lab.</w:t>
+              <w:t>Use “Run the investigation”, “Connect your project”, “Show what you know”, “Study a complete case” and “Try a new case independently”. Give extra time for the full task set. If this week has a coding lab, use its named section; section numbers can change when extra explanations are included.</w:t>
             </w:r>
           </w:p>
         </w:tc>

--- a/downloads/teacher/ai-4-week-16.docx
+++ b/downloads/teacher/ai-4-week-16.docx
@@ -25,20 +25,38 @@
         <w:pStyle w:val="Heading1"/>
       </w:pPr>
       <w:r>
-        <w:t>01. Accuracy and Imbalance</w:t>
-      </w:r>
-    </w:p>
-    <w:p>
-      <w:r>
-        <w:t>Prepare Accuracy and Imbalance: check the target, prerequisites, resources and adaptable teaching schedule.</w:t>
-      </w:r>
-    </w:p>
-    <w:p>
-      <w:pPr>
-        <w:pStyle w:val="Heading3"/>
-      </w:pPr>
-      <w:r>
-        <w:t>Teach the learning cycle</w:t>
+        <w:t>Teach imbalance as a denominator and consequence question.</w:t>
+      </w:r>
+    </w:p>
+    <w:p>
+      <w:r>
+        <w:t>Supply all matrix/cost fixtures, distinguish constructed shifts from real measurements and align the selected assessment key.</w:t>
+      </w:r>
+    </w:p>
+    <w:p>
+      <w:r>
+        <w:t>Require class-specific evidence and policy-dependent conclusions rather than an automatic winner.</w:t>
+      </w:r>
+    </w:p>
+    <w:p>
+      <w:pPr>
+        <w:pStyle w:val="Heading1"/>
+      </w:pPr>
+      <w:r>
+        <w:t>01. Prepare the connected experiment</w:t>
+      </w:r>
+    </w:p>
+    <w:p>
+      <w:r>
+        <w:t>Keep prior exposure, shared practice and independent evidence distinct.</w:t>
+      </w:r>
+    </w:p>
+    <w:p>
+      <w:pPr>
+        <w:pStyle w:val="Heading2"/>
+      </w:pPr>
+      <w:r>
+        <w:t>Goal and main teaching plan</w:t>
       </w:r>
     </w:p>
     <w:p>
@@ -243,12 +261,452 @@
     </w:p>
     <w:p>
       <w:pPr>
+        <w:pStyle w:val="Heading2"/>
+      </w:pPr>
+      <w:r>
+        <w:t>Materials and prerequisite</w:t>
+      </w:r>
+    </w:p>
+    <w:p>
+      <w:pPr>
         <w:spacing w:line="336" w:lineRule="auto" w:after="180"/>
       </w:pPr>
       <w:r>
         <w:rPr>
           <w:b w:val="0"/>
         </w:rPr>
+        <w:t xml:space="preserve">Teach two 45-minute sessions. Begin with a majority guess that looks successful under overall </w:t>
+      </w:r>
+      <w:r>
+        <w:rPr>
+          <w:b/>
+        </w:rPr>
+        <w:t>accuracy</w:t>
+      </w:r>
+      <w:r>
+        <w:rPr>
+          <w:b w:val="0"/>
+        </w:rPr>
+        <w:t>, then keep both class denominators visible.</w:t>
+      </w:r>
+    </w:p>
+    <w:p>
+      <w:pPr>
+        <w:spacing w:line="336" w:lineRule="auto" w:after="180"/>
+      </w:pPr>
+      <w:r>
+        <w:rPr>
+          <w:b w:val="0"/>
+        </w:rPr>
+        <w:t xml:space="preserve">Introduce </w:t>
+      </w:r>
+      <w:r>
+        <w:rPr>
+          <w:b/>
+        </w:rPr>
+        <w:t>balanced accuracy</w:t>
+      </w:r>
+      <w:r>
+        <w:rPr>
+          <w:b w:val="0"/>
+        </w:rPr>
+        <w:t xml:space="preserve"> as an equal average of two correct fractions, without treating it as a universal replacement for task-specific evaluation.</w:t>
+      </w:r>
+    </w:p>
+    <w:p>
+      <w:pPr>
+        <w:spacing w:line="336" w:lineRule="auto" w:after="180"/>
+      </w:pPr>
+      <w:r>
+        <w:rPr>
+          <w:b w:val="0"/>
+        </w:rPr>
+        <w:t>Use the supplied scenario, student illustrations and blank paper. For numeric work, offer counters or a calculator after learners show the setup. Fictional records are supplied; personal data and paid accounts are unnecessary.</w:t>
+      </w:r>
+    </w:p>
+    <w:p>
+      <w:pPr>
+        <w:spacing w:line="336" w:lineRule="auto" w:after="180"/>
+      </w:pPr>
+      <w:r>
+        <w:rPr>
+          <w:b w:val="0"/>
+        </w:rPr>
+        <w:t>They are in the blocked-reference row and clear-</w:t>
+      </w:r>
+      <w:r>
+        <w:rPr>
+          <w:b/>
+        </w:rPr>
+        <w:t>prediction</w:t>
+      </w:r>
+      <w:r>
+        <w:rPr>
+          <w:b w:val="0"/>
+        </w:rPr>
+        <w:t xml:space="preserve"> column: the lower-left cell. These are missed blocked cases.</w:t>
+      </w:r>
+    </w:p>
+    <w:p>
+      <w:pPr>
+        <w:spacing w:line="336" w:lineRule="auto" w:after="180"/>
+      </w:pPr>
+      <w:r>
+        <w:rPr>
+          <w:b w:val="0"/>
+        </w:rPr>
+        <w:t>Printed lesson and workbook</w:t>
+      </w:r>
+    </w:p>
+    <w:p>
+      <w:pPr>
+        <w:spacing w:line="336" w:lineRule="auto" w:after="180"/>
+      </w:pPr>
+      <w:r>
+        <w:rPr>
+          <w:b w:val="0"/>
+        </w:rPr>
+        <w:t>Twenty counters with sixteen labelled clear and four blocked</w:t>
+      </w:r>
+    </w:p>
+    <w:p>
+      <w:pPr>
+        <w:spacing w:line="336" w:lineRule="auto" w:after="180"/>
+      </w:pPr>
+      <w:r>
+        <w:rPr>
+          <w:b w:val="0"/>
+        </w:rPr>
+        <w:t>Blank confusion matrices and fraction strips</w:t>
+      </w:r>
+    </w:p>
+    <w:p>
+      <w:pPr>
+        <w:spacing w:line="336" w:lineRule="auto" w:after="180"/>
+      </w:pPr>
+      <w:r>
+        <w:rPr>
+          <w:b w:val="0"/>
+        </w:rPr>
+        <w:t>Optional Python 3 editor with no packages required</w:t>
+      </w:r>
+    </w:p>
+    <w:p>
+      <w:pPr>
+        <w:pStyle w:val="Heading2"/>
+      </w:pPr>
+      <w:r>
+        <w:t>Opening retrieval</w:t>
+      </w:r>
+    </w:p>
+    <w:p>
+      <w:pPr>
+        <w:spacing w:line="336" w:lineRule="auto" w:after="180"/>
+      </w:pPr>
+      <w:r>
+        <w:rPr>
+          <w:b w:val="0"/>
+        </w:rPr>
+        <w:t>Without opening the old lesson, explain one key idea from Confusion Matrix. Give an example and a mistake that the idea helps you avoid.</w:t>
+      </w:r>
+    </w:p>
+    <w:p>
+      <w:pPr>
+        <w:spacing w:line="336" w:lineRule="auto" w:after="180"/>
+      </w:pPr>
+      <w:r>
+        <w:rPr>
+          <w:b w:val="0"/>
+        </w:rPr>
+        <w:t xml:space="preserve">Look for: Build a labelled confusion matrix from matched reference and </w:t>
+      </w:r>
+      <w:r>
+        <w:rPr>
+          <w:b/>
+        </w:rPr>
+        <w:t>prediction</w:t>
+      </w:r>
+      <w:r>
+        <w:rPr>
+          <w:b w:val="0"/>
+        </w:rPr>
+        <w:t xml:space="preserve"> pairs</w:t>
+      </w:r>
+    </w:p>
+    <w:p>
+      <w:pPr>
+        <w:spacing w:line="336" w:lineRule="auto" w:after="180"/>
+      </w:pPr>
+      <w:r>
+        <w:rPr>
+          <w:b w:val="0"/>
+        </w:rPr>
+        <w:t>Reference example, not the only acceptable wording: Reference clear/predicted clear contains V1,V2: 2. Clear/blocked contains V3: 1. Blocked/clear contains V4,V5: 2. Blocked/blocked contains V6,V7,V8: 3. Matrix [[2,1],[2,3]].</w:t>
+      </w:r>
+    </w:p>
+    <w:p>
+      <w:pPr>
+        <w:spacing w:line="336" w:lineRule="auto" w:after="180"/>
+      </w:pPr>
+      <w:r>
+        <w:rPr>
+          <w:b w:val="0"/>
+        </w:rPr>
+        <w:t>Without opening the old lesson, explain one key idea from Train a Classifier. Give an example and a mistake that the idea helps you avoid.</w:t>
+      </w:r>
+    </w:p>
+    <w:p>
+      <w:pPr>
+        <w:spacing w:line="336" w:lineRule="auto" w:after="180"/>
+      </w:pPr>
+      <w:r>
+        <w:rPr>
+          <w:b w:val="0"/>
+        </w:rPr>
+        <w:t xml:space="preserve">Look for: Connect </w:t>
+      </w:r>
+      <w:r>
+        <w:rPr>
+          <w:b/>
+        </w:rPr>
+        <w:t>training</w:t>
+      </w:r>
+      <w:r>
+        <w:rPr>
+          <w:b w:val="0"/>
+        </w:rPr>
+        <w:t xml:space="preserve">-only scaling and neighbour </w:t>
+      </w:r>
+      <w:r>
+        <w:rPr>
+          <w:b/>
+        </w:rPr>
+        <w:t>prediction</w:t>
+      </w:r>
+      <w:r>
+        <w:rPr>
+          <w:b w:val="0"/>
+        </w:rPr>
+        <w:t xml:space="preserve"> in one pipeline</w:t>
+      </w:r>
+    </w:p>
+    <w:p>
+      <w:pPr>
+        <w:spacing w:line="336" w:lineRule="auto" w:after="180"/>
+      </w:pPr>
+      <w:r>
+        <w:rPr>
+          <w:b w:val="0"/>
+        </w:rPr>
+        <w:t xml:space="preserve">Reference example, not the only acceptable wording: fit learns </w:t>
+      </w:r>
+      <w:r>
+        <w:rPr>
+          <w:b/>
+        </w:rPr>
+        <w:t>training</w:t>
+      </w:r>
+      <w:r>
+        <w:rPr>
+          <w:b w:val="0"/>
+        </w:rPr>
+        <w:t xml:space="preserve"> minima and ranges and stores scaled </w:t>
+      </w:r>
+      <w:r>
+        <w:rPr>
+          <w:b/>
+        </w:rPr>
+        <w:t>training</w:t>
+      </w:r>
+      <w:r>
+        <w:rPr>
+          <w:b w:val="0"/>
+        </w:rPr>
+        <w:t xml:space="preserve"> rows with IDs and labels. predict takes a raw feature pair and the fitted state.</w:t>
+      </w:r>
+    </w:p>
+    <w:p>
+      <w:pPr>
+        <w:spacing w:line="336" w:lineRule="auto" w:after="180"/>
+      </w:pPr>
+      <w:r>
+        <w:rPr>
+          <w:b w:val="0"/>
+        </w:rPr>
+        <w:t xml:space="preserve">Evaluation compares a </w:t>
+      </w:r>
+      <w:r>
+        <w:rPr>
+          <w:b/>
+        </w:rPr>
+        <w:t>prediction</w:t>
+      </w:r>
+      <w:r>
+        <w:rPr>
+          <w:b w:val="0"/>
+        </w:rPr>
+        <w:t xml:space="preserve"> with its reference label afterward. Validation references belong only in evaluation, not in </w:t>
+      </w:r>
+      <w:r>
+        <w:rPr>
+          <w:b/>
+        </w:rPr>
+        <w:t>fitting</w:t>
+      </w:r>
+      <w:r>
+        <w:rPr>
+          <w:b w:val="0"/>
+        </w:rPr>
+        <w:t xml:space="preserve"> or the neighbour pool.</w:t>
+      </w:r>
+    </w:p>
+    <w:p>
+      <w:pPr>
+        <w:spacing w:line="336" w:lineRule="auto" w:after="180"/>
+      </w:pPr>
+      <w:r>
+        <w:rPr>
+          <w:b w:val="0"/>
+        </w:rPr>
+        <w:t>Without opening the old lesson, explain one key idea from Baselines First. Give an example and a mistake that the idea helps you avoid.</w:t>
+      </w:r>
+    </w:p>
+    <w:p>
+      <w:pPr>
+        <w:spacing w:line="336" w:lineRule="auto" w:after="180"/>
+      </w:pPr>
+      <w:r>
+        <w:rPr>
+          <w:b w:val="0"/>
+        </w:rPr>
+        <w:t xml:space="preserve">Look for: Fit a majority label baseline using </w:t>
+      </w:r>
+      <w:r>
+        <w:rPr>
+          <w:b/>
+        </w:rPr>
+        <w:t>training</w:t>
+      </w:r>
+      <w:r>
+        <w:rPr>
+          <w:b w:val="0"/>
+        </w:rPr>
+        <w:t xml:space="preserve"> labels only</w:t>
+      </w:r>
+    </w:p>
+    <w:p>
+      <w:pPr>
+        <w:spacing w:line="336" w:lineRule="auto" w:after="180"/>
+      </w:pPr>
+      <w:r>
+        <w:rPr>
+          <w:b w:val="0"/>
+        </w:rPr>
+        <w:t xml:space="preserve">Reference example, not the only acceptable wording: </w:t>
+      </w:r>
+      <w:r>
+        <w:rPr>
+          <w:b/>
+        </w:rPr>
+        <w:t>Training</w:t>
+      </w:r>
+      <w:r>
+        <w:rPr>
+          <w:b w:val="0"/>
+        </w:rPr>
+        <w:t xml:space="preserve"> has four clear and two blocked, so the constant is clear. A tie chooses clear under the declared classroom rule.</w:t>
+      </w:r>
+    </w:p>
+    <w:p>
+      <w:pPr>
+        <w:spacing w:line="336" w:lineRule="auto" w:after="180"/>
+      </w:pPr>
+      <w:r>
+        <w:rPr>
+          <w:b w:val="0"/>
+        </w:rPr>
+        <w:t xml:space="preserve">Validation labels score the stored </w:t>
+      </w:r>
+      <w:r>
+        <w:rPr>
+          <w:b/>
+        </w:rPr>
+        <w:t>prediction</w:t>
+      </w:r>
+      <w:r>
+        <w:rPr>
+          <w:b w:val="0"/>
+        </w:rPr>
+        <w:t xml:space="preserve">; using their majority to choose it would change the </w:t>
+      </w:r>
+      <w:r>
+        <w:rPr>
+          <w:b/>
+        </w:rPr>
+        <w:t>fitting</w:t>
+      </w:r>
+      <w:r>
+        <w:rPr>
+          <w:b w:val="0"/>
+        </w:rPr>
+        <w:t xml:space="preserve"> procedure.</w:t>
+      </w:r>
+    </w:p>
+    <w:p>
+      <w:pPr>
+        <w:pStyle w:val="Heading2"/>
+      </w:pPr>
+      <w:r>
+        <w:t>End goal</w:t>
+      </w:r>
+    </w:p>
+    <w:p>
+      <w:pPr>
+        <w:spacing w:line="336" w:lineRule="auto" w:after="180"/>
+      </w:pPr>
+      <w:r>
+        <w:rPr>
+          <w:b w:val="0"/>
+        </w:rPr>
+        <w:t xml:space="preserve">By the end, I can explain </w:t>
+      </w:r>
+      <w:r>
+        <w:rPr>
+          <w:b/>
+        </w:rPr>
+        <w:t>accuracy</w:t>
+      </w:r>
+      <w:r>
+        <w:rPr>
+          <w:b w:val="0"/>
+        </w:rPr>
+        <w:t xml:space="preserve"> and imbalance using a traced example and a stated limitation.</w:t>
+      </w:r>
+    </w:p>
+    <w:p>
+      <w:pPr>
+        <w:pStyle w:val="Heading2"/>
+      </w:pPr>
+      <w:r>
+        <w:t>Earlier wording, alternatives and picture transcripts · reference / check after trying</w:t>
+      </w:r>
+    </w:p>
+    <w:p>
+      <w:pPr>
+        <w:pStyle w:val="Heading3"/>
+      </w:pPr>
+      <w:r>
+        <w:t>Teach the learning cycle</w:t>
+      </w:r>
+    </w:p>
+    <w:p>
+      <w:pPr>
+        <w:spacing w:line="336" w:lineRule="auto" w:after="180"/>
+      </w:pPr>
+      <w:r>
+        <w:rPr>
+          <w:b w:val="0"/>
+        </w:rPr>
         <w:t xml:space="preserve">Case exposure check: this source example appears in ai-2/12, ai-4/16. Reuse a familiar case for </w:t>
       </w:r>
       <w:r>
@@ -282,51 +740,6 @@
     </w:p>
     <w:p>
       <w:pPr>
-        <w:spacing w:line="336" w:lineRule="auto" w:after="180"/>
-      </w:pPr>
-      <w:r>
-        <w:rPr>
-          <w:b w:val="0"/>
-        </w:rPr>
-        <w:t>Without opening the old lesson, explain one key idea from Confusion Matrix. Give an example and a mistake that the idea helps you avoid.</w:t>
-      </w:r>
-    </w:p>
-    <w:p>
-      <w:pPr>
-        <w:spacing w:line="336" w:lineRule="auto" w:after="180"/>
-      </w:pPr>
-      <w:r>
-        <w:rPr>
-          <w:b w:val="0"/>
-        </w:rPr>
-        <w:t xml:space="preserve">Look for: Build a labelled confusion matrix from matched reference and </w:t>
-      </w:r>
-      <w:r>
-        <w:rPr>
-          <w:b/>
-        </w:rPr>
-        <w:t>prediction</w:t>
-      </w:r>
-      <w:r>
-        <w:rPr>
-          <w:b w:val="0"/>
-        </w:rPr>
-        <w:t xml:space="preserve"> pairs</w:t>
-      </w:r>
-    </w:p>
-    <w:p>
-      <w:pPr>
-        <w:spacing w:line="336" w:lineRule="auto" w:after="180"/>
-      </w:pPr>
-      <w:r>
-        <w:rPr>
-          <w:b w:val="0"/>
-        </w:rPr>
-        <w:t>Reference example, not the only acceptable wording: Reference clear/predicted clear contains V1,V2: 2. Clear/blocked contains V3: 1. Blocked/clear contains V4,V5: 2. Blocked/blocked contains V6,V7,V8: 3. Matrix [[2,1],[2,3]].</w:t>
-      </w:r>
-    </w:p>
-    <w:p>
-      <w:pPr>
         <w:pStyle w:val="Heading3"/>
       </w:pPr>
       <w:r>
@@ -335,218 +748,10 @@
     </w:p>
     <w:p>
       <w:pPr>
-        <w:spacing w:line="336" w:lineRule="auto" w:after="180"/>
-      </w:pPr>
-      <w:r>
-        <w:rPr>
-          <w:b w:val="0"/>
-        </w:rPr>
-        <w:t>Without opening the old lesson, explain one key idea from Train a Classifier. Give an example and a mistake that the idea helps you avoid.</w:t>
-      </w:r>
-    </w:p>
-    <w:p>
-      <w:pPr>
-        <w:spacing w:line="336" w:lineRule="auto" w:after="180"/>
-      </w:pPr>
-      <w:r>
-        <w:rPr>
-          <w:b w:val="0"/>
-        </w:rPr>
-        <w:t xml:space="preserve">Look for: Connect </w:t>
-      </w:r>
-      <w:r>
-        <w:rPr>
-          <w:b/>
-        </w:rPr>
-        <w:t>training</w:t>
-      </w:r>
-      <w:r>
-        <w:rPr>
-          <w:b w:val="0"/>
-        </w:rPr>
-        <w:t xml:space="preserve">-only scaling and neighbour </w:t>
-      </w:r>
-      <w:r>
-        <w:rPr>
-          <w:b/>
-        </w:rPr>
-        <w:t>prediction</w:t>
-      </w:r>
-      <w:r>
-        <w:rPr>
-          <w:b w:val="0"/>
-        </w:rPr>
-        <w:t xml:space="preserve"> in one pipeline</w:t>
-      </w:r>
-    </w:p>
-    <w:p>
-      <w:pPr>
-        <w:spacing w:line="336" w:lineRule="auto" w:after="180"/>
-      </w:pPr>
-      <w:r>
-        <w:rPr>
-          <w:b w:val="0"/>
-        </w:rPr>
-        <w:t xml:space="preserve">Reference example, not the only acceptable wording: fit learns </w:t>
-      </w:r>
-      <w:r>
-        <w:rPr>
-          <w:b/>
-        </w:rPr>
-        <w:t>training</w:t>
-      </w:r>
-      <w:r>
-        <w:rPr>
-          <w:b w:val="0"/>
-        </w:rPr>
-        <w:t xml:space="preserve"> minima and ranges and stores scaled </w:t>
-      </w:r>
-      <w:r>
-        <w:rPr>
-          <w:b/>
-        </w:rPr>
-        <w:t>training</w:t>
-      </w:r>
-      <w:r>
-        <w:rPr>
-          <w:b w:val="0"/>
-        </w:rPr>
-        <w:t xml:space="preserve"> rows with IDs and labels. predict takes a raw feature pair and the fitted state.</w:t>
-      </w:r>
-    </w:p>
-    <w:p>
-      <w:pPr>
-        <w:spacing w:line="336" w:lineRule="auto" w:after="180"/>
-      </w:pPr>
-      <w:r>
-        <w:rPr>
-          <w:b w:val="0"/>
-        </w:rPr>
-        <w:t xml:space="preserve">Evaluation compares a </w:t>
-      </w:r>
-      <w:r>
-        <w:rPr>
-          <w:b/>
-        </w:rPr>
-        <w:t>prediction</w:t>
-      </w:r>
-      <w:r>
-        <w:rPr>
-          <w:b w:val="0"/>
-        </w:rPr>
-        <w:t xml:space="preserve"> with its reference label afterward. Validation references belong only in evaluation, not in </w:t>
-      </w:r>
-      <w:r>
-        <w:rPr>
-          <w:b/>
-        </w:rPr>
-        <w:t>fitting</w:t>
-      </w:r>
-      <w:r>
-        <w:rPr>
-          <w:b w:val="0"/>
-        </w:rPr>
-        <w:t xml:space="preserve"> or the neighbour pool.</w:t>
-      </w:r>
-    </w:p>
-    <w:p>
-      <w:pPr>
         <w:pStyle w:val="Heading3"/>
       </w:pPr>
       <w:r>
         <w:t>Baselines First</w:t>
-      </w:r>
-    </w:p>
-    <w:p>
-      <w:pPr>
-        <w:spacing w:line="336" w:lineRule="auto" w:after="180"/>
-      </w:pPr>
-      <w:r>
-        <w:rPr>
-          <w:b w:val="0"/>
-        </w:rPr>
-        <w:t>Without opening the old lesson, explain one key idea from Baselines First. Give an example and a mistake that the idea helps you avoid.</w:t>
-      </w:r>
-    </w:p>
-    <w:p>
-      <w:pPr>
-        <w:spacing w:line="336" w:lineRule="auto" w:after="180"/>
-      </w:pPr>
-      <w:r>
-        <w:rPr>
-          <w:b w:val="0"/>
-        </w:rPr>
-        <w:t xml:space="preserve">Look for: Fit a majority label baseline using </w:t>
-      </w:r>
-      <w:r>
-        <w:rPr>
-          <w:b/>
-        </w:rPr>
-        <w:t>training</w:t>
-      </w:r>
-      <w:r>
-        <w:rPr>
-          <w:b w:val="0"/>
-        </w:rPr>
-        <w:t xml:space="preserve"> labels only</w:t>
-      </w:r>
-    </w:p>
-    <w:p>
-      <w:pPr>
-        <w:spacing w:line="336" w:lineRule="auto" w:after="180"/>
-      </w:pPr>
-      <w:r>
-        <w:rPr>
-          <w:b w:val="0"/>
-        </w:rPr>
-        <w:t xml:space="preserve">Reference example, not the only acceptable wording: </w:t>
-      </w:r>
-      <w:r>
-        <w:rPr>
-          <w:b/>
-        </w:rPr>
-        <w:t>Training</w:t>
-      </w:r>
-      <w:r>
-        <w:rPr>
-          <w:b w:val="0"/>
-        </w:rPr>
-        <w:t xml:space="preserve"> has four clear and two blocked, so the constant is clear. A tie chooses clear under the declared classroom rule.</w:t>
-      </w:r>
-    </w:p>
-    <w:p>
-      <w:pPr>
-        <w:spacing w:line="336" w:lineRule="auto" w:after="180"/>
-      </w:pPr>
-      <w:r>
-        <w:rPr>
-          <w:b w:val="0"/>
-        </w:rPr>
-        <w:t xml:space="preserve">Validation labels score the stored </w:t>
-      </w:r>
-      <w:r>
-        <w:rPr>
-          <w:b/>
-        </w:rPr>
-        <w:t>prediction</w:t>
-      </w:r>
-      <w:r>
-        <w:rPr>
-          <w:b w:val="0"/>
-        </w:rPr>
-        <w:t xml:space="preserve">; using their majority to choose it would change the </w:t>
-      </w:r>
-      <w:r>
-        <w:rPr>
-          <w:b/>
-        </w:rPr>
-        <w:t>fitting</w:t>
-      </w:r>
-      <w:r>
-        <w:rPr>
-          <w:b w:val="0"/>
-        </w:rPr>
-        <w:t xml:space="preserve"> procedure.</w:t>
       </w:r>
     </w:p>
     <w:p>
@@ -749,6 +954,11 @@
       </w:r>
     </w:p>
     <w:p>
+      <w:r>
+        <w:t>This compact option is not the full-week schedule. Use the main teaching cycle and allow extra sessions for the investigation, independent work and project.</w:t>
+      </w:r>
+    </w:p>
+    <w:p>
       <w:pPr>
         <w:spacing w:line="336" w:lineRule="auto" w:after="180"/>
       </w:pPr>
@@ -756,7 +966,19 @@
         <w:rPr>
           <w:b w:val="0"/>
         </w:rPr>
-        <w:t>Use the supplied scenario, student illustrations and blank paper. For numeric work, offer counters or a calculator after learners show the setup. Fictional records are supplied; personal data and paid accounts are unnecessary.</w:t>
+        <w:t xml:space="preserve">Allow 80 minutes: </w:t>
+      </w:r>
+      <w:r>
+        <w:rPr>
+          <w:b/>
+        </w:rPr>
+        <w:t>recall</w:t>
+      </w:r>
+      <w:r>
+        <w:rPr>
+          <w:b w:val="0"/>
+        </w:rPr>
+        <w:t xml:space="preserve"> 8; explanation 12; worked demonstration 15; guided practice 20; independent assessment 15; project and reflection 10. Extend the lab into a second session when needed.</w:t>
       </w:r>
     </w:p>
     <w:p>
@@ -764,44 +986,84 @@
         <w:pStyle w:val="Heading3"/>
       </w:pPr>
       <w:r>
-        <w:t>Alternative compact allocation</w:t>
-      </w:r>
-    </w:p>
-    <w:p>
-      <w:r>
-        <w:t>This compact option is not the full-week schedule. Use the main teaching cycle and allow extra sessions for the investigation, independent work and project.</w:t>
+        <w:t>Preparation for the connected explanation</w:t>
+      </w:r>
+    </w:p>
+    <w:p>
+      <w:pPr>
+        <w:pStyle w:val="Heading3"/>
+      </w:pPr>
+      <w:r>
+        <w:t>Readiness answer</w:t>
+      </w:r>
+    </w:p>
+    <w:p>
+      <w:pPr>
+        <w:pStyle w:val="Heading3"/>
+      </w:pPr>
+      <w:r>
+        <w:t>End goal for the pictorial case</w:t>
       </w:r>
     </w:p>
     <w:p>
       <w:pPr>
         <w:spacing w:line="336" w:lineRule="auto" w:after="180"/>
-        <w:shd w:fill="F1F6F8"/>
-      </w:pPr>
-      <w:r>
-        <w:rPr>
-          <w:b w:val="0"/>
-        </w:rPr>
-        <w:t xml:space="preserve">Allow 80 minutes: </w:t>
-      </w:r>
+      </w:pPr>
+      <w:r>
+        <w:rPr>
+          <w:b w:val="0"/>
+        </w:rPr>
+        <w:t>This added worked case illustrates the week’s main idea. Retain all original and connected topics; schedule its practice within the teaching cycle.</w:t>
+      </w:r>
+    </w:p>
+    <w:p>
+      <w:pPr>
+        <w:pStyle w:val="Heading1"/>
+      </w:pPr>
+      <w:r>
+        <w:t>02. Teach both classes before choosing a summary</w:t>
+      </w:r>
+    </w:p>
+    <w:p>
+      <w:r>
+        <w:t>Balanced accuracy changes weighting rather than the classifier’s outputs.</w:t>
+      </w:r>
+    </w:p>
+    <w:p>
+      <w:pPr>
+        <w:pStyle w:val="Heading2"/>
+      </w:pPr>
+      <w:r>
+        <w:t>Complete main source and matrices</w:t>
+      </w:r>
+    </w:p>
+    <w:p>
+      <w:pPr>
+        <w:spacing w:line="336" w:lineRule="auto" w:after="180"/>
+      </w:pPr>
       <w:r>
         <w:rPr>
           <w:b/>
         </w:rPr>
-        <w:t>recall</w:t>
-      </w:r>
-      <w:r>
-        <w:rPr>
-          <w:b w:val="0"/>
-        </w:rPr>
-        <w:t xml:space="preserve"> 8; explanation 12; worked demonstration 15; guided practice 20; independent assessment 15; project and reflection 10. Extend the lab into a second session when needed.</w:t>
-      </w:r>
-    </w:p>
-    <w:p>
-      <w:pPr>
-        <w:pStyle w:val="Heading3"/>
-      </w:pPr>
-      <w:r>
-        <w:t>Preparation for the connected explanation</w:t>
+        <w:t>Accuracy</w:t>
+      </w:r>
+      <w:r>
+        <w:rPr>
+          <w:b w:val="0"/>
+        </w:rPr>
+        <w:t xml:space="preserve"> counts all correct </w:t>
+      </w:r>
+      <w:r>
+        <w:rPr>
+          <w:b/>
+        </w:rPr>
+        <w:t>prediction</w:t>
+      </w:r>
+      <w:r>
+        <w:rPr>
+          <w:b w:val="0"/>
+        </w:rPr>
+        <w:t>s and divides by all evaluated examples. Each example has equal weight, so a common class contributes more to the score. A high result can hide failure on a rare class.</w:t>
       </w:r>
     </w:p>
     <w:p>
@@ -812,19 +1074,275 @@
         <w:rPr>
           <w:b w:val="0"/>
         </w:rPr>
-        <w:t xml:space="preserve">Teach two 45-minute sessions. Begin with a majority guess that looks successful under overall </w:t>
+        <w:t>This week keeps the confusion matrix visible and checks both classes separately.</w:t>
+      </w:r>
+    </w:p>
+    <w:p>
+      <w:pPr>
+        <w:spacing w:line="336" w:lineRule="auto" w:after="180"/>
+      </w:pPr>
+      <w:r>
+        <w:rPr>
+          <w:b w:val="0"/>
+        </w:rPr>
+        <w:t xml:space="preserve">New fictional </w:t>
       </w:r>
       <w:r>
         <w:rPr>
           <w:b/>
         </w:rPr>
+        <w:t>training</w:t>
+      </w:r>
+      <w:r>
+        <w:rPr>
+          <w:b w:val="0"/>
+        </w:rPr>
+        <w:t xml:space="preserve"> data has 16 clear and 4 blocked labels. Its </w:t>
+      </w:r>
+      <w:r>
+        <w:rPr>
+          <w:b/>
+        </w:rPr>
+        <w:t>majority baseline</w:t>
+      </w:r>
+      <w:r>
+        <w:rPr>
+          <w:b w:val="0"/>
+        </w:rPr>
+        <w:t xml:space="preserve"> predicts clear for every query; choose that rule from </w:t>
+      </w:r>
+      <w:r>
+        <w:rPr>
+          <w:b/>
+        </w:rPr>
+        <w:t>training</w:t>
+      </w:r>
+      <w:r>
+        <w:rPr>
+          <w:b w:val="0"/>
+        </w:rPr>
+        <w:t>, not evaluation labels.</w:t>
+      </w:r>
+    </w:p>
+    <w:p>
+      <w:pPr>
+        <w:spacing w:line="336" w:lineRule="auto" w:after="180"/>
+      </w:pPr>
+      <w:r>
+        <w:rPr>
+          <w:b w:val="0"/>
+        </w:rPr>
+        <w:t>A separate evaluation set also contains 16 clear and 4 blocked cases. A frozen candidate and the baseline are evaluated on the same 20 records.</w:t>
+      </w:r>
+    </w:p>
+    <w:tbl>
+      <w:tblPr>
+        <w:tblStyle w:val="LightShading-Accent1"/>
+        <w:tblW w:type="auto" w:w="0"/>
+        <w:tblLook w:firstColumn="1" w:firstRow="1" w:lastColumn="0" w:lastRow="0" w:noHBand="0" w:noVBand="1" w:val="04A0"/>
+      </w:tblPr>
+      <w:tblGrid>
+        <w:gridCol w:w="3408"/>
+        <w:gridCol w:w="3408"/>
+        <w:gridCol w:w="3408"/>
+      </w:tblGrid>
+      <w:tr>
+        <w:trPr>
+          <w:tblHeader/>
+        </w:trPr>
+        <w:tc>
+          <w:tcPr>
+            <w:tcW w:type="dxa" w:w="3408"/>
+          </w:tcPr>
+          <w:p>
+            <w:r>
+              <w:t>Method and reference row</w:t>
+            </w:r>
+          </w:p>
+        </w:tc>
+        <w:tc>
+          <w:tcPr>
+            <w:tcW w:type="dxa" w:w="3408"/>
+          </w:tcPr>
+          <w:p>
+            <w:r>
+              <w:t>Predicted clear</w:t>
+            </w:r>
+          </w:p>
+        </w:tc>
+        <w:tc>
+          <w:tcPr>
+            <w:tcW w:type="dxa" w:w="3408"/>
+          </w:tcPr>
+          <w:p>
+            <w:r>
+              <w:t>Predicted blocked</w:t>
+            </w:r>
+          </w:p>
+        </w:tc>
+      </w:tr>
+      <w:tr>
+        <w:tc>
+          <w:tcPr>
+            <w:tcW w:type="dxa" w:w="3408"/>
+          </w:tcPr>
+          <w:p>
+            <w:r>
+              <w:t>Baseline reference clear</w:t>
+            </w:r>
+          </w:p>
+        </w:tc>
+        <w:tc>
+          <w:tcPr>
+            <w:tcW w:type="dxa" w:w="3408"/>
+          </w:tcPr>
+          <w:p>
+            <w:r>
+              <w:t>16</w:t>
+            </w:r>
+          </w:p>
+        </w:tc>
+        <w:tc>
+          <w:tcPr>
+            <w:tcW w:type="dxa" w:w="3408"/>
+          </w:tcPr>
+          <w:p>
+            <w:r>
+              <w:t>0</w:t>
+            </w:r>
+          </w:p>
+        </w:tc>
+      </w:tr>
+      <w:tr>
+        <w:tc>
+          <w:tcPr>
+            <w:tcW w:type="dxa" w:w="3408"/>
+          </w:tcPr>
+          <w:p>
+            <w:r>
+              <w:t>Baseline reference blocked</w:t>
+            </w:r>
+          </w:p>
+        </w:tc>
+        <w:tc>
+          <w:tcPr>
+            <w:tcW w:type="dxa" w:w="3408"/>
+          </w:tcPr>
+          <w:p>
+            <w:r>
+              <w:t>4</w:t>
+            </w:r>
+          </w:p>
+        </w:tc>
+        <w:tc>
+          <w:tcPr>
+            <w:tcW w:type="dxa" w:w="3408"/>
+          </w:tcPr>
+          <w:p>
+            <w:r>
+              <w:t>0</w:t>
+            </w:r>
+          </w:p>
+        </w:tc>
+      </w:tr>
+      <w:tr>
+        <w:tc>
+          <w:tcPr>
+            <w:tcW w:type="dxa" w:w="3408"/>
+          </w:tcPr>
+          <w:p>
+            <w:r>
+              <w:t>Candidate reference clear</w:t>
+            </w:r>
+          </w:p>
+        </w:tc>
+        <w:tc>
+          <w:tcPr>
+            <w:tcW w:type="dxa" w:w="3408"/>
+          </w:tcPr>
+          <w:p>
+            <w:r>
+              <w:t>12</w:t>
+            </w:r>
+          </w:p>
+        </w:tc>
+        <w:tc>
+          <w:tcPr>
+            <w:tcW w:type="dxa" w:w="3408"/>
+          </w:tcPr>
+          <w:p>
+            <w:r>
+              <w:t>4</w:t>
+            </w:r>
+          </w:p>
+        </w:tc>
+      </w:tr>
+      <w:tr>
+        <w:tc>
+          <w:tcPr>
+            <w:tcW w:type="dxa" w:w="3408"/>
+          </w:tcPr>
+          <w:p>
+            <w:r>
+              <w:t>Candidate reference blocked</w:t>
+            </w:r>
+          </w:p>
+        </w:tc>
+        <w:tc>
+          <w:tcPr>
+            <w:tcW w:type="dxa" w:w="3408"/>
+          </w:tcPr>
+          <w:p>
+            <w:r>
+              <w:t>0</w:t>
+            </w:r>
+          </w:p>
+        </w:tc>
+        <w:tc>
+          <w:tcPr>
+            <w:tcW w:type="dxa" w:w="3408"/>
+          </w:tcPr>
+          <w:p>
+            <w:r>
+              <w:t>4</w:t>
+            </w:r>
+          </w:p>
+        </w:tc>
+      </w:tr>
+    </w:tbl>
+    <w:p>
+      <w:pPr>
+        <w:spacing w:line="336" w:lineRule="auto" w:after="180"/>
+      </w:pPr>
+      <w:r>
+        <w:rPr>
+          <w:b w:val="0"/>
+        </w:rPr>
+        <w:t xml:space="preserve">Rows are references and columns are </w:t>
+      </w:r>
+      <w:r>
+        <w:rPr>
+          <w:b/>
+        </w:rPr>
+        <w:t>prediction</w:t>
+      </w:r>
+      <w:r>
+        <w:rPr>
+          <w:b w:val="0"/>
+        </w:rPr>
+        <w:t xml:space="preserve">s, ordered clear then blocked. Blocked is positive. Both methods get 16/20=80 percent </w:t>
+      </w:r>
+      <w:r>
+        <w:rPr>
+          <w:b/>
+        </w:rPr>
         <w:t>accuracy</w:t>
       </w:r>
       <w:r>
         <w:rPr>
           <w:b w:val="0"/>
         </w:rPr>
-        <w:t>, then keep both class denominators visible.</w:t>
+        <w:t>. The baseline misses all four blocked cases.</w:t>
       </w:r>
     </w:p>
     <w:p>
@@ -835,27 +1353,74 @@
         <w:rPr>
           <w:b w:val="0"/>
         </w:rPr>
-        <w:t xml:space="preserve">Introduce </w:t>
+        <w:t>The candidate finds all four but falsely flags four clear cases. The same score conceals a different tradeoff.</w:t>
+      </w:r>
+    </w:p>
+    <w:p>
+      <w:pPr>
+        <w:pStyle w:val="Heading2"/>
+      </w:pPr>
+      <w:r>
+        <w:t>Trace ordinary and balanced fractions</w:t>
+      </w:r>
+    </w:p>
+    <w:p>
+      <w:pPr>
+        <w:spacing w:line="336" w:lineRule="auto" w:after="180"/>
+      </w:pPr>
+      <w:r>
+        <w:rPr>
+          <w:b w:val="0"/>
+        </w:rPr>
+        <w:t xml:space="preserve">The </w:t>
       </w:r>
       <w:r>
         <w:rPr>
           <w:b/>
         </w:rPr>
+        <w:t>output</w:t>
+      </w:r>
+      <w:r>
+        <w:rPr>
+          <w:b w:val="0"/>
+        </w:rPr>
+        <w:t xml:space="preserve"> is baseline 80.0 50.0, then candidate 80.0 87.5. In each </w:t>
+      </w:r>
+      <w:r>
+        <w:rPr>
+          <w:b/>
+        </w:rPr>
+        <w:t>output</w:t>
+      </w:r>
+      <w:r>
+        <w:rPr>
+          <w:b w:val="0"/>
+        </w:rPr>
+        <w:t xml:space="preserve"> line the first percentage is ordinary </w:t>
+      </w:r>
+      <w:r>
+        <w:rPr>
+          <w:b/>
+        </w:rPr>
+        <w:t>accuracy</w:t>
+      </w:r>
+      <w:r>
+        <w:rPr>
+          <w:b w:val="0"/>
+        </w:rPr>
+        <w:t xml:space="preserve"> and the second is </w:t>
+      </w:r>
+      <w:r>
+        <w:rPr>
+          <w:b/>
+        </w:rPr>
         <w:t>balanced accuracy</w:t>
       </w:r>
       <w:r>
         <w:rPr>
           <w:b w:val="0"/>
         </w:rPr>
-        <w:t xml:space="preserve"> as an equal average of two correct fractions, without treating it as a universal replacement for task-specific evaluation.</w:t>
-      </w:r>
-    </w:p>
-    <w:p>
-      <w:pPr>
-        <w:pStyle w:val="Heading3"/>
-      </w:pPr>
-      <w:r>
-        <w:t>Readiness answer</w:t>
+        <w:t>.</w:t>
       </w:r>
     </w:p>
     <w:p>
@@ -866,19 +1431,7 @@
         <w:rPr>
           <w:b w:val="0"/>
         </w:rPr>
-        <w:t>They are in the blocked-reference row and clear-</w:t>
-      </w:r>
-      <w:r>
-        <w:rPr>
-          <w:b/>
-        </w:rPr>
-        <w:t>prediction</w:t>
-      </w:r>
-      <w:r>
-        <w:rPr>
-          <w:b w:val="0"/>
-        </w:rPr>
-        <w:t xml:space="preserve"> column: the lower-left cell. These are missed blocked cases.</w:t>
+        <w:t>For the candidate, the clear-class correct fraction is 12/16=75 percent and the blocked-class fraction is 4/4=100 percent. Their equal average is 87.5 percent.</w:t>
       </w:r>
     </w:p>
     <w:p>
@@ -889,7 +1442,7 @@
         <w:rPr>
           <w:b w:val="0"/>
         </w:rPr>
-        <w:t>Printed lesson and workbook</w:t>
+        <w:t>For the baseline, those fractions are 16/16=100 percent and 0/4=0 percent, averaging 50 percent. The code assumes a two-by-two table of nonnegative integer counts in the stated order.</w:t>
       </w:r>
     </w:p>
     <w:p>
@@ -900,793 +1453,7 @@
         <w:rPr>
           <w:b w:val="0"/>
         </w:rPr>
-        <w:t>Twenty counters with sixteen labelled clear and four blocked</w:t>
-      </w:r>
-    </w:p>
-    <w:p>
-      <w:pPr>
-        <w:spacing w:line="336" w:lineRule="auto" w:after="180"/>
-      </w:pPr>
-      <w:r>
-        <w:rPr>
-          <w:b w:val="0"/>
-        </w:rPr>
-        <w:t>Blank confusion matrices and fraction strips</w:t>
-      </w:r>
-    </w:p>
-    <w:p>
-      <w:pPr>
-        <w:spacing w:line="336" w:lineRule="auto" w:after="180"/>
-      </w:pPr>
-      <w:r>
-        <w:rPr>
-          <w:b w:val="0"/>
-        </w:rPr>
-        <w:t>Optional Python 3 editor with no packages required</w:t>
-      </w:r>
-    </w:p>
-    <w:p>
-      <w:pPr>
-        <w:pStyle w:val="Heading3"/>
-      </w:pPr>
-      <w:r>
-        <w:t>End goal for the pictorial case</w:t>
-      </w:r>
-    </w:p>
-    <w:p>
-      <w:pPr>
-        <w:spacing w:line="336" w:lineRule="auto" w:after="180"/>
-      </w:pPr>
-      <w:r>
-        <w:rPr>
-          <w:b w:val="0"/>
-        </w:rPr>
-        <w:t xml:space="preserve">By the end, I can explain </w:t>
-      </w:r>
-      <w:r>
-        <w:rPr>
-          <w:b/>
-        </w:rPr>
-        <w:t>accuracy</w:t>
-      </w:r>
-      <w:r>
-        <w:rPr>
-          <w:b w:val="0"/>
-        </w:rPr>
-        <w:t xml:space="preserve"> and imbalance using a traced example and a stated limitation.</w:t>
-      </w:r>
-    </w:p>
-    <w:p>
-      <w:pPr>
-        <w:spacing w:line="336" w:lineRule="auto" w:after="180"/>
-      </w:pPr>
-      <w:r>
-        <w:rPr>
-          <w:b w:val="0"/>
-        </w:rPr>
-        <w:t>This added worked case illustrates the week’s main idea. Retain all original and connected topics; schedule its practice within the teaching cycle.</w:t>
-      </w:r>
-    </w:p>
-    <w:p>
-      <w:pPr>
-        <w:pStyle w:val="Heading1"/>
-      </w:pPr>
-      <w:r>
-        <w:t>02. Explain the mechanism</w:t>
-      </w:r>
-    </w:p>
-    <w:p>
-      <w:r>
-        <w:t>Model Accuracy and Imbalance using the supplied case, labelled mechanism and reasoning. Make the scope of each conclusion explicit.</w:t>
-      </w:r>
-    </w:p>
-    <w:p>
-      <w:pPr>
-        <w:spacing w:line="336" w:lineRule="auto" w:after="180"/>
-      </w:pPr>
-      <w:r>
-        <w:rPr>
-          <w:b w:val="0"/>
-        </w:rPr>
-        <w:t>Trace the information, fitted behavior, and evaluation proof separately.</w:t>
-      </w:r>
-    </w:p>
-    <w:p>
-      <w:pPr>
-        <w:pStyle w:val="Heading3"/>
-      </w:pPr>
-      <w:r>
-        <w:t>Question to explain</w:t>
-      </w:r>
-    </w:p>
-    <w:p>
-      <w:pPr>
-        <w:spacing w:line="336" w:lineRule="auto" w:after="180"/>
-        <w:shd w:fill="F5F1FB"/>
-      </w:pPr>
-      <w:r>
-        <w:rPr>
-          <w:b w:val="0"/>
-        </w:rPr>
-        <w:t xml:space="preserve">QUESTION Compare trivial </w:t>
-      </w:r>
-      <w:r>
-        <w:rPr>
-          <w:b/>
-        </w:rPr>
-        <w:t>accuracy</w:t>
-      </w:r>
-      <w:r>
-        <w:rPr>
-          <w:b w:val="0"/>
-        </w:rPr>
-        <w:t xml:space="preserve"> with minority-class </w:t>
-      </w:r>
-      <w:r>
-        <w:rPr>
-          <w:b/>
-        </w:rPr>
-        <w:t>recall</w:t>
-      </w:r>
-      <w:r>
-        <w:rPr>
-          <w:b w:val="0"/>
-        </w:rPr>
-        <w:t>.</w:t>
-      </w:r>
-    </w:p>
-    <w:p>
-      <w:pPr>
-        <w:spacing w:line="336" w:lineRule="auto" w:after="180"/>
-      </w:pPr>
-      <w:r>
-        <w:rPr>
-          <w:b w:val="0"/>
-        </w:rPr>
-        <w:t xml:space="preserve">MODEL IDEA </w:t>
-      </w:r>
-      <w:r>
-        <w:rPr>
-          <w:b/>
-        </w:rPr>
-        <w:t>Accuracy</w:t>
-      </w:r>
-      <w:r>
-        <w:rPr>
-          <w:b w:val="0"/>
-        </w:rPr>
-        <w:t xml:space="preserve"> can be dominated by a common class and hide failure on a rare but important class.</w:t>
-      </w:r>
-    </w:p>
-    <w:p>
-      <w:pPr>
-        <w:spacing w:line="336" w:lineRule="auto" w:after="180"/>
-      </w:pPr>
-      <w:r>
-        <w:rPr>
-          <w:b w:val="0"/>
-        </w:rPr>
-        <w:t>PROOF NEEDED Use an unseen case, visible calculation, error analysis, and a stated limitation.</w:t>
-      </w:r>
-    </w:p>
-    <w:p>
-      <w:pPr>
-        <w:pStyle w:val="Heading3"/>
-      </w:pPr>
-      <w:r>
-        <w:t>How the mechanism works</w:t>
-      </w:r>
-    </w:p>
-    <w:p>
-      <w:pPr>
-        <w:spacing w:line="336" w:lineRule="auto" w:after="180"/>
-        <w:shd w:fill="F1F6F8"/>
-      </w:pPr>
-      <w:r>
-        <w:rPr>
-          <w:b w:val="0"/>
-        </w:rPr>
-        <w:t xml:space="preserve">UNDER THE HOOD Test set has 95 healthy and 5 diseased leaves. Always predicting healthy gives 95 ÷ 100 = 95% </w:t>
-      </w:r>
-      <w:r>
-        <w:rPr>
-          <w:b/>
-        </w:rPr>
-        <w:t>accuracy</w:t>
-      </w:r>
-      <w:r>
-        <w:rPr>
-          <w:b w:val="0"/>
-        </w:rPr>
-        <w:t>.</w:t>
-      </w:r>
-    </w:p>
-    <w:p>
-      <w:pPr>
-        <w:spacing w:line="336" w:lineRule="auto" w:after="180"/>
-      </w:pPr>
-      <w:r>
-        <w:rPr>
-          <w:b w:val="0"/>
-        </w:rPr>
-        <w:t xml:space="preserve">Draw a fresh data → model → </w:t>
-      </w:r>
-      <w:r>
-        <w:rPr>
-          <w:b/>
-        </w:rPr>
-        <w:t>prediction</w:t>
-      </w:r>
-      <w:r>
-        <w:rPr>
-          <w:b w:val="0"/>
-        </w:rPr>
-        <w:t xml:space="preserve"> → evaluation trace:</w:t>
-      </w:r>
-    </w:p>
-    <w:p>
-      <w:pPr>
-        <w:spacing w:line="336" w:lineRule="auto" w:after="180"/>
-      </w:pPr>
-      <w:r>
-        <w:rPr>
-          <w:b w:val="0"/>
-        </w:rPr>
-        <w:t xml:space="preserve">Predict first. Then check each step. A correct answer without visible </w:t>
-      </w:r>
-      <w:r>
-        <w:rPr>
-          <w:b/>
-        </w:rPr>
-        <w:t>evidence</w:t>
-      </w:r>
-      <w:r>
-        <w:rPr>
-          <w:b w:val="0"/>
-        </w:rPr>
-        <w:t xml:space="preserve"> cannot be audited.</w:t>
-      </w:r>
-    </w:p>
-    <w:p>
-      <w:pPr>
-        <w:pStyle w:val="Heading3"/>
-      </w:pPr>
-      <w:r>
-        <w:t>Step 1</w:t>
-      </w:r>
-    </w:p>
-    <w:p>
-      <w:pPr>
-        <w:spacing w:line="336" w:lineRule="auto" w:after="180"/>
-        <w:shd w:fill="F4F9FC"/>
-      </w:pPr>
-      <w:r>
-        <w:rPr>
-          <w:b w:val="0"/>
-        </w:rPr>
-        <w:t>STEP 1 Test set has 95 healthy and 5 diseased leaves.</w:t>
-      </w:r>
-    </w:p>
-    <w:p>
-      <w:pPr>
-        <w:pStyle w:val="Heading3"/>
-      </w:pPr>
-      <w:r>
-        <w:t>Step 2</w:t>
-      </w:r>
-    </w:p>
-    <w:p>
-      <w:pPr>
-        <w:spacing w:line="336" w:lineRule="auto" w:after="180"/>
-        <w:shd w:fill="F4F9FC"/>
-      </w:pPr>
-      <w:r>
-        <w:rPr>
-          <w:b w:val="0"/>
-        </w:rPr>
-        <w:t xml:space="preserve">STEP 2 Always predicting healthy gives 95 ÷ 100 = 95% </w:t>
-      </w:r>
-      <w:r>
-        <w:rPr>
-          <w:b/>
-        </w:rPr>
-        <w:t>accuracy</w:t>
-      </w:r>
-      <w:r>
-        <w:rPr>
-          <w:b w:val="0"/>
-        </w:rPr>
-        <w:t>.</w:t>
-      </w:r>
-    </w:p>
-    <w:p>
-      <w:pPr>
-        <w:pStyle w:val="Heading3"/>
-      </w:pPr>
-      <w:r>
-        <w:t>Step 3</w:t>
-      </w:r>
-    </w:p>
-    <w:p>
-      <w:pPr>
-        <w:spacing w:line="336" w:lineRule="auto" w:after="180"/>
-        <w:shd w:fill="F4F9FC"/>
-      </w:pPr>
-      <w:r>
-        <w:rPr>
-          <w:b w:val="0"/>
-        </w:rPr>
-        <w:t xml:space="preserve">STEP 3 It finds 0 of 5 diseased leaves, so diseased </w:t>
-      </w:r>
-      <w:r>
-        <w:rPr>
-          <w:b/>
-        </w:rPr>
-        <w:t>recall</w:t>
-      </w:r>
-      <w:r>
-        <w:rPr>
-          <w:b w:val="0"/>
-        </w:rPr>
-        <w:t xml:space="preserve"> = 0%.</w:t>
-      </w:r>
-    </w:p>
-    <w:p>
-      <w:pPr>
-        <w:pStyle w:val="Heading3"/>
-      </w:pPr>
-      <w:r>
-        <w:t>Step 4</w:t>
-      </w:r>
-    </w:p>
-    <w:p>
-      <w:pPr>
-        <w:spacing w:line="336" w:lineRule="auto" w:after="180"/>
-        <w:shd w:fill="F4F9FC"/>
-      </w:pPr>
-      <w:r>
-        <w:rPr>
-          <w:b w:val="0"/>
-        </w:rPr>
-        <w:t xml:space="preserve">STEP 4 Report class counts and </w:t>
-      </w:r>
-      <w:r>
-        <w:rPr>
-          <w:b/>
-        </w:rPr>
-        <w:t>recall</w:t>
-      </w:r>
-      <w:r>
-        <w:rPr>
-          <w:b w:val="0"/>
-        </w:rPr>
-        <w:t>; redesign data or use only where misses are acceptable.</w:t>
-      </w:r>
-    </w:p>
-    <w:p>
-      <w:pPr>
-        <w:spacing w:line="336" w:lineRule="auto" w:after="180"/>
-      </w:pPr>
-      <w:r>
-        <w:rPr>
-          <w:b w:val="0"/>
-        </w:rPr>
-        <w:t>CHECK Verify the denominator, unit, split, class definition, and data version before interpreting a score.</w:t>
-      </w:r>
-    </w:p>
-    <w:p>
-      <w:pPr>
-        <w:spacing w:line="336" w:lineRule="auto" w:after="180"/>
-      </w:pPr>
-      <w:r>
-        <w:rPr>
-          <w:b w:val="0"/>
-        </w:rPr>
-        <w:t xml:space="preserve">Recalculate, retrace, or restate the </w:t>
-      </w:r>
-      <w:r>
-        <w:rPr>
-          <w:b/>
-        </w:rPr>
-        <w:t>evidence</w:t>
-      </w:r>
-      <w:r>
-        <w:rPr>
-          <w:b w:val="0"/>
-        </w:rPr>
-        <w:t xml:space="preserve"> independently:</w:t>
-      </w:r>
-    </w:p>
-    <w:p>
-      <w:pPr>
-        <w:pStyle w:val="Heading3"/>
-      </w:pPr>
-      <w:r>
-        <w:t>Concrete teaching case</w:t>
-      </w:r>
-    </w:p>
-    <w:p>
-      <w:pPr>
-        <w:pStyle w:val="Heading3"/>
-      </w:pPr>
-      <w:r>
-        <w:t>The teaching case</w:t>
-      </w:r>
-    </w:p>
-    <w:p>
-      <w:pPr>
-        <w:spacing w:line="336" w:lineRule="auto" w:after="180"/>
-        <w:shd w:fill="F1F6FC"/>
-      </w:pPr>
-      <w:r>
-        <w:rPr>
-          <w:b w:val="0"/>
-        </w:rPr>
-        <w:t>A dataset has 95 healthy and 5 spotted. Model predicts healthy for all.</w:t>
-      </w:r>
-    </w:p>
-    <w:p>
-      <w:pPr>
-        <w:pStyle w:val="Heading3"/>
-      </w:pPr>
-      <w:r>
-        <w:t>The teaching case</w:t>
-      </w:r>
-    </w:p>
-    <w:p>
-      <w:pPr>
-        <w:spacing w:line="336" w:lineRule="auto" w:after="180"/>
-        <w:shd w:fill="F1F6FC"/>
-      </w:pPr>
-      <w:r>
-        <w:rPr>
-          <w:b w:val="0"/>
-        </w:rPr>
-        <w:t xml:space="preserve">Calculate and critique </w:t>
-      </w:r>
-      <w:r>
-        <w:rPr>
-          <w:b/>
-        </w:rPr>
-        <w:t>accuracy</w:t>
-      </w:r>
-      <w:r>
-        <w:rPr>
-          <w:b w:val="0"/>
-        </w:rPr>
-        <w:t>.</w:t>
-      </w:r>
-    </w:p>
-    <w:p>
-      <w:pPr>
-        <w:pStyle w:val="Heading3"/>
-      </w:pPr>
-      <w:r>
-        <w:t>Exact explanation to model</w:t>
-      </w:r>
-    </w:p>
-    <w:p>
-      <w:pPr>
-        <w:pStyle w:val="Heading3"/>
-      </w:pPr>
-      <w:r>
-        <w:t>Why the result follows</w:t>
-      </w:r>
-    </w:p>
-    <w:p>
-      <w:pPr>
-        <w:spacing w:line="336" w:lineRule="auto" w:after="180"/>
-        <w:shd w:fill="F1F6FC"/>
-      </w:pPr>
-      <w:r>
-        <w:rPr>
-          <w:b w:val="0"/>
-        </w:rPr>
-        <w:t xml:space="preserve">95/100=95%, but spotted </w:t>
-      </w:r>
-      <w:r>
-        <w:rPr>
-          <w:b/>
-        </w:rPr>
-        <w:t>recall</w:t>
-      </w:r>
-      <w:r>
-        <w:rPr>
-          <w:b w:val="0"/>
-        </w:rPr>
-        <w:t>=0/5=0%. Majority performance hides the detection failure.</w:t>
-      </w:r>
-    </w:p>
-    <w:p>
-      <w:pPr>
-        <w:pStyle w:val="Heading3"/>
-      </w:pPr>
-      <w:r>
-        <w:t>Explain the added worked example</w:t>
-      </w:r>
-    </w:p>
-    <w:p>
-      <w:pPr>
-        <w:pStyle w:val="Heading3"/>
-      </w:pPr>
-      <w:r>
-        <w:t>Explain the added worked example · 1</w:t>
-      </w:r>
-    </w:p>
-    <w:p>
-      <w:pPr>
-        <w:spacing w:line="336" w:lineRule="auto" w:after="180"/>
-      </w:pPr>
-      <w:r>
-        <w:rPr>
-          <w:b/>
-        </w:rPr>
-        <w:t>Accuracy</w:t>
-      </w:r>
-      <w:r>
-        <w:rPr>
-          <w:b w:val="0"/>
-        </w:rPr>
-        <w:t xml:space="preserve"> counts all correct </w:t>
-      </w:r>
-      <w:r>
-        <w:rPr>
-          <w:b/>
-        </w:rPr>
-        <w:t>prediction</w:t>
-      </w:r>
-      <w:r>
-        <w:rPr>
-          <w:b w:val="0"/>
-        </w:rPr>
-        <w:t>s and divides by all evaluated examples. Each example has equal weight, so a common class contributes more to the score. A high result can hide failure on a rare class.</w:t>
-      </w:r>
-    </w:p>
-    <w:p>
-      <w:pPr>
-        <w:spacing w:line="336" w:lineRule="auto" w:after="180"/>
-      </w:pPr>
-      <w:r>
-        <w:rPr>
-          <w:b w:val="0"/>
-        </w:rPr>
-        <w:t>This week keeps the confusion matrix visible and checks both classes separately.</w:t>
-      </w:r>
-    </w:p>
-    <w:p>
-      <w:pPr>
-        <w:pStyle w:val="Heading3"/>
-      </w:pPr>
-      <w:r>
-        <w:t>Explain the added worked example · 2</w:t>
-      </w:r>
-    </w:p>
-    <w:p>
-      <w:pPr>
-        <w:spacing w:line="336" w:lineRule="auto" w:after="180"/>
-      </w:pPr>
-      <w:r>
-        <w:rPr>
-          <w:b w:val="0"/>
-        </w:rPr>
-        <w:t xml:space="preserve">New fictional </w:t>
-      </w:r>
-      <w:r>
-        <w:rPr>
-          <w:b/>
-        </w:rPr>
-        <w:t>training</w:t>
-      </w:r>
-      <w:r>
-        <w:rPr>
-          <w:b w:val="0"/>
-        </w:rPr>
-        <w:t xml:space="preserve"> data has 16 clear and 4 blocked labels. Its </w:t>
-      </w:r>
-      <w:r>
-        <w:rPr>
-          <w:b/>
-        </w:rPr>
-        <w:t>majority baseline</w:t>
-      </w:r>
-      <w:r>
-        <w:rPr>
-          <w:b w:val="0"/>
-        </w:rPr>
-        <w:t xml:space="preserve"> predicts clear for every query; choose that rule from </w:t>
-      </w:r>
-      <w:r>
-        <w:rPr>
-          <w:b/>
-        </w:rPr>
-        <w:t>training</w:t>
-      </w:r>
-      <w:r>
-        <w:rPr>
-          <w:b w:val="0"/>
-        </w:rPr>
-        <w:t>, not evaluation labels.</w:t>
-      </w:r>
-    </w:p>
-    <w:p>
-      <w:pPr>
-        <w:spacing w:line="336" w:lineRule="auto" w:after="180"/>
-      </w:pPr>
-      <w:r>
-        <w:rPr>
-          <w:b w:val="0"/>
-        </w:rPr>
-        <w:t>A separate evaluation set also contains 16 clear and 4 blocked cases. A frozen candidate and the baseline are evaluated on the same 20 records.</w:t>
-      </w:r>
-    </w:p>
-    <w:p>
-      <w:pPr>
-        <w:pStyle w:val="Heading3"/>
-      </w:pPr>
-      <w:r>
-        <w:t>Explain the added worked example · 3</w:t>
-      </w:r>
-    </w:p>
-    <w:p>
-      <w:pPr>
-        <w:spacing w:line="336" w:lineRule="auto" w:after="180"/>
-      </w:pPr>
-      <w:r>
-        <w:rPr>
-          <w:b w:val="0"/>
-        </w:rPr>
-        <w:t xml:space="preserve">Rows are references and columns are </w:t>
-      </w:r>
-      <w:r>
-        <w:rPr>
-          <w:b/>
-        </w:rPr>
-        <w:t>prediction</w:t>
-      </w:r>
-      <w:r>
-        <w:rPr>
-          <w:b w:val="0"/>
-        </w:rPr>
-        <w:t xml:space="preserve">s, ordered clear then blocked. Blocked is positive. Both methods get 16/20=80 percent </w:t>
-      </w:r>
-      <w:r>
-        <w:rPr>
-          <w:b/>
-        </w:rPr>
-        <w:t>accuracy</w:t>
-      </w:r>
-      <w:r>
-        <w:rPr>
-          <w:b w:val="0"/>
-        </w:rPr>
-        <w:t>. The baseline misses all four blocked cases.</w:t>
-      </w:r>
-    </w:p>
-    <w:p>
-      <w:pPr>
-        <w:spacing w:line="336" w:lineRule="auto" w:after="180"/>
-      </w:pPr>
-      <w:r>
-        <w:rPr>
-          <w:b w:val="0"/>
-        </w:rPr>
-        <w:t>The candidate finds all four but falsely flags four clear cases. The same score conceals a different tradeoff.</w:t>
-      </w:r>
-    </w:p>
-    <w:p>
-      <w:pPr>
-        <w:pStyle w:val="Heading3"/>
-      </w:pPr>
-      <w:r>
-        <w:t>Explain the added worked example · 4</w:t>
-      </w:r>
-    </w:p>
-    <w:p>
-      <w:pPr>
-        <w:spacing w:line="336" w:lineRule="auto" w:after="180"/>
-      </w:pPr>
-      <w:r>
-        <w:rPr>
-          <w:b w:val="0"/>
-        </w:rPr>
-        <w:t xml:space="preserve">The </w:t>
-      </w:r>
-      <w:r>
-        <w:rPr>
-          <w:b/>
-        </w:rPr>
-        <w:t>output</w:t>
-      </w:r>
-      <w:r>
-        <w:rPr>
-          <w:b w:val="0"/>
-        </w:rPr>
-        <w:t xml:space="preserve"> is baseline 80.0 50.0, then candidate 80.0 87.5. In each </w:t>
-      </w:r>
-      <w:r>
-        <w:rPr>
-          <w:b/>
-        </w:rPr>
-        <w:t>output</w:t>
-      </w:r>
-      <w:r>
-        <w:rPr>
-          <w:b w:val="0"/>
-        </w:rPr>
-        <w:t xml:space="preserve"> line the first percentage is ordinary </w:t>
-      </w:r>
-      <w:r>
-        <w:rPr>
-          <w:b/>
-        </w:rPr>
-        <w:t>accuracy</w:t>
-      </w:r>
-      <w:r>
-        <w:rPr>
-          <w:b w:val="0"/>
-        </w:rPr>
-        <w:t xml:space="preserve"> and the second is </w:t>
-      </w:r>
-      <w:r>
-        <w:rPr>
-          <w:b/>
-        </w:rPr>
-        <w:t>balanced accuracy</w:t>
-      </w:r>
-      <w:r>
-        <w:rPr>
-          <w:b w:val="0"/>
-        </w:rPr>
-        <w:t>.</w:t>
-      </w:r>
-    </w:p>
-    <w:p>
-      <w:pPr>
-        <w:spacing w:line="336" w:lineRule="auto" w:after="180"/>
-      </w:pPr>
-      <w:r>
-        <w:rPr>
-          <w:b w:val="0"/>
-        </w:rPr>
-        <w:t>For the candidate, the clear-class correct fraction is 12/16=75 percent and the blocked-class fraction is 4/4=100 percent. Their equal average is 87.5 percent.</w:t>
-      </w:r>
-    </w:p>
-    <w:p>
-      <w:pPr>
-        <w:pStyle w:val="Heading3"/>
-      </w:pPr>
-      <w:r>
-        <w:t>Explain the added worked example · 5</w:t>
-      </w:r>
-    </w:p>
-    <w:p>
-      <w:pPr>
-        <w:spacing w:line="336" w:lineRule="auto" w:after="180"/>
-      </w:pPr>
-      <w:r>
-        <w:rPr>
-          <w:b w:val="0"/>
-        </w:rPr>
-        <w:t>For the baseline, those fractions are 16/16=100 percent and 0/4=0 percent, averaging 50 percent. The code assumes a two-by-two table of nonnegative integer counts in the stated order.</w:t>
-      </w:r>
-    </w:p>
-    <w:p>
-      <w:pPr>
-        <w:spacing w:line="336" w:lineRule="auto" w:after="180"/>
-      </w:pPr>
-      <w:r>
-        <w:rPr>
-          <w:b w:val="0"/>
-        </w:rPr>
         <w:t>It stops when either reference class is absent. Then report the observed counts and the unavailable class result; do not invent a denominator or silently substitute zero.</w:t>
-      </w:r>
-    </w:p>
-    <w:p>
-      <w:pPr>
-        <w:pStyle w:val="Heading3"/>
-      </w:pPr>
-      <w:r>
-        <w:t>Key terms</w:t>
       </w:r>
     </w:p>
     <w:tbl>
@@ -1813,48 +1580,6 @@
         </w:tc>
       </w:tr>
     </w:tbl>
-    <w:p>
-      <w:pPr>
-        <w:pStyle w:val="Heading3"/>
-      </w:pPr>
-      <w:r>
-        <w:t>Model the reasoning aloud</w:t>
-      </w:r>
-    </w:p>
-    <w:p>
-      <w:pPr>
-        <w:spacing w:line="336" w:lineRule="auto" w:after="180"/>
-      </w:pPr>
-      <w:r>
-        <w:rPr>
-          <w:b w:val="0"/>
-        </w:rPr>
-        <w:t xml:space="preserve">Use the complete worked example below before asking learners to complete W2. Reveal a small part, invite a </w:t>
-      </w:r>
-      <w:r>
-        <w:rPr>
-          <w:b/>
-        </w:rPr>
-        <w:t>prediction</w:t>
-      </w:r>
-      <w:r>
-        <w:rPr>
-          <w:b w:val="0"/>
-        </w:rPr>
-        <w:t>, then explain the deciding step.</w:t>
-      </w:r>
-    </w:p>
-    <w:p>
-      <w:pPr>
-        <w:spacing w:line="336" w:lineRule="auto" w:after="180"/>
-      </w:pPr>
-      <w:r>
-        <w:rPr>
-          <w:b w:val="0"/>
-        </w:rPr>
-        <w:t>These teacher notes contain solutions; do not reveal the independent case answer during modelling.</w:t>
-      </w:r>
-    </w:p>
     <w:p>
       <w:pPr>
         <w:pStyle w:val="Heading3"/>
@@ -2041,10 +1766,300 @@
     </w:p>
     <w:p>
       <w:pPr>
+        <w:spacing w:line="336" w:lineRule="auto" w:after="180"/>
+      </w:pPr>
+      <w:r>
+        <w:rPr>
+          <w:b/>
+        </w:rPr>
+        <w:t>Balanced accuracy</w:t>
+      </w:r>
+      <w:r>
+        <w:rPr>
+          <w:b w:val="0"/>
+        </w:rPr>
+        <w:t xml:space="preserve"> is a metric choice, not a repair to the classifier or a guarantee of safety. It gives classes equal influence in this summary; it does not encode the actual consequences of false alarms and missed cases.</w:t>
+      </w:r>
+    </w:p>
+    <w:p>
+      <w:pPr>
+        <w:spacing w:line="336" w:lineRule="auto" w:after="180"/>
+      </w:pPr>
+      <w:r>
+        <w:rPr>
+          <w:b w:val="0"/>
+        </w:rPr>
+        <w:t>Four blocked evaluation examples are also too few for a strong general claim.</w:t>
+      </w:r>
+    </w:p>
+    <w:p>
+      <w:pPr>
+        <w:pStyle w:val="Heading2"/>
+      </w:pPr>
+      <w:r>
+        <w:t>Read separate18/2pictured facts</w:t>
+      </w:r>
+    </w:p>
+    <w:p>
+      <w:pPr>
+        <w:spacing w:line="336" w:lineRule="auto" w:after="180"/>
+      </w:pPr>
+      <w:r>
+        <w:rPr>
+          <w:b w:val="0"/>
+        </w:rPr>
+        <w:t>Show how a common healthy class can hide complete failure to detect spotted leaves.</w:t>
+      </w:r>
+    </w:p>
+    <w:p>
+      <w:pPr>
+        <w:spacing w:line="336" w:lineRule="auto" w:after="180"/>
+      </w:pPr>
+      <w:r>
+        <w:rPr>
+          <w:b w:val="0"/>
+        </w:rPr>
+        <w:t>Toy evaluation has 18 healthy and 2 spotted leaves. Always-healthy predicts all healthy. A candidate hasTP2, FN 0, FP 3, TN 15.</w:t>
+      </w:r>
+    </w:p>
+    <w:p>
+      <w:pPr>
+        <w:spacing w:line="336" w:lineRule="auto" w:after="180"/>
+      </w:pPr>
+      <w:r>
+        <w:rPr>
+          <w:b w:val="0"/>
+        </w:rPr>
+        <w:t xml:space="preserve">All </w:t>
+      </w:r>
+      <w:r>
+        <w:rPr>
+          <w:b/>
+        </w:rPr>
+        <w:t>input</w:t>
+      </w:r>
+      <w:r>
+        <w:rPr>
+          <w:b w:val="0"/>
+        </w:rPr>
+        <w:t>s and outcomes in this worked example are invented classroom data; no real model run is claimed.</w:t>
+      </w:r>
+    </w:p>
+    <w:p>
+      <w:pPr>
+        <w:spacing w:line="336" w:lineRule="auto" w:after="180"/>
+      </w:pPr>
+      <w:r>
+        <w:rPr>
+          <w:b w:val="0"/>
+        </w:rPr>
+        <w:t>Main corridor fixture has16clear/4blocked: baseline and candidate both16/20accuracy, but blocked recall0/4versus4/4. Main candidate false alarms4. Pictured leaf fixture instead has18healthy/2spotted: always-healthy18/20accuracy,0/2spotted detected; candidate TP2,FN0,FP3,TN15 gives17/20accuracy and2/2spotted recall.</w:t>
+      </w:r>
+    </w:p>
+    <w:p>
+      <w:pPr>
+        <w:spacing w:line="336" w:lineRule="auto" w:after="180"/>
+      </w:pPr>
+      <w:r>
+        <w:rPr>
+          <w:b w:val="0"/>
+        </w:rPr>
+        <w:t>A hypothetical review correcting all3false alarms gives20/20reviewed outcomes; preserve the original model-only17/20record. Neither two spotted examples nor a reviewed perfect score establish reliable unseen-case detection.</w:t>
+      </w:r>
+    </w:p>
+    <w:p>
+      <w:r>
+        <w:drawing>
+          <wp:inline xmlns:a="http://schemas.openxmlformats.org/drawingml/2006/main" xmlns:pic="http://schemas.openxmlformats.org/drawingml/2006/picture">
+            <wp:extent cx="5486400" cy="3077029"/>
+            <wp:docPr id="1" name="Picture 1" descr="Candidate decisions"/>
+            <wp:cNvGraphicFramePr>
+              <a:graphicFrameLocks noChangeAspect="1"/>
+            </wp:cNvGraphicFramePr>
+            <a:graphic>
+              <a:graphicData uri="http://schemas.openxmlformats.org/drawingml/2006/picture">
+                <pic:pic>
+                  <pic:nvPicPr>
+                    <pic:cNvPr id="0" name="academy-detail-ai-4-16.png"/>
+                    <pic:cNvPicPr/>
+                  </pic:nvPicPr>
+                  <pic:blipFill>
+                    <a:blip r:embed="rId9"/>
+                    <a:stretch>
+                      <a:fillRect/>
+                    </a:stretch>
+                  </pic:blipFill>
+                  <pic:spPr>
+                    <a:xfrm>
+                      <a:off x="0" y="0"/>
+                      <a:ext cx="5486400" cy="3077029"/>
+                    </a:xfrm>
+                    <a:prstGeom prst="rect"/>
+                  </pic:spPr>
+                </pic:pic>
+              </a:graphicData>
+            </a:graphic>
+          </wp:inline>
+        </w:drawing>
+      </w:r>
+    </w:p>
+    <w:p>
+      <w:pPr>
+        <w:pStyle w:val="Heading2"/>
+      </w:pPr>
+      <w:r>
+        <w:t>Trace matrix, detection and reviewed change</w:t>
+      </w:r>
+    </w:p>
+    <w:p>
+      <w:r>
+        <w:drawing>
+          <wp:inline xmlns:a="http://schemas.openxmlformats.org/drawingml/2006/main" xmlns:pic="http://schemas.openxmlformats.org/drawingml/2006/picture">
+            <wp:extent cx="5486400" cy="3337560"/>
+            <wp:docPr id="2" name="Picture 2" descr="Score trivial baseline: Always healthy is 18/20=90% accurate but detects0/2 spotted leaves. → Score candidate: Candidate accuracy is 17/20=85%; spotted recall is 2/2=100%. → Compare consequences: Candidate catches both spotted leaves while producing three false alarms; choose with stated costs and review needs."/>
+            <wp:cNvGraphicFramePr>
+              <a:graphicFrameLocks noChangeAspect="1"/>
+            </wp:cNvGraphicFramePr>
+            <a:graphic>
+              <a:graphicData uri="http://schemas.openxmlformats.org/drawingml/2006/picture">
+                <pic:pic>
+                  <pic:nvPicPr>
+                    <pic:cNvPr id="0" name="academy-story-ai-4-16-02.png"/>
+                    <pic:cNvPicPr/>
+                  </pic:nvPicPr>
+                  <pic:blipFill>
+                    <a:blip r:embed="rId10"/>
+                    <a:stretch>
+                      <a:fillRect/>
+                    </a:stretch>
+                  </pic:blipFill>
+                  <pic:spPr>
+                    <a:xfrm>
+                      <a:off x="0" y="0"/>
+                      <a:ext cx="5486400" cy="3337560"/>
+                    </a:xfrm>
+                    <a:prstGeom prst="rect"/>
+                  </pic:spPr>
+                </pic:pic>
+              </a:graphicData>
+            </a:graphic>
+          </wp:inline>
+        </w:drawing>
+      </w:r>
+    </w:p>
+    <w:p>
+      <w:pPr>
         <w:pStyle w:val="Heading3"/>
       </w:pPr>
       <w:r>
-        <w:t>Model the reasoning aloud · 6</w:t>
+        <w:t>Read the picture one step at a time</w:t>
+      </w:r>
+    </w:p>
+    <w:tbl>
+      <w:tblPr>
+        <w:tblStyle w:val="LightShading-Accent1"/>
+        <w:tblW w:type="auto" w:w="0"/>
+        <w:tblLook w:firstColumn="1" w:firstRow="1" w:lastColumn="0" w:lastRow="0" w:noHBand="0" w:noVBand="1" w:val="04A0"/>
+      </w:tblPr>
+      <w:tblGrid>
+        <w:gridCol w:w="5112"/>
+        <w:gridCol w:w="5112"/>
+      </w:tblGrid>
+      <w:tr>
+        <w:trPr>
+          <w:tblHeader/>
+        </w:trPr>
+        <w:tc>
+          <w:tcPr>
+            <w:tcW w:type="dxa" w:w="5112"/>
+          </w:tcPr>
+          <w:p>
+            <w:r>
+              <w:t>Step</w:t>
+            </w:r>
+          </w:p>
+        </w:tc>
+        <w:tc>
+          <w:tcPr>
+            <w:tcW w:type="dxa" w:w="5112"/>
+          </w:tcPr>
+          <w:p>
+            <w:r>
+              <w:t>What happens and why</w:t>
+            </w:r>
+          </w:p>
+        </w:tc>
+      </w:tr>
+      <w:tr>
+        <w:tc>
+          <w:tcPr>
+            <w:tcW w:type="dxa" w:w="5112"/>
+          </w:tcPr>
+          <w:p>
+            <w:r>
+              <w:t>1. Score trivial baseline</w:t>
+            </w:r>
+          </w:p>
+        </w:tc>
+        <w:tc>
+          <w:tcPr>
+            <w:tcW w:type="dxa" w:w="5112"/>
+          </w:tcPr>
+          <w:p>
+            <w:r>
+              <w:t>Always healthy is 18/20=90% accurate but detects0/2 spotted leaves.</w:t>
+            </w:r>
+          </w:p>
+        </w:tc>
+      </w:tr>
+      <w:tr>
+        <w:tc>
+          <w:tcPr>
+            <w:tcW w:type="dxa" w:w="5112"/>
+          </w:tcPr>
+          <w:p>
+            <w:r>
+              <w:t>2. Score candidate</w:t>
+            </w:r>
+          </w:p>
+        </w:tc>
+        <w:tc>
+          <w:tcPr>
+            <w:tcW w:type="dxa" w:w="5112"/>
+          </w:tcPr>
+          <w:p>
+            <w:r>
+              <w:t>Candidate accuracy is 17/20=85%; spotted recall is 2/2=100%.</w:t>
+            </w:r>
+          </w:p>
+        </w:tc>
+      </w:tr>
+      <w:tr>
+        <w:tc>
+          <w:tcPr>
+            <w:tcW w:type="dxa" w:w="5112"/>
+          </w:tcPr>
+          <w:p>
+            <w:r>
+              <w:t>3. Compare consequences</w:t>
+            </w:r>
+          </w:p>
+        </w:tc>
+        <w:tc>
+          <w:tcPr>
+            <w:tcW w:type="dxa" w:w="5112"/>
+          </w:tcPr>
+          <w:p>
+            <w:r>
+              <w:t>Candidate catches both spotted leaves while producing three false alarms; choose with stated costs and review needs.</w:t>
+            </w:r>
+          </w:p>
+        </w:tc>
+      </w:tr>
+    </w:tbl>
+    <w:p>
+      <w:r>
+        <w:t>Match each pictured step to the supplied facts. This is a worked teaching case, not an independent assessment.</w:t>
       </w:r>
     </w:p>
     <w:p>
@@ -2053,15 +2068,21 @@
       </w:pPr>
       <w:r>
         <w:rPr>
+          <w:b w:val="0"/>
+        </w:rPr>
+        <w:t xml:space="preserve">Read the picture in order. Candidate catches both spotted leaves while producing three false alarms; choose with stated costs and review needs. The arrows show which recorded </w:t>
+      </w:r>
+      <w:r>
+        <w:rPr>
           <w:b/>
         </w:rPr>
-        <w:t>Balanced accuracy</w:t>
-      </w:r>
-      <w:r>
-        <w:rPr>
-          <w:b w:val="0"/>
-        </w:rPr>
-        <w:t xml:space="preserve"> is a metric choice, not a repair to the classifier or a guarantee of safety. It gives classes equal influence in this summary; it does not encode the actual consequences of false alarms and missed cases.</w:t>
+        <w:t>input</w:t>
+      </w:r>
+      <w:r>
+        <w:rPr>
+          <w:b w:val="0"/>
+        </w:rPr>
+        <w:t xml:space="preserve"> or intermediate result each decision uses.</w:t>
       </w:r>
     </w:p>
     <w:p>
@@ -2072,7 +2093,502 @@
         <w:rPr>
           <w:b w:val="0"/>
         </w:rPr>
-        <w:t>Four blocked evaluation examples are also too few for a strong general claim.</w:t>
+        <w:t>Explain the deciding step aloud before checking the changed case; pointing to the final answer alone does not show how it follows.</w:t>
+      </w:r>
+    </w:p>
+    <w:p>
+      <w:pPr>
+        <w:spacing w:line="336" w:lineRule="auto" w:after="180"/>
+      </w:pPr>
+      <w:r>
+        <w:rPr>
+          <w:b w:val="0"/>
+        </w:rPr>
+        <w:t>Perfect performance on twenty supplied cases does not demonstrate dependable detection in other plants or settings.</w:t>
+      </w:r>
+    </w:p>
+    <w:p>
+      <w:pPr>
+        <w:spacing w:line="336" w:lineRule="auto" w:after="180"/>
+      </w:pPr>
+      <w:r>
+        <w:rPr>
+          <w:b w:val="0"/>
+        </w:rPr>
+        <w:t>Change: The candidate’s three false alarms are corrected without changing its detections.</w:t>
+      </w:r>
+    </w:p>
+    <w:p>
+      <w:pPr>
+        <w:spacing w:line="336" w:lineRule="auto" w:after="180"/>
+      </w:pPr>
+      <w:r>
+        <w:rPr>
+          <w:b/>
+        </w:rPr>
+        <w:t>Prediction</w:t>
+      </w:r>
+      <w:r>
+        <w:rPr>
+          <w:b w:val="0"/>
+        </w:rPr>
+        <w:t xml:space="preserve">: Candidate </w:t>
+      </w:r>
+      <w:r>
+        <w:rPr>
+          <w:b/>
+        </w:rPr>
+        <w:t>accuracy</w:t>
+      </w:r>
+      <w:r>
+        <w:rPr>
+          <w:b w:val="0"/>
+        </w:rPr>
+        <w:t xml:space="preserve"> becomes20/20 with spotted </w:t>
+      </w:r>
+      <w:r>
+        <w:rPr>
+          <w:b/>
+        </w:rPr>
+        <w:t>recall</w:t>
+      </w:r>
+      <w:r>
+        <w:rPr>
+          <w:b w:val="0"/>
+        </w:rPr>
+        <w:t xml:space="preserve"> still100% in this toy set.</w:t>
+      </w:r>
+    </w:p>
+    <w:p>
+      <w:pPr>
+        <w:spacing w:line="336" w:lineRule="auto" w:after="180"/>
+      </w:pPr>
+      <w:r>
+        <w:rPr>
+          <w:b w:val="0"/>
+        </w:rPr>
+        <w:t>Reason: False alarms move from FP to TN; neither TP nor FN changes.</w:t>
+      </w:r>
+    </w:p>
+    <w:p>
+      <w:pPr>
+        <w:pStyle w:val="Heading2"/>
+      </w:pPr>
+      <w:r>
+        <w:t>Additional95/5majority example · reference / check after trying</w:t>
+      </w:r>
+    </w:p>
+    <w:p>
+      <w:pPr>
+        <w:spacing w:line="336" w:lineRule="auto" w:after="180"/>
+      </w:pPr>
+      <w:r>
+        <w:rPr>
+          <w:b w:val="0"/>
+        </w:rPr>
+        <w:t>A dataset has 95 healthy and 5 spotted. Model predicts healthy for all.</w:t>
+      </w:r>
+    </w:p>
+    <w:p>
+      <w:pPr>
+        <w:spacing w:line="336" w:lineRule="auto" w:after="180"/>
+      </w:pPr>
+      <w:r>
+        <w:rPr>
+          <w:b w:val="0"/>
+        </w:rPr>
+        <w:t xml:space="preserve">Calculate and critique </w:t>
+      </w:r>
+      <w:r>
+        <w:rPr>
+          <w:b/>
+        </w:rPr>
+        <w:t>accuracy</w:t>
+      </w:r>
+      <w:r>
+        <w:rPr>
+          <w:b w:val="0"/>
+        </w:rPr>
+        <w:t>.</w:t>
+      </w:r>
+    </w:p>
+    <w:p>
+      <w:pPr>
+        <w:spacing w:line="336" w:lineRule="auto" w:after="180"/>
+      </w:pPr>
+      <w:r>
+        <w:rPr>
+          <w:b w:val="0"/>
+        </w:rPr>
+        <w:t xml:space="preserve">95/100=95%, but spotted </w:t>
+      </w:r>
+      <w:r>
+        <w:rPr>
+          <w:b/>
+        </w:rPr>
+        <w:t>recall</w:t>
+      </w:r>
+      <w:r>
+        <w:rPr>
+          <w:b w:val="0"/>
+        </w:rPr>
+        <w:t>=0/5=0%. Majority performance hides the detection failure.</w:t>
+      </w:r>
+    </w:p>
+    <w:p>
+      <w:pPr>
+        <w:pStyle w:val="Heading2"/>
+      </w:pPr>
+      <w:r>
+        <w:t>Earlier wording, alternatives and picture transcripts · reference / check after trying</w:t>
+      </w:r>
+    </w:p>
+    <w:p>
+      <w:pPr>
+        <w:spacing w:line="336" w:lineRule="auto" w:after="180"/>
+      </w:pPr>
+      <w:r>
+        <w:rPr>
+          <w:b w:val="0"/>
+        </w:rPr>
+        <w:t>Explain the mechanism</w:t>
+      </w:r>
+    </w:p>
+    <w:p>
+      <w:pPr>
+        <w:spacing w:line="336" w:lineRule="auto" w:after="180"/>
+      </w:pPr>
+      <w:r>
+        <w:rPr>
+          <w:b w:val="0"/>
+        </w:rPr>
+        <w:t>Trace the information, fitted behavior, and evaluation proof separately.</w:t>
+      </w:r>
+    </w:p>
+    <w:p>
+      <w:pPr>
+        <w:spacing w:line="336" w:lineRule="auto" w:after="180"/>
+      </w:pPr>
+      <w:r>
+        <w:rPr>
+          <w:b w:val="0"/>
+        </w:rPr>
+        <w:t xml:space="preserve">QUESTION Compare trivial </w:t>
+      </w:r>
+      <w:r>
+        <w:rPr>
+          <w:b/>
+        </w:rPr>
+        <w:t>accuracy</w:t>
+      </w:r>
+      <w:r>
+        <w:rPr>
+          <w:b w:val="0"/>
+        </w:rPr>
+        <w:t xml:space="preserve"> with minority-class </w:t>
+      </w:r>
+      <w:r>
+        <w:rPr>
+          <w:b/>
+        </w:rPr>
+        <w:t>recall</w:t>
+      </w:r>
+      <w:r>
+        <w:rPr>
+          <w:b w:val="0"/>
+        </w:rPr>
+        <w:t>.</w:t>
+      </w:r>
+    </w:p>
+    <w:p>
+      <w:pPr>
+        <w:spacing w:line="336" w:lineRule="auto" w:after="180"/>
+      </w:pPr>
+      <w:r>
+        <w:rPr>
+          <w:b w:val="0"/>
+        </w:rPr>
+        <w:t xml:space="preserve">MODEL IDEA </w:t>
+      </w:r>
+      <w:r>
+        <w:rPr>
+          <w:b/>
+        </w:rPr>
+        <w:t>Accuracy</w:t>
+      </w:r>
+      <w:r>
+        <w:rPr>
+          <w:b w:val="0"/>
+        </w:rPr>
+        <w:t xml:space="preserve"> can be dominated by a common class and hide failure on a rare but important class.</w:t>
+      </w:r>
+    </w:p>
+    <w:p>
+      <w:pPr>
+        <w:spacing w:line="336" w:lineRule="auto" w:after="180"/>
+      </w:pPr>
+      <w:r>
+        <w:rPr>
+          <w:b w:val="0"/>
+        </w:rPr>
+        <w:t>PROOF NEEDED Use an unseen case, visible calculation, error analysis, and a stated limitation.</w:t>
+      </w:r>
+    </w:p>
+    <w:p>
+      <w:pPr>
+        <w:spacing w:line="336" w:lineRule="auto" w:after="180"/>
+      </w:pPr>
+      <w:r>
+        <w:rPr>
+          <w:b w:val="0"/>
+        </w:rPr>
+        <w:t xml:space="preserve">UNDER THE HOOD Test set has 95 healthy and 5 diseased leaves. Always predicting healthy gives 95 ÷ 100 = 95% </w:t>
+      </w:r>
+      <w:r>
+        <w:rPr>
+          <w:b/>
+        </w:rPr>
+        <w:t>accuracy</w:t>
+      </w:r>
+      <w:r>
+        <w:rPr>
+          <w:b w:val="0"/>
+        </w:rPr>
+        <w:t>.</w:t>
+      </w:r>
+    </w:p>
+    <w:p>
+      <w:pPr>
+        <w:spacing w:line="336" w:lineRule="auto" w:after="180"/>
+      </w:pPr>
+      <w:r>
+        <w:rPr>
+          <w:b w:val="0"/>
+        </w:rPr>
+        <w:t xml:space="preserve">Draw a fresh data → model → </w:t>
+      </w:r>
+      <w:r>
+        <w:rPr>
+          <w:b/>
+        </w:rPr>
+        <w:t>prediction</w:t>
+      </w:r>
+      <w:r>
+        <w:rPr>
+          <w:b w:val="0"/>
+        </w:rPr>
+        <w:t xml:space="preserve"> → evaluation trace:</w:t>
+      </w:r>
+    </w:p>
+    <w:p>
+      <w:pPr>
+        <w:spacing w:line="336" w:lineRule="auto" w:after="180"/>
+      </w:pPr>
+      <w:r>
+        <w:rPr>
+          <w:b w:val="0"/>
+        </w:rPr>
+        <w:t xml:space="preserve">Predict first. Then check each step. A correct answer without visible </w:t>
+      </w:r>
+      <w:r>
+        <w:rPr>
+          <w:b/>
+        </w:rPr>
+        <w:t>evidence</w:t>
+      </w:r>
+      <w:r>
+        <w:rPr>
+          <w:b w:val="0"/>
+        </w:rPr>
+        <w:t xml:space="preserve"> cannot be audited.</w:t>
+      </w:r>
+    </w:p>
+    <w:p>
+      <w:pPr>
+        <w:spacing w:line="336" w:lineRule="auto" w:after="180"/>
+      </w:pPr>
+      <w:r>
+        <w:rPr>
+          <w:b w:val="0"/>
+        </w:rPr>
+        <w:t>STEP 1 Test set has 95 healthy and 5 diseased leaves.</w:t>
+      </w:r>
+    </w:p>
+    <w:p>
+      <w:pPr>
+        <w:spacing w:line="336" w:lineRule="auto" w:after="180"/>
+      </w:pPr>
+      <w:r>
+        <w:rPr>
+          <w:b w:val="0"/>
+        </w:rPr>
+        <w:t xml:space="preserve">STEP 2 Always predicting healthy gives 95 ÷ 100 = 95% </w:t>
+      </w:r>
+      <w:r>
+        <w:rPr>
+          <w:b/>
+        </w:rPr>
+        <w:t>accuracy</w:t>
+      </w:r>
+      <w:r>
+        <w:rPr>
+          <w:b w:val="0"/>
+        </w:rPr>
+        <w:t>.</w:t>
+      </w:r>
+    </w:p>
+    <w:p>
+      <w:pPr>
+        <w:spacing w:line="336" w:lineRule="auto" w:after="180"/>
+      </w:pPr>
+      <w:r>
+        <w:rPr>
+          <w:b w:val="0"/>
+        </w:rPr>
+        <w:t xml:space="preserve">STEP 3 It finds 0 of 5 diseased leaves, so diseased </w:t>
+      </w:r>
+      <w:r>
+        <w:rPr>
+          <w:b/>
+        </w:rPr>
+        <w:t>recall</w:t>
+      </w:r>
+      <w:r>
+        <w:rPr>
+          <w:b w:val="0"/>
+        </w:rPr>
+        <w:t xml:space="preserve"> = 0%.</w:t>
+      </w:r>
+    </w:p>
+    <w:p>
+      <w:pPr>
+        <w:spacing w:line="336" w:lineRule="auto" w:after="180"/>
+      </w:pPr>
+      <w:r>
+        <w:rPr>
+          <w:b w:val="0"/>
+        </w:rPr>
+        <w:t xml:space="preserve">STEP 4 Report class counts and </w:t>
+      </w:r>
+      <w:r>
+        <w:rPr>
+          <w:b/>
+        </w:rPr>
+        <w:t>recall</w:t>
+      </w:r>
+      <w:r>
+        <w:rPr>
+          <w:b w:val="0"/>
+        </w:rPr>
+        <w:t>; redesign data or use only where misses are acceptable.</w:t>
+      </w:r>
+    </w:p>
+    <w:p>
+      <w:pPr>
+        <w:spacing w:line="336" w:lineRule="auto" w:after="180"/>
+      </w:pPr>
+      <w:r>
+        <w:rPr>
+          <w:b w:val="0"/>
+        </w:rPr>
+        <w:t>CHECK Verify the denominator, unit, split, class definition, and data version before interpreting a score.</w:t>
+      </w:r>
+    </w:p>
+    <w:p>
+      <w:pPr>
+        <w:spacing w:line="336" w:lineRule="auto" w:after="180"/>
+      </w:pPr>
+      <w:r>
+        <w:rPr>
+          <w:b w:val="0"/>
+        </w:rPr>
+        <w:t xml:space="preserve">Recalculate, retrace, or restate the </w:t>
+      </w:r>
+      <w:r>
+        <w:rPr>
+          <w:b/>
+        </w:rPr>
+        <w:t>evidence</w:t>
+      </w:r>
+      <w:r>
+        <w:rPr>
+          <w:b w:val="0"/>
+        </w:rPr>
+        <w:t xml:space="preserve"> independently:</w:t>
+      </w:r>
+    </w:p>
+    <w:p>
+      <w:pPr>
+        <w:pStyle w:val="Heading3"/>
+      </w:pPr>
+      <w:r>
+        <w:t>Concrete teaching case</w:t>
+      </w:r>
+    </w:p>
+    <w:p>
+      <w:pPr>
+        <w:pStyle w:val="Heading3"/>
+      </w:pPr>
+      <w:r>
+        <w:t>Exact explanation to model</w:t>
+      </w:r>
+    </w:p>
+    <w:p>
+      <w:pPr>
+        <w:pStyle w:val="Heading3"/>
+      </w:pPr>
+      <w:r>
+        <w:t>Explain the added worked example</w:t>
+      </w:r>
+    </w:p>
+    <w:p>
+      <w:pPr>
+        <w:pStyle w:val="Heading3"/>
+      </w:pPr>
+      <w:r>
+        <w:t>Key terms</w:t>
+      </w:r>
+    </w:p>
+    <w:p>
+      <w:pPr>
+        <w:pStyle w:val="Heading3"/>
+      </w:pPr>
+      <w:r>
+        <w:t>Model the reasoning aloud</w:t>
+      </w:r>
+    </w:p>
+    <w:p>
+      <w:pPr>
+        <w:spacing w:line="336" w:lineRule="auto" w:after="180"/>
+      </w:pPr>
+      <w:r>
+        <w:rPr>
+          <w:b w:val="0"/>
+        </w:rPr>
+        <w:t xml:space="preserve">Use the complete worked example below before asking learners to complete W2. Reveal a small part, invite a </w:t>
+      </w:r>
+      <w:r>
+        <w:rPr>
+          <w:b/>
+        </w:rPr>
+        <w:t>prediction</w:t>
+      </w:r>
+      <w:r>
+        <w:rPr>
+          <w:b w:val="0"/>
+        </w:rPr>
+        <w:t>, then explain the deciding step.</w:t>
+      </w:r>
+    </w:p>
+    <w:p>
+      <w:pPr>
+        <w:spacing w:line="336" w:lineRule="auto" w:after="180"/>
+      </w:pPr>
+      <w:r>
+        <w:rPr>
+          <w:b w:val="0"/>
+        </w:rPr>
+        <w:t>These teacher notes contain solutions; do not reveal the independent case answer during modelling.</w:t>
       </w:r>
     </w:p>
     <w:tbl>
@@ -2198,109 +2714,10 @@
     </w:p>
     <w:p>
       <w:pPr>
-        <w:spacing w:line="336" w:lineRule="auto" w:after="180"/>
-      </w:pPr>
-      <w:r>
-        <w:rPr>
-          <w:b w:val="0"/>
-        </w:rPr>
-        <w:t>Show how a common healthy class can hide complete failure to detect spotted leaves.</w:t>
-      </w:r>
-    </w:p>
-    <w:p>
-      <w:pPr>
         <w:pStyle w:val="Heading3"/>
       </w:pPr>
       <w:r>
         <w:t>The facts we will use</w:t>
-      </w:r>
-    </w:p>
-    <w:p>
-      <w:pPr>
-        <w:pStyle w:val="Heading3"/>
-      </w:pPr>
-      <w:r>
-        <w:t>Supplied facts</w:t>
-      </w:r>
-    </w:p>
-    <w:p>
-      <w:pPr>
-        <w:spacing w:line="336" w:lineRule="auto" w:after="180"/>
-        <w:shd w:fill="F1F6FC"/>
-      </w:pPr>
-      <w:r>
-        <w:rPr>
-          <w:b w:val="0"/>
-        </w:rPr>
-        <w:t>Toy evaluation has 18 healthy and 2 spotted leaves. Always-healthy predicts all healthy. A candidate hasTP2, FN 0, FP 3, TN 15.</w:t>
-      </w:r>
-    </w:p>
-    <w:p>
-      <w:pPr>
-        <w:pStyle w:val="Heading3"/>
-      </w:pPr>
-      <w:r>
-        <w:t>Supplied facts</w:t>
-      </w:r>
-    </w:p>
-    <w:p>
-      <w:pPr>
-        <w:spacing w:line="336" w:lineRule="auto" w:after="180"/>
-        <w:shd w:fill="F1F6FC"/>
-      </w:pPr>
-      <w:r>
-        <w:rPr>
-          <w:b w:val="0"/>
-        </w:rPr>
-        <w:t xml:space="preserve">All </w:t>
-      </w:r>
-      <w:r>
-        <w:rPr>
-          <w:b/>
-        </w:rPr>
-        <w:t>input</w:t>
-      </w:r>
-      <w:r>
-        <w:rPr>
-          <w:b w:val="0"/>
-        </w:rPr>
-        <w:t>s and outcomes in this worked example are invented classroom data; no real model run is claimed.</w:t>
-      </w:r>
-    </w:p>
-    <w:p>
-      <w:r>
-        <w:drawing>
-          <wp:inline xmlns:a="http://schemas.openxmlformats.org/drawingml/2006/main" xmlns:pic="http://schemas.openxmlformats.org/drawingml/2006/picture">
-            <wp:extent cx="5486400" cy="3077029"/>
-            <wp:docPr id="1" name="Picture 1" descr="Candidate decisions"/>
-            <wp:cNvGraphicFramePr>
-              <a:graphicFrameLocks noChangeAspect="1"/>
-            </wp:cNvGraphicFramePr>
-            <a:graphic>
-              <a:graphicData uri="http://schemas.openxmlformats.org/drawingml/2006/picture">
-                <pic:pic>
-                  <pic:nvPicPr>
-                    <pic:cNvPr id="0" name="academy-detail-ai-4-16.png"/>
-                    <pic:cNvPicPr/>
-                  </pic:nvPicPr>
-                  <pic:blipFill>
-                    <a:blip r:embed="rId9"/>
-                    <a:stretch>
-                      <a:fillRect/>
-                    </a:stretch>
-                  </pic:blipFill>
-                  <pic:spPr>
-                    <a:xfrm>
-                      <a:off x="0" y="0"/>
-                      <a:ext cx="5486400" cy="3077029"/>
-                    </a:xfrm>
-                    <a:prstGeom prst="rect"/>
-                  </pic:spPr>
-                </pic:pic>
-              </a:graphicData>
-            </a:graphic>
-          </wp:inline>
-        </w:drawing>
       </w:r>
     </w:p>
     <w:p>
@@ -2308,7 +2725,7 @@
         <w:drawing>
           <wp:inline xmlns:a="http://schemas.openxmlformats.org/drawingml/2006/main" xmlns:pic="http://schemas.openxmlformats.org/drawingml/2006/picture">
             <wp:extent cx="5486400" cy="5638800"/>
-            <wp:docPr id="2" name="Picture 2" descr="Accuracy and Imbalance. Score trivial baseline: Always healthy is 18/20=90% accurate but detects0/2 spotted leaves.. Score candidate: Candidate accuracy is 17/20=85%; spotted recall is 2/2=100%.. Compare consequences: Candidate catches both spotted leaves while producing three false alarms; choose with stated costs and review needs."/>
+            <wp:docPr id="3" name="Picture 3" descr="Accuracy and Imbalance. Score trivial baseline: Always healthy is 18/20=90% accurate but detects0/2 spotted leaves.. Score candidate: Candidate accuracy is 17/20=85%; spotted recall is 2/2=100%.. Compare consequences: Candidate catches both spotted leaves while producing three false alarms; choose with stated costs and review needs."/>
             <wp:cNvGraphicFramePr>
               <a:graphicFrameLocks noChangeAspect="1"/>
             </wp:cNvGraphicFramePr>
@@ -2320,7 +2737,7 @@
                     <pic:cNvPicPr/>
                   </pic:nvPicPr>
                   <pic:blipFill>
-                    <a:blip r:embed="rId10"/>
+                    <a:blip r:embed="rId11"/>
                     <a:stretch>
                       <a:fillRect/>
                     </a:stretch>
@@ -2344,114 +2761,7 @@
         <w:pStyle w:val="Heading3"/>
       </w:pPr>
       <w:r>
-        <w:t>Read the picture one step at a time</w:t>
-      </w:r>
-    </w:p>
-    <w:tbl>
-      <w:tblPr>
-        <w:tblStyle w:val="LightShading-Accent1"/>
-        <w:tblW w:type="auto" w:w="0"/>
-        <w:tblLook w:firstColumn="1" w:firstRow="1" w:lastColumn="0" w:lastRow="0" w:noHBand="0" w:noVBand="1" w:val="04A0"/>
-      </w:tblPr>
-      <w:tblGrid>
-        <w:gridCol w:w="5112"/>
-        <w:gridCol w:w="5112"/>
-      </w:tblGrid>
-      <w:tr>
-        <w:trPr>
-          <w:tblHeader/>
-        </w:trPr>
-        <w:tc>
-          <w:tcPr>
-            <w:tcW w:type="dxa" w:w="5112"/>
-          </w:tcPr>
-          <w:p>
-            <w:r>
-              <w:t>Step</w:t>
-            </w:r>
-          </w:p>
-        </w:tc>
-        <w:tc>
-          <w:tcPr>
-            <w:tcW w:type="dxa" w:w="5112"/>
-          </w:tcPr>
-          <w:p>
-            <w:r>
-              <w:t>What happens and why</w:t>
-            </w:r>
-          </w:p>
-        </w:tc>
-      </w:tr>
-      <w:tr>
-        <w:tc>
-          <w:tcPr>
-            <w:tcW w:type="dxa" w:w="5112"/>
-          </w:tcPr>
-          <w:p>
-            <w:r>
-              <w:t>1. Score trivial baseline</w:t>
-            </w:r>
-          </w:p>
-        </w:tc>
-        <w:tc>
-          <w:tcPr>
-            <w:tcW w:type="dxa" w:w="5112"/>
-          </w:tcPr>
-          <w:p>
-            <w:r>
-              <w:t>Always healthy is 18/20=90% accurate but detects0/2 spotted leaves.</w:t>
-            </w:r>
-          </w:p>
-        </w:tc>
-      </w:tr>
-      <w:tr>
-        <w:tc>
-          <w:tcPr>
-            <w:tcW w:type="dxa" w:w="5112"/>
-          </w:tcPr>
-          <w:p>
-            <w:r>
-              <w:t>2. Score candidate</w:t>
-            </w:r>
-          </w:p>
-        </w:tc>
-        <w:tc>
-          <w:tcPr>
-            <w:tcW w:type="dxa" w:w="5112"/>
-          </w:tcPr>
-          <w:p>
-            <w:r>
-              <w:t>Candidate accuracy is 17/20=85%; spotted recall is 2/2=100%.</w:t>
-            </w:r>
-          </w:p>
-        </w:tc>
-      </w:tr>
-      <w:tr>
-        <w:tc>
-          <w:tcPr>
-            <w:tcW w:type="dxa" w:w="5112"/>
-          </w:tcPr>
-          <w:p>
-            <w:r>
-              <w:t>3. Compare consequences</w:t>
-            </w:r>
-          </w:p>
-        </w:tc>
-        <w:tc>
-          <w:tcPr>
-            <w:tcW w:type="dxa" w:w="5112"/>
-          </w:tcPr>
-          <w:p>
-            <w:r>
-              <w:t>Candidate catches both spotted leaves while producing three false alarms; choose with stated costs and review needs.</w:t>
-            </w:r>
-          </w:p>
-        </w:tc>
-      </w:tr>
-    </w:tbl>
-    <w:p>
-      <w:r>
-        <w:t>Match each pictured step to the supplied facts. This is a worked teaching case, not an independent assessment.</w:t>
+        <w:t>Why this result follows</w:t>
       </w:r>
     </w:p>
     <w:p>
@@ -2459,7 +2769,7 @@
         <w:pStyle w:val="Heading3"/>
       </w:pPr>
       <w:r>
-        <w:t>Why this result follows</w:t>
+        <w:t>What this example does not establish</w:t>
       </w:r>
     </w:p>
     <w:p>
@@ -2467,19 +2777,26 @@
         <w:pStyle w:val="Heading3"/>
       </w:pPr>
       <w:r>
-        <w:t>Why the result follows</w:t>
+        <w:t>Change one thing in the pictured case</w:t>
+      </w:r>
+    </w:p>
+    <w:p>
+      <w:pPr>
+        <w:pStyle w:val="Heading3"/>
+      </w:pPr>
+      <w:r>
+        <w:t>Ask while showing the picture</w:t>
       </w:r>
     </w:p>
     <w:p>
       <w:pPr>
         <w:spacing w:line="336" w:lineRule="auto" w:after="180"/>
-        <w:shd w:fill="F1F6FC"/>
-      </w:pPr>
-      <w:r>
-        <w:rPr>
-          <w:b w:val="0"/>
-        </w:rPr>
-        <w:t xml:space="preserve">Read the picture in order. Candidate catches both spotted leaves while producing three false alarms; choose with stated costs and review needs. The arrows show which recorded </w:t>
+      </w:pPr>
+      <w:r>
+        <w:rPr>
+          <w:b w:val="0"/>
+        </w:rPr>
+        <w:t xml:space="preserve">Cover the result. Ask learners to name the </w:t>
       </w:r>
       <w:r>
         <w:rPr>
@@ -2491,19 +2808,543 @@
         <w:rPr>
           <w:b w:val="0"/>
         </w:rPr>
-        <w:t xml:space="preserve"> or intermediate result each decision uses.</w:t>
+        <w:t xml:space="preserve">s and predict the next step. Uncover one step, connect the icon to the actual procedure, and explain its </w:t>
+      </w:r>
+      <w:r>
+        <w:rPr>
+          <w:b/>
+        </w:rPr>
+        <w:t>evidence</w:t>
+      </w:r>
+      <w:r>
+        <w:rPr>
+          <w:b w:val="0"/>
+        </w:rPr>
+        <w:t>. Then change the supplied condition and compare.</w:t>
       </w:r>
     </w:p>
     <w:p>
       <w:pPr>
         <w:spacing w:line="336" w:lineRule="auto" w:after="180"/>
-        <w:shd w:fill="F1F6FC"/>
-      </w:pPr>
-      <w:r>
-        <w:rPr>
-          <w:b w:val="0"/>
-        </w:rPr>
-        <w:t>Explain the deciding step aloud before checking the changed case; pointing to the final answer alone does not show how it follows.</w:t>
+      </w:pPr>
+      <w:r>
+        <w:rPr>
+          <w:b w:val="0"/>
+        </w:rPr>
+        <w:t>The picture is a representation; it does not document execution of a real AI model.</w:t>
+      </w:r>
+    </w:p>
+    <w:p>
+      <w:pPr>
+        <w:pStyle w:val="Heading1"/>
+      </w:pPr>
+      <w:r>
+        <w:t>03. Guide the calculation, then remove help</w:t>
+      </w:r>
+    </w:p>
+    <w:p>
+      <w:r>
+        <w:t>Collect each learner’s prediction before showing its key.</w:t>
+      </w:r>
+    </w:p>
+    <w:p>
+      <w:pPr>
+        <w:pStyle w:val="Heading2"/>
+      </w:pPr>
+      <w:r>
+        <w:t>Current completion task and checked key</w:t>
+      </w:r>
+    </w:p>
+    <w:p>
+      <w:pPr>
+        <w:spacing w:line="336" w:lineRule="auto" w:after="180"/>
+      </w:pPr>
+      <w:r>
+        <w:rPr>
+          <w:b w:val="0"/>
+        </w:rPr>
+        <w:t xml:space="preserve">Completion task: For the worked candidate [[12,4],[0,4]], give ordinary </w:t>
+      </w:r>
+      <w:r>
+        <w:rPr>
+          <w:b/>
+        </w:rPr>
+        <w:t>accuracy</w:t>
+      </w:r>
+      <w:r>
+        <w:rPr>
+          <w:b w:val="0"/>
+        </w:rPr>
+        <w:t xml:space="preserve">, both </w:t>
+      </w:r>
+      <w:r>
+        <w:rPr>
+          <w:b/>
+        </w:rPr>
+        <w:t>class-specific correct fraction</w:t>
+      </w:r>
+      <w:r>
+        <w:rPr>
+          <w:b w:val="0"/>
+        </w:rPr>
+        <w:t xml:space="preserve">s, </w:t>
+      </w:r>
+      <w:r>
+        <w:rPr>
+          <w:b/>
+        </w:rPr>
+        <w:t>balanced accuracy</w:t>
+      </w:r>
+      <w:r>
+        <w:rPr>
+          <w:b w:val="0"/>
+        </w:rPr>
+        <w:t>, false positives and false negatives. Compare with the baseline.</w:t>
+      </w:r>
+    </w:p>
+    <w:p>
+      <w:pPr>
+        <w:spacing w:line="336" w:lineRule="auto" w:after="180"/>
+      </w:pPr>
+      <w:r>
+        <w:rPr>
+          <w:b w:val="0"/>
+        </w:rPr>
+        <w:t xml:space="preserve">Teacher check: </w:t>
+      </w:r>
+      <w:r>
+        <w:rPr>
+          <w:b/>
+        </w:rPr>
+        <w:t>Accuracy</w:t>
+      </w:r>
+      <w:r>
+        <w:rPr>
+          <w:b w:val="0"/>
+        </w:rPr>
+        <w:t xml:space="preserve"> 16/20=80 percent. Clear fraction 12/16=75 percent; blocked fraction 4/4=100 percent; </w:t>
+      </w:r>
+      <w:r>
+        <w:rPr>
+          <w:b/>
+        </w:rPr>
+        <w:t>balanced accuracy</w:t>
+      </w:r>
+      <w:r>
+        <w:rPr>
+          <w:b w:val="0"/>
+        </w:rPr>
+        <w:t xml:space="preserve"> (75+100)/2=87.5 percent. FP=4,FN=0.</w:t>
+      </w:r>
+    </w:p>
+    <w:p>
+      <w:pPr>
+        <w:spacing w:line="336" w:lineRule="auto" w:after="180"/>
+      </w:pPr>
+      <w:r>
+        <w:rPr>
+          <w:b w:val="0"/>
+        </w:rPr>
+        <w:t xml:space="preserve">Baseline </w:t>
+      </w:r>
+      <w:r>
+        <w:rPr>
+          <w:b/>
+        </w:rPr>
+        <w:t>accuracy</w:t>
+      </w:r>
+      <w:r>
+        <w:rPr>
+          <w:b w:val="0"/>
+        </w:rPr>
+        <w:t xml:space="preserve"> is also 80 percent but </w:t>
+      </w:r>
+      <w:r>
+        <w:rPr>
+          <w:b/>
+        </w:rPr>
+        <w:t>balanced accuracy</w:t>
+      </w:r>
+      <w:r>
+        <w:rPr>
+          <w:b w:val="0"/>
+        </w:rPr>
+        <w:t xml:space="preserve"> is 50 percent with FP=0,FN=4.</w:t>
+      </w:r>
+    </w:p>
+    <w:p>
+      <w:pPr>
+        <w:spacing w:line="336" w:lineRule="auto" w:after="180"/>
+      </w:pPr>
+      <w:r>
+        <w:rPr>
+          <w:b w:val="0"/>
+        </w:rPr>
+        <w:t xml:space="preserve">Start by identifying the given </w:t>
+      </w:r>
+      <w:r>
+        <w:rPr>
+          <w:b/>
+        </w:rPr>
+        <w:t>input</w:t>
+      </w:r>
+      <w:r>
+        <w:rPr>
+          <w:b w:val="0"/>
+        </w:rPr>
+        <w:t>s together. Leave the intermediate steps blank. If needed, model one step, then withdraw that help on the next step. Move to a full trace only when the partial trace is understood.</w:t>
+      </w:r>
+    </w:p>
+    <w:p>
+      <w:pPr>
+        <w:spacing w:line="336" w:lineRule="auto" w:after="180"/>
+      </w:pPr>
+      <w:r>
+        <w:rPr>
+          <w:b w:val="0"/>
+        </w:rPr>
+        <w:t>For partners, alternate explainer and checker; collect a response from every learner before discussion.</w:t>
+      </w:r>
+    </w:p>
+    <w:p>
+      <w:pPr>
+        <w:pStyle w:val="Heading2"/>
+      </w:pPr>
+      <w:r>
+        <w:t>Individual misconception check</w:t>
+      </w:r>
+    </w:p>
+    <w:p>
+      <w:pPr>
+        <w:spacing w:line="336" w:lineRule="auto" w:after="180"/>
+      </w:pPr>
+      <w:r>
+        <w:rPr>
+          <w:b w:val="0"/>
+        </w:rPr>
+        <w:t xml:space="preserve">Use the worked case for </w:t>
+      </w:r>
+      <w:r>
+        <w:rPr>
+          <w:b/>
+        </w:rPr>
+        <w:t>Accuracy</w:t>
+      </w:r>
+      <w:r>
+        <w:rPr>
+          <w:b w:val="0"/>
+        </w:rPr>
+        <w:t xml:space="preserve"> and </w:t>
+      </w:r>
+      <w:r>
+        <w:rPr>
+          <w:b/>
+        </w:rPr>
+        <w:t>class imbalance</w:t>
+      </w:r>
+      <w:r>
+        <w:rPr>
+          <w:b w:val="0"/>
+        </w:rPr>
+        <w:t xml:space="preserve">. Proposed explanation: “High </w:t>
+      </w:r>
+      <w:r>
+        <w:rPr>
+          <w:b/>
+        </w:rPr>
+        <w:t>accuracy</w:t>
+      </w:r>
+      <w:r>
+        <w:rPr>
+          <w:b w:val="0"/>
+        </w:rPr>
+        <w:t xml:space="preserve"> means both classes work well”. Decide whether this explanation is supported.</w:t>
+      </w:r>
+    </w:p>
+    <w:p>
+      <w:pPr>
+        <w:spacing w:line="336" w:lineRule="auto" w:after="180"/>
+      </w:pPr>
+      <w:r>
+        <w:rPr>
+          <w:b w:val="0"/>
+        </w:rPr>
+        <w:t>Point to the step or supplied fact that decides; explain your repair if needed.</w:t>
+      </w:r>
+    </w:p>
+    <w:p>
+      <w:pPr>
+        <w:spacing w:line="336" w:lineRule="auto" w:after="180"/>
+      </w:pPr>
+      <w:r>
+        <w:rPr>
+          <w:b w:val="0"/>
+        </w:rPr>
+        <w:t>Expected correction: A common class can dominate the overall count. Inspect each reference-class denominator and its errors.</w:t>
+      </w:r>
+    </w:p>
+    <w:p>
+      <w:pPr>
+        <w:spacing w:line="336" w:lineRule="auto" w:after="180"/>
+      </w:pPr>
+      <w:r>
+        <w:rPr>
+          <w:b w:val="0"/>
+        </w:rPr>
+        <w:t>Collect explanations, not only yes/no votes. If a misunderstanding is common, re-model the relevant step for the class.</w:t>
+      </w:r>
+    </w:p>
+    <w:p>
+      <w:pPr>
+        <w:spacing w:line="336" w:lineRule="auto" w:after="180"/>
+      </w:pPr>
+      <w:r>
+        <w:rPr>
+          <w:b w:val="0"/>
+        </w:rPr>
+        <w:t>If it affects a few learners, give a short targeted group explanation while others solve a more demanding variation.</w:t>
+      </w:r>
+    </w:p>
+    <w:p>
+      <w:pPr>
+        <w:pStyle w:val="Heading2"/>
+      </w:pPr>
+      <w:r>
+        <w:t>Pictorial question and changed-case reasoning</w:t>
+      </w:r>
+    </w:p>
+    <w:p>
+      <w:pPr>
+        <w:spacing w:line="336" w:lineRule="auto" w:after="180"/>
+      </w:pPr>
+      <w:r>
+        <w:rPr>
+          <w:b w:val="0"/>
+        </w:rPr>
+        <w:t xml:space="preserve">Why can the 90% baseline still be unsuitable for a detection task? Point to the relevant step in the picture, then write the changed result and the rule or </w:t>
+      </w:r>
+      <w:r>
+        <w:rPr>
+          <w:b/>
+        </w:rPr>
+        <w:t>evidence</w:t>
+      </w:r>
+      <w:r>
+        <w:rPr>
+          <w:b w:val="0"/>
+        </w:rPr>
+        <w:t xml:space="preserve"> that supports it.</w:t>
+      </w:r>
+    </w:p>
+    <w:p>
+      <w:pPr>
+        <w:spacing w:line="336" w:lineRule="auto" w:after="180"/>
+      </w:pPr>
+      <w:r>
+        <w:rPr>
+          <w:b w:val="0"/>
+        </w:rPr>
+        <w:t xml:space="preserve">It misses every spotted leaf. </w:t>
+      </w:r>
+      <w:r>
+        <w:rPr>
+          <w:b/>
+        </w:rPr>
+        <w:t>Accuracy</w:t>
+      </w:r>
+      <w:r>
+        <w:rPr>
+          <w:b w:val="0"/>
+        </w:rPr>
+        <w:t xml:space="preserve"> is dominated by18 healthy cases; report class-specific errors and the intended-use consequences.</w:t>
+      </w:r>
+    </w:p>
+    <w:p>
+      <w:pPr>
+        <w:spacing w:line="336" w:lineRule="auto" w:after="180"/>
+      </w:pPr>
+      <w:r>
+        <w:rPr>
+          <w:b w:val="0"/>
+        </w:rPr>
+        <w:t xml:space="preserve">Changed-case check: Candidate </w:t>
+      </w:r>
+      <w:r>
+        <w:rPr>
+          <w:b/>
+        </w:rPr>
+        <w:t>accuracy</w:t>
+      </w:r>
+      <w:r>
+        <w:rPr>
+          <w:b w:val="0"/>
+        </w:rPr>
+        <w:t xml:space="preserve"> becomes20/20 with spotted </w:t>
+      </w:r>
+      <w:r>
+        <w:rPr>
+          <w:b/>
+        </w:rPr>
+        <w:t>recall</w:t>
+      </w:r>
+      <w:r>
+        <w:rPr>
+          <w:b w:val="0"/>
+        </w:rPr>
+        <w:t xml:space="preserve"> still100% in this toy set. False alarms move from FP to TN; neither TP nor FN changes.</w:t>
+      </w:r>
+    </w:p>
+    <w:p>
+      <w:pPr>
+        <w:spacing w:line="336" w:lineRule="auto" w:after="180"/>
+      </w:pPr>
+      <w:r>
+        <w:rPr>
+          <w:b w:val="0"/>
+        </w:rPr>
+        <w:t xml:space="preserve">Changed-case reasoning: Candidate </w:t>
+      </w:r>
+      <w:r>
+        <w:rPr>
+          <w:b/>
+        </w:rPr>
+        <w:t>accuracy</w:t>
+      </w:r>
+      <w:r>
+        <w:rPr>
+          <w:b w:val="0"/>
+        </w:rPr>
+        <w:t xml:space="preserve"> becomes20/20 with spotted </w:t>
+      </w:r>
+      <w:r>
+        <w:rPr>
+          <w:b/>
+        </w:rPr>
+        <w:t>recall</w:t>
+      </w:r>
+      <w:r>
+        <w:rPr>
+          <w:b w:val="0"/>
+        </w:rPr>
+        <w:t xml:space="preserve"> still100% in this toy set. False alarms move from FP to TN; neither TP nor FN changes.</w:t>
+      </w:r>
+    </w:p>
+    <w:p>
+      <w:pPr>
+        <w:spacing w:line="336" w:lineRule="auto" w:after="180"/>
+      </w:pPr>
+      <w:r>
+        <w:rPr>
+          <w:b w:val="0"/>
+        </w:rPr>
+        <w:t xml:space="preserve">Collect each learner’s explanation before discussion. Use the first missing connection between </w:t>
+      </w:r>
+      <w:r>
+        <w:rPr>
+          <w:b/>
+        </w:rPr>
+        <w:t>input</w:t>
+      </w:r>
+      <w:r>
+        <w:rPr>
+          <w:b w:val="0"/>
+        </w:rPr>
+        <w:t xml:space="preserve">, deciding step and result to choose support. This question is worked-case practice, not fresh mastery </w:t>
+      </w:r>
+      <w:r>
+        <w:rPr>
+          <w:b/>
+        </w:rPr>
+        <w:t>evidence</w:t>
+      </w:r>
+      <w:r>
+        <w:rPr>
+          <w:b w:val="0"/>
+        </w:rPr>
+        <w:t>.</w:t>
+      </w:r>
+    </w:p>
+    <w:p>
+      <w:pPr>
+        <w:pStyle w:val="Heading2"/>
+      </w:pPr>
+      <w:r>
+        <w:t>Keep each learner explaining</w:t>
+      </w:r>
+    </w:p>
+    <w:p>
+      <w:pPr>
+        <w:spacing w:line="336" w:lineRule="auto" w:after="180"/>
+      </w:pPr>
+      <w:r>
+        <w:rPr>
+          <w:b w:val="0"/>
+        </w:rPr>
+        <w:t>Ask: Which facts are given, and which would we have to assume? Learners mark relevant details before discussing answers.</w:t>
+      </w:r>
+    </w:p>
+    <w:p>
+      <w:pPr>
+        <w:spacing w:line="336" w:lineRule="auto" w:after="180"/>
+      </w:pPr>
+      <w:r>
+        <w:rPr>
+          <w:b w:val="0"/>
+        </w:rPr>
+        <w:t>Say: Predict first. Show the rule, information path or calculation that would produce the result. A correct guess is not yet an explanation.</w:t>
+      </w:r>
+    </w:p>
+    <w:p>
+      <w:pPr>
+        <w:spacing w:line="336" w:lineRule="auto" w:after="180"/>
+      </w:pPr>
+      <w:r>
+        <w:rPr>
+          <w:b w:val="0"/>
+        </w:rPr>
+        <w:t xml:space="preserve">In pairs, one learner solves while the other checks </w:t>
+      </w:r>
+      <w:r>
+        <w:rPr>
+          <w:b/>
+        </w:rPr>
+        <w:t>evidence</w:t>
+      </w:r>
+      <w:r>
+        <w:rPr>
+          <w:b w:val="0"/>
+        </w:rPr>
+        <w:t>; exchange roles. Remove the worked answer before independent assessment.</w:t>
+      </w:r>
+    </w:p>
+    <w:p>
+      <w:pPr>
+        <w:pStyle w:val="Heading2"/>
+      </w:pPr>
+      <w:r>
+        <w:t>Earlier wording, alternatives and picture transcripts · reference / check after trying</w:t>
+      </w:r>
+    </w:p>
+    <w:p>
+      <w:pPr>
+        <w:spacing w:line="336" w:lineRule="auto" w:after="180"/>
+      </w:pPr>
+      <w:r>
+        <w:rPr>
+          <w:b w:val="0"/>
+        </w:rPr>
+        <w:t>Compact alternative: this two-session sequence covers selected core tasks. Use the three-session weekly plan for the full lesson, independent transfer, feedback and project work; allow extra time for extensions.</w:t>
+      </w:r>
+    </w:p>
+    <w:p>
+      <w:pPr>
+        <w:spacing w:line="336" w:lineRule="auto" w:after="180"/>
+      </w:pPr>
+      <w:r>
+        <w:rPr>
+          <w:b w:val="0"/>
+        </w:rPr>
+        <w:t>Demonstrate and guide practice</w:t>
       </w:r>
     </w:p>
     <w:p>
@@ -2511,7 +3352,87 @@
         <w:pStyle w:val="Heading3"/>
       </w:pPr>
       <w:r>
-        <w:t>What this example does not establish</w:t>
+        <w:t>Board sequence</w:t>
+      </w:r>
+    </w:p>
+    <w:p>
+      <w:pPr>
+        <w:spacing w:line="336" w:lineRule="auto" w:after="180"/>
+      </w:pPr>
+      <w:r>
+        <w:rPr>
+          <w:b w:val="0"/>
+        </w:rPr>
+        <w:t>Write the given facts: A dataset has 95 healthy and 5 spotted. Model predicts healthy for all.</w:t>
+      </w:r>
+    </w:p>
+    <w:p>
+      <w:pPr>
+        <w:spacing w:line="336" w:lineRule="auto" w:after="180"/>
+      </w:pPr>
+      <w:r>
+        <w:rPr>
+          <w:b w:val="0"/>
+        </w:rPr>
+        <w:t xml:space="preserve">Write the question to explain: Calculate and critique </w:t>
+      </w:r>
+      <w:r>
+        <w:rPr>
+          <w:b/>
+        </w:rPr>
+        <w:t>accuracy</w:t>
+      </w:r>
+      <w:r>
+        <w:rPr>
+          <w:b w:val="0"/>
+        </w:rPr>
+        <w:t>.</w:t>
+      </w:r>
+    </w:p>
+    <w:p>
+      <w:pPr>
+        <w:spacing w:line="336" w:lineRule="auto" w:after="180"/>
+      </w:pPr>
+      <w:r>
+        <w:rPr>
+          <w:b w:val="0"/>
+        </w:rPr>
+        <w:t xml:space="preserve">Reveal after </w:t>
+      </w:r>
+      <w:r>
+        <w:rPr>
+          <w:b/>
+        </w:rPr>
+        <w:t>prediction</w:t>
+      </w:r>
+      <w:r>
+        <w:rPr>
+          <w:b w:val="0"/>
+        </w:rPr>
+        <w:t xml:space="preserve">s: 95/100=95%, but spotted </w:t>
+      </w:r>
+      <w:r>
+        <w:rPr>
+          <w:b/>
+        </w:rPr>
+        <w:t>recall</w:t>
+      </w:r>
+      <w:r>
+        <w:rPr>
+          <w:b w:val="0"/>
+        </w:rPr>
+        <w:t>=0/5=0%. Majority performance hides the detection failure.</w:t>
+      </w:r>
+    </w:p>
+    <w:p>
+      <w:pPr>
+        <w:spacing w:line="336" w:lineRule="auto" w:after="180"/>
+      </w:pPr>
+      <w:r>
+        <w:rPr>
+          <w:b w:val="0"/>
+        </w:rPr>
+        <w:t>Use the earlier transfer question as additional practice. Reserve the selected fresh90healthy/10spotted comparison for the first individual attempt and record support used.</w:t>
       </w:r>
     </w:p>
     <w:p>
@@ -2519,442 +3440,18 @@
         <w:pStyle w:val="Heading3"/>
       </w:pPr>
       <w:r>
-        <w:t>Keep the stated limit</w:t>
+        <w:t>Classroom dialogue</w:t>
       </w:r>
     </w:p>
     <w:p>
       <w:pPr>
         <w:spacing w:line="336" w:lineRule="auto" w:after="180"/>
-        <w:shd w:fill="FFF5E6"/>
-      </w:pPr>
-      <w:r>
-        <w:rPr>
-          <w:b w:val="0"/>
-        </w:rPr>
-        <w:t>Perfect performance on twenty supplied cases does not demonstrate dependable detection in other plants or settings.</w:t>
-      </w:r>
-    </w:p>
-    <w:p>
-      <w:pPr>
-        <w:pStyle w:val="Heading3"/>
-      </w:pPr>
-      <w:r>
-        <w:t>Change one thing in the pictured case</w:t>
-      </w:r>
-    </w:p>
-    <w:p>
-      <w:pPr>
-        <w:pStyle w:val="Heading3"/>
-      </w:pPr>
-      <w:r>
-        <w:t>Change one thing</w:t>
-      </w:r>
-    </w:p>
-    <w:p>
-      <w:pPr>
-        <w:spacing w:line="336" w:lineRule="auto" w:after="180"/>
-        <w:shd w:fill="F5F1FB"/>
-      </w:pPr>
-      <w:r>
-        <w:rPr>
-          <w:b w:val="0"/>
-        </w:rPr>
-        <w:t>Change: The candidate’s three false alarms are corrected without changing its detections.</w:t>
-      </w:r>
-    </w:p>
-    <w:p>
-      <w:pPr>
-        <w:pStyle w:val="Heading3"/>
-      </w:pPr>
-      <w:r>
-        <w:t>Predicted result</w:t>
-      </w:r>
-    </w:p>
-    <w:p>
-      <w:pPr>
-        <w:spacing w:line="336" w:lineRule="auto" w:after="180"/>
-        <w:shd w:fill="F1F6FC"/>
-      </w:pPr>
-      <w:r>
-        <w:rPr>
-          <w:b/>
-        </w:rPr>
-        <w:t>Prediction</w:t>
-      </w:r>
-      <w:r>
-        <w:rPr>
-          <w:b w:val="0"/>
-        </w:rPr>
-        <w:t xml:space="preserve">: Candidate </w:t>
-      </w:r>
-      <w:r>
-        <w:rPr>
-          <w:b/>
-        </w:rPr>
-        <w:t>accuracy</w:t>
-      </w:r>
-      <w:r>
-        <w:rPr>
-          <w:b w:val="0"/>
-        </w:rPr>
-        <w:t xml:space="preserve"> becomes20/20 with spotted </w:t>
-      </w:r>
-      <w:r>
-        <w:rPr>
-          <w:b/>
-        </w:rPr>
-        <w:t>recall</w:t>
-      </w:r>
-      <w:r>
-        <w:rPr>
-          <w:b w:val="0"/>
-        </w:rPr>
-        <w:t xml:space="preserve"> still100% in this toy set.</w:t>
-      </w:r>
-    </w:p>
-    <w:p>
-      <w:pPr>
-        <w:pStyle w:val="Heading3"/>
-      </w:pPr>
-      <w:r>
-        <w:t>Why the result follows</w:t>
-      </w:r>
-    </w:p>
-    <w:p>
-      <w:pPr>
-        <w:spacing w:line="336" w:lineRule="auto" w:after="180"/>
-        <w:shd w:fill="F1F6FC"/>
-      </w:pPr>
-      <w:r>
-        <w:rPr>
-          <w:b w:val="0"/>
-        </w:rPr>
-        <w:t>Reason: False alarms move from FP to TN; neither TP nor FN changes.</w:t>
-      </w:r>
-    </w:p>
-    <w:p>
-      <w:pPr>
-        <w:pStyle w:val="Heading3"/>
-      </w:pPr>
-      <w:r>
-        <w:t>Ask while showing the picture</w:t>
-      </w:r>
-    </w:p>
-    <w:p>
-      <w:pPr>
-        <w:pStyle w:val="Heading3"/>
-      </w:pPr>
-      <w:r>
-        <w:t>Ask while showing the picture · 7</w:t>
-      </w:r>
-    </w:p>
-    <w:p>
-      <w:pPr>
-        <w:spacing w:line="336" w:lineRule="auto" w:after="180"/>
-      </w:pPr>
-      <w:r>
-        <w:rPr>
-          <w:b w:val="0"/>
-        </w:rPr>
-        <w:t xml:space="preserve">Cover the result. Ask learners to name the </w:t>
-      </w:r>
-      <w:r>
-        <w:rPr>
-          <w:b/>
-        </w:rPr>
-        <w:t>input</w:t>
-      </w:r>
-      <w:r>
-        <w:rPr>
-          <w:b w:val="0"/>
-        </w:rPr>
-        <w:t xml:space="preserve">s and predict the next step. Uncover one step, connect the icon to the actual procedure, and explain its </w:t>
-      </w:r>
-      <w:r>
-        <w:rPr>
-          <w:b/>
-        </w:rPr>
-        <w:t>evidence</w:t>
-      </w:r>
-      <w:r>
-        <w:rPr>
-          <w:b w:val="0"/>
-        </w:rPr>
-        <w:t>. Then change the supplied condition and compare.</w:t>
-      </w:r>
-    </w:p>
-    <w:p>
-      <w:pPr>
-        <w:spacing w:line="336" w:lineRule="auto" w:after="180"/>
-      </w:pPr>
-      <w:r>
-        <w:rPr>
-          <w:b w:val="0"/>
-        </w:rPr>
-        <w:t>The picture is a representation; it does not document execution of a real AI model.</w:t>
-      </w:r>
-    </w:p>
-    <w:p>
-      <w:pPr>
-        <w:pStyle w:val="Heading1"/>
-      </w:pPr>
-      <w:r>
-        <w:t>03. Demonstrate and guide practice</w:t>
-      </w:r>
-    </w:p>
-    <w:p>
-      <w:r>
-        <w:t>Demonstrate Accuracy and Imbalance, reduce support deliberately and check individual reasoning before discussing answers.</w:t>
-      </w:r>
-    </w:p>
-    <w:p>
-      <w:pPr>
-        <w:pStyle w:val="Heading3"/>
-      </w:pPr>
-      <w:r>
-        <w:t>Choose the pacing route</w:t>
-      </w:r>
-    </w:p>
-    <w:p>
-      <w:pPr>
-        <w:spacing w:line="336" w:lineRule="auto" w:after="180"/>
-        <w:shd w:fill="F1F6F8"/>
-      </w:pPr>
-      <w:r>
-        <w:rPr>
-          <w:b w:val="0"/>
-        </w:rPr>
-        <w:t>Compact alternative: this two-session sequence covers selected core tasks. Use the three-session weekly plan for the full lesson, independent transfer, feedback and project work; allow extra time for extensions.</w:t>
-      </w:r>
-    </w:p>
-    <w:p>
-      <w:pPr>
-        <w:pStyle w:val="Heading3"/>
-      </w:pPr>
-      <w:r>
-        <w:t>Board sequence</w:t>
-      </w:r>
-    </w:p>
-    <w:p>
-      <w:pPr>
-        <w:pStyle w:val="Heading3"/>
-      </w:pPr>
-      <w:r>
-        <w:t>1. Put the facts on the board</w:t>
-      </w:r>
-    </w:p>
-    <w:p>
-      <w:pPr>
-        <w:spacing w:line="336" w:lineRule="auto" w:after="180"/>
-        <w:shd w:fill="F4F9FC"/>
-      </w:pPr>
-      <w:r>
-        <w:rPr>
-          <w:b w:val="0"/>
-        </w:rPr>
-        <w:t>Write the given facts: A dataset has 95 healthy and 5 spotted. Model predicts healthy for all.</w:t>
-      </w:r>
-    </w:p>
-    <w:p>
-      <w:pPr>
-        <w:pStyle w:val="Heading3"/>
-      </w:pPr>
-      <w:r>
-        <w:t>2. State the decision to explain</w:t>
-      </w:r>
-    </w:p>
-    <w:p>
-      <w:pPr>
-        <w:spacing w:line="336" w:lineRule="auto" w:after="180"/>
-        <w:shd w:fill="F4F9FC"/>
-      </w:pPr>
-      <w:r>
-        <w:rPr>
-          <w:b w:val="0"/>
-        </w:rPr>
-        <w:t xml:space="preserve">Write the question to explain: Calculate and critique </w:t>
-      </w:r>
-      <w:r>
-        <w:rPr>
-          <w:b/>
-        </w:rPr>
-        <w:t>accuracy</w:t>
-      </w:r>
-      <w:r>
-        <w:rPr>
-          <w:b w:val="0"/>
-        </w:rPr>
-        <w:t>.</w:t>
-      </w:r>
-    </w:p>
-    <w:p>
-      <w:pPr>
-        <w:pStyle w:val="Heading3"/>
-      </w:pPr>
-      <w:r>
-        <w:t>3. Reveal the worked reasoning</w:t>
-      </w:r>
-    </w:p>
-    <w:p>
-      <w:pPr>
-        <w:spacing w:line="336" w:lineRule="auto" w:after="180"/>
-        <w:shd w:fill="F1F6FC"/>
-      </w:pPr>
-      <w:r>
-        <w:rPr>
-          <w:b w:val="0"/>
-        </w:rPr>
-        <w:t xml:space="preserve">Reveal after </w:t>
-      </w:r>
-      <w:r>
-        <w:rPr>
-          <w:b/>
-        </w:rPr>
-        <w:t>prediction</w:t>
-      </w:r>
-      <w:r>
-        <w:rPr>
-          <w:b w:val="0"/>
-        </w:rPr>
-        <w:t xml:space="preserve">s: 95/100=95%, but spotted </w:t>
-      </w:r>
-      <w:r>
-        <w:rPr>
-          <w:b/>
-        </w:rPr>
-        <w:t>recall</w:t>
-      </w:r>
-      <w:r>
-        <w:rPr>
-          <w:b w:val="0"/>
-        </w:rPr>
-        <w:t>=0/5=0%. Majority performance hides the detection failure.</w:t>
-      </w:r>
-    </w:p>
-    <w:p>
-      <w:pPr>
-        <w:pStyle w:val="Heading3"/>
-      </w:pPr>
-      <w:r>
-        <w:t>Hold back the independent task</w:t>
-      </w:r>
-    </w:p>
-    <w:p>
-      <w:pPr>
-        <w:spacing w:line="336" w:lineRule="auto" w:after="180"/>
-        <w:shd w:fill="FFF5E6"/>
-      </w:pPr>
-      <w:r>
-        <w:rPr>
-          <w:b w:val="0"/>
-        </w:rPr>
-        <w:t xml:space="preserve">Keep for an independent attempt: A classifier predicts healthy for all 100 plants; 95 are healthy and 5 diseased. Compute </w:t>
-      </w:r>
-      <w:r>
-        <w:rPr>
-          <w:b/>
-        </w:rPr>
-        <w:t>accuracy</w:t>
-      </w:r>
-      <w:r>
-        <w:rPr>
-          <w:b w:val="0"/>
-        </w:rPr>
-        <w:t xml:space="preserve"> and diseased </w:t>
-      </w:r>
-      <w:r>
-        <w:rPr>
-          <w:b/>
-        </w:rPr>
-        <w:t>recall</w:t>
-      </w:r>
-      <w:r>
-        <w:rPr>
-          <w:b w:val="0"/>
-        </w:rPr>
-        <w:t>.</w:t>
-      </w:r>
-    </w:p>
-    <w:p>
-      <w:pPr>
-        <w:pStyle w:val="Heading3"/>
-      </w:pPr>
-      <w:r>
-        <w:t>Classroom dialogue</w:t>
-      </w:r>
-    </w:p>
-    <w:p>
-      <w:pPr>
-        <w:pStyle w:val="Heading3"/>
-      </w:pPr>
-      <w:r>
-        <w:t>Ask the class</w:t>
-      </w:r>
-    </w:p>
-    <w:p>
-      <w:pPr>
-        <w:spacing w:line="336" w:lineRule="auto" w:after="180"/>
-        <w:shd w:fill="F5F1FB"/>
-      </w:pPr>
-      <w:r>
-        <w:rPr>
-          <w:b w:val="0"/>
-        </w:rPr>
-        <w:t>Ask: Which facts are given, and which would we have to assume? Learners mark relevant details before discussing answers.</w:t>
-      </w:r>
-    </w:p>
-    <w:p>
-      <w:pPr>
-        <w:pStyle w:val="Heading3"/>
-      </w:pPr>
-      <w:r>
-        <w:t>Language to model</w:t>
-      </w:r>
-    </w:p>
-    <w:p>
-      <w:pPr>
-        <w:spacing w:line="336" w:lineRule="auto" w:after="180"/>
-        <w:shd w:fill="F1F6F8"/>
-      </w:pPr>
-      <w:r>
-        <w:rPr>
-          <w:b w:val="0"/>
-        </w:rPr>
-        <w:t>Say: Predict first. Show the rule, information path or calculation that would produce the result. A correct guess is not yet an explanation.</w:t>
-      </w:r>
-    </w:p>
-    <w:p>
-      <w:pPr>
-        <w:spacing w:line="336" w:lineRule="auto" w:after="180"/>
       </w:pPr>
       <w:r>
         <w:rPr>
           <w:b w:val="0"/>
         </w:rPr>
         <w:t>Reveal reasoning one step at a time. Explain why a tempting alternative fails. Write units and denominators for arithmetic, trace conditions for decisions, and identify supporting sources for claims.</w:t>
-      </w:r>
-    </w:p>
-    <w:p>
-      <w:pPr>
-        <w:spacing w:line="336" w:lineRule="auto" w:after="180"/>
-      </w:pPr>
-      <w:r>
-        <w:rPr>
-          <w:b w:val="0"/>
-        </w:rPr>
-        <w:t xml:space="preserve">In pairs, one learner solves while the other checks </w:t>
-      </w:r>
-      <w:r>
-        <w:rPr>
-          <w:b/>
-        </w:rPr>
-        <w:t>evidence</w:t>
-      </w:r>
-      <w:r>
-        <w:rPr>
-          <w:b w:val="0"/>
-        </w:rPr>
-        <w:t>; exchange roles. Remove the worked answer before independent assessment.</w:t>
       </w:r>
     </w:p>
     <w:p>
@@ -3255,606 +3752,122 @@
         <w:pStyle w:val="Heading3"/>
       </w:pPr>
       <w:r>
-        <w:t>Completion practice</w:t>
+        <w:t>Individual reasoning check</w:t>
+      </w:r>
+    </w:p>
+    <w:p>
+      <w:pPr>
+        <w:pStyle w:val="Heading3"/>
+      </w:pPr>
+      <w:r>
+        <w:t>Pictorial practice question</w:t>
+      </w:r>
+    </w:p>
+    <w:p>
+      <w:pPr>
+        <w:pStyle w:val="Heading3"/>
+      </w:pPr>
+      <w:r>
+        <w:t>Reasoned teacher answer</w:t>
+      </w:r>
+    </w:p>
+    <w:p>
+      <w:pPr>
+        <w:pStyle w:val="Heading1"/>
+      </w:pPr>
+      <w:r>
+        <w:t>04. Run the complete supplied investigation</w:t>
+      </w:r>
+    </w:p>
+    <w:p>
+      <w:r>
+        <w:t>Keep predictions, observed or supplied outcomes and unmeasured cases separate.</w:t>
+      </w:r>
+    </w:p>
+    <w:p>
+      <w:pPr>
+        <w:pStyle w:val="Heading2"/>
+      </w:pPr>
+      <w:r>
+        <w:t>Supplied inputs and checked guidance</w:t>
       </w:r>
     </w:p>
     <w:p>
       <w:pPr>
         <w:spacing w:line="336" w:lineRule="auto" w:after="180"/>
-        <w:shd w:fill="F5F1FB"/>
-      </w:pPr>
-      <w:r>
-        <w:rPr>
-          <w:b w:val="0"/>
-        </w:rPr>
-        <w:t xml:space="preserve">Completion task: For the worked candidate [[12,4],[0,4]], give ordinary </w:t>
-      </w:r>
-      <w:r>
-        <w:rPr>
-          <w:b/>
-        </w:rPr>
-        <w:t>accuracy</w:t>
-      </w:r>
-      <w:r>
-        <w:rPr>
-          <w:b w:val="0"/>
-        </w:rPr>
-        <w:t xml:space="preserve">, both </w:t>
-      </w:r>
-      <w:r>
-        <w:rPr>
-          <w:b/>
-        </w:rPr>
-        <w:t>class-specific correct fraction</w:t>
-      </w:r>
-      <w:r>
-        <w:rPr>
-          <w:b w:val="0"/>
-        </w:rPr>
-        <w:t xml:space="preserve">s, </w:t>
-      </w:r>
-      <w:r>
-        <w:rPr>
-          <w:b/>
-        </w:rPr>
-        <w:t>balanced accuracy</w:t>
-      </w:r>
-      <w:r>
-        <w:rPr>
-          <w:b w:val="0"/>
-        </w:rPr>
-        <w:t>, false positives and false negatives. Compare with the baseline.</w:t>
-      </w:r>
-    </w:p>
-    <w:p>
-      <w:pPr>
-        <w:pStyle w:val="Heading3"/>
-      </w:pPr>
-      <w:r>
-        <w:t>Reasoning to listen for</w:t>
+      </w:pPr>
+      <w:r>
+        <w:rPr>
+          <w:b w:val="0"/>
+        </w:rPr>
+        <w:t>Main cost-policy A(miss5,false alarm1):baseline20/candidate4points;policy B(miss1,false alarm6):baseline4/candidate24points. Values are fictional arithmetic priorities,not measured harms. Sparse[[3,1],[1,0]]ordinary60%,balanced37.5%;absentpositiveclass has no recall denominator and original function stops.</w:t>
       </w:r>
     </w:p>
     <w:p>
       <w:pPr>
         <w:spacing w:line="336" w:lineRule="auto" w:after="180"/>
-        <w:shd w:fill="F1F6FC"/>
-      </w:pPr>
-      <w:r>
-        <w:rPr>
-          <w:b w:val="0"/>
-        </w:rPr>
-        <w:t xml:space="preserve">Teacher check: </w:t>
-      </w:r>
-      <w:r>
-        <w:rPr>
-          <w:b/>
-        </w:rPr>
-        <w:t>Accuracy</w:t>
-      </w:r>
-      <w:r>
-        <w:rPr>
-          <w:b w:val="0"/>
-        </w:rPr>
-        <w:t xml:space="preserve"> 16/20=80 percent. Clear fraction 12/16=75 percent; blocked fraction 4/4=100 percent; </w:t>
-      </w:r>
-      <w:r>
-        <w:rPr>
-          <w:b/>
-        </w:rPr>
-        <w:t>balanced accuracy</w:t>
-      </w:r>
-      <w:r>
-        <w:rPr>
-          <w:b w:val="0"/>
-        </w:rPr>
-        <w:t xml:space="preserve"> (75+100)/2=87.5 percent. FP=4,FN=0.</w:t>
-      </w:r>
-    </w:p>
-    <w:p>
-      <w:pPr>
-        <w:spacing w:line="336" w:lineRule="auto" w:after="180"/>
-        <w:shd w:fill="F1F6FC"/>
-      </w:pPr>
-      <w:r>
-        <w:rPr>
-          <w:b w:val="0"/>
-        </w:rPr>
-        <w:t xml:space="preserve">Baseline </w:t>
-      </w:r>
-      <w:r>
-        <w:rPr>
-          <w:b/>
-        </w:rPr>
-        <w:t>accuracy</w:t>
-      </w:r>
-      <w:r>
-        <w:rPr>
-          <w:b w:val="0"/>
-        </w:rPr>
-        <w:t xml:space="preserve"> is also 80 percent but </w:t>
-      </w:r>
-      <w:r>
-        <w:rPr>
-          <w:b/>
-        </w:rPr>
-        <w:t>balanced accuracy</w:t>
-      </w:r>
-      <w:r>
-        <w:rPr>
-          <w:b w:val="0"/>
-        </w:rPr>
-        <w:t xml:space="preserve"> is 50 percent with FP=0,FN=4.</w:t>
-      </w:r>
-    </w:p>
-    <w:p>
-      <w:pPr>
-        <w:spacing w:line="336" w:lineRule="auto" w:after="180"/>
-      </w:pPr>
-      <w:r>
-        <w:rPr>
-          <w:b w:val="0"/>
-        </w:rPr>
-        <w:t xml:space="preserve">Start by identifying the given </w:t>
-      </w:r>
-      <w:r>
-        <w:rPr>
-          <w:b/>
-        </w:rPr>
-        <w:t>input</w:t>
-      </w:r>
-      <w:r>
-        <w:rPr>
-          <w:b w:val="0"/>
-        </w:rPr>
-        <w:t>s together. Leave the intermediate steps blank. If needed, model one step, then withdraw that help on the next step. Move to a full trace only when the partial trace is understood.</w:t>
-      </w:r>
-    </w:p>
-    <w:p>
-      <w:pPr>
-        <w:spacing w:line="336" w:lineRule="auto" w:after="180"/>
-      </w:pPr>
-      <w:r>
-        <w:rPr>
-          <w:b w:val="0"/>
-        </w:rPr>
-        <w:t>For partners, alternate explainer and checker; collect a response from every learner before discussion.</w:t>
-      </w:r>
-    </w:p>
-    <w:p>
-      <w:pPr>
-        <w:pStyle w:val="Heading3"/>
-      </w:pPr>
-      <w:r>
-        <w:t>Individual reasoning check</w:t>
-      </w:r>
-    </w:p>
-    <w:p>
-      <w:pPr>
-        <w:spacing w:line="336" w:lineRule="auto" w:after="180"/>
-      </w:pPr>
-      <w:r>
-        <w:rPr>
-          <w:b w:val="0"/>
-        </w:rPr>
-        <w:t xml:space="preserve">Use the worked case for </w:t>
-      </w:r>
-      <w:r>
-        <w:rPr>
-          <w:b/>
-        </w:rPr>
-        <w:t>Accuracy</w:t>
-      </w:r>
-      <w:r>
-        <w:rPr>
-          <w:b w:val="0"/>
-        </w:rPr>
-        <w:t xml:space="preserve"> and </w:t>
-      </w:r>
-      <w:r>
-        <w:rPr>
-          <w:b/>
-        </w:rPr>
-        <w:t>class imbalance</w:t>
-      </w:r>
-      <w:r>
-        <w:rPr>
-          <w:b w:val="0"/>
-        </w:rPr>
-        <w:t xml:space="preserve">. Proposed explanation: “High </w:t>
-      </w:r>
-      <w:r>
-        <w:rPr>
-          <w:b/>
-        </w:rPr>
-        <w:t>accuracy</w:t>
-      </w:r>
-      <w:r>
-        <w:rPr>
-          <w:b w:val="0"/>
-        </w:rPr>
-        <w:t xml:space="preserve"> means both classes work well”. Decide whether this explanation is supported.</w:t>
-      </w:r>
-    </w:p>
-    <w:p>
-      <w:pPr>
-        <w:spacing w:line="336" w:lineRule="auto" w:after="180"/>
-      </w:pPr>
-      <w:r>
-        <w:rPr>
-          <w:b w:val="0"/>
-        </w:rPr>
-        <w:t>Point to the step or supplied fact that decides; explain your repair if needed.</w:t>
-      </w:r>
-    </w:p>
-    <w:p>
-      <w:pPr>
-        <w:pStyle w:val="Heading3"/>
-      </w:pPr>
-      <w:r>
-        <w:t>Expected repair</w:t>
-      </w:r>
-    </w:p>
-    <w:p>
-      <w:pPr>
-        <w:spacing w:line="336" w:lineRule="auto" w:after="180"/>
-        <w:shd w:fill="F1F6FC"/>
-      </w:pPr>
-      <w:r>
-        <w:rPr>
-          <w:b w:val="0"/>
-        </w:rPr>
-        <w:t>Expected correction: A common class can dominate the overall count. Inspect each reference-class denominator and its errors.</w:t>
-      </w:r>
-    </w:p>
-    <w:p>
-      <w:pPr>
-        <w:spacing w:line="336" w:lineRule="auto" w:after="180"/>
-      </w:pPr>
-      <w:r>
-        <w:rPr>
-          <w:b w:val="0"/>
-        </w:rPr>
-        <w:t>Collect explanations, not only yes/no votes. If a misunderstanding is common, re-model the relevant step for the class.</w:t>
-      </w:r>
-    </w:p>
-    <w:p>
-      <w:pPr>
-        <w:spacing w:line="336" w:lineRule="auto" w:after="180"/>
-      </w:pPr>
-      <w:r>
-        <w:rPr>
-          <w:b w:val="0"/>
-        </w:rPr>
-        <w:t>If it affects a few learners, give a short targeted group explanation while others solve a more demanding variation.</w:t>
-      </w:r>
-    </w:p>
-    <w:p>
-      <w:pPr>
-        <w:pStyle w:val="Heading3"/>
-      </w:pPr>
-      <w:r>
-        <w:t>Pictorial practice question</w:t>
-      </w:r>
-    </w:p>
-    <w:p>
-      <w:pPr>
-        <w:spacing w:line="336" w:lineRule="auto" w:after="180"/>
-      </w:pPr>
-      <w:r>
-        <w:rPr>
-          <w:b w:val="0"/>
-        </w:rPr>
-        <w:t xml:space="preserve">Why can the 90% baseline still be unsuitable for a detection task? Point to the relevant step in the picture, then write the changed result and the rule or </w:t>
-      </w:r>
-      <w:r>
-        <w:rPr>
-          <w:b/>
-        </w:rPr>
-        <w:t>evidence</w:t>
-      </w:r>
-      <w:r>
-        <w:rPr>
-          <w:b w:val="0"/>
-        </w:rPr>
-        <w:t xml:space="preserve"> that supports it.</w:t>
-      </w:r>
-    </w:p>
-    <w:p>
-      <w:pPr>
-        <w:pStyle w:val="Heading3"/>
-      </w:pPr>
-      <w:r>
-        <w:t>Reasoned teacher answer</w:t>
-      </w:r>
-    </w:p>
-    <w:p>
-      <w:pPr>
-        <w:spacing w:line="336" w:lineRule="auto" w:after="180"/>
-      </w:pPr>
-      <w:r>
-        <w:rPr>
-          <w:b w:val="0"/>
-        </w:rPr>
-        <w:t xml:space="preserve">It misses every spotted leaf. </w:t>
-      </w:r>
-      <w:r>
-        <w:rPr>
-          <w:b/>
-        </w:rPr>
-        <w:t>Accuracy</w:t>
-      </w:r>
-      <w:r>
-        <w:rPr>
-          <w:b w:val="0"/>
-        </w:rPr>
-        <w:t xml:space="preserve"> is dominated by18 healthy cases; report class-specific errors and the intended-use consequences.</w:t>
-      </w:r>
-    </w:p>
-    <w:p>
-      <w:pPr>
-        <w:spacing w:line="336" w:lineRule="auto" w:after="180"/>
-      </w:pPr>
-      <w:r>
-        <w:rPr>
-          <w:b w:val="0"/>
-        </w:rPr>
-        <w:t xml:space="preserve">Changed-case check: Candidate </w:t>
-      </w:r>
-      <w:r>
-        <w:rPr>
-          <w:b/>
-        </w:rPr>
-        <w:t>accuracy</w:t>
-      </w:r>
-      <w:r>
-        <w:rPr>
-          <w:b w:val="0"/>
-        </w:rPr>
-        <w:t xml:space="preserve"> becomes20/20 with spotted </w:t>
-      </w:r>
-      <w:r>
-        <w:rPr>
-          <w:b/>
-        </w:rPr>
-        <w:t>recall</w:t>
-      </w:r>
-      <w:r>
-        <w:rPr>
-          <w:b w:val="0"/>
-        </w:rPr>
-        <w:t xml:space="preserve"> still100% in this toy set. False alarms move from FP to TN; neither TP nor FN changes.</w:t>
-      </w:r>
-    </w:p>
-    <w:p>
-      <w:pPr>
-        <w:spacing w:line="336" w:lineRule="auto" w:after="180"/>
-      </w:pPr>
-      <w:r>
-        <w:rPr>
-          <w:b w:val="0"/>
-        </w:rPr>
-        <w:t xml:space="preserve">Changed-case reasoning: Candidate </w:t>
-      </w:r>
-      <w:r>
-        <w:rPr>
-          <w:b/>
-        </w:rPr>
-        <w:t>accuracy</w:t>
-      </w:r>
-      <w:r>
-        <w:rPr>
-          <w:b w:val="0"/>
-        </w:rPr>
-        <w:t xml:space="preserve"> becomes20/20 with spotted </w:t>
-      </w:r>
-      <w:r>
-        <w:rPr>
-          <w:b/>
-        </w:rPr>
-        <w:t>recall</w:t>
-      </w:r>
-      <w:r>
-        <w:rPr>
-          <w:b w:val="0"/>
-        </w:rPr>
-        <w:t xml:space="preserve"> still100% in this toy set. False alarms move from FP to TN; neither TP nor FN changes.</w:t>
-      </w:r>
-    </w:p>
-    <w:p>
-      <w:pPr>
-        <w:spacing w:line="336" w:lineRule="auto" w:after="180"/>
-      </w:pPr>
-      <w:r>
-        <w:rPr>
-          <w:b w:val="0"/>
-        </w:rPr>
-        <w:t xml:space="preserve">Collect each learner’s explanation before discussion. Use the first missing connection between </w:t>
-      </w:r>
-      <w:r>
-        <w:rPr>
-          <w:b/>
-        </w:rPr>
-        <w:t>input</w:t>
-      </w:r>
-      <w:r>
-        <w:rPr>
-          <w:b w:val="0"/>
-        </w:rPr>
-        <w:t xml:space="preserve">, deciding step and result to choose support. This question is worked-case practice, not fresh mastery </w:t>
-      </w:r>
-      <w:r>
-        <w:rPr>
-          <w:b/>
-        </w:rPr>
-        <w:t>evidence</w:t>
-      </w:r>
-      <w:r>
-        <w:rPr>
-          <w:b w:val="0"/>
-        </w:rPr>
-        <w:t>.</w:t>
-      </w:r>
-    </w:p>
-    <w:p>
-      <w:pPr>
-        <w:pStyle w:val="Heading1"/>
-      </w:pPr>
-      <w:r>
-        <w:t>04. Run the weekly evidence lab</w:t>
-      </w:r>
-    </w:p>
-    <w:p>
-      <w:r>
-        <w:t>Run the Accuracy and Imbalance investigation and use the first unsupported step to choose a teaching response.</w:t>
-      </w:r>
-    </w:p>
-    <w:p>
-      <w:pPr>
-        <w:spacing w:line="336" w:lineRule="auto" w:after="180"/>
-      </w:pPr>
-      <w:r>
-        <w:rPr>
-          <w:b w:val="0"/>
-        </w:rPr>
-        <w:t>Keep the test conditions fixed, record every result, and change only one planned factor.</w:t>
-      </w:r>
-    </w:p>
-    <w:p>
-      <w:pPr>
-        <w:spacing w:line="336" w:lineRule="auto" w:after="180"/>
-        <w:shd w:fill="F4F9FC"/>
-      </w:pPr>
-      <w:r>
-        <w:rPr>
-          <w:b w:val="0"/>
-        </w:rPr>
-        <w:t xml:space="preserve">1. Write the hypothesis and expected </w:t>
-      </w:r>
-      <w:r>
-        <w:rPr>
-          <w:b/>
-        </w:rPr>
-        <w:t>evidence</w:t>
-      </w:r>
-      <w:r>
-        <w:rPr>
-          <w:b w:val="0"/>
-        </w:rPr>
-        <w:t xml:space="preserve"> before running.</w:t>
-      </w:r>
-    </w:p>
-    <w:p>
-      <w:pPr>
-        <w:spacing w:line="336" w:lineRule="auto" w:after="180"/>
-        <w:shd w:fill="F4F9FC"/>
-      </w:pPr>
-      <w:r>
-        <w:rPr>
-          <w:b w:val="0"/>
-        </w:rPr>
-        <w:t xml:space="preserve">2. Imbalance Simulation: compare majority </w:t>
-      </w:r>
-      <w:r>
-        <w:rPr>
-          <w:b/>
-        </w:rPr>
-        <w:t>prediction</w:t>
-      </w:r>
-      <w:r>
-        <w:rPr>
-          <w:b w:val="0"/>
-        </w:rPr>
-        <w:t xml:space="preserve"> with a model using </w:t>
-      </w:r>
-      <w:r>
-        <w:rPr>
-          <w:b/>
-        </w:rPr>
-        <w:t>accuracy</w:t>
-      </w:r>
-      <w:r>
-        <w:rPr>
-          <w:b w:val="0"/>
-        </w:rPr>
-        <w:t xml:space="preserve">, </w:t>
-      </w:r>
-      <w:r>
-        <w:rPr>
-          <w:b/>
-        </w:rPr>
-        <w:t>recall</w:t>
-      </w:r>
-      <w:r>
-        <w:rPr>
-          <w:b w:val="0"/>
-        </w:rPr>
-        <w:t>, and the actual error costs.</w:t>
-      </w:r>
-    </w:p>
-    <w:p>
-      <w:pPr>
-        <w:spacing w:line="336" w:lineRule="auto" w:after="180"/>
-        <w:shd w:fill="F4F9FC"/>
-      </w:pPr>
-      <w:r>
-        <w:rPr>
-          <w:b w:val="0"/>
-        </w:rPr>
+      </w:pPr>
+      <w:r>
+        <w:rPr>
+          <w:b w:val="0"/>
+        </w:rPr>
+        <w:t>Selected independent baseline90%accuracy/0%recall,candidate89%/70%,FP8,FN3;cost policy unspecified,no universal winner.</w:t>
+      </w:r>
+    </w:p>
+    <w:p>
+      <w:pPr>
+        <w:pStyle w:val="Heading2"/>
+      </w:pPr>
+      <w:r>
+        <w:t>Predict, investigate and record</w:t>
+      </w:r>
+    </w:p>
+    <w:p>
+      <w:pPr>
+        <w:pStyle w:val="ListNumber"/>
+      </w:pPr>
+      <w:r>
+        <w:t>1. Write the hypothesis and expected evidence before running.</w:t>
+      </w:r>
+    </w:p>
+    <w:p>
+      <w:pPr>
+        <w:pStyle w:val="ListNumber"/>
+      </w:pPr>
+      <w:r>
+        <w:t>2. Imbalance Simulation: compare majority prediction with a model using accuracy, recall, and the actual error costs.</w:t>
+      </w:r>
+    </w:p>
+    <w:p>
+      <w:pPr>
+        <w:pStyle w:val="ListNumber"/>
+      </w:pPr>
+      <w:r>
         <w:t>3. Run one normal, one boundary, one missing, and one shifted case.</w:t>
       </w:r>
     </w:p>
     <w:p>
       <w:pPr>
-        <w:spacing w:line="336" w:lineRule="auto" w:after="180"/>
-        <w:shd w:fill="F4F9FC"/>
-      </w:pPr>
-      <w:r>
-        <w:rPr>
-          <w:b w:val="0"/>
-        </w:rPr>
+        <w:pStyle w:val="ListNumber"/>
+      </w:pPr>
+      <w:r>
         <w:t>4. Calculate the metric from raw counts or row-level errors.</w:t>
       </w:r>
     </w:p>
     <w:p>
       <w:pPr>
-        <w:spacing w:line="336" w:lineRule="auto" w:after="180"/>
-        <w:shd w:fill="F4F9FC"/>
-      </w:pPr>
-      <w:r>
-        <w:rPr>
-          <w:b w:val="0"/>
-        </w:rPr>
+        <w:pStyle w:val="ListNumber"/>
+      </w:pPr>
+      <w:r>
         <w:t>5. Interpret what changed, what did not, and what remains unsafe or unknown.</w:t>
       </w:r>
     </w:p>
     <w:p>
       <w:pPr>
-        <w:pStyle w:val="Heading3"/>
-      </w:pPr>
-      <w:r>
-        <w:t>Make the lab runnable</w:t>
-      </w:r>
-    </w:p>
-    <w:p>
-      <w:pPr>
-        <w:spacing w:line="336" w:lineRule="auto" w:after="180"/>
-      </w:pPr>
-      <w:r>
-        <w:rPr>
-          <w:b w:val="0"/>
-        </w:rPr>
-        <w:t>Use the concrete case as the shared normal case and the independent question as a second case. Each pair creates a boundary or missing-information case and predicts its result before testing.</w:t>
-      </w:r>
-    </w:p>
-    <w:p>
-      <w:pPr>
-        <w:spacing w:line="336" w:lineRule="auto" w:after="180"/>
-      </w:pPr>
-      <w:r>
-        <w:rPr>
-          <w:b w:val="0"/>
-        </w:rPr>
-        <w:t>Keep the expected result separate from an observed mistake.</w:t>
+        <w:pStyle w:val="Heading2"/>
+      </w:pPr>
+      <w:r>
+        <w:t>Keep the experiment ledger</w:t>
       </w:r>
     </w:p>
     <w:tbl>
@@ -4005,10 +4018,10 @@
     </w:tbl>
     <w:p>
       <w:pPr>
-        <w:pStyle w:val="Heading3"/>
-      </w:pPr>
-      <w:r>
-        <w:t>Diagnose and reteach</w:t>
+        <w:pStyle w:val="Heading2"/>
+      </w:pPr>
+      <w:r>
+        <w:t>Diagnose the current misconceptions</w:t>
       </w:r>
     </w:p>
     <w:p>
@@ -4019,7 +4032,7 @@
         <w:rPr>
           <w:b w:val="0"/>
         </w:rPr>
-        <w:t xml:space="preserve">MISCONCEPTION TO REPAIR A classifier with 95% </w:t>
+        <w:t xml:space="preserve">High </w:t>
       </w:r>
       <w:r>
         <w:rPr>
@@ -4031,7 +4044,7 @@
         <w:rPr>
           <w:b w:val="0"/>
         </w:rPr>
-        <w:t xml:space="preserve"> is excellent in every practical situation.</w:t>
+        <w:t xml:space="preserve"> means both classes work well: A common class can dominate the overall count. Inspect each reference-class denominator and its errors.</w:t>
       </w:r>
     </w:p>
     <w:p>
@@ -4040,9 +4053,27 @@
       </w:pPr>
       <w:r>
         <w:rPr>
-          <w:b w:val="0"/>
-        </w:rPr>
-        <w:t>For guessing, return to given facts and request a trace. For vocabulary without application, use one example and one non-example. For arithmetic errors, check the setup before the calculation.</w:t>
+          <w:b/>
+        </w:rPr>
+        <w:t>Balanced accuracy</w:t>
+      </w:r>
+      <w:r>
+        <w:rPr>
+          <w:b w:val="0"/>
+        </w:rPr>
+        <w:t xml:space="preserve"> fixes the model: It changes the summary weighting, not any </w:t>
+      </w:r>
+      <w:r>
+        <w:rPr>
+          <w:b/>
+        </w:rPr>
+        <w:t>prediction</w:t>
+      </w:r>
+      <w:r>
+        <w:rPr>
+          <w:b w:val="0"/>
+        </w:rPr>
+        <w:t xml:space="preserve"> or underlying error.</w:t>
       </w:r>
     </w:p>
     <w:p>
@@ -4053,86 +4084,15 @@
         <w:rPr>
           <w:b w:val="0"/>
         </w:rPr>
-        <w:t>Finish with a different uncoached case before recording mastery.</w:t>
-      </w:r>
-    </w:p>
-    <w:p>
-      <w:pPr>
-        <w:pStyle w:val="Heading3"/>
-      </w:pPr>
-      <w:r>
-        <w:t>Address these additional misconceptions</w:t>
-      </w:r>
-    </w:p>
-    <w:p>
-      <w:pPr>
-        <w:spacing w:line="336" w:lineRule="auto" w:after="180"/>
-      </w:pPr>
-      <w:r>
-        <w:rPr>
-          <w:b w:val="0"/>
-        </w:rPr>
-        <w:t xml:space="preserve">High </w:t>
-      </w:r>
-      <w:r>
-        <w:rPr>
-          <w:b/>
-        </w:rPr>
-        <w:t>accuracy</w:t>
-      </w:r>
-      <w:r>
-        <w:rPr>
-          <w:b w:val="0"/>
-        </w:rPr>
-        <w:t xml:space="preserve"> means both classes work well: A common class can dominate the overall count. Inspect each reference-class denominator and its errors.</w:t>
-      </w:r>
-    </w:p>
-    <w:p>
-      <w:pPr>
-        <w:spacing w:line="336" w:lineRule="auto" w:after="180"/>
-      </w:pPr>
-      <w:r>
-        <w:rPr>
-          <w:b/>
-        </w:rPr>
-        <w:t>Balanced accuracy</w:t>
-      </w:r>
-      <w:r>
-        <w:rPr>
-          <w:b w:val="0"/>
-        </w:rPr>
-        <w:t xml:space="preserve"> fixes the model: It changes the summary weighting, not any </w:t>
-      </w:r>
-      <w:r>
-        <w:rPr>
-          <w:b/>
-        </w:rPr>
-        <w:t>prediction</w:t>
-      </w:r>
-      <w:r>
-        <w:rPr>
-          <w:b w:val="0"/>
-        </w:rPr>
-        <w:t xml:space="preserve"> or underlying error.</w:t>
-      </w:r>
-    </w:p>
-    <w:p>
-      <w:pPr>
-        <w:spacing w:line="336" w:lineRule="auto" w:after="180"/>
-      </w:pPr>
-      <w:r>
-        <w:rPr>
-          <w:b w:val="0"/>
-        </w:rPr>
         <w:t>An absent class has zero measured performance: Its fraction has a zero denominator and is unavailable. Report missing coverage rather than inventing a value.</w:t>
       </w:r>
     </w:p>
     <w:p>
       <w:pPr>
-        <w:pStyle w:val="Heading3"/>
-      </w:pPr>
-      <w:r>
-        <w:t>Match the support to the first error</w:t>
+        <w:pStyle w:val="Heading2"/>
+      </w:pPr>
+      <w:r>
+        <w:t>Choose accessible support</w:t>
       </w:r>
     </w:p>
     <w:tbl>
@@ -4305,15 +4265,772 @@
     </w:p>
     <w:p>
       <w:pPr>
+        <w:pStyle w:val="Heading2"/>
+      </w:pPr>
+      <w:r>
+        <w:t>Earlier wording, alternatives and picture transcripts · reference / check after trying</w:t>
+      </w:r>
+    </w:p>
+    <w:p>
+      <w:pPr>
+        <w:spacing w:line="336" w:lineRule="auto" w:after="180"/>
+      </w:pPr>
+      <w:r>
+        <w:rPr>
+          <w:b w:val="0"/>
+        </w:rPr>
+        <w:t>Run the weekly evidence lab</w:t>
+      </w:r>
+    </w:p>
+    <w:p>
+      <w:pPr>
+        <w:spacing w:line="336" w:lineRule="auto" w:after="180"/>
+      </w:pPr>
+      <w:r>
+        <w:rPr>
+          <w:b w:val="0"/>
+        </w:rPr>
+        <w:t>Keep the test conditions fixed, record every result, and change only one planned factor.</w:t>
+      </w:r>
+    </w:p>
+    <w:p>
+      <w:pPr>
+        <w:pStyle w:val="Heading3"/>
+      </w:pPr>
+      <w:r>
+        <w:t>Make the lab runnable</w:t>
+      </w:r>
+    </w:p>
+    <w:p>
+      <w:pPr>
+        <w:spacing w:line="336" w:lineRule="auto" w:after="180"/>
+      </w:pPr>
+      <w:r>
+        <w:rPr>
+          <w:b w:val="0"/>
+        </w:rPr>
+        <w:t>Use the supplied complete investigation for shared practice. Reserve the selected fresh90healthy/10spotted comparison for the individual first attempt before hints or feedback; earlier transfer questions remain additional practice.</w:t>
+      </w:r>
+    </w:p>
+    <w:p>
+      <w:pPr>
+        <w:pStyle w:val="Heading3"/>
+      </w:pPr>
+      <w:r>
+        <w:t>Diagnose and reteach</w:t>
+      </w:r>
+    </w:p>
+    <w:p>
+      <w:pPr>
+        <w:spacing w:line="336" w:lineRule="auto" w:after="180"/>
+      </w:pPr>
+      <w:r>
+        <w:rPr>
+          <w:b w:val="0"/>
+        </w:rPr>
+        <w:t xml:space="preserve">MISCONCEPTION TO REPAIR A classifier with 95% </w:t>
+      </w:r>
+      <w:r>
+        <w:rPr>
+          <w:b/>
+        </w:rPr>
+        <w:t>accuracy</w:t>
+      </w:r>
+      <w:r>
+        <w:rPr>
+          <w:b w:val="0"/>
+        </w:rPr>
+        <w:t xml:space="preserve"> is excellent in every practical situation.</w:t>
+      </w:r>
+    </w:p>
+    <w:p>
+      <w:pPr>
+        <w:spacing w:line="336" w:lineRule="auto" w:after="180"/>
+      </w:pPr>
+      <w:r>
+        <w:rPr>
+          <w:b w:val="0"/>
+        </w:rPr>
+        <w:t>For guessing, return to given facts and request a trace. For vocabulary without application, use one example and one non-example. For arithmetic errors, check the setup before the calculation.</w:t>
+      </w:r>
+    </w:p>
+    <w:p>
+      <w:pPr>
+        <w:spacing w:line="336" w:lineRule="auto" w:after="180"/>
+      </w:pPr>
+      <w:r>
+        <w:rPr>
+          <w:b w:val="0"/>
+        </w:rPr>
+        <w:t>Finish with a different uncoached case before recording mastery.</w:t>
+      </w:r>
+    </w:p>
+    <w:p>
+      <w:pPr>
+        <w:pStyle w:val="Heading3"/>
+      </w:pPr>
+      <w:r>
+        <w:t>Address these additional misconceptions</w:t>
+      </w:r>
+    </w:p>
+    <w:p>
+      <w:pPr>
+        <w:pStyle w:val="Heading3"/>
+      </w:pPr>
+      <w:r>
+        <w:t>Match the support to the first error</w:t>
+      </w:r>
+    </w:p>
+    <w:p>
+      <w:pPr>
         <w:pStyle w:val="Heading1"/>
       </w:pPr>
       <w:r>
-        <w:t>05. Assess and explain the answers</w:t>
-      </w:r>
-    </w:p>
-    <w:p>
-      <w:r>
-        <w:t>Use the Accuracy and Imbalance questions, teacher keys and criteria after the relevant attempts. Previously discussed cases are practice; protect the separately selected independent task.</w:t>
+        <w:t>05. Assess the selected experiment transfer</w:t>
+      </w:r>
+    </w:p>
+    <w:p>
+      <w:r>
+        <w:t>Keep this key until after a first attempt; record any help and prior exposure.</w:t>
+      </w:r>
+    </w:p>
+    <w:p>
+      <w:pPr>
+        <w:pStyle w:val="Heading2"/>
+      </w:pPr>
+      <w:r>
+        <w:t>Selected independent task and checked key</w:t>
+      </w:r>
+    </w:p>
+    <w:p>
+      <w:pPr>
+        <w:spacing w:line="336" w:lineRule="auto" w:after="180"/>
+      </w:pPr>
+      <w:r>
+        <w:rPr>
+          <w:b w:val="0"/>
+        </w:rPr>
+        <w:t xml:space="preserve">Selected case: Validation has90 healthy and10 spotted cases. Always-healthy predicts all healthy. Another model has TP7,FN3,FP8,TN82. Compare </w:t>
+      </w:r>
+      <w:r>
+        <w:rPr>
+          <w:b/>
+        </w:rPr>
+        <w:t>accuracy</w:t>
+      </w:r>
+      <w:r>
+        <w:rPr>
+          <w:b w:val="0"/>
+        </w:rPr>
+        <w:t xml:space="preserve"> and spotted </w:t>
+      </w:r>
+      <w:r>
+        <w:rPr>
+          <w:b/>
+        </w:rPr>
+        <w:t>recall</w:t>
+      </w:r>
+      <w:r>
+        <w:rPr>
+          <w:b w:val="0"/>
+        </w:rPr>
+        <w:t>.</w:t>
+      </w:r>
+    </w:p>
+    <w:p>
+      <w:pPr>
+        <w:spacing w:line="336" w:lineRule="auto" w:after="180"/>
+      </w:pPr>
+      <w:r>
+        <w:rPr>
+          <w:b w:val="0"/>
+        </w:rPr>
+        <w:t xml:space="preserve">Always-healthy </w:t>
+      </w:r>
+      <w:r>
+        <w:rPr>
+          <w:b/>
+        </w:rPr>
+        <w:t>accuracy</w:t>
+      </w:r>
+      <w:r>
+        <w:rPr>
+          <w:b w:val="0"/>
+        </w:rPr>
+        <w:t xml:space="preserve">90% but spotted </w:t>
+      </w:r>
+      <w:r>
+        <w:rPr>
+          <w:b/>
+        </w:rPr>
+        <w:t>recall</w:t>
+      </w:r>
+      <w:r>
+        <w:rPr>
+          <w:b w:val="0"/>
+        </w:rPr>
+        <w:t xml:space="preserve">0%. The other model has89% </w:t>
+      </w:r>
+      <w:r>
+        <w:rPr>
+          <w:b/>
+        </w:rPr>
+        <w:t>accuracy</w:t>
+      </w:r>
+      <w:r>
+        <w:rPr>
+          <w:b w:val="0"/>
+        </w:rPr>
+        <w:t xml:space="preserve"> and</w:t>
+      </w:r>
+      <w:r>
+        <w:rPr>
+          <w:b/>
+        </w:rPr>
+        <w:t>70%</w:t>
+      </w:r>
+      <w:r>
+        <w:rPr>
+          <w:b w:val="0"/>
+        </w:rPr>
+        <w:t xml:space="preserve"> spotted </w:t>
+      </w:r>
+      <w:r>
+        <w:rPr>
+          <w:b/>
+        </w:rPr>
+        <w:t>recall</w:t>
+      </w:r>
+      <w:r>
+        <w:rPr>
+          <w:b w:val="0"/>
+        </w:rPr>
+        <w:t>. Its false positives are8.</w:t>
+      </w:r>
+    </w:p>
+    <w:p>
+      <w:pPr>
+        <w:spacing w:line="336" w:lineRule="auto" w:after="180"/>
+      </w:pPr>
+      <w:r>
+        <w:rPr>
+          <w:b w:val="0"/>
+        </w:rPr>
+        <w:t xml:space="preserve">Decide using declared consequences and relevant metrics; </w:t>
+      </w:r>
+      <w:r>
+        <w:rPr>
+          <w:b/>
+        </w:rPr>
+        <w:t>accuracy</w:t>
+      </w:r>
+      <w:r>
+        <w:rPr>
+          <w:b w:val="0"/>
+        </w:rPr>
+        <w:t xml:space="preserve"> alone hides missed spotted cases.</w:t>
+      </w:r>
+    </w:p>
+    <w:p>
+      <w:pPr>
+        <w:pStyle w:val="Heading2"/>
+      </w:pPr>
+      <w:r>
+        <w:t>Judge trace, scope and support</w:t>
+      </w:r>
+    </w:p>
+    <w:tbl>
+      <w:tblPr>
+        <w:tblStyle w:val="LightShading-Accent1"/>
+        <w:tblW w:type="auto" w:w="0"/>
+        <w:tblLook w:firstColumn="1" w:firstRow="1" w:lastColumn="0" w:lastRow="0" w:noHBand="0" w:noVBand="1" w:val="04A0"/>
+      </w:tblPr>
+      <w:tblGrid>
+        <w:gridCol w:w="5112"/>
+        <w:gridCol w:w="5112"/>
+      </w:tblGrid>
+      <w:tr>
+        <w:trPr>
+          <w:tblHeader/>
+        </w:trPr>
+        <w:tc>
+          <w:tcPr>
+            <w:tcW w:type="dxa" w:w="5112"/>
+          </w:tcPr>
+          <w:p>
+            <w:r>
+              <w:t>Dimension</w:t>
+            </w:r>
+          </w:p>
+        </w:tc>
+        <w:tc>
+          <w:tcPr>
+            <w:tcW w:type="dxa" w:w="5112"/>
+          </w:tcPr>
+          <w:p>
+            <w:r>
+              <w:t>Evidence required</w:t>
+            </w:r>
+          </w:p>
+        </w:tc>
+      </w:tr>
+      <w:tr>
+        <w:tc>
+          <w:tcPr>
+            <w:tcW w:type="dxa" w:w="5112"/>
+          </w:tcPr>
+          <w:p>
+            <w:r>
+              <w:t>Explanation</w:t>
+            </w:r>
+          </w:p>
+        </w:tc>
+        <w:tc>
+          <w:tcPr>
+            <w:tcW w:type="dxa" w:w="5112"/>
+          </w:tcPr>
+          <w:p>
+            <w:r>
+              <w:t>Names the applicable idea or procedure and ties it to the supplied facts.</w:t>
+            </w:r>
+          </w:p>
+        </w:tc>
+      </w:tr>
+      <w:tr>
+        <w:tc>
+          <w:tcPr>
+            <w:tcW w:type="dxa" w:w="5112"/>
+          </w:tcPr>
+          <w:p>
+            <w:r>
+              <w:t>Trace and result</w:t>
+            </w:r>
+          </w:p>
+        </w:tc>
+        <w:tc>
+          <w:tcPr>
+            <w:tcW w:type="dxa" w:w="5112"/>
+          </w:tcPr>
+          <w:p>
+            <w:r>
+              <w:t>Preserves the given inputs and shows the relevant intermediate steps; distinguishes a prediction from an observed execution.</w:t>
+            </w:r>
+          </w:p>
+        </w:tc>
+      </w:tr>
+      <w:tr>
+        <w:tc>
+          <w:tcPr>
+            <w:tcW w:type="dxa" w:w="5112"/>
+          </w:tcPr>
+          <w:p>
+            <w:r>
+              <w:t>Limits</w:t>
+            </w:r>
+          </w:p>
+        </w:tc>
+        <w:tc>
+          <w:tcPr>
+            <w:tcW w:type="dxa" w:w="5112"/>
+          </w:tcPr>
+          <w:p>
+            <w:r>
+              <w:t>States the assumptions, missing evidence or conditions under which the result would change.</w:t>
+            </w:r>
+          </w:p>
+        </w:tc>
+      </w:tr>
+    </w:tbl>
+    <w:p>
+      <w:pPr>
+        <w:spacing w:line="336" w:lineRule="auto" w:after="180"/>
+      </w:pPr>
+      <w:r>
+        <w:rPr>
+          <w:b w:val="0"/>
+        </w:rPr>
+        <w:t>Record each dimension as not yet, with support, or independent. Accept a valid alternative procedure with a defensible trace.</w:t>
+      </w:r>
+    </w:p>
+    <w:p>
+      <w:pPr>
+        <w:spacing w:line="336" w:lineRule="auto" w:after="180"/>
+      </w:pPr>
+      <w:r>
+        <w:rPr>
+          <w:b w:val="0"/>
+        </w:rPr>
+        <w:t xml:space="preserve">Do not penalise an honestly recorded model failure if the learner correctly explains its </w:t>
+      </w:r>
+      <w:r>
+        <w:rPr>
+          <w:b/>
+        </w:rPr>
+        <w:t>evidence</w:t>
+      </w:r>
+      <w:r>
+        <w:rPr>
+          <w:b w:val="0"/>
+        </w:rPr>
+        <w:t xml:space="preserve"> and limits.</w:t>
+      </w:r>
+    </w:p>
+    <w:p>
+      <w:pPr>
+        <w:pStyle w:val="Heading2"/>
+      </w:pPr>
+      <w:r>
+        <w:t>Give one repair action</w:t>
+      </w:r>
+    </w:p>
+    <w:p>
+      <w:pPr>
+        <w:spacing w:line="336" w:lineRule="auto" w:after="180"/>
+      </w:pPr>
+      <w:r>
+        <w:rPr>
+          <w:b w:val="0"/>
+        </w:rPr>
+        <w:t>Name the earliest unsupported step and give one action to repair it. Have the learner make that repair now and explain why. Then assess the relevant skill on a fresh, fully specified case.</w:t>
+      </w:r>
+    </w:p>
+    <w:p>
+      <w:pPr>
+        <w:spacing w:line="336" w:lineRule="auto" w:after="180"/>
+      </w:pPr>
+      <w:r>
+        <w:rPr>
+          <w:b w:val="0"/>
+        </w:rPr>
+        <w:t>Confirm it was not previously practised with feedback; solve and check the new case before assigning it. A follow-up design prompt is a starting brief, not automatically an equivalent test.</w:t>
+      </w:r>
+    </w:p>
+    <w:p>
+      <w:pPr>
+        <w:pStyle w:val="Heading2"/>
+      </w:pPr>
+      <w:r>
+        <w:t>W1 Score the majority baseline</w:t>
+      </w:r>
+    </w:p>
+    <w:p>
+      <w:pPr>
+        <w:spacing w:line="336" w:lineRule="auto" w:after="180"/>
+      </w:pPr>
+      <w:r>
+        <w:rPr>
+          <w:b/>
+        </w:rPr>
+        <w:t>Training</w:t>
+      </w:r>
+      <w:r>
+        <w:rPr>
+          <w:b w:val="0"/>
+        </w:rPr>
+        <w:t xml:space="preserve"> has 16 clear and 4 blocked labels. State the majority rule. On the worked evaluation, give its matrix, </w:t>
+      </w:r>
+      <w:r>
+        <w:rPr>
+          <w:b/>
+        </w:rPr>
+        <w:t>accuracy</w:t>
+      </w:r>
+      <w:r>
+        <w:rPr>
+          <w:b w:val="0"/>
+        </w:rPr>
+        <w:t>, false positives and false negatives with blocked positive. Explain why 80 percent is incomplete.</w:t>
+      </w:r>
+    </w:p>
+    <w:p>
+      <w:pPr>
+        <w:spacing w:line="336" w:lineRule="auto" w:after="180"/>
+      </w:pPr>
+      <w:r>
+        <w:rPr>
+          <w:b w:val="0"/>
+        </w:rPr>
+        <w:t xml:space="preserve">The </w:t>
+      </w:r>
+      <w:r>
+        <w:rPr>
+          <w:b/>
+        </w:rPr>
+        <w:t>training</w:t>
+      </w:r>
+      <w:r>
+        <w:rPr>
+          <w:b w:val="0"/>
+        </w:rPr>
+        <w:t>-majority rule always predicts clear. Matrix [[16,0],[4,0]] gives 16/20=80 percent, FP=0,FN=4. It misses all four blocked cases, so the overall score hides complete failure on that evaluated class.</w:t>
+      </w:r>
+    </w:p>
+    <w:p>
+      <w:pPr>
+        <w:pStyle w:val="Heading2"/>
+      </w:pPr>
+      <w:r>
+        <w:t>W2 Compare both class fractions</w:t>
+      </w:r>
+    </w:p>
+    <w:p>
+      <w:pPr>
+        <w:spacing w:line="336" w:lineRule="auto" w:after="180"/>
+      </w:pPr>
+      <w:r>
+        <w:rPr>
+          <w:b w:val="0"/>
+        </w:rPr>
+        <w:t xml:space="preserve">For the worked candidate [[12,4],[0,4]], give ordinary </w:t>
+      </w:r>
+      <w:r>
+        <w:rPr>
+          <w:b/>
+        </w:rPr>
+        <w:t>accuracy</w:t>
+      </w:r>
+      <w:r>
+        <w:rPr>
+          <w:b w:val="0"/>
+        </w:rPr>
+        <w:t xml:space="preserve">, both </w:t>
+      </w:r>
+      <w:r>
+        <w:rPr>
+          <w:b/>
+        </w:rPr>
+        <w:t>class-specific correct fraction</w:t>
+      </w:r>
+      <w:r>
+        <w:rPr>
+          <w:b w:val="0"/>
+        </w:rPr>
+        <w:t xml:space="preserve">s, </w:t>
+      </w:r>
+      <w:r>
+        <w:rPr>
+          <w:b/>
+        </w:rPr>
+        <w:t>balanced accuracy</w:t>
+      </w:r>
+      <w:r>
+        <w:rPr>
+          <w:b w:val="0"/>
+        </w:rPr>
+        <w:t>, false positives and false negatives. Compare with the baseline.</w:t>
+      </w:r>
+    </w:p>
+    <w:p>
+      <w:pPr>
+        <w:spacing w:line="336" w:lineRule="auto" w:after="180"/>
+      </w:pPr>
+      <w:r>
+        <w:rPr>
+          <w:b/>
+        </w:rPr>
+        <w:t>Accuracy</w:t>
+      </w:r>
+      <w:r>
+        <w:rPr>
+          <w:b w:val="0"/>
+        </w:rPr>
+        <w:t xml:space="preserve"> 16/20=80 percent. Clear fraction 12/16=75 percent; blocked fraction 4/4=100 percent; </w:t>
+      </w:r>
+      <w:r>
+        <w:rPr>
+          <w:b/>
+        </w:rPr>
+        <w:t>balanced accuracy</w:t>
+      </w:r>
+      <w:r>
+        <w:rPr>
+          <w:b w:val="0"/>
+        </w:rPr>
+        <w:t xml:space="preserve"> (75+100)/2=87.5 percent. FP=4,FN=0.</w:t>
+      </w:r>
+    </w:p>
+    <w:p>
+      <w:pPr>
+        <w:spacing w:line="336" w:lineRule="auto" w:after="180"/>
+      </w:pPr>
+      <w:r>
+        <w:rPr>
+          <w:b w:val="0"/>
+        </w:rPr>
+        <w:t xml:space="preserve">Baseline </w:t>
+      </w:r>
+      <w:r>
+        <w:rPr>
+          <w:b/>
+        </w:rPr>
+        <w:t>accuracy</w:t>
+      </w:r>
+      <w:r>
+        <w:rPr>
+          <w:b w:val="0"/>
+        </w:rPr>
+        <w:t xml:space="preserve"> is also 80 percent but </w:t>
+      </w:r>
+      <w:r>
+        <w:rPr>
+          <w:b/>
+        </w:rPr>
+        <w:t>balanced accuracy</w:t>
+      </w:r>
+      <w:r>
+        <w:rPr>
+          <w:b w:val="0"/>
+        </w:rPr>
+        <w:t xml:space="preserve"> is 50 percent with FP=0,FN=4.</w:t>
+      </w:r>
+    </w:p>
+    <w:p>
+      <w:pPr>
+        <w:pStyle w:val="Heading2"/>
+      </w:pPr>
+      <w:r>
+        <w:t>W3 Explain a changed class mix</w:t>
+      </w:r>
+    </w:p>
+    <w:p>
+      <w:pPr>
+        <w:spacing w:line="336" w:lineRule="auto" w:after="180"/>
+      </w:pPr>
+      <w:r>
+        <w:rPr>
+          <w:b w:val="0"/>
+        </w:rPr>
+        <w:t xml:space="preserve">For the illustrative 8-clear 8-blocked set, use baseline [[8,0],[8,0]] and candidate [[6,2],[0,8]]. Calculate ordinary and </w:t>
+      </w:r>
+      <w:r>
+        <w:rPr>
+          <w:b/>
+        </w:rPr>
+        <w:t>balanced accuracy</w:t>
+      </w:r>
+      <w:r>
+        <w:rPr>
+          <w:b w:val="0"/>
+        </w:rPr>
+        <w:t xml:space="preserve"> for each. Explain what stayed fixed and what this example does not prove.</w:t>
+      </w:r>
+    </w:p>
+    <w:p>
+      <w:pPr>
+        <w:spacing w:line="336" w:lineRule="auto" w:after="180"/>
+      </w:pPr>
+      <w:r>
+        <w:rPr>
+          <w:b w:val="0"/>
+        </w:rPr>
+        <w:t>Baseline ordinary 8/16=50 percent and balanced (100+0)/2=50 percent. Candidate ordinary 14/16=87.5 percent and balanced (75+100)/2=87.5 percent. Within-class fractions stayed fixed while class counts changed.</w:t>
+      </w:r>
+    </w:p>
+    <w:p>
+      <w:pPr>
+        <w:spacing w:line="336" w:lineRule="auto" w:after="180"/>
+      </w:pPr>
+      <w:r>
+        <w:rPr>
+          <w:b w:val="0"/>
+        </w:rPr>
+        <w:t>This arithmetic assumption does not prove unchanged real-world behavior on a new population.</w:t>
+      </w:r>
+    </w:p>
+    <w:p>
+      <w:pPr>
+        <w:pStyle w:val="Heading2"/>
+      </w:pPr>
+      <w:r>
+        <w:t>W5 Limit claims from missing classes</w:t>
+      </w:r>
+    </w:p>
+    <w:p>
+      <w:pPr>
+        <w:spacing w:line="336" w:lineRule="auto" w:after="180"/>
+      </w:pPr>
+      <w:r>
+        <w:rPr>
+          <w:b w:val="0"/>
+        </w:rPr>
+        <w:t xml:space="preserve">An evaluation contains ten clear cases and no blocked cases. All </w:t>
+      </w:r>
+      <w:r>
+        <w:rPr>
+          <w:b/>
+        </w:rPr>
+        <w:t>prediction</w:t>
+      </w:r>
+      <w:r>
+        <w:rPr>
+          <w:b w:val="0"/>
+        </w:rPr>
+        <w:t xml:space="preserve">s are clear. State ordinary </w:t>
+      </w:r>
+      <w:r>
+        <w:rPr>
+          <w:b/>
+        </w:rPr>
+        <w:t>accuracy</w:t>
+      </w:r>
+      <w:r>
+        <w:rPr>
+          <w:b w:val="0"/>
+        </w:rPr>
+        <w:t>, explain why blocked performance is unavailable, and describe how our code handles the missing class.</w:t>
+      </w:r>
+    </w:p>
+    <w:p>
+      <w:pPr>
+        <w:spacing w:line="336" w:lineRule="auto" w:after="180"/>
+      </w:pPr>
+      <w:r>
+        <w:rPr>
+          <w:b w:val="0"/>
+        </w:rPr>
+        <w:t xml:space="preserve">Ordinary </w:t>
+      </w:r>
+      <w:r>
+        <w:rPr>
+          <w:b/>
+        </w:rPr>
+        <w:t>accuracy</w:t>
+      </w:r>
+      <w:r>
+        <w:rPr>
+          <w:b w:val="0"/>
+        </w:rPr>
+        <w:t xml:space="preserve"> is 10/10=100 percent on the observed clear cases. The blocked-class fraction has denominator zero, so it cannot be measured.</w:t>
+      </w:r>
+    </w:p>
+    <w:p>
+      <w:pPr>
+        <w:spacing w:line="336" w:lineRule="auto" w:after="180"/>
+      </w:pPr>
+      <w:r>
+        <w:rPr>
+          <w:b w:val="0"/>
+        </w:rPr>
+        <w:t>Our two-class summary function stops with ValueError; report the missing coverage instead of claiming perfect performance on both classes.</w:t>
+      </w:r>
+    </w:p>
+    <w:p>
+      <w:pPr>
+        <w:pStyle w:val="Heading2"/>
+      </w:pPr>
+      <w:r>
+        <w:t>Earlier wording, alternatives and picture transcripts · reference / check after trying</w:t>
+      </w:r>
+    </w:p>
+    <w:p>
+      <w:pPr>
+        <w:spacing w:line="336" w:lineRule="auto" w:after="180"/>
+      </w:pPr>
+      <w:r>
+        <w:rPr>
+          <w:b w:val="0"/>
+        </w:rPr>
+        <w:t>Assess and explain the answers</w:t>
       </w:r>
     </w:p>
     <w:p>
@@ -4326,34 +5043,68 @@
     </w:p>
     <w:p>
       <w:pPr>
+        <w:spacing w:line="336" w:lineRule="auto" w:after="180"/>
+      </w:pPr>
+      <w:r>
+        <w:rPr>
+          <w:b w:val="0"/>
+        </w:rPr>
+        <w:t xml:space="preserve">95/100=95%, but spotted </w:t>
+      </w:r>
+      <w:r>
+        <w:rPr>
+          <w:b/>
+        </w:rPr>
+        <w:t>recall</w:t>
+      </w:r>
+      <w:r>
+        <w:rPr>
+          <w:b w:val="0"/>
+        </w:rPr>
+        <w:t>=0/5=0%. Majority performance hides the detection failure.</w:t>
+      </w:r>
+    </w:p>
+    <w:p>
+      <w:pPr>
         <w:pStyle w:val="Heading3"/>
       </w:pPr>
       <w:r>
-        <w:t>Teacher key · Worked case answer</w:t>
+        <w:t>Additional transfer practice question</w:t>
       </w:r>
     </w:p>
     <w:p>
       <w:pPr>
         <w:spacing w:line="336" w:lineRule="auto" w:after="180"/>
-        <w:shd w:fill="F1F6FC"/>
-      </w:pPr>
-      <w:r>
-        <w:rPr>
-          <w:b w:val="0"/>
-        </w:rPr>
-        <w:t xml:space="preserve">95/100=95%, but spotted </w:t>
+      </w:pPr>
+      <w:r>
+        <w:rPr>
+          <w:b w:val="0"/>
+        </w:rPr>
+        <w:t xml:space="preserve">A classifier predicts healthy for all 100 plants; 95 are healthy and 5 diseased. Compute </w:t>
       </w:r>
       <w:r>
         <w:rPr>
           <w:b/>
         </w:rPr>
+        <w:t>accuracy</w:t>
+      </w:r>
+      <w:r>
+        <w:rPr>
+          <w:b w:val="0"/>
+        </w:rPr>
+        <w:t xml:space="preserve"> and diseased </w:t>
+      </w:r>
+      <w:r>
+        <w:rPr>
+          <w:b/>
+        </w:rPr>
         <w:t>recall</w:t>
       </w:r>
       <w:r>
         <w:rPr>
           <w:b w:val="0"/>
         </w:rPr>
-        <w:t>=0/5=0%. Majority performance hides the detection failure.</w:t>
+        <w:t>.</w:t>
       </w:r>
     </w:p>
     <w:p>
@@ -4361,73 +5112,12 @@
         <w:pStyle w:val="Heading3"/>
       </w:pPr>
       <w:r>
-        <w:t>Independent question</w:t>
-      </w:r>
-    </w:p>
-    <w:p>
-      <w:pPr>
-        <w:pStyle w:val="Heading3"/>
-      </w:pPr>
-      <w:r>
-        <w:t>Independent question · withhold the key</w:t>
+        <w:t>Reasoned practice answer</w:t>
       </w:r>
     </w:p>
     <w:p>
       <w:pPr>
         <w:spacing w:line="336" w:lineRule="auto" w:after="180"/>
-        <w:shd w:fill="F5F1FB"/>
-      </w:pPr>
-      <w:r>
-        <w:rPr>
-          <w:b w:val="0"/>
-        </w:rPr>
-        <w:t xml:space="preserve">A classifier predicts healthy for all 100 plants; 95 are healthy and 5 diseased. Compute </w:t>
-      </w:r>
-      <w:r>
-        <w:rPr>
-          <w:b/>
-        </w:rPr>
-        <w:t>accuracy</w:t>
-      </w:r>
-      <w:r>
-        <w:rPr>
-          <w:b w:val="0"/>
-        </w:rPr>
-        <w:t xml:space="preserve"> and diseased </w:t>
-      </w:r>
-      <w:r>
-        <w:rPr>
-          <w:b/>
-        </w:rPr>
-        <w:t>recall</w:t>
-      </w:r>
-      <w:r>
-        <w:rPr>
-          <w:b w:val="0"/>
-        </w:rPr>
-        <w:t>.</w:t>
-      </w:r>
-    </w:p>
-    <w:p>
-      <w:pPr>
-        <w:pStyle w:val="Heading3"/>
-      </w:pPr>
-      <w:r>
-        <w:t>Expected independent answer</w:t>
-      </w:r>
-    </w:p>
-    <w:p>
-      <w:pPr>
-        <w:pStyle w:val="Heading3"/>
-      </w:pPr>
-      <w:r>
-        <w:t>Teacher key · Expected independent answer</w:t>
-      </w:r>
-    </w:p>
-    <w:p>
-      <w:pPr>
-        <w:spacing w:line="336" w:lineRule="auto" w:after="180"/>
-        <w:shd w:fill="F1F6FC"/>
       </w:pPr>
       <w:r>
         <w:rPr>
@@ -4763,46 +5453,193 @@
     </w:p>
     <w:p>
       <w:pPr>
+        <w:spacing w:line="336" w:lineRule="auto" w:after="180"/>
+      </w:pPr>
+      <w:r>
+        <w:rPr>
+          <w:b w:val="0"/>
+        </w:rPr>
+        <w:t xml:space="preserve">A </w:t>
+      </w:r>
+      <w:r>
+        <w:rPr>
+          <w:b/>
+        </w:rPr>
+        <w:t>accuracy</w:t>
+      </w:r>
+      <w:r>
+        <w:rPr>
+          <w:b w:val="0"/>
+        </w:rPr>
+        <w:t xml:space="preserve">=96%, </w:t>
+      </w:r>
+      <w:r>
+        <w:rPr>
+          <w:b/>
+        </w:rPr>
+        <w:t>recall</w:t>
+      </w:r>
+      <w:r>
+        <w:rPr>
+          <w:b w:val="0"/>
+        </w:rPr>
+        <w:t xml:space="preserve">=0%. B has TP=3,FN=1,FP=5,TN=91; </w:t>
+      </w:r>
+      <w:r>
+        <w:rPr>
+          <w:b/>
+        </w:rPr>
+        <w:t>accuracy</w:t>
+      </w:r>
+      <w:r>
+        <w:rPr>
+          <w:b w:val="0"/>
+        </w:rPr>
+        <w:t xml:space="preserve">=94%, </w:t>
+      </w:r>
+      <w:r>
+        <w:rPr>
+          <w:b/>
+        </w:rPr>
+        <w:t>recall</w:t>
+      </w:r>
+      <w:r>
+        <w:rPr>
+          <w:b w:val="0"/>
+        </w:rPr>
+        <w:t xml:space="preserve">=75%. Higher </w:t>
+      </w:r>
+      <w:r>
+        <w:rPr>
+          <w:b/>
+        </w:rPr>
+        <w:t>accuracy</w:t>
+      </w:r>
+      <w:r>
+        <w:rPr>
+          <w:b w:val="0"/>
+        </w:rPr>
+        <w:t xml:space="preserve"> alone favours A despite missing all positives. The preferred tradeoff depends on task consequences and review capacity.</w:t>
+      </w:r>
+    </w:p>
+    <w:p>
+      <w:pPr>
         <w:pStyle w:val="Heading3"/>
       </w:pPr>
       <w:r>
-        <w:t>Teacher key · Original transfer answer</w:t>
+        <w:t>Explanations for the additional workbook examples</w:t>
+      </w:r>
+    </w:p>
+    <w:p>
+      <w:pPr>
+        <w:pStyle w:val="Heading3"/>
+      </w:pPr>
+      <w:r>
+        <w:t>W1 Score the majority baseline</w:t>
+      </w:r>
+    </w:p>
+    <w:p>
+      <w:pPr>
+        <w:pStyle w:val="Heading3"/>
+      </w:pPr>
+      <w:r>
+        <w:t>W2 Compare both class fractions</w:t>
+      </w:r>
+    </w:p>
+    <w:p>
+      <w:pPr>
+        <w:pStyle w:val="Heading3"/>
+      </w:pPr>
+      <w:r>
+        <w:t>W3 Explain a changed class mix</w:t>
+      </w:r>
+    </w:p>
+    <w:p>
+      <w:pPr>
+        <w:pStyle w:val="Heading3"/>
+      </w:pPr>
+      <w:r>
+        <w:t>W4 Assess a new comparison independently</w:t>
       </w:r>
     </w:p>
     <w:p>
       <w:pPr>
         <w:spacing w:line="336" w:lineRule="auto" w:after="180"/>
-        <w:shd w:fill="F1F6FC"/>
-      </w:pPr>
-      <w:r>
-        <w:rPr>
-          <w:b w:val="0"/>
-        </w:rPr>
-        <w:t xml:space="preserve">A </w:t>
+      </w:pPr>
+      <w:r>
+        <w:rPr>
+          <w:b w:val="0"/>
+        </w:rPr>
+        <w:t xml:space="preserve">New </w:t>
       </w:r>
       <w:r>
         <w:rPr>
           <w:b/>
         </w:rPr>
+        <w:t>training</w:t>
+      </w:r>
+      <w:r>
+        <w:rPr>
+          <w:b w:val="0"/>
+        </w:rPr>
+        <w:t xml:space="preserve"> labels have a clear majority. A separate evaluation has 18 clear and 2 blocked records.</w:t>
+      </w:r>
+    </w:p>
+    <w:p>
+      <w:pPr>
+        <w:spacing w:line="336" w:lineRule="auto" w:after="180"/>
+      </w:pPr>
+      <w:r>
+        <w:rPr>
+          <w:b w:val="0"/>
+        </w:rPr>
+        <w:t xml:space="preserve">The always-clear baseline is [[18,0],[2,0]] and candidate is [[15,3],[1,1]], with reference rows and clear then blocked on both axes. Calculate ordinary </w:t>
+      </w:r>
+      <w:r>
+        <w:rPr>
+          <w:b/>
+        </w:rPr>
         <w:t>accuracy</w:t>
       </w:r>
       <w:r>
         <w:rPr>
           <w:b w:val="0"/>
         </w:rPr>
-        <w:t xml:space="preserve">=96%, </w:t>
+        <w:t xml:space="preserve">, both class fractions and </w:t>
       </w:r>
       <w:r>
         <w:rPr>
           <w:b/>
         </w:rPr>
-        <w:t>recall</w:t>
-      </w:r>
-      <w:r>
-        <w:rPr>
-          <w:b w:val="0"/>
-        </w:rPr>
-        <w:t xml:space="preserve">=0%. B has TP=3,FN=1,FP=5,TN=91; </w:t>
+        <w:t>balanced accuracy</w:t>
+      </w:r>
+      <w:r>
+        <w:rPr>
+          <w:b w:val="0"/>
+        </w:rPr>
+        <w:t xml:space="preserve"> for each.</w:t>
+      </w:r>
+    </w:p>
+    <w:p>
+      <w:pPr>
+        <w:spacing w:line="336" w:lineRule="auto" w:after="180"/>
+      </w:pPr>
+      <w:r>
+        <w:rPr>
+          <w:b w:val="0"/>
+        </w:rPr>
+        <w:t>Give candidate FP and FN, then explain why the metrics do not choose an automatic winner.</w:t>
+      </w:r>
+    </w:p>
+    <w:p>
+      <w:pPr>
+        <w:spacing w:line="336" w:lineRule="auto" w:after="180"/>
+      </w:pPr>
+      <w:r>
+        <w:rPr>
+          <w:b w:val="0"/>
+        </w:rPr>
+        <w:t xml:space="preserve">Baseline </w:t>
       </w:r>
       <w:r>
         <w:rPr>
@@ -4814,19 +5651,30 @@
         <w:rPr>
           <w:b w:val="0"/>
         </w:rPr>
-        <w:t xml:space="preserve">=94%, </w:t>
+        <w:t xml:space="preserve"> 18/20=90 percent; class fractions 100 percent and 0 percent; </w:t>
       </w:r>
       <w:r>
         <w:rPr>
           <w:b/>
         </w:rPr>
-        <w:t>recall</w:t>
-      </w:r>
-      <w:r>
-        <w:rPr>
-          <w:b w:val="0"/>
-        </w:rPr>
-        <w:t xml:space="preserve">=75%. Higher </w:t>
+        <w:t>balanced accuracy</w:t>
+      </w:r>
+      <w:r>
+        <w:rPr>
+          <w:b w:val="0"/>
+        </w:rPr>
+        <w:t xml:space="preserve"> 50 percent.</w:t>
+      </w:r>
+    </w:p>
+    <w:p>
+      <w:pPr>
+        <w:spacing w:line="336" w:lineRule="auto" w:after="180"/>
+      </w:pPr>
+      <w:r>
+        <w:rPr>
+          <w:b w:val="0"/>
+        </w:rPr>
+        <w:t xml:space="preserve">Candidate </w:t>
       </w:r>
       <w:r>
         <w:rPr>
@@ -4838,7 +5686,30 @@
         <w:rPr>
           <w:b w:val="0"/>
         </w:rPr>
-        <w:t xml:space="preserve"> alone favours A despite missing all positives. The preferred tradeoff depends on task consequences and review capacity.</w:t>
+        <w:t xml:space="preserve"> 16/20=80 percent; clear fraction 15/18=5/6 about 83.3 percent, blocked fraction 1/2=50 percent; </w:t>
+      </w:r>
+      <w:r>
+        <w:rPr>
+          <w:b/>
+        </w:rPr>
+        <w:t>balanced accuracy</w:t>
+      </w:r>
+      <w:r>
+        <w:rPr>
+          <w:b w:val="0"/>
+        </w:rPr>
+        <w:t xml:space="preserve"> (5/6+1/2)/2=2/3 about 66.7 percent. Candidate FP=3,FN=1.</w:t>
+      </w:r>
+    </w:p>
+    <w:p>
+      <w:pPr>
+        <w:spacing w:line="336" w:lineRule="auto" w:after="180"/>
+      </w:pPr>
+      <w:r>
+        <w:rPr>
+          <w:b w:val="0"/>
+        </w:rPr>
+        <w:t>It finds one blocked case but adds three false alarms; task consequences and the small sample matter.</w:t>
       </w:r>
     </w:p>
     <w:p>
@@ -4846,7 +5717,7 @@
         <w:pStyle w:val="Heading3"/>
       </w:pPr>
       <w:r>
-        <w:t>Explanations for the additional workbook examples</w:t>
+        <w:t>W5 Limit claims from missing classes</w:t>
       </w:r>
     </w:p>
     <w:p>
@@ -4854,7 +5725,7 @@
         <w:pStyle w:val="Heading3"/>
       </w:pPr>
       <w:r>
-        <w:t>W1 Score the majority baseline</w:t>
+        <w:t>Assess independent transfer</w:t>
       </w:r>
     </w:p>
     <w:p>
@@ -4862,1208 +5733,188 @@
         <w:pStyle w:val="Heading3"/>
       </w:pPr>
       <w:r>
-        <w:t>Workbook question · W1</w:t>
+        <w:t>Selected case answer</w:t>
+      </w:r>
+    </w:p>
+    <w:p>
+      <w:pPr>
+        <w:pStyle w:val="Heading3"/>
+      </w:pPr>
+      <w:r>
+        <w:t>Feedback that the learner uses</w:t>
+      </w:r>
+    </w:p>
+    <w:p>
+      <w:pPr>
+        <w:pStyle w:val="Heading1"/>
+      </w:pPr>
+      <w:r>
+        <w:t>06. Connect, support and revisit the experiment</w:t>
+      </w:r>
+    </w:p>
+    <w:p>
+      <w:r>
+        <w:t>Retain failures and assess a fresh parallel case after help.</w:t>
+      </w:r>
+    </w:p>
+    <w:p>
+      <w:pPr>
+        <w:pStyle w:val="Heading2"/>
+      </w:pPr>
+      <w:r>
+        <w:t>Project evidence</w:t>
       </w:r>
     </w:p>
     <w:p>
       <w:pPr>
         <w:spacing w:line="336" w:lineRule="auto" w:after="180"/>
-        <w:shd w:fill="F5F1FB"/>
-      </w:pPr>
+      </w:pPr>
+      <w:r>
+        <w:rPr>
+          <w:b w:val="0"/>
+        </w:rPr>
+        <w:t>Check Plant Classifier class balance and select metrics that keep the spotted-leaf class visible.</w:t>
+      </w:r>
+    </w:p>
+    <w:p>
+      <w:pPr>
+        <w:spacing w:line="336" w:lineRule="auto" w:after="180"/>
+      </w:pPr>
+      <w:r>
+        <w:rPr>
+          <w:b w:val="0"/>
+        </w:rPr>
+        <w:t xml:space="preserve">Keep the decision, </w:t>
+      </w:r>
       <w:r>
         <w:rPr>
           <w:b/>
         </w:rPr>
-        <w:t>Training</w:t>
-      </w:r>
-      <w:r>
-        <w:rPr>
-          <w:b w:val="0"/>
-        </w:rPr>
-        <w:t xml:space="preserve"> has 16 clear and 4 blocked labels. State the majority rule. On the worked evaluation, give its matrix, </w:t>
+        <w:t>input</w:t>
+      </w:r>
+      <w:r>
+        <w:rPr>
+          <w:b w:val="0"/>
+        </w:rPr>
+        <w:t xml:space="preserve">, result, explanation and remaining limitation in the project </w:t>
       </w:r>
       <w:r>
         <w:rPr>
           <w:b/>
         </w:rPr>
+        <w:t>evidence</w:t>
+      </w:r>
+      <w:r>
+        <w:rPr>
+          <w:b w:val="0"/>
+        </w:rPr>
+        <w:t xml:space="preserve"> record. Retrieve this record next week rather than restarting the project.</w:t>
+      </w:r>
+    </w:p>
+    <w:p>
+      <w:pPr>
+        <w:spacing w:line="336" w:lineRule="auto" w:after="180"/>
+      </w:pPr>
+      <w:r>
+        <w:rPr>
+          <w:b w:val="0"/>
+        </w:rPr>
+        <w:t xml:space="preserve">For your Responsible Plant Classifier, save the </w:t>
+      </w:r>
+      <w:r>
+        <w:rPr>
+          <w:b/>
+        </w:rPr>
+        <w:t>input</w:t>
+      </w:r>
+      <w:r>
+        <w:rPr>
+          <w:b w:val="0"/>
+        </w:rPr>
+        <w:t>, procedure, observed result and limitation of this check.</w:t>
+      </w:r>
+    </w:p>
+    <w:p>
+      <w:pPr>
+        <w:spacing w:line="336" w:lineRule="auto" w:after="180"/>
+      </w:pPr>
+      <w:r>
+        <w:rPr>
+          <w:b w:val="0"/>
+        </w:rPr>
+        <w:t>Label this worked example as practice; use a different, previously unreviewed case when checking independent understanding.</w:t>
+      </w:r>
+    </w:p>
+    <w:p>
+      <w:pPr>
+        <w:pStyle w:val="Heading2"/>
+      </w:pPr>
+      <w:r>
+        <w:t>Support and selected reassessment</w:t>
+      </w:r>
+    </w:p>
+    <w:p>
+      <w:pPr>
+        <w:spacing w:line="336" w:lineRule="auto" w:after="180"/>
+      </w:pPr>
+      <w:r>
+        <w:rPr>
+          <w:b w:val="0"/>
+        </w:rPr>
+        <w:t>Use a tiny labelled dataset, explicit units and a named positive class. Stretch: require a baseline, held-out evaluation and subgroup or shifted-condition analysis with denominators.</w:t>
+      </w:r>
+    </w:p>
+    <w:p>
+      <w:pPr>
+        <w:spacing w:line="336" w:lineRule="auto" w:after="180"/>
+      </w:pPr>
+      <w:r>
+        <w:rPr>
+          <w:b w:val="0"/>
+        </w:rPr>
+        <w:t>Use counters and write each fraction with its reference-class total before converting to a percentage. Supply blank denominator boxes rather than answers.</w:t>
+      </w:r>
+    </w:p>
+    <w:p>
+      <w:pPr>
+        <w:spacing w:line="336" w:lineRule="auto" w:after="180"/>
+      </w:pPr>
+      <w:r>
+        <w:rPr>
+          <w:b w:val="0"/>
+        </w:rPr>
+        <w:t xml:space="preserve">Extension: express ordinary </w:t>
+      </w:r>
+      <w:r>
+        <w:rPr>
+          <w:b/>
+        </w:rPr>
         <w:t>accuracy</w:t>
       </w:r>
       <w:r>
         <w:rPr>
           <w:b w:val="0"/>
         </w:rPr>
-        <w:t>, false positives and false negatives with blocked positive. Explain why 80 percent is incomplete.</w:t>
-      </w:r>
-    </w:p>
-    <w:p>
-      <w:pPr>
-        <w:pStyle w:val="Heading3"/>
-      </w:pPr>
-      <w:r>
-        <w:t>Teacher reasoning · W1</w:t>
+        <w:t xml:space="preserve"> as the class-size-weighted average of the two correct fractions; for the candidate use (16/20)(12/16)+(4/20)(4/4)=16/20.</w:t>
       </w:r>
     </w:p>
     <w:p>
       <w:pPr>
         <w:spacing w:line="336" w:lineRule="auto" w:after="180"/>
-        <w:shd w:fill="F1F6FC"/>
-      </w:pPr>
-      <w:r>
-        <w:rPr>
-          <w:b w:val="0"/>
-        </w:rPr>
-        <w:t xml:space="preserve">The </w:t>
-      </w:r>
-      <w:r>
-        <w:rPr>
-          <w:b/>
-        </w:rPr>
-        <w:t>training</w:t>
-      </w:r>
-      <w:r>
-        <w:rPr>
-          <w:b w:val="0"/>
-        </w:rPr>
-        <w:t>-majority rule always predicts clear. Matrix [[16,0],[4,0]] gives 16/20=80 percent, FP=0,FN=4. It misses all four blocked cases, so the overall score hides complete failure on that evaluated class.</w:t>
-      </w:r>
-    </w:p>
-    <w:p>
-      <w:pPr>
-        <w:pStyle w:val="Heading3"/>
-      </w:pPr>
-      <w:r>
-        <w:t>W2 Compare both class fractions</w:t>
-      </w:r>
-    </w:p>
-    <w:p>
-      <w:pPr>
-        <w:pStyle w:val="Heading3"/>
-      </w:pPr>
-      <w:r>
-        <w:t>Workbook question · W2</w:t>
-      </w:r>
-    </w:p>
-    <w:p>
-      <w:pPr>
-        <w:spacing w:line="336" w:lineRule="auto" w:after="180"/>
-        <w:shd w:fill="F5F1FB"/>
-      </w:pPr>
-      <w:r>
-        <w:rPr>
-          <w:b w:val="0"/>
-        </w:rPr>
-        <w:t xml:space="preserve">For the worked candidate [[12,4],[0,4]], give ordinary </w:t>
-      </w:r>
-      <w:r>
-        <w:rPr>
-          <w:b/>
-        </w:rPr>
-        <w:t>accuracy</w:t>
-      </w:r>
-      <w:r>
-        <w:rPr>
-          <w:b w:val="0"/>
-        </w:rPr>
-        <w:t xml:space="preserve">, both </w:t>
-      </w:r>
-      <w:r>
-        <w:rPr>
-          <w:b/>
-        </w:rPr>
-        <w:t>class-specific correct fraction</w:t>
-      </w:r>
-      <w:r>
-        <w:rPr>
-          <w:b w:val="0"/>
-        </w:rPr>
-        <w:t xml:space="preserve">s, </w:t>
-      </w:r>
-      <w:r>
-        <w:rPr>
-          <w:b/>
-        </w:rPr>
-        <w:t>balanced accuracy</w:t>
-      </w:r>
-      <w:r>
-        <w:rPr>
-          <w:b w:val="0"/>
-        </w:rPr>
-        <w:t>, false positives and false negatives. Compare with the baseline.</w:t>
-      </w:r>
-    </w:p>
-    <w:p>
-      <w:pPr>
-        <w:pStyle w:val="Heading3"/>
-      </w:pPr>
-      <w:r>
-        <w:t>Teacher reasoning · W2</w:t>
-      </w:r>
-    </w:p>
-    <w:p>
-      <w:pPr>
-        <w:spacing w:line="336" w:lineRule="auto" w:after="180"/>
-        <w:shd w:fill="F1F6FC"/>
-      </w:pPr>
-      <w:r>
-        <w:rPr>
-          <w:b/>
-        </w:rPr>
-        <w:t>Accuracy</w:t>
-      </w:r>
-      <w:r>
-        <w:rPr>
-          <w:b w:val="0"/>
-        </w:rPr>
-        <w:t xml:space="preserve"> 16/20=80 percent. Clear fraction 12/16=75 percent; blocked fraction 4/4=100 percent; </w:t>
-      </w:r>
-      <w:r>
-        <w:rPr>
-          <w:b/>
-        </w:rPr>
-        <w:t>balanced accuracy</w:t>
-      </w:r>
-      <w:r>
-        <w:rPr>
-          <w:b w:val="0"/>
-        </w:rPr>
-        <w:t xml:space="preserve"> (75+100)/2=87.5 percent. FP=4,FN=0.</w:t>
-      </w:r>
-    </w:p>
-    <w:p>
-      <w:pPr>
-        <w:spacing w:line="336" w:lineRule="auto" w:after="180"/>
-        <w:shd w:fill="F1F6FC"/>
-      </w:pPr>
-      <w:r>
-        <w:rPr>
-          <w:b w:val="0"/>
-        </w:rPr>
-        <w:t xml:space="preserve">Baseline </w:t>
-      </w:r>
-      <w:r>
-        <w:rPr>
-          <w:b/>
-        </w:rPr>
-        <w:t>accuracy</w:t>
-      </w:r>
-      <w:r>
-        <w:rPr>
-          <w:b w:val="0"/>
-        </w:rPr>
-        <w:t xml:space="preserve"> is also 80 percent but </w:t>
-      </w:r>
-      <w:r>
-        <w:rPr>
-          <w:b/>
-        </w:rPr>
-        <w:t>balanced accuracy</w:t>
-      </w:r>
-      <w:r>
-        <w:rPr>
-          <w:b w:val="0"/>
-        </w:rPr>
-        <w:t xml:space="preserve"> is 50 percent with FP=0,FN=4.</w:t>
-      </w:r>
-    </w:p>
-    <w:p>
-      <w:pPr>
-        <w:pStyle w:val="Heading3"/>
-      </w:pPr>
-      <w:r>
-        <w:t>W3 Explain a changed class mix</w:t>
-      </w:r>
-    </w:p>
-    <w:p>
-      <w:pPr>
-        <w:pStyle w:val="Heading3"/>
-      </w:pPr>
-      <w:r>
-        <w:t>Workbook question · W3</w:t>
-      </w:r>
-    </w:p>
-    <w:p>
-      <w:pPr>
-        <w:spacing w:line="336" w:lineRule="auto" w:after="180"/>
-        <w:shd w:fill="F5F1FB"/>
-      </w:pPr>
-      <w:r>
-        <w:rPr>
-          <w:b w:val="0"/>
-        </w:rPr>
-        <w:t xml:space="preserve">For the illustrative 8-clear 8-blocked set, use baseline [[8,0],[8,0]] and candidate [[6,2],[0,8]]. Calculate ordinary and </w:t>
-      </w:r>
-      <w:r>
-        <w:rPr>
-          <w:b/>
-        </w:rPr>
-        <w:t>balanced accuracy</w:t>
-      </w:r>
-      <w:r>
-        <w:rPr>
-          <w:b w:val="0"/>
-        </w:rPr>
-        <w:t xml:space="preserve"> for each. Explain what stayed fixed and what this example does not prove.</w:t>
-      </w:r>
-    </w:p>
-    <w:p>
-      <w:pPr>
-        <w:pStyle w:val="Heading3"/>
-      </w:pPr>
-      <w:r>
-        <w:t>Teacher reasoning · W3</w:t>
-      </w:r>
-    </w:p>
-    <w:p>
-      <w:pPr>
-        <w:spacing w:line="336" w:lineRule="auto" w:after="180"/>
-        <w:shd w:fill="F1F6FC"/>
-      </w:pPr>
-      <w:r>
-        <w:rPr>
-          <w:b w:val="0"/>
-        </w:rPr>
-        <w:t>Baseline ordinary 8/16=50 percent and balanced (100+0)/2=50 percent. Candidate ordinary 14/16=87.5 percent and balanced (75+100)/2=87.5 percent. Within-class fractions stayed fixed while class counts changed.</w:t>
-      </w:r>
-    </w:p>
-    <w:p>
-      <w:pPr>
-        <w:spacing w:line="336" w:lineRule="auto" w:after="180"/>
-        <w:shd w:fill="F1F6FC"/>
-      </w:pPr>
-      <w:r>
-        <w:rPr>
-          <w:b w:val="0"/>
-        </w:rPr>
-        <w:t>This arithmetic assumption does not prove unchanged real-world behavior on a new population.</w:t>
-      </w:r>
-    </w:p>
-    <w:p>
-      <w:pPr>
-        <w:pStyle w:val="Heading3"/>
-      </w:pPr>
-      <w:r>
-        <w:t>W4 Assess a new comparison independently</w:t>
-      </w:r>
-    </w:p>
-    <w:p>
-      <w:pPr>
-        <w:pStyle w:val="Heading3"/>
-      </w:pPr>
-      <w:r>
-        <w:t>Workbook question · W4</w:t>
-      </w:r>
-    </w:p>
-    <w:p>
-      <w:pPr>
-        <w:spacing w:line="336" w:lineRule="auto" w:after="180"/>
-        <w:shd w:fill="F5F1FB"/>
-      </w:pPr>
-      <w:r>
-        <w:rPr>
-          <w:b w:val="0"/>
-        </w:rPr>
-        <w:t xml:space="preserve">New </w:t>
-      </w:r>
-      <w:r>
-        <w:rPr>
-          <w:b/>
-        </w:rPr>
-        <w:t>training</w:t>
-      </w:r>
-      <w:r>
-        <w:rPr>
-          <w:b w:val="0"/>
-        </w:rPr>
-        <w:t xml:space="preserve"> labels have a clear majority. A separate evaluation has 18 clear and 2 blocked records.</w:t>
-      </w:r>
-    </w:p>
-    <w:p>
-      <w:pPr>
-        <w:spacing w:line="336" w:lineRule="auto" w:after="180"/>
-        <w:shd w:fill="F5F1FB"/>
-      </w:pPr>
-      <w:r>
-        <w:rPr>
-          <w:b w:val="0"/>
-        </w:rPr>
-        <w:t xml:space="preserve">The always-clear baseline is [[18,0],[2,0]] and candidate is [[15,3],[1,1]], with reference rows and clear then blocked on both axes. Calculate ordinary </w:t>
-      </w:r>
-      <w:r>
-        <w:rPr>
-          <w:b/>
-        </w:rPr>
-        <w:t>accuracy</w:t>
-      </w:r>
-      <w:r>
-        <w:rPr>
-          <w:b w:val="0"/>
-        </w:rPr>
-        <w:t xml:space="preserve">, both class fractions and </w:t>
-      </w:r>
-      <w:r>
-        <w:rPr>
-          <w:b/>
-        </w:rPr>
-        <w:t>balanced accuracy</w:t>
-      </w:r>
-      <w:r>
-        <w:rPr>
-          <w:b w:val="0"/>
-        </w:rPr>
-        <w:t xml:space="preserve"> for each.</w:t>
-      </w:r>
-    </w:p>
-    <w:p>
-      <w:pPr>
-        <w:spacing w:line="336" w:lineRule="auto" w:after="180"/>
-        <w:shd w:fill="F5F1FB"/>
-      </w:pPr>
-      <w:r>
-        <w:rPr>
-          <w:b w:val="0"/>
-        </w:rPr>
-        <w:t>Give candidate FP and FN, then explain why the metrics do not choose an automatic winner.</w:t>
-      </w:r>
-    </w:p>
-    <w:p>
-      <w:pPr>
-        <w:pStyle w:val="Heading3"/>
-      </w:pPr>
-      <w:r>
-        <w:t>Teacher reasoning · W4</w:t>
-      </w:r>
-    </w:p>
-    <w:p>
-      <w:pPr>
-        <w:spacing w:line="336" w:lineRule="auto" w:after="180"/>
-        <w:shd w:fill="F1F6FC"/>
-      </w:pPr>
-      <w:r>
-        <w:rPr>
-          <w:b w:val="0"/>
-        </w:rPr>
-        <w:t xml:space="preserve">Baseline </w:t>
-      </w:r>
-      <w:r>
-        <w:rPr>
-          <w:b/>
-        </w:rPr>
-        <w:t>accuracy</w:t>
-      </w:r>
-      <w:r>
-        <w:rPr>
-          <w:b w:val="0"/>
-        </w:rPr>
-        <w:t xml:space="preserve"> 18/20=90 percent; class fractions 100 percent and 0 percent; </w:t>
-      </w:r>
-      <w:r>
-        <w:rPr>
-          <w:b/>
-        </w:rPr>
-        <w:t>balanced accuracy</w:t>
-      </w:r>
-      <w:r>
-        <w:rPr>
-          <w:b w:val="0"/>
-        </w:rPr>
-        <w:t xml:space="preserve"> 50 percent.</w:t>
-      </w:r>
-    </w:p>
-    <w:p>
-      <w:pPr>
-        <w:spacing w:line="336" w:lineRule="auto" w:after="180"/>
-        <w:shd w:fill="F1F6FC"/>
-      </w:pPr>
-      <w:r>
-        <w:rPr>
-          <w:b w:val="0"/>
-        </w:rPr>
-        <w:t xml:space="preserve">Candidate </w:t>
-      </w:r>
-      <w:r>
-        <w:rPr>
-          <w:b/>
-        </w:rPr>
-        <w:t>accuracy</w:t>
-      </w:r>
-      <w:r>
-        <w:rPr>
-          <w:b w:val="0"/>
-        </w:rPr>
-        <w:t xml:space="preserve"> 16/20=80 percent; clear fraction 15/18=5/6 about 83.3 percent, blocked fraction 1/2=50 percent; </w:t>
-      </w:r>
-      <w:r>
-        <w:rPr>
-          <w:b/>
-        </w:rPr>
-        <w:t>balanced accuracy</w:t>
-      </w:r>
-      <w:r>
-        <w:rPr>
-          <w:b w:val="0"/>
-        </w:rPr>
-        <w:t xml:space="preserve"> (5/6+1/2)/2=2/3 about 66.7 percent. Candidate FP=3,FN=1.</w:t>
-      </w:r>
-    </w:p>
-    <w:p>
-      <w:pPr>
-        <w:spacing w:line="336" w:lineRule="auto" w:after="180"/>
-        <w:shd w:fill="F1F6FC"/>
-      </w:pPr>
-      <w:r>
-        <w:rPr>
-          <w:b w:val="0"/>
-        </w:rPr>
-        <w:t>It finds one blocked case but adds three false alarms; task consequences and the small sample matter.</w:t>
-      </w:r>
-    </w:p>
-    <w:p>
-      <w:pPr>
-        <w:pStyle w:val="Heading3"/>
-      </w:pPr>
-      <w:r>
-        <w:t>W5 Limit claims from missing classes</w:t>
-      </w:r>
-    </w:p>
-    <w:p>
-      <w:pPr>
-        <w:pStyle w:val="Heading3"/>
-      </w:pPr>
-      <w:r>
-        <w:t>Workbook question · W5</w:t>
-      </w:r>
-    </w:p>
-    <w:p>
-      <w:pPr>
-        <w:spacing w:line="336" w:lineRule="auto" w:after="180"/>
-        <w:shd w:fill="F5F1FB"/>
-      </w:pPr>
-      <w:r>
-        <w:rPr>
-          <w:b w:val="0"/>
-        </w:rPr>
-        <w:t xml:space="preserve">An evaluation contains ten clear cases and no blocked cases. All </w:t>
-      </w:r>
-      <w:r>
-        <w:rPr>
-          <w:b/>
-        </w:rPr>
-        <w:t>prediction</w:t>
-      </w:r>
-      <w:r>
-        <w:rPr>
-          <w:b w:val="0"/>
-        </w:rPr>
-        <w:t xml:space="preserve">s are clear. State ordinary </w:t>
-      </w:r>
-      <w:r>
-        <w:rPr>
-          <w:b/>
-        </w:rPr>
-        <w:t>accuracy</w:t>
-      </w:r>
-      <w:r>
-        <w:rPr>
-          <w:b w:val="0"/>
-        </w:rPr>
-        <w:t>, explain why blocked performance is unavailable, and describe how our code handles the missing class.</w:t>
-      </w:r>
-    </w:p>
-    <w:p>
-      <w:pPr>
-        <w:pStyle w:val="Heading3"/>
-      </w:pPr>
-      <w:r>
-        <w:t>Teacher reasoning · W5</w:t>
-      </w:r>
-    </w:p>
-    <w:p>
-      <w:pPr>
-        <w:spacing w:line="336" w:lineRule="auto" w:after="180"/>
-        <w:shd w:fill="F1F6FC"/>
-      </w:pPr>
-      <w:r>
-        <w:rPr>
-          <w:b w:val="0"/>
-        </w:rPr>
-        <w:t xml:space="preserve">Ordinary </w:t>
-      </w:r>
-      <w:r>
-        <w:rPr>
-          <w:b/>
-        </w:rPr>
-        <w:t>accuracy</w:t>
-      </w:r>
-      <w:r>
-        <w:rPr>
-          <w:b w:val="0"/>
-        </w:rPr>
-        <w:t xml:space="preserve"> is 10/10=100 percent on the observed clear cases. The blocked-class fraction has denominator zero, so it cannot be measured.</w:t>
-      </w:r>
-    </w:p>
-    <w:p>
-      <w:pPr>
-        <w:spacing w:line="336" w:lineRule="auto" w:after="180"/>
-        <w:shd w:fill="F1F6FC"/>
-      </w:pPr>
-      <w:r>
-        <w:rPr>
-          <w:b w:val="0"/>
-        </w:rPr>
-        <w:t>Our two-class summary function stops with ValueError; report the missing coverage instead of claiming perfect performance on both classes.</w:t>
-      </w:r>
-    </w:p>
-    <w:p>
-      <w:pPr>
-        <w:pStyle w:val="Heading3"/>
-      </w:pPr>
-      <w:r>
-        <w:t>Assess independent transfer</w:t>
-      </w:r>
-    </w:p>
-    <w:p>
-      <w:pPr>
-        <w:pStyle w:val="Heading3"/>
-      </w:pPr>
-      <w:r>
-        <w:t>Independent question · withhold the key</w:t>
-      </w:r>
-    </w:p>
-    <w:p>
-      <w:pPr>
-        <w:spacing w:line="336" w:lineRule="auto" w:after="180"/>
-        <w:shd w:fill="F5F1FB"/>
-      </w:pPr>
-      <w:r>
-        <w:rPr>
-          <w:b w:val="0"/>
-        </w:rPr>
-        <w:t xml:space="preserve">Selected case: Validation has90 healthy and10 spotted cases. Always-healthy predicts all healthy. Another model has TP7,FN3,FP8,TN82. Compare </w:t>
-      </w:r>
-      <w:r>
-        <w:rPr>
-          <w:b/>
-        </w:rPr>
-        <w:t>accuracy</w:t>
-      </w:r>
-      <w:r>
-        <w:rPr>
-          <w:b w:val="0"/>
-        </w:rPr>
-        <w:t xml:space="preserve"> and spotted </w:t>
-      </w:r>
-      <w:r>
-        <w:rPr>
-          <w:b/>
-        </w:rPr>
-        <w:t>recall</w:t>
-      </w:r>
-      <w:r>
-        <w:rPr>
-          <w:b w:val="0"/>
-        </w:rPr>
-        <w:t>.</w:t>
-      </w:r>
-    </w:p>
-    <w:p>
-      <w:pPr>
-        <w:pStyle w:val="Heading3"/>
-      </w:pPr>
-      <w:r>
-        <w:t>Selected case answer</w:t>
-      </w:r>
-    </w:p>
-    <w:p>
-      <w:pPr>
-        <w:pStyle w:val="Heading3"/>
-      </w:pPr>
-      <w:r>
-        <w:t>Teacher key · Selected case answer</w:t>
-      </w:r>
-    </w:p>
-    <w:p>
-      <w:pPr>
-        <w:spacing w:line="336" w:lineRule="auto" w:after="180"/>
-        <w:shd w:fill="F1F6FC"/>
-      </w:pPr>
-      <w:r>
-        <w:rPr>
-          <w:b w:val="0"/>
-        </w:rPr>
-        <w:t xml:space="preserve">Always-healthy </w:t>
-      </w:r>
-      <w:r>
-        <w:rPr>
-          <w:b/>
-        </w:rPr>
-        <w:t>accuracy</w:t>
-      </w:r>
-      <w:r>
-        <w:rPr>
-          <w:b w:val="0"/>
-        </w:rPr>
-        <w:t xml:space="preserve">90% but spotted </w:t>
-      </w:r>
-      <w:r>
-        <w:rPr>
-          <w:b/>
-        </w:rPr>
-        <w:t>recall</w:t>
-      </w:r>
-      <w:r>
-        <w:rPr>
-          <w:b w:val="0"/>
-        </w:rPr>
-        <w:t xml:space="preserve">0%. The other model has89% </w:t>
-      </w:r>
-      <w:r>
-        <w:rPr>
-          <w:b/>
-        </w:rPr>
-        <w:t>accuracy</w:t>
-      </w:r>
-      <w:r>
-        <w:rPr>
-          <w:b w:val="0"/>
-        </w:rPr>
-        <w:t xml:space="preserve"> and</w:t>
-      </w:r>
-      <w:r>
-        <w:rPr>
-          <w:b/>
-        </w:rPr>
-        <w:t>70%</w:t>
-      </w:r>
-      <w:r>
-        <w:rPr>
-          <w:b w:val="0"/>
-        </w:rPr>
-        <w:t xml:space="preserve"> spotted </w:t>
-      </w:r>
-      <w:r>
-        <w:rPr>
-          <w:b/>
-        </w:rPr>
-        <w:t>recall</w:t>
-      </w:r>
-      <w:r>
-        <w:rPr>
-          <w:b w:val="0"/>
-        </w:rPr>
-        <w:t>. Its false positives are8.</w:t>
-      </w:r>
-    </w:p>
-    <w:p>
-      <w:pPr>
-        <w:spacing w:line="336" w:lineRule="auto" w:after="180"/>
-        <w:shd w:fill="F1F6FC"/>
-      </w:pPr>
-      <w:r>
-        <w:rPr>
-          <w:b w:val="0"/>
-        </w:rPr>
-        <w:t xml:space="preserve">Decide using declared consequences and relevant metrics; </w:t>
-      </w:r>
-      <w:r>
-        <w:rPr>
-          <w:b/>
-        </w:rPr>
-        <w:t>accuracy</w:t>
-      </w:r>
-      <w:r>
-        <w:rPr>
-          <w:b w:val="0"/>
-        </w:rPr>
-        <w:t xml:space="preserve"> alone hides missed spotted cases.</w:t>
-      </w:r>
-    </w:p>
-    <w:tbl>
-      <w:tblPr>
-        <w:tblStyle w:val="LightShading-Accent1"/>
-        <w:tblW w:type="auto" w:w="0"/>
-        <w:tblLook w:firstColumn="1" w:firstRow="1" w:lastColumn="0" w:lastRow="0" w:noHBand="0" w:noVBand="1" w:val="04A0"/>
-      </w:tblPr>
-      <w:tblGrid>
-        <w:gridCol w:w="5112"/>
-        <w:gridCol w:w="5112"/>
-      </w:tblGrid>
-      <w:tr>
-        <w:trPr>
-          <w:tblHeader/>
-        </w:trPr>
-        <w:tc>
-          <w:tcPr>
-            <w:tcW w:type="dxa" w:w="5112"/>
-          </w:tcPr>
-          <w:p>
-            <w:r>
-              <w:t>Dimension</w:t>
-            </w:r>
-          </w:p>
-        </w:tc>
-        <w:tc>
-          <w:tcPr>
-            <w:tcW w:type="dxa" w:w="5112"/>
-          </w:tcPr>
-          <w:p>
-            <w:r>
-              <w:t>Evidence required</w:t>
-            </w:r>
-          </w:p>
-        </w:tc>
-      </w:tr>
-      <w:tr>
-        <w:tc>
-          <w:tcPr>
-            <w:tcW w:type="dxa" w:w="5112"/>
-          </w:tcPr>
-          <w:p>
-            <w:r>
-              <w:t>Explanation</w:t>
-            </w:r>
-          </w:p>
-        </w:tc>
-        <w:tc>
-          <w:tcPr>
-            <w:tcW w:type="dxa" w:w="5112"/>
-          </w:tcPr>
-          <w:p>
-            <w:r>
-              <w:t>Names the applicable idea or procedure and ties it to the supplied facts.</w:t>
-            </w:r>
-          </w:p>
-        </w:tc>
-      </w:tr>
-      <w:tr>
-        <w:tc>
-          <w:tcPr>
-            <w:tcW w:type="dxa" w:w="5112"/>
-          </w:tcPr>
-          <w:p>
-            <w:r>
-              <w:t>Trace and result</w:t>
-            </w:r>
-          </w:p>
-        </w:tc>
-        <w:tc>
-          <w:tcPr>
-            <w:tcW w:type="dxa" w:w="5112"/>
-          </w:tcPr>
-          <w:p>
-            <w:r>
-              <w:t>Preserves the given inputs and shows the relevant intermediate steps; distinguishes a prediction from an observed execution.</w:t>
-            </w:r>
-          </w:p>
-        </w:tc>
-      </w:tr>
-      <w:tr>
-        <w:tc>
-          <w:tcPr>
-            <w:tcW w:type="dxa" w:w="5112"/>
-          </w:tcPr>
-          <w:p>
-            <w:r>
-              <w:t>Limits</w:t>
-            </w:r>
-          </w:p>
-        </w:tc>
-        <w:tc>
-          <w:tcPr>
-            <w:tcW w:type="dxa" w:w="5112"/>
-          </w:tcPr>
-          <w:p>
-            <w:r>
-              <w:t>States the assumptions, missing evidence or conditions under which the result would change.</w:t>
-            </w:r>
-          </w:p>
-        </w:tc>
-      </w:tr>
-    </w:tbl>
-    <w:p>
-      <w:pPr>
-        <w:pStyle w:val="Heading3"/>
-      </w:pPr>
-      <w:r>
-        <w:t>Teacher key · Selected case answer</w:t>
-      </w:r>
-    </w:p>
-    <w:p>
-      <w:pPr>
-        <w:spacing w:line="336" w:lineRule="auto" w:after="180"/>
-        <w:shd w:fill="F1F6FC"/>
-      </w:pPr>
-      <w:r>
-        <w:rPr>
-          <w:b w:val="0"/>
-        </w:rPr>
-        <w:t>Record each dimension as not yet, with support, or independent. Accept a valid alternative procedure with a defensible trace.</w:t>
-      </w:r>
-    </w:p>
-    <w:p>
-      <w:pPr>
-        <w:spacing w:line="336" w:lineRule="auto" w:after="180"/>
-        <w:shd w:fill="F1F6FC"/>
-      </w:pPr>
-      <w:r>
-        <w:rPr>
-          <w:b w:val="0"/>
-        </w:rPr>
-        <w:t xml:space="preserve">Do not penalise an honestly recorded model failure if the learner correctly explains its </w:t>
-      </w:r>
-      <w:r>
-        <w:rPr>
-          <w:b/>
-        </w:rPr>
-        <w:t>evidence</w:t>
-      </w:r>
-      <w:r>
-        <w:rPr>
-          <w:b w:val="0"/>
-        </w:rPr>
-        <w:t xml:space="preserve"> and limits.</w:t>
-      </w:r>
-    </w:p>
-    <w:p>
-      <w:pPr>
-        <w:pStyle w:val="Heading3"/>
-      </w:pPr>
-      <w:r>
-        <w:t>Feedback that the learner uses</w:t>
-      </w:r>
-    </w:p>
-    <w:p>
-      <w:pPr>
-        <w:spacing w:line="336" w:lineRule="auto" w:after="180"/>
-      </w:pPr>
-      <w:r>
-        <w:rPr>
-          <w:b w:val="0"/>
-        </w:rPr>
-        <w:t>Name the earliest unsupported step and give one action to repair it. Have the learner make that repair now and explain why. Then assess the relevant skill on a fresh, fully specified case.</w:t>
-      </w:r>
-    </w:p>
-    <w:p>
-      <w:pPr>
-        <w:spacing w:line="336" w:lineRule="auto" w:after="180"/>
-      </w:pPr>
-      <w:r>
-        <w:rPr>
-          <w:b w:val="0"/>
-        </w:rPr>
-        <w:t>Confirm it was not previously practised with feedback; solve and check the new case before assigning it. A follow-up design prompt is a starting brief, not automatically an equivalent test.</w:t>
-      </w:r>
-    </w:p>
-    <w:p>
-      <w:pPr>
-        <w:pStyle w:val="Heading1"/>
-      </w:pPr>
-      <w:r>
-        <w:t>06. Connect and extend learning</w:t>
-      </w:r>
-    </w:p>
-    <w:p>
-      <w:r>
-        <w:t>Connect Accuracy and Imbalance to Responsible Plant Classifier, adapt support and plan a later changed-case check.</w:t>
-      </w:r>
-    </w:p>
-    <w:p>
-      <w:pPr>
-        <w:pStyle w:val="Heading3"/>
-      </w:pPr>
-      <w:r>
-        <w:t>Responsible Plant Classifier</w:t>
-      </w:r>
-    </w:p>
-    <w:p>
-      <w:pPr>
-        <w:spacing w:line="336" w:lineRule="auto" w:after="180"/>
-      </w:pPr>
-      <w:r>
-        <w:rPr>
-          <w:b w:val="0"/>
-        </w:rPr>
-        <w:t>Check Plant Classifier class balance and select metrics that keep the spotted-leaf class visible.</w:t>
-      </w:r>
-    </w:p>
-    <w:p>
-      <w:pPr>
-        <w:spacing w:line="336" w:lineRule="auto" w:after="180"/>
-      </w:pPr>
-      <w:r>
-        <w:rPr>
-          <w:b w:val="0"/>
-        </w:rPr>
-        <w:t xml:space="preserve">Keep the decision, </w:t>
-      </w:r>
-      <w:r>
-        <w:rPr>
-          <w:b/>
-        </w:rPr>
-        <w:t>input</w:t>
-      </w:r>
-      <w:r>
-        <w:rPr>
-          <w:b w:val="0"/>
-        </w:rPr>
-        <w:t xml:space="preserve">, result, explanation and remaining limitation in the project </w:t>
-      </w:r>
-      <w:r>
-        <w:rPr>
-          <w:b/>
-        </w:rPr>
-        <w:t>evidence</w:t>
-      </w:r>
-      <w:r>
-        <w:rPr>
-          <w:b w:val="0"/>
-        </w:rPr>
-        <w:t xml:space="preserve"> record. Retrieve this record next week rather than restarting the project.</w:t>
-      </w:r>
-    </w:p>
-    <w:p>
-      <w:pPr>
-        <w:pStyle w:val="Heading3"/>
-      </w:pPr>
-      <w:r>
-        <w:t>Support and stretch</w:t>
-      </w:r>
-    </w:p>
-    <w:p>
-      <w:pPr>
-        <w:spacing w:line="336" w:lineRule="auto" w:after="180"/>
-      </w:pPr>
-      <w:r>
-        <w:rPr>
-          <w:b w:val="0"/>
-        </w:rPr>
-        <w:t>Use a tiny labelled dataset, explicit units and a named positive class. Stretch: require a baseline, held-out evaluation and subgroup or shifted-condition analysis with denominators.</w:t>
-      </w:r>
-    </w:p>
-    <w:p>
-      <w:pPr>
-        <w:pStyle w:val="Heading3"/>
-      </w:pPr>
-      <w:r>
-        <w:t>Exit reflection</w:t>
-      </w:r>
-    </w:p>
-    <w:p>
-      <w:pPr>
-        <w:spacing w:line="336" w:lineRule="auto" w:after="180"/>
-      </w:pPr>
-      <w:r>
-        <w:rPr>
-          <w:b w:val="0"/>
-        </w:rPr>
-        <w:t xml:space="preserve">Ask for one decision the learner can now justify and one situation requiring more </w:t>
-      </w:r>
-      <w:r>
-        <w:rPr>
-          <w:b/>
-        </w:rPr>
-        <w:t>evidence</w:t>
-      </w:r>
-      <w:r>
-        <w:rPr>
-          <w:b w:val="0"/>
-        </w:rPr>
-        <w:t xml:space="preserve"> or human review. Confidence ratings are separate from correct independent performance.</w:t>
-      </w:r>
-    </w:p>
-    <w:p>
-      <w:pPr>
-        <w:pStyle w:val="Heading3"/>
-      </w:pPr>
-      <w:r>
-        <w:t>Bridge to the next week</w:t>
-      </w:r>
-    </w:p>
-    <w:p>
-      <w:pPr>
-        <w:spacing w:line="336" w:lineRule="auto" w:after="180"/>
-      </w:pPr>
-      <w:r>
-        <w:rPr>
-          <w:b w:val="0"/>
-        </w:rPr>
-        <w:t xml:space="preserve">Next: Week 17: Precision and </w:t>
-      </w:r>
-      <w:r>
-        <w:rPr>
-          <w:b/>
-        </w:rPr>
-        <w:t>Recall</w:t>
-      </w:r>
-      <w:r>
-        <w:rPr>
-          <w:b w:val="0"/>
-        </w:rPr>
-        <w:t xml:space="preserve">. Retrieve today’s </w:t>
-      </w:r>
-      <w:r>
-        <w:rPr>
-          <w:b/>
-        </w:rPr>
-        <w:t>evidence</w:t>
-      </w:r>
-      <w:r>
-        <w:rPr>
-          <w:b w:val="0"/>
-        </w:rPr>
-        <w:t xml:space="preserve"> and identify what carries forward and what is new.</w:t>
-      </w:r>
-    </w:p>
-    <w:p>
-      <w:pPr>
-        <w:pStyle w:val="Heading3"/>
-      </w:pPr>
-      <w:r>
-        <w:t>Support and fresh reassessment</w:t>
-      </w:r>
-    </w:p>
-    <w:p>
-      <w:pPr>
-        <w:spacing w:line="336" w:lineRule="auto" w:after="180"/>
-      </w:pPr>
-      <w:r>
-        <w:rPr>
-          <w:b w:val="0"/>
-        </w:rPr>
-        <w:t>Use counters and write each fraction with its reference-class total before converting to a percentage. Supply blank denominator boxes rather than answers.</w:t>
-      </w:r>
-    </w:p>
-    <w:p>
-      <w:pPr>
-        <w:spacing w:line="336" w:lineRule="auto" w:after="180"/>
-      </w:pPr>
-      <w:r>
-        <w:rPr>
-          <w:b w:val="0"/>
-        </w:rPr>
-        <w:t xml:space="preserve">Extension: express ordinary </w:t>
-      </w:r>
-      <w:r>
-        <w:rPr>
-          <w:b/>
-        </w:rPr>
-        <w:t>accuracy</w:t>
-      </w:r>
-      <w:r>
-        <w:rPr>
-          <w:b w:val="0"/>
-        </w:rPr>
-        <w:t xml:space="preserve"> as the class-size-weighted average of the two correct fractions; for the candidate use (16/20)(12/16)+(4/20)(4/4)=16/20.</w:t>
-      </w:r>
-    </w:p>
-    <w:p>
-      <w:pPr>
-        <w:spacing w:line="336" w:lineRule="auto" w:after="180"/>
-      </w:pPr>
-      <w:r>
-        <w:rPr>
-          <w:b w:val="0"/>
-        </w:rPr>
-        <w:t>Require W4 baseline ordinary 90 percent and balanced 50 percent; candidate ordinary 80 percent and balanced 2/3 about 66.7 percent, with FP=3,FN=1.</w:t>
-      </w:r>
-    </w:p>
-    <w:p>
-      <w:pPr>
-        <w:spacing w:line="336" w:lineRule="auto" w:after="180"/>
-      </w:pPr>
-      <w:r>
-        <w:rPr>
-          <w:b w:val="0"/>
-        </w:rPr>
-        <w:t xml:space="preserve">Fresh retry: evaluation 12 clear and 4 blocked, baseline [[12,0],[4,0]], candidate [[9,3],[1,3]], </w:t>
-      </w:r>
-      <w:r>
-        <w:rPr>
-          <w:b/>
-        </w:rPr>
-        <w:t>training</w:t>
-      </w:r>
-      <w:r>
-        <w:rPr>
-          <w:b w:val="0"/>
-        </w:rPr>
-        <w:t xml:space="preserve"> majority clear. Baseline ordinary 75 percent, class fractions 100 and 0 percent, balanced 50 percent.</w:t>
-      </w:r>
-    </w:p>
-    <w:p>
-      <w:pPr>
-        <w:spacing w:line="336" w:lineRule="auto" w:after="180"/>
-      </w:pPr>
-      <w:r>
-        <w:rPr>
-          <w:b w:val="0"/>
-        </w:rPr>
-        <w:t>Candidate ordinary 12/16=75 percent, both class fractions 75 percent, balanced 75 percent, FP=3,FN=1. Require both denominators and no automatic-winner claim.</w:t>
-      </w:r>
-    </w:p>
-    <w:p>
-      <w:pPr>
-        <w:spacing w:line="336" w:lineRule="auto" w:after="180"/>
-      </w:pPr>
-      <w:r>
-        <w:rPr>
-          <w:b w:val="0"/>
-        </w:rPr>
-        <w:t xml:space="preserve">Week 15 covers precision </w:t>
-      </w:r>
-      <w:r>
-        <w:rPr>
-          <w:b/>
-        </w:rPr>
-        <w:t>recall</w:t>
-      </w:r>
-      <w:r>
-        <w:rPr>
-          <w:b w:val="0"/>
-        </w:rPr>
-        <w:t xml:space="preserve"> and denominators. Carry forward the matrix and the question answered by each fraction.</w:t>
-      </w:r>
-    </w:p>
-    <w:p>
-      <w:pPr>
-        <w:spacing w:line="336" w:lineRule="auto" w:after="180"/>
-      </w:pPr>
-      <w:r>
-        <w:rPr>
-          <w:b w:val="0"/>
-        </w:rPr>
-        <w:t>Teacher reference: https://scikit-learn.org/stable/modules/generated/sklearn.metrics.balanced_</w:t>
-      </w:r>
-      <w:r>
-        <w:rPr>
-          <w:b/>
-        </w:rPr>
-        <w:t>accuracy</w:t>
-      </w:r>
-      <w:r>
-        <w:rPr>
-          <w:b w:val="0"/>
-        </w:rPr>
-        <w:t xml:space="preserve">_score.html (equal average of class </w:t>
-      </w:r>
-      <w:r>
-        <w:rPr>
-          <w:b/>
-        </w:rPr>
-        <w:t>recall</w:t>
-      </w:r>
-      <w:r>
-        <w:rPr>
-          <w:b w:val="0"/>
-        </w:rPr>
-        <w:t>s; reviewed 2026-09-28).</w:t>
-      </w:r>
-    </w:p>
-    <w:p>
-      <w:pPr>
-        <w:pStyle w:val="Heading3"/>
-      </w:pPr>
-      <w:r>
-        <w:t>Plan the delayed return</w:t>
+      </w:pPr>
+      <w:r>
+        <w:rPr>
+          <w:b w:val="0"/>
+        </w:rPr>
+        <w:t>Selected independent90healthy/10spotted: always-healthy90/100=90%accuracy and0/10spotted recall. Candidate TP7+TN82=89correct/100=89%,spotted recall7/10=70%,FP8,FN3. Do not use the older20-case W4 key to score this task. Decision depends on declared consequences; none are supplied. Fresh retry80negative/20positive,baselinealwaysnegative80%with0%positive recall;candidateTP15,FN5,FP10,TN70 gives85%accuracy,75%positive recall,FP10. Require denominators and a bounded claim.</w:t>
+      </w:r>
+    </w:p>
+    <w:p>
+      <w:pPr>
+        <w:pStyle w:val="Heading2"/>
+      </w:pPr>
+      <w:r>
+        <w:t>Delayed return</w:t>
       </w:r>
     </w:p>
     <w:p>
@@ -6280,71 +6131,224 @@
     </w:p>
     <w:p>
       <w:pPr>
+        <w:pStyle w:val="Heading2"/>
+      </w:pPr>
+      <w:r>
+        <w:t>Bridge and reflection</w:t>
+      </w:r>
+    </w:p>
+    <w:p>
+      <w:pPr>
+        <w:spacing w:line="336" w:lineRule="auto" w:after="180"/>
+      </w:pPr>
+      <w:r>
+        <w:rPr>
+          <w:b w:val="0"/>
+        </w:rPr>
+        <w:t xml:space="preserve">Ask for one decision the learner can now justify and one situation requiring more </w:t>
+      </w:r>
+      <w:r>
+        <w:rPr>
+          <w:b/>
+        </w:rPr>
+        <w:t>evidence</w:t>
+      </w:r>
+      <w:r>
+        <w:rPr>
+          <w:b w:val="0"/>
+        </w:rPr>
+        <w:t xml:space="preserve"> or human review. Confidence ratings are separate from correct independent performance.</w:t>
+      </w:r>
+    </w:p>
+    <w:p>
+      <w:pPr>
+        <w:spacing w:line="336" w:lineRule="auto" w:after="180"/>
+      </w:pPr>
+      <w:r>
+        <w:rPr>
+          <w:b w:val="0"/>
+        </w:rPr>
+        <w:t xml:space="preserve">Next: Week 17: Precision and </w:t>
+      </w:r>
+      <w:r>
+        <w:rPr>
+          <w:b/>
+        </w:rPr>
+        <w:t>Recall</w:t>
+      </w:r>
+      <w:r>
+        <w:rPr>
+          <w:b w:val="0"/>
+        </w:rPr>
+        <w:t xml:space="preserve">. Retrieve today’s </w:t>
+      </w:r>
+      <w:r>
+        <w:rPr>
+          <w:b/>
+        </w:rPr>
+        <w:t>evidence</w:t>
+      </w:r>
+      <w:r>
+        <w:rPr>
+          <w:b w:val="0"/>
+        </w:rPr>
+        <w:t xml:space="preserve"> and identify what carries forward and what is new.</w:t>
+      </w:r>
+    </w:p>
+    <w:p>
+      <w:pPr>
+        <w:spacing w:line="336" w:lineRule="auto" w:after="180"/>
+      </w:pPr>
+      <w:r>
+        <w:rPr>
+          <w:b w:val="0"/>
+        </w:rPr>
+        <w:t xml:space="preserve">Next is Week 17: Precision and </w:t>
+      </w:r>
+      <w:r>
+        <w:rPr>
+          <w:b/>
+        </w:rPr>
+        <w:t>Recall</w:t>
+      </w:r>
+      <w:r>
+        <w:rPr>
+          <w:b w:val="0"/>
+        </w:rPr>
+        <w:t>. Carry forward the full matrix and the question answered by each denominator. Primary reference: https://scikit-learn.org/stable/modules/generated/sklearn.metrics.balanced_</w:t>
+      </w:r>
+      <w:r>
+        <w:rPr>
+          <w:b/>
+        </w:rPr>
+        <w:t>accuracy</w:t>
+      </w:r>
+      <w:r>
+        <w:rPr>
+          <w:b w:val="0"/>
+        </w:rPr>
+        <w:t xml:space="preserve">_score.html (equal average of class </w:t>
+      </w:r>
+      <w:r>
+        <w:rPr>
+          <w:b/>
+        </w:rPr>
+        <w:t>recall</w:t>
+      </w:r>
+      <w:r>
+        <w:rPr>
+          <w:b w:val="0"/>
+        </w:rPr>
+        <w:t>s).</w:t>
+      </w:r>
+    </w:p>
+    <w:p>
+      <w:pPr>
+        <w:pStyle w:val="Heading2"/>
+      </w:pPr>
+      <w:r>
+        <w:t>Earlier wording, alternatives and picture transcripts · reference / check after trying</w:t>
+      </w:r>
+    </w:p>
+    <w:p>
+      <w:pPr>
+        <w:spacing w:line="336" w:lineRule="auto" w:after="180"/>
+      </w:pPr>
+      <w:r>
+        <w:rPr>
+          <w:b w:val="0"/>
+        </w:rPr>
+        <w:t>Connect and extend learning</w:t>
+      </w:r>
+    </w:p>
+    <w:p>
+      <w:pPr>
         <w:pStyle w:val="Heading3"/>
       </w:pPr>
       <w:r>
+        <w:t>Responsible Plant Classifier</w:t>
+      </w:r>
+    </w:p>
+    <w:p>
+      <w:pPr>
+        <w:pStyle w:val="Heading3"/>
+      </w:pPr>
+      <w:r>
+        <w:t>Support and stretch</w:t>
+      </w:r>
+    </w:p>
+    <w:p>
+      <w:pPr>
+        <w:pStyle w:val="Heading3"/>
+      </w:pPr>
+      <w:r>
+        <w:t>Exit reflection</w:t>
+      </w:r>
+    </w:p>
+    <w:p>
+      <w:pPr>
+        <w:pStyle w:val="Heading3"/>
+      </w:pPr>
+      <w:r>
+        <w:t>Bridge to the next week</w:t>
+      </w:r>
+    </w:p>
+    <w:p>
+      <w:pPr>
+        <w:pStyle w:val="Heading3"/>
+      </w:pPr>
+      <w:r>
+        <w:t>Support and fresh reassessment</w:t>
+      </w:r>
+    </w:p>
+    <w:p>
+      <w:pPr>
+        <w:pStyle w:val="Heading3"/>
+      </w:pPr>
+      <w:r>
+        <w:t>Plan the delayed return</w:t>
+      </w:r>
+    </w:p>
+    <w:p>
+      <w:pPr>
+        <w:pStyle w:val="Heading3"/>
+      </w:pPr>
+      <w:r>
         <w:t>Project evidence from this case</w:t>
       </w:r>
     </w:p>
     <w:p>
       <w:pPr>
+        <w:pStyle w:val="Heading1"/>
+      </w:pPr>
+      <w:r>
+        <w:t>Reference bank and extra practice</w:t>
+      </w:r>
+    </w:p>
+    <w:p>
+      <w:pPr>
+        <w:pStyle w:val="Heading1"/>
+      </w:pPr>
+      <w:r>
+        <w:t>07. Reference · Alternative planning checklist</w:t>
+      </w:r>
+    </w:p>
+    <w:p>
+      <w:r>
+        <w:t>Use alongside the main route without repeating the whole cycle.</w:t>
+      </w:r>
+    </w:p>
+    <w:p>
+      <w:pPr>
+        <w:pStyle w:val="Heading2"/>
+      </w:pPr>
+      <w:r>
+        <w:t>Planning and assessment reference</w:t>
+      </w:r>
+    </w:p>
+    <w:p>
+      <w:pPr>
         <w:spacing w:line="336" w:lineRule="auto" w:after="180"/>
-      </w:pPr>
-      <w:r>
-        <w:rPr>
-          <w:b w:val="0"/>
-        </w:rPr>
-        <w:t xml:space="preserve">For your Responsible Plant Classifier, save the </w:t>
-      </w:r>
-      <w:r>
-        <w:rPr>
-          <w:b/>
-        </w:rPr>
-        <w:t>input</w:t>
-      </w:r>
-      <w:r>
-        <w:rPr>
-          <w:b w:val="0"/>
-        </w:rPr>
-        <w:t>, procedure, observed result and limitation of this check.</w:t>
-      </w:r>
-    </w:p>
-    <w:p>
-      <w:pPr>
-        <w:spacing w:line="336" w:lineRule="auto" w:after="180"/>
-      </w:pPr>
-      <w:r>
-        <w:rPr>
-          <w:b w:val="0"/>
-        </w:rPr>
-        <w:t>Label this worked example as practice; use a different, previously unreviewed case when checking independent understanding.</w:t>
-      </w:r>
-    </w:p>
-    <w:p>
-      <w:pPr>
-        <w:pStyle w:val="Heading1"/>
-      </w:pPr>
-      <w:r>
-        <w:t>07. Prepare, teach and assess</w:t>
-      </w:r>
-    </w:p>
-    <w:p>
-      <w:r>
-        <w:t>Use this preparation summary alongside the detailed Accuracy and Imbalance lesson; it is a checklist rather than a replacement for the full sequence.</w:t>
-      </w:r>
-    </w:p>
-    <w:p>
-      <w:pPr>
-        <w:pStyle w:val="Heading3"/>
-      </w:pPr>
-      <w:r>
-        <w:t>Teaching target</w:t>
-      </w:r>
-    </w:p>
-    <w:p>
-      <w:pPr>
-        <w:spacing w:line="336" w:lineRule="auto" w:after="180"/>
-        <w:shd w:fill="EDF7F3"/>
       </w:pPr>
       <w:r>
         <w:rPr>
@@ -6591,16 +6595,7 @@
     </w:p>
     <w:p>
       <w:pPr>
-        <w:pStyle w:val="Heading3"/>
-      </w:pPr>
-      <w:r>
-        <w:t>Supported practice answer</w:t>
-      </w:r>
-    </w:p>
-    <w:p>
-      <w:pPr>
         <w:spacing w:line="336" w:lineRule="auto" w:after="180"/>
-        <w:shd w:fill="F1F6FC"/>
       </w:pPr>
       <w:r>
         <w:rPr>
@@ -6636,7 +6631,6 @@
     <w:p>
       <w:pPr>
         <w:spacing w:line="336" w:lineRule="auto" w:after="180"/>
-        <w:shd w:fill="F1F6FC"/>
       </w:pPr>
       <w:r>
         <w:rPr>
@@ -6729,16 +6723,7 @@
     </w:p>
     <w:p>
       <w:pPr>
-        <w:pStyle w:val="Heading3"/>
-      </w:pPr>
-      <w:r>
-        <w:t>Repair the misconception</w:t>
-      </w:r>
-    </w:p>
-    <w:p>
-      <w:pPr>
         <w:spacing w:line="336" w:lineRule="auto" w:after="180"/>
-        <w:shd w:fill="FFF5E6"/>
       </w:pPr>
       <w:r>
         <w:rPr>
@@ -6749,16 +6734,7 @@
     </w:p>
     <w:p>
       <w:pPr>
-        <w:pStyle w:val="Heading3"/>
-      </w:pPr>
-      <w:r>
-        <w:t>Support without giving away the answer</w:t>
-      </w:r>
-    </w:p>
-    <w:p>
-      <w:pPr>
         <w:spacing w:line="336" w:lineRule="auto" w:after="180"/>
-        <w:shd w:fill="F1F6F8"/>
       </w:pPr>
       <w:r>
         <w:rPr>
@@ -6781,16 +6757,7 @@
     </w:p>
     <w:p>
       <w:pPr>
-        <w:pStyle w:val="Heading3"/>
-      </w:pPr>
-      <w:r>
-        <w:t>Extend the reasoning</w:t>
-      </w:r>
-    </w:p>
-    <w:p>
-      <w:pPr>
         <w:spacing w:line="336" w:lineRule="auto" w:after="180"/>
-        <w:shd w:fill="F5F1FB"/>
       </w:pPr>
       <w:r>
         <w:rPr>
@@ -6814,7 +6781,6 @@
     <w:p>
       <w:pPr>
         <w:spacing w:line="336" w:lineRule="auto" w:after="180"/>
-        <w:shd w:fill="F5F1FB"/>
       </w:pPr>
       <w:r>
         <w:rPr>
@@ -6849,16 +6815,7 @@
     </w:p>
     <w:p>
       <w:pPr>
-        <w:pStyle w:val="Heading3"/>
-      </w:pPr>
-      <w:r>
-        <w:t>Protect the independent attempt</w:t>
-      </w:r>
-    </w:p>
-    <w:p>
-      <w:pPr>
         <w:spacing w:line="336" w:lineRule="auto" w:after="180"/>
-        <w:shd w:fill="FFF5E6"/>
       </w:pPr>
       <w:r>
         <w:rPr>
@@ -7053,16 +7010,7 @@
     </w:tbl>
     <w:p>
       <w:pPr>
-        <w:pStyle w:val="Heading3"/>
-      </w:pPr>
-      <w:r>
-        <w:t>Project checkpoint</w:t>
-      </w:r>
-    </w:p>
-    <w:p>
-      <w:pPr>
         <w:spacing w:line="336" w:lineRule="auto" w:after="180"/>
-        <w:shd w:fill="EDF7F3"/>
       </w:pPr>
       <w:r>
         <w:rPr>
@@ -7099,12 +7047,20 @@
         <w:pStyle w:val="Heading1"/>
       </w:pPr>
       <w:r>
-        <w:t>08. Use feedback, labs and repair paths</w:t>
-      </w:r>
-    </w:p>
-    <w:p>
-      <w:r>
-        <w:t>Use feedback, earlier review and portfolios purposefully. Apply the coding routine only when this lesson has an executable lab.</w:t>
+        <w:t>08. Reference · Feedback and evidence records</w:t>
+      </w:r>
+    </w:p>
+    <w:p>
+      <w:r>
+        <w:t>Keep supported rehearsal separate from independent performance.</w:t>
+      </w:r>
+    </w:p>
+    <w:p>
+      <w:pPr>
+        <w:pStyle w:val="Heading2"/>
+      </w:pPr>
+      <w:r>
+        <w:t>Record and repair</w:t>
       </w:r>
     </w:p>
     <w:p>
@@ -7149,6 +7105,48 @@
         <w:rPr>
           <w:b w:val="0"/>
         </w:rPr>
+        <w:t>Use the earlier worked-explanation links to address a specific missing building block, then return to the current question. Adapt this suggestion after observing the learner; it is not an automatic diagnosis.</w:t>
+      </w:r>
+    </w:p>
+    <w:p>
+      <w:pPr>
+        <w:spacing w:line="336" w:lineRule="auto" w:after="180"/>
+      </w:pPr>
+      <w:r>
+        <w:rPr>
+          <w:b w:val="0"/>
+        </w:rPr>
+        <w:t xml:space="preserve">Collect the completed-work portfolio as </w:t>
+      </w:r>
+      <w:r>
+        <w:rPr>
+          <w:b/>
+        </w:rPr>
+        <w:t>evidence</w:t>
+      </w:r>
+      <w:r>
+        <w:rPr>
+          <w:b w:val="0"/>
+        </w:rPr>
+        <w:t>. Record support separately from correctness, and assess explanation, trace/test and limitations. Progress ticks and quiz selections alone do not establish mastery.</w:t>
+      </w:r>
+    </w:p>
+    <w:p>
+      <w:pPr>
+        <w:pStyle w:val="Heading2"/>
+      </w:pPr>
+      <w:r>
+        <w:t>Earlier wording, alternatives and picture transcripts · reference / check after trying</w:t>
+      </w:r>
+    </w:p>
+    <w:p>
+      <w:pPr>
+        <w:spacing w:line="336" w:lineRule="auto" w:after="180"/>
+      </w:pPr>
+      <w:r>
+        <w:rPr>
+          <w:b w:val="0"/>
+        </w:rPr>
         <w:t xml:space="preserve">Ask students to predict before running code. Preserve errors and actual </w:t>
       </w:r>
       <w:r>
@@ -7166,77 +7164,20 @@
     </w:p>
     <w:p>
       <w:pPr>
-        <w:spacing w:line="336" w:lineRule="auto" w:after="180"/>
-      </w:pPr>
-      <w:r>
-        <w:rPr>
-          <w:b w:val="0"/>
-        </w:rPr>
-        <w:t>Use the earlier worked-explanation links to address a specific missing building block, then return to the current question. Adapt this suggestion after observing the learner; it is not an automatic diagnosis.</w:t>
-      </w:r>
-    </w:p>
-    <w:p>
-      <w:pPr>
-        <w:spacing w:line="336" w:lineRule="auto" w:after="180"/>
-      </w:pPr>
-      <w:r>
-        <w:rPr>
-          <w:b w:val="0"/>
-        </w:rPr>
-        <w:t xml:space="preserve">Collect the completed-work portfolio as </w:t>
-      </w:r>
-      <w:r>
-        <w:rPr>
-          <w:b/>
-        </w:rPr>
-        <w:t>evidence</w:t>
-      </w:r>
-      <w:r>
-        <w:rPr>
-          <w:b w:val="0"/>
-        </w:rPr>
-        <w:t>. Record support separately from correctness, and assess explanation, trace/test and limitations. Progress ticks and quiz selections alone do not establish mastery.</w:t>
-      </w:r>
-    </w:p>
-    <w:p>
-      <w:pPr>
         <w:pStyle w:val="Heading1"/>
       </w:pPr>
       <w:r>
-        <w:t>09. Visual concept journey</w:t>
-      </w:r>
-    </w:p>
-    <w:p>
-      <w:r>
-        <w:t>Show one Accuracy and Imbalance graphic at a time, request a prediction and discuss its trace before the independent assessment.</w:t>
-      </w:r>
-    </w:p>
-    <w:p>
-      <w:pPr>
-        <w:spacing w:line="336" w:lineRule="auto" w:after="180"/>
-      </w:pPr>
-      <w:r>
-        <w:rPr>
-          <w:b w:val="0"/>
-        </w:rPr>
-        <w:t xml:space="preserve">Use one picture at a time. Hide a worked result before asking for a </w:t>
-      </w:r>
-      <w:r>
-        <w:rPr>
-          <w:b/>
-        </w:rPr>
-        <w:t>prediction</w:t>
-      </w:r>
-      <w:r>
-        <w:rPr>
-          <w:b w:val="0"/>
-        </w:rPr>
-        <w:t>, then reveal it for feedback. These are supported teaching cases; retain the separate independent assessment for a fresh first attempt.</w:t>
-      </w:r>
-    </w:p>
-    <w:p>
-      <w:pPr>
-        <w:pStyle w:val="Heading3"/>
+        <w:t>09. Reference · Teach with the six pictures</w:t>
+      </w:r>
+    </w:p>
+    <w:p>
+      <w:r>
+        <w:t>Choose one picture for a specific reasoning move.</w:t>
+      </w:r>
+    </w:p>
+    <w:p>
+      <w:pPr>
+        <w:pStyle w:val="Heading2"/>
       </w:pPr>
       <w:r>
         <w:t>01. Accuracy and Imbalance: the case</w:t>
@@ -7247,7 +7188,7 @@
         <w:drawing>
           <wp:inline xmlns:a="http://schemas.openxmlformats.org/drawingml/2006/main" xmlns:pic="http://schemas.openxmlformats.org/drawingml/2006/picture">
             <wp:extent cx="5486400" cy="2990088"/>
-            <wp:docPr id="3" name="Picture 3" descr="Show how a common healthy class can hide complete failure to detect spotted leaves. Supplied facts: Toy evaluation has 18 healthy and 2 spotted leaves. Always-healthy predicts all healthy. A candidate hasTP2, FN 0, FP 3, TN 15. All inputs and outcomes in this worked example are invented classroom data; no real model run is claimed."/>
+            <wp:docPr id="4" name="Picture 4" descr="Show how a common healthy class can hide complete failure to detect spotted leaves. Supplied facts: Toy evaluation has 18 healthy and 2 spotted leaves. Always-healthy predicts all healthy. A candidate hasTP2, FN 0, FP 3, TN 15. All inputs and outcomes in this worked example are invented classroom data; no real model run is claimed."/>
             <wp:cNvGraphicFramePr>
               <a:graphicFrameLocks noChangeAspect="1"/>
             </wp:cNvGraphicFramePr>
@@ -7259,7 +7200,7 @@
                     <pic:cNvPicPr/>
                   </pic:nvPicPr>
                   <pic:blipFill>
-                    <a:blip r:embed="rId11"/>
+                    <a:blip r:embed="rId12"/>
                     <a:stretch>
                       <a:fillRect/>
                     </a:stretch>
@@ -7315,7 +7256,6 @@
     <w:p>
       <w:pPr>
         <w:spacing w:line="336" w:lineRule="auto" w:after="180"/>
-        <w:shd w:fill="F5F1FB"/>
       </w:pPr>
       <w:r>
         <w:rPr>
@@ -7326,16 +7266,7 @@
     </w:p>
     <w:p>
       <w:pPr>
-        <w:pStyle w:val="Heading3"/>
-      </w:pPr>
-      <w:r>
-        <w:t>Discuss while showing the picture</w:t>
-      </w:r>
-    </w:p>
-    <w:p>
-      <w:pPr>
         <w:spacing w:line="336" w:lineRule="auto" w:after="180"/>
-        <w:shd w:fill="F1F6F8"/>
       </w:pPr>
       <w:r>
         <w:rPr>
@@ -7346,7 +7277,7 @@
     </w:p>
     <w:p>
       <w:pPr>
-        <w:pStyle w:val="Heading3"/>
+        <w:pStyle w:val="Heading2"/>
       </w:pPr>
       <w:r>
         <w:t>02. Follow the deciding steps</w:t>
@@ -7357,7 +7288,7 @@
         <w:drawing>
           <wp:inline xmlns:a="http://schemas.openxmlformats.org/drawingml/2006/main" xmlns:pic="http://schemas.openxmlformats.org/drawingml/2006/picture">
             <wp:extent cx="5486400" cy="3337560"/>
-            <wp:docPr id="4" name="Picture 4" descr="Score trivial baseline: Always healthy is 18/20=90% accurate but detects0/2 spotted leaves. → Score candidate: Candidate accuracy is 17/20=85%; spotted recall is 2/2=100%. → Compare consequences: Candidate catches both spotted leaves while producing three false alarms; choose with stated costs and review needs."/>
+            <wp:docPr id="5" name="Picture 5" descr="Score trivial baseline: Always healthy is 18/20=90% accurate but detects0/2 spotted leaves. → Score candidate: Candidate accuracy is 17/20=85%; spotted recall is 2/2=100%. → Compare consequences: Candidate catches both spotted leaves while producing three false alarms; choose with stated costs and review needs."/>
             <wp:cNvGraphicFramePr>
               <a:graphicFrameLocks noChangeAspect="1"/>
             </wp:cNvGraphicFramePr>
@@ -7369,7 +7300,7 @@
                     <pic:cNvPicPr/>
                   </pic:nvPicPr>
                   <pic:blipFill>
-                    <a:blip r:embed="rId12"/>
+                    <a:blip r:embed="rId10"/>
                     <a:stretch>
                       <a:fillRect/>
                     </a:stretch>
@@ -7426,7 +7357,6 @@
     <w:p>
       <w:pPr>
         <w:spacing w:line="336" w:lineRule="auto" w:after="180"/>
-        <w:shd w:fill="F5F1FB"/>
       </w:pPr>
       <w:r>
         <w:rPr>
@@ -7449,16 +7379,7 @@
     </w:p>
     <w:p>
       <w:pPr>
-        <w:pStyle w:val="Heading3"/>
-      </w:pPr>
-      <w:r>
-        <w:t>Discuss while showing the picture</w:t>
-      </w:r>
-    </w:p>
-    <w:p>
-      <w:pPr>
         <w:spacing w:line="336" w:lineRule="auto" w:after="180"/>
-        <w:shd w:fill="F1F6F8"/>
       </w:pPr>
       <w:r>
         <w:rPr>
@@ -7481,7 +7402,7 @@
     </w:p>
     <w:p>
       <w:pPr>
-        <w:pStyle w:val="Heading3"/>
+        <w:pStyle w:val="Heading2"/>
       </w:pPr>
       <w:r>
         <w:t>03. Candidate decisions</w:t>
@@ -7492,7 +7413,7 @@
         <w:drawing>
           <wp:inline xmlns:a="http://schemas.openxmlformats.org/drawingml/2006/main" xmlns:pic="http://schemas.openxmlformats.org/drawingml/2006/picture">
             <wp:extent cx="5486400" cy="3096768"/>
-            <wp:docPr id="5" name="Picture 5" descr="Candidate decisions. actual spotted: predicted spotted = 2, predicted healthy = 0. actual healthy: predicted spotted = 3, predicted healthy = 15."/>
+            <wp:docPr id="6" name="Picture 6" descr="Candidate decisions. actual spotted: predicted spotted = 2, predicted healthy = 0. actual healthy: predicted spotted = 3, predicted healthy = 15."/>
             <wp:cNvGraphicFramePr>
               <a:graphicFrameLocks noChangeAspect="1"/>
             </wp:cNvGraphicFramePr>
@@ -7537,7 +7458,6 @@
     <w:p>
       <w:pPr>
         <w:spacing w:line="336" w:lineRule="auto" w:after="180"/>
-        <w:shd w:fill="F5F1FB"/>
       </w:pPr>
       <w:r>
         <w:rPr>
@@ -7548,16 +7468,7 @@
     </w:p>
     <w:p>
       <w:pPr>
-        <w:pStyle w:val="Heading3"/>
-      </w:pPr>
-      <w:r>
-        <w:t>Discuss while showing the picture</w:t>
-      </w:r>
-    </w:p>
-    <w:p>
-      <w:pPr>
         <w:spacing w:line="336" w:lineRule="auto" w:after="180"/>
-        <w:shd w:fill="F1F6F8"/>
       </w:pPr>
       <w:r>
         <w:rPr>
@@ -7569,7 +7480,6 @@
     <w:p>
       <w:pPr>
         <w:spacing w:line="336" w:lineRule="auto" w:after="180"/>
-        <w:shd w:fill="F1F6F8"/>
       </w:pPr>
       <w:r>
         <w:rPr>
@@ -7580,7 +7490,7 @@
     </w:p>
     <w:p>
       <w:pPr>
-        <w:pStyle w:val="Heading3"/>
+        <w:pStyle w:val="Heading2"/>
       </w:pPr>
       <w:r>
         <w:t>04. Change one thing. Trace what follows.</w:t>
@@ -7591,7 +7501,7 @@
         <w:drawing>
           <wp:inline xmlns:a="http://schemas.openxmlformats.org/drawingml/2006/main" xmlns:pic="http://schemas.openxmlformats.org/drawingml/2006/picture">
             <wp:extent cx="5486400" cy="3041904"/>
-            <wp:docPr id="6" name="Picture 6" descr="Original case: Candidate catches both spotted leaves while producing three false alarms; choose with stated costs and review needs. Changed condition: The candidate’s three false alarms are corrected without changing its detections. Expected result: Candidate accuracy becomes20/20 with spotted recall still100% in this toy set. Reason: False alarms move from FP to TN; neither TP nor FN changes."/>
+            <wp:docPr id="7" name="Picture 7" descr="Original case: Candidate catches both spotted leaves while producing three false alarms; choose with stated costs and review needs. Changed condition: The candidate’s three false alarms are corrected without changing its detections. Expected result: Candidate accuracy becomes20/20 with spotted recall still100% in this toy set. Reason: False alarms move from FP to TN; neither TP nor FN changes."/>
             <wp:cNvGraphicFramePr>
               <a:graphicFrameLocks noChangeAspect="1"/>
             </wp:cNvGraphicFramePr>
@@ -7682,7 +7592,6 @@
     <w:p>
       <w:pPr>
         <w:spacing w:line="336" w:lineRule="auto" w:after="180"/>
-        <w:shd w:fill="F5F1FB"/>
       </w:pPr>
       <w:r>
         <w:rPr>
@@ -7693,16 +7602,7 @@
     </w:p>
     <w:p>
       <w:pPr>
-        <w:pStyle w:val="Heading3"/>
-      </w:pPr>
-      <w:r>
-        <w:t>Discuss while showing the picture</w:t>
-      </w:r>
-    </w:p>
-    <w:p>
-      <w:pPr>
         <w:spacing w:line="336" w:lineRule="auto" w:after="180"/>
-        <w:shd w:fill="F1F6F8"/>
       </w:pPr>
       <w:r>
         <w:rPr>
@@ -7714,7 +7614,6 @@
     <w:p>
       <w:pPr>
         <w:spacing w:line="336" w:lineRule="auto" w:after="180"/>
-        <w:shd w:fill="F1F6F8"/>
       </w:pPr>
       <w:r>
         <w:rPr>
@@ -7725,7 +7624,7 @@
     </w:p>
     <w:p>
       <w:pPr>
-        <w:pStyle w:val="Heading3"/>
+        <w:pStyle w:val="Heading2"/>
       </w:pPr>
       <w:r>
         <w:t>05. Connect the explanation to its limit</w:t>
@@ -7736,7 +7635,7 @@
         <w:drawing>
           <wp:inline xmlns:a="http://schemas.openxmlformats.org/drawingml/2006/main" xmlns:pic="http://schemas.openxmlformats.org/drawingml/2006/picture">
             <wp:extent cx="5486400" cy="2834640"/>
-            <wp:docPr id="7" name="Picture 7" descr="Read the picture in order. Candidate catches both spotted leaves while producing three false alarms; choose with stated costs and review needs. The arrows show which recorded input or intermediate result each decision uses. Explain the deciding step aloud before checking the changed case; pointing to the final answer alone does not show how it follows. Limit: Perfect performance on twenty supplied cases does not demonstrate dependable detection in other plants or settings."/>
+            <wp:docPr id="8" name="Picture 8" descr="Read the picture in order. Candidate catches both spotted leaves while producing three false alarms; choose with stated costs and review needs. The arrows show which recorded input or intermediate result each decision uses. Explain the deciding step aloud before checking the changed case; pointing to the final answer alone does not show how it follows. Limit: Perfect performance on twenty supplied cases does not demonstrate dependable detection in other plants or settings."/>
             <wp:cNvGraphicFramePr>
               <a:graphicFrameLocks noChangeAspect="1"/>
             </wp:cNvGraphicFramePr>
@@ -7815,7 +7714,6 @@
     <w:p>
       <w:pPr>
         <w:spacing w:line="336" w:lineRule="auto" w:after="180"/>
-        <w:shd w:fill="F5F1FB"/>
       </w:pPr>
       <w:r>
         <w:rPr>
@@ -7826,16 +7724,7 @@
     </w:p>
     <w:p>
       <w:pPr>
-        <w:pStyle w:val="Heading3"/>
-      </w:pPr>
-      <w:r>
-        <w:t>Discuss while showing the picture</w:t>
-      </w:r>
-    </w:p>
-    <w:p>
-      <w:pPr>
         <w:spacing w:line="336" w:lineRule="auto" w:after="180"/>
-        <w:shd w:fill="F1F6F8"/>
       </w:pPr>
       <w:r>
         <w:rPr>
@@ -7847,7 +7736,6 @@
     <w:p>
       <w:pPr>
         <w:spacing w:line="336" w:lineRule="auto" w:after="180"/>
-        <w:shd w:fill="F1F6F8"/>
       </w:pPr>
       <w:r>
         <w:rPr>
@@ -7858,7 +7746,7 @@
     </w:p>
     <w:p>
       <w:pPr>
-        <w:pStyle w:val="Heading3"/>
+        <w:pStyle w:val="Heading2"/>
       </w:pPr>
       <w:r>
         <w:t>06. Make the idea visible in your project</w:t>
@@ -7869,7 +7757,7 @@
         <w:drawing>
           <wp:inline xmlns:a="http://schemas.openxmlformats.org/drawingml/2006/main" xmlns:pic="http://schemas.openxmlformats.org/drawingml/2006/picture">
             <wp:extent cx="5486400" cy="3681984"/>
-            <wp:docPr id="8" name="Picture 8" descr="For your Responsible Plant Classifier, save the input, procedure, observed result and limitation of this check. Label this worked example as practice; use a different, previously unreviewed case when checking independent understanding. Draw your input, deciding step, result and limit. Supported question: Why can the 90% baseline still be unsuitable for a detection task? Point to the relevant step in the picture, then write the changed result and the rule or evidence that supports it."/>
+            <wp:docPr id="9" name="Picture 9" descr="For your Responsible Plant Classifier, save the input, procedure, observed result and limitation of this check. Label this worked example as practice; use a different, previously unreviewed case when checking independent understanding. Draw your input, deciding step, result and limit. Supported question: Why can the 90% baseline still be unsuitable for a detection task? Point to the relevant step in the picture, then write the changed result and the rule or evidence that supports it."/>
             <wp:cNvGraphicFramePr>
               <a:graphicFrameLocks noChangeAspect="1"/>
             </wp:cNvGraphicFramePr>
@@ -7972,7 +7860,6 @@
     <w:p>
       <w:pPr>
         <w:spacing w:line="336" w:lineRule="auto" w:after="180"/>
-        <w:shd w:fill="F5F1FB"/>
       </w:pPr>
       <w:r>
         <w:rPr>
@@ -7995,94 +7882,162 @@
     </w:p>
     <w:p>
       <w:pPr>
+        <w:spacing w:line="336" w:lineRule="auto" w:after="180"/>
+      </w:pPr>
+      <w:r>
+        <w:rPr>
+          <w:b w:val="0"/>
+        </w:rPr>
+        <w:t xml:space="preserve">Teacher prompt: Draw your project trace and justify the deciding step using </w:t>
+      </w:r>
+      <w:r>
+        <w:rPr>
+          <w:b/>
+        </w:rPr>
+        <w:t>evidence</w:t>
+      </w:r>
+      <w:r>
+        <w:rPr>
+          <w:b w:val="0"/>
+        </w:rPr>
+        <w:t>. Ask learners to describe one label or arrow in ordinary words. Use the adjacent transcript if the image is difficult to see.</w:t>
+      </w:r>
+    </w:p>
+    <w:p>
+      <w:pPr>
+        <w:spacing w:line="336" w:lineRule="auto" w:after="180"/>
+      </w:pPr>
+      <w:r>
+        <w:rPr>
+          <w:b w:val="0"/>
+        </w:rPr>
+        <w:t xml:space="preserve">Supported practice key: It misses every spotted leaf. </w:t>
+      </w:r>
+      <w:r>
+        <w:rPr>
+          <w:b/>
+        </w:rPr>
+        <w:t>Accuracy</w:t>
+      </w:r>
+      <w:r>
+        <w:rPr>
+          <w:b w:val="0"/>
+        </w:rPr>
+        <w:t xml:space="preserve"> is dominated by18 healthy cases; report class-specific errors and the intended-use consequences.</w:t>
+      </w:r>
+    </w:p>
+    <w:p>
+      <w:pPr>
+        <w:spacing w:line="336" w:lineRule="auto" w:after="180"/>
+      </w:pPr>
+      <w:r>
+        <w:rPr>
+          <w:b w:val="0"/>
+        </w:rPr>
+        <w:t xml:space="preserve">Changed-case check: Candidate </w:t>
+      </w:r>
+      <w:r>
+        <w:rPr>
+          <w:b/>
+        </w:rPr>
+        <w:t>accuracy</w:t>
+      </w:r>
+      <w:r>
+        <w:rPr>
+          <w:b w:val="0"/>
+        </w:rPr>
+        <w:t xml:space="preserve"> becomes20/20 with spotted </w:t>
+      </w:r>
+      <w:r>
+        <w:rPr>
+          <w:b/>
+        </w:rPr>
+        <w:t>recall</w:t>
+      </w:r>
+      <w:r>
+        <w:rPr>
+          <w:b w:val="0"/>
+        </w:rPr>
+        <w:t xml:space="preserve"> still100% in this toy set. False alarms move from FP to TN; neither TP nor FN changes.</w:t>
+      </w:r>
+    </w:p>
+    <w:p>
+      <w:pPr>
+        <w:pStyle w:val="Heading2"/>
+      </w:pPr>
+      <w:r>
+        <w:t>Earlier wording, alternatives and picture transcripts · reference / check after trying</w:t>
+      </w:r>
+    </w:p>
+    <w:p>
+      <w:pPr>
+        <w:spacing w:line="336" w:lineRule="auto" w:after="180"/>
+      </w:pPr>
+      <w:r>
+        <w:rPr>
+          <w:b w:val="0"/>
+        </w:rPr>
+        <w:t xml:space="preserve">Use one picture at a time. Hide a worked result before asking for a </w:t>
+      </w:r>
+      <w:r>
+        <w:rPr>
+          <w:b/>
+        </w:rPr>
+        <w:t>prediction</w:t>
+      </w:r>
+      <w:r>
+        <w:rPr>
+          <w:b w:val="0"/>
+        </w:rPr>
+        <w:t>, then reveal it for feedback. These are supported teaching cases; retain the separate independent assessment for a fresh first attempt.</w:t>
+      </w:r>
+    </w:p>
+    <w:p>
+      <w:pPr>
         <w:pStyle w:val="Heading3"/>
       </w:pPr>
       <w:r>
-        <w:t>Discuss while showing the picture</w:t>
-      </w:r>
-    </w:p>
-    <w:p>
-      <w:pPr>
-        <w:spacing w:line="336" w:lineRule="auto" w:after="180"/>
-        <w:shd w:fill="F1F6F8"/>
-      </w:pPr>
-      <w:r>
-        <w:rPr>
-          <w:b w:val="0"/>
-        </w:rPr>
-        <w:t xml:space="preserve">Teacher prompt: Draw your project trace and justify the deciding step using </w:t>
-      </w:r>
-      <w:r>
-        <w:rPr>
-          <w:b/>
-        </w:rPr>
-        <w:t>evidence</w:t>
-      </w:r>
-      <w:r>
-        <w:rPr>
-          <w:b w:val="0"/>
-        </w:rPr>
-        <w:t>. Ask learners to describe one label or arrow in ordinary words. Use the adjacent transcript if the image is difficult to see.</w:t>
-      </w:r>
-    </w:p>
-    <w:p>
-      <w:pPr>
-        <w:spacing w:line="336" w:lineRule="auto" w:after="180"/>
-        <w:shd w:fill="F1F6F8"/>
-      </w:pPr>
-      <w:r>
-        <w:rPr>
-          <w:b w:val="0"/>
-        </w:rPr>
-        <w:t xml:space="preserve">Supported practice key: It misses every spotted leaf. </w:t>
-      </w:r>
-      <w:r>
-        <w:rPr>
-          <w:b/>
-        </w:rPr>
-        <w:t>Accuracy</w:t>
-      </w:r>
-      <w:r>
-        <w:rPr>
-          <w:b w:val="0"/>
-        </w:rPr>
-        <w:t xml:space="preserve"> is dominated by18 healthy cases; report class-specific errors and the intended-use consequences.</w:t>
-      </w:r>
-    </w:p>
-    <w:p>
-      <w:pPr>
-        <w:spacing w:line="336" w:lineRule="auto" w:after="180"/>
-        <w:shd w:fill="F1F6F8"/>
-      </w:pPr>
-      <w:r>
-        <w:rPr>
-          <w:b w:val="0"/>
-        </w:rPr>
-        <w:t xml:space="preserve">Changed-case check: Candidate </w:t>
-      </w:r>
-      <w:r>
-        <w:rPr>
-          <w:b/>
-        </w:rPr>
-        <w:t>accuracy</w:t>
-      </w:r>
-      <w:r>
-        <w:rPr>
-          <w:b w:val="0"/>
-        </w:rPr>
-        <w:t xml:space="preserve"> becomes20/20 with spotted </w:t>
-      </w:r>
-      <w:r>
-        <w:rPr>
-          <w:b/>
-        </w:rPr>
-        <w:t>recall</w:t>
-      </w:r>
-      <w:r>
-        <w:rPr>
-          <w:b w:val="0"/>
-        </w:rPr>
-        <w:t xml:space="preserve"> still100% in this toy set. False alarms move from FP to TN; neither TP nor FN changes.</w:t>
+        <w:t>01. Accuracy and Imbalance: the case</w:t>
+      </w:r>
+    </w:p>
+    <w:p>
+      <w:pPr>
+        <w:pStyle w:val="Heading3"/>
+      </w:pPr>
+      <w:r>
+        <w:t>02. Follow the deciding steps</w:t>
+      </w:r>
+    </w:p>
+    <w:p>
+      <w:pPr>
+        <w:pStyle w:val="Heading3"/>
+      </w:pPr>
+      <w:r>
+        <w:t>03. Candidate decisions</w:t>
+      </w:r>
+    </w:p>
+    <w:p>
+      <w:pPr>
+        <w:pStyle w:val="Heading3"/>
+      </w:pPr>
+      <w:r>
+        <w:t>04. Change one thing. Trace what follows.</w:t>
+      </w:r>
+    </w:p>
+    <w:p>
+      <w:pPr>
+        <w:pStyle w:val="Heading3"/>
+      </w:pPr>
+      <w:r>
+        <w:t>05. Connect the explanation to its limit</w:t>
+      </w:r>
+    </w:p>
+    <w:p>
+      <w:pPr>
+        <w:pStyle w:val="Heading3"/>
+      </w:pPr>
+      <w:r>
+        <w:t>06. Make the idea visible in your project</w:t>
       </w:r>
     </w:p>
     <w:sectPr>
